--- a/checklists/2.docx
+++ b/checklists/2.docx
@@ -1,6 +1,6 @@
 
 <file path=word/document.xml><?xml version="1.0" encoding="utf-8"?>
-<w:document xmlns:wpc="http://schemas.microsoft.com/office/word/2010/wordprocessingCanvas" xmlns:cx="http://schemas.microsoft.com/office/drawing/2014/chartex" xmlns:cx1="http://schemas.microsoft.com/office/drawing/2015/9/8/chartex" xmlns:cx2="http://schemas.microsoft.com/office/drawing/2015/10/21/chartex" xmlns:cx3="http://schemas.microsoft.com/office/drawing/2016/5/9/chartex" xmlns:cx4="http://schemas.microsoft.com/office/drawing/2016/5/10/chartex" xmlns:cx5="http://schemas.microsoft.com/office/drawing/2016/5/11/chartex" xmlns:cx6="http://schemas.microsoft.com/office/drawing/2016/5/12/chartex" xmlns:cx7="http://schemas.microsoft.com/office/drawing/2016/5/13/chartex" xmlns:cx8="http://schemas.microsoft.com/office/drawing/2016/5/14/chartex" xmlns:mc="http://schemas.openxmlformats.org/markup-compatibility/2006" xmlns:aink="http://schemas.microsoft.com/office/drawing/2016/ink" xmlns:am3d="http://schemas.microsoft.com/office/drawing/2017/model3d" xmlns:o="urn:schemas-microsoft-com:office:office" xmlns:r="http://schemas.openxmlformats.org/officeDocument/2006/relationships" xmlns:m="http://schemas.openxmlformats.org/officeDocument/2006/math" xmlns:v="urn:schemas-microsoft-com:vml" xmlns:wp14="http://schemas.microsoft.com/office/word/2010/wordprocessingDrawing" xmlns:wp="http://schemas.openxmlformats.org/drawingml/2006/wordprocessingDrawing" xmlns:w10="urn:schemas-microsoft-com:office:word" xmlns:w="http://schemas.openxmlformats.org/wordprocessingml/2006/main" xmlns:w14="http://schemas.microsoft.com/office/word/2010/wordml" xmlns:w15="http://schemas.microsoft.com/office/word/2012/wordml" xmlns:w16cex="http://schemas.microsoft.com/office/word/2018/wordml/cex" xmlns:w16cid="http://schemas.microsoft.com/office/word/2016/wordml/cid" xmlns:w16="http://schemas.microsoft.com/office/word/2018/wordml" xmlns:w16sdtdh="http://schemas.microsoft.com/office/word/2020/wordml/sdtdatahash" xmlns:w16se="http://schemas.microsoft.com/office/word/2015/wordml/symex" xmlns:wpg="http://schemas.microsoft.com/office/word/2010/wordprocessingGroup" xmlns:wpi="http://schemas.microsoft.com/office/word/2010/wordprocessingInk" xmlns:wne="http://schemas.microsoft.com/office/word/2006/wordml" xmlns:wps="http://schemas.microsoft.com/office/word/2010/wordprocessingShape" mc:Ignorable="w14 w15 w16se w16cid w16 w16cex w16sdtdh wp14">
+<w:document xmlns:wpc="http://schemas.microsoft.com/office/word/2010/wordprocessingCanvas" xmlns:cx="http://schemas.microsoft.com/office/drawing/2014/chartex" xmlns:cx1="http://schemas.microsoft.com/office/drawing/2015/9/8/chartex" xmlns:cx2="http://schemas.microsoft.com/office/drawing/2015/10/21/chartex" xmlns:cx3="http://schemas.microsoft.com/office/drawing/2016/5/9/chartex" xmlns:cx4="http://schemas.microsoft.com/office/drawing/2016/5/10/chartex" xmlns:cx5="http://schemas.microsoft.com/office/drawing/2016/5/11/chartex" xmlns:cx6="http://schemas.microsoft.com/office/drawing/2016/5/12/chartex" xmlns:cx7="http://schemas.microsoft.com/office/drawing/2016/5/13/chartex" xmlns:cx8="http://schemas.microsoft.com/office/drawing/2016/5/14/chartex" xmlns:mc="http://schemas.openxmlformats.org/markup-compatibility/2006" xmlns:aink="http://schemas.microsoft.com/office/drawing/2016/ink" xmlns:am3d="http://schemas.microsoft.com/office/drawing/2017/model3d" xmlns:o="urn:schemas-microsoft-com:office:office" xmlns:oel="http://schemas.microsoft.com/office/2019/extlst" xmlns:r="http://schemas.openxmlformats.org/officeDocument/2006/relationships" xmlns:m="http://schemas.openxmlformats.org/officeDocument/2006/math" xmlns:v="urn:schemas-microsoft-com:vml" xmlns:wp14="http://schemas.microsoft.com/office/word/2010/wordprocessingDrawing" xmlns:wp="http://schemas.openxmlformats.org/drawingml/2006/wordprocessingDrawing" xmlns:w10="urn:schemas-microsoft-com:office:word" xmlns:w="http://schemas.openxmlformats.org/wordprocessingml/2006/main" xmlns:w14="http://schemas.microsoft.com/office/word/2010/wordml" xmlns:w15="http://schemas.microsoft.com/office/word/2012/wordml" xmlns:w16cex="http://schemas.microsoft.com/office/word/2018/wordml/cex" xmlns:w16cid="http://schemas.microsoft.com/office/word/2016/wordml/cid" xmlns:w16="http://schemas.microsoft.com/office/word/2018/wordml" xmlns:w16du="http://schemas.microsoft.com/office/word/2023/wordml/word16du" xmlns:w16sdtdh="http://schemas.microsoft.com/office/word/2020/wordml/sdtdatahash" xmlns:w16sdtfl="http://schemas.microsoft.com/office/word/2024/wordml/sdtformatlock" xmlns:w16se="http://schemas.microsoft.com/office/word/2015/wordml/symex" xmlns:wpg="http://schemas.microsoft.com/office/word/2010/wordprocessingGroup" xmlns:wpi="http://schemas.microsoft.com/office/word/2010/wordprocessingInk" xmlns:wne="http://schemas.microsoft.com/office/word/2006/wordml" xmlns:wps="http://schemas.microsoft.com/office/word/2010/wordprocessingShape" mc:Ignorable="w14 w15 w16se w16cid w16 w16cex w16sdtdh w16sdtfl w16du wp14">
   <w:body>
     <w:tbl>
       <w:tblPr>
@@ -105,7 +105,6 @@
               <w:pStyle w:val="-0"/>
               <w:rPr>
                 <w:szCs w:val="16"/>
-                <w:lang w:val="en-US"/>
               </w:rPr>
             </w:pPr>
             <w:r>
@@ -117,9 +116,8 @@
             <w:r>
               <w:rPr>
                 <w:szCs w:val="16"/>
-                <w:lang w:val="en-US"/>
-              </w:rPr>
-              <w:t>2</w:t>
+              </w:rPr>
+              <w:t>4</w:t>
             </w:r>
           </w:p>
         </w:tc>
@@ -387,7 +385,6 @@
                   <w14:uncheckedState w14:val="2610" w14:font="MS Gothic"/>
                 </w14:checkbox>
               </w:sdtPr>
-              <w:sdtEndPr/>
               <w:sdtContent>
                 <w:r>
                   <w:rPr>
@@ -416,7 +413,6 @@
                   <w14:uncheckedState w14:val="2610" w14:font="MS Gothic"/>
                 </w14:checkbox>
               </w:sdtPr>
-              <w:sdtEndPr/>
               <w:sdtContent>
                 <w:r>
                   <w:rPr>
@@ -440,19 +436,18 @@
                 </w:rPr>
                 <w:id w:val="1536999802"/>
                 <w14:checkbox>
-                  <w14:checked w14:val="1"/>
-                  <w14:checkedState w14:val="2612" w14:font="MS Gothic"/>
-                  <w14:uncheckedState w14:val="2610" w14:font="MS Gothic"/>
-                </w14:checkbox>
-              </w:sdtPr>
-              <w:sdtEndPr/>
-              <w:sdtContent>
-                <w:r>
-                  <w:rPr>
-                    <w:rFonts w:ascii="MS Gothic" w:eastAsia="MS Gothic" w:hAnsi="MS Gothic" w:hint="eastAsia"/>
-                    <w:szCs w:val="16"/>
-                  </w:rPr>
-                  <w:t>☒</w:t>
+                  <w14:checked w14:val="0"/>
+                  <w14:checkedState w14:val="2612" w14:font="MS Gothic"/>
+                  <w14:uncheckedState w14:val="2610" w14:font="MS Gothic"/>
+                </w14:checkbox>
+              </w:sdtPr>
+              <w:sdtContent>
+                <w:r>
+                  <w:rPr>
+                    <w:rFonts w:ascii="MS Gothic" w:eastAsia="MS Gothic" w:hAnsi="MS Gothic" w:hint="eastAsia"/>
+                    <w:szCs w:val="16"/>
+                  </w:rPr>
+                  <w:t>☐</w:t>
                 </w:r>
               </w:sdtContent>
             </w:sdt>
@@ -515,19 +510,18 @@
                 </w:rPr>
                 <w:id w:val="1138235294"/>
                 <w14:checkbox>
-                  <w14:checked w14:val="1"/>
-                  <w14:checkedState w14:val="2612" w14:font="MS Gothic"/>
-                  <w14:uncheckedState w14:val="2610" w14:font="MS Gothic"/>
-                </w14:checkbox>
-              </w:sdtPr>
-              <w:sdtEndPr/>
-              <w:sdtContent>
-                <w:r>
-                  <w:rPr>
-                    <w:rFonts w:ascii="MS Gothic" w:eastAsia="MS Gothic" w:hAnsi="MS Gothic" w:hint="eastAsia"/>
-                    <w:szCs w:val="16"/>
-                  </w:rPr>
-                  <w:t>☒</w:t>
+                  <w14:checked w14:val="0"/>
+                  <w14:checkedState w14:val="2612" w14:font="MS Gothic"/>
+                  <w14:uncheckedState w14:val="2610" w14:font="MS Gothic"/>
+                </w14:checkbox>
+              </w:sdtPr>
+              <w:sdtContent>
+                <w:r>
+                  <w:rPr>
+                    <w:rFonts w:ascii="MS Gothic" w:eastAsia="MS Gothic" w:hAnsi="MS Gothic" w:hint="eastAsia"/>
+                    <w:szCs w:val="16"/>
+                  </w:rPr>
+                  <w:t>☐</w:t>
                 </w:r>
               </w:sdtContent>
             </w:sdt>
@@ -562,19 +556,18 @@
                 </w:rPr>
                 <w:id w:val="59604664"/>
                 <w14:checkbox>
-                  <w14:checked w14:val="1"/>
-                  <w14:checkedState w14:val="2612" w14:font="MS Gothic"/>
-                  <w14:uncheckedState w14:val="2610" w14:font="MS Gothic"/>
-                </w14:checkbox>
-              </w:sdtPr>
-              <w:sdtEndPr/>
-              <w:sdtContent>
-                <w:r>
-                  <w:rPr>
-                    <w:rFonts w:ascii="MS Gothic" w:eastAsia="MS Gothic" w:hAnsi="MS Gothic" w:hint="eastAsia"/>
-                    <w:szCs w:val="16"/>
-                  </w:rPr>
-                  <w:t>☒</w:t>
+                  <w14:checked w14:val="0"/>
+                  <w14:checkedState w14:val="2612" w14:font="MS Gothic"/>
+                  <w14:uncheckedState w14:val="2610" w14:font="MS Gothic"/>
+                </w14:checkbox>
+              </w:sdtPr>
+              <w:sdtContent>
+                <w:r>
+                  <w:rPr>
+                    <w:rFonts w:ascii="MS Gothic" w:eastAsia="MS Gothic" w:hAnsi="MS Gothic" w:hint="eastAsia"/>
+                    <w:szCs w:val="16"/>
+                  </w:rPr>
+                  <w:t>☐</w:t>
                 </w:r>
               </w:sdtContent>
             </w:sdt>
@@ -609,19 +602,18 @@
                 </w:rPr>
                 <w:id w:val="1472334981"/>
                 <w14:checkbox>
-                  <w14:checked w14:val="1"/>
-                  <w14:checkedState w14:val="2612" w14:font="MS Gothic"/>
-                  <w14:uncheckedState w14:val="2610" w14:font="MS Gothic"/>
-                </w14:checkbox>
-              </w:sdtPr>
-              <w:sdtEndPr/>
-              <w:sdtContent>
-                <w:r>
-                  <w:rPr>
-                    <w:rFonts w:ascii="MS Gothic" w:eastAsia="MS Gothic" w:hAnsi="MS Gothic" w:hint="eastAsia"/>
-                    <w:szCs w:val="16"/>
-                  </w:rPr>
-                  <w:t>☒</w:t>
+                  <w14:checked w14:val="0"/>
+                  <w14:checkedState w14:val="2612" w14:font="MS Gothic"/>
+                  <w14:uncheckedState w14:val="2610" w14:font="MS Gothic"/>
+                </w14:checkbox>
+              </w:sdtPr>
+              <w:sdtContent>
+                <w:r>
+                  <w:rPr>
+                    <w:rFonts w:ascii="MS Gothic" w:eastAsia="MS Gothic" w:hAnsi="MS Gothic" w:hint="eastAsia"/>
+                    <w:szCs w:val="16"/>
+                  </w:rPr>
+                  <w:t>☐</w:t>
                 </w:r>
               </w:sdtContent>
             </w:sdt>
@@ -683,7 +675,6 @@
                   <w14:uncheckedState w14:val="2610" w14:font="MS Gothic"/>
                 </w14:checkbox>
               </w:sdtPr>
-              <w:sdtEndPr/>
               <w:sdtContent>
                 <w:r>
                   <w:rPr>
@@ -712,7 +703,6 @@
                   <w14:uncheckedState w14:val="2610" w14:font="MS Gothic"/>
                 </w14:checkbox>
               </w:sdtPr>
-              <w:sdtEndPr/>
               <w:sdtContent>
                 <w:r>
                   <w:rPr>
@@ -741,7 +731,6 @@
                   <w14:uncheckedState w14:val="2610" w14:font="MS Gothic"/>
                 </w14:checkbox>
               </w:sdtPr>
-              <w:sdtEndPr/>
               <w:sdtContent>
                 <w:r>
                   <w:rPr>
@@ -770,7 +759,6 @@
                   <w14:uncheckedState w14:val="2610" w14:font="MS Gothic"/>
                 </w14:checkbox>
               </w:sdtPr>
-              <w:sdtEndPr/>
               <w:sdtContent>
                 <w:r>
                   <w:rPr>
@@ -828,19 +816,18 @@
                 </w:rPr>
                 <w:id w:val="-878935400"/>
                 <w14:checkbox>
-                  <w14:checked w14:val="1"/>
-                  <w14:checkedState w14:val="2612" w14:font="MS Gothic"/>
-                  <w14:uncheckedState w14:val="2610" w14:font="MS Gothic"/>
-                </w14:checkbox>
-              </w:sdtPr>
-              <w:sdtEndPr/>
-              <w:sdtContent>
-                <w:r>
-                  <w:rPr>
-                    <w:rFonts w:ascii="MS Gothic" w:eastAsia="MS Gothic" w:hAnsi="MS Gothic" w:hint="eastAsia"/>
-                    <w:szCs w:val="16"/>
-                  </w:rPr>
-                  <w:t>☒</w:t>
+                  <w14:checked w14:val="0"/>
+                  <w14:checkedState w14:val="2612" w14:font="MS Gothic"/>
+                  <w14:uncheckedState w14:val="2610" w14:font="MS Gothic"/>
+                </w14:checkbox>
+              </w:sdtPr>
+              <w:sdtContent>
+                <w:r>
+                  <w:rPr>
+                    <w:rFonts w:ascii="MS Gothic" w:eastAsia="MS Gothic" w:hAnsi="MS Gothic" w:hint="eastAsia"/>
+                    <w:szCs w:val="16"/>
+                  </w:rPr>
+                  <w:t>☐</w:t>
                 </w:r>
               </w:sdtContent>
             </w:sdt>
@@ -895,19 +882,18 @@
                 </w:rPr>
                 <w:id w:val="-424264908"/>
                 <w14:checkbox>
-                  <w14:checked w14:val="1"/>
-                  <w14:checkedState w14:val="2612" w14:font="MS Gothic"/>
-                  <w14:uncheckedState w14:val="2610" w14:font="MS Gothic"/>
-                </w14:checkbox>
-              </w:sdtPr>
-              <w:sdtEndPr/>
-              <w:sdtContent>
-                <w:r>
-                  <w:rPr>
-                    <w:rFonts w:ascii="MS Gothic" w:eastAsia="MS Gothic" w:hAnsi="MS Gothic" w:hint="eastAsia"/>
-                    <w:szCs w:val="16"/>
-                  </w:rPr>
-                  <w:t>☒</w:t>
+                  <w14:checked w14:val="0"/>
+                  <w14:checkedState w14:val="2612" w14:font="MS Gothic"/>
+                  <w14:uncheckedState w14:val="2610" w14:font="MS Gothic"/>
+                </w14:checkbox>
+              </w:sdtPr>
+              <w:sdtContent>
+                <w:r>
+                  <w:rPr>
+                    <w:rFonts w:ascii="MS Gothic" w:eastAsia="MS Gothic" w:hAnsi="MS Gothic" w:hint="eastAsia"/>
+                    <w:szCs w:val="16"/>
+                  </w:rPr>
+                  <w:t>☐</w:t>
                 </w:r>
               </w:sdtContent>
             </w:sdt>
@@ -949,7 +935,6 @@
                   <w14:uncheckedState w14:val="2610" w14:font="MS Gothic"/>
                 </w14:checkbox>
               </w:sdtPr>
-              <w:sdtEndPr/>
               <w:sdtContent>
                 <w:r>
                   <w:rPr>
@@ -978,7 +963,6 @@
                   <w14:uncheckedState w14:val="2610" w14:font="MS Gothic"/>
                 </w14:checkbox>
               </w:sdtPr>
-              <w:sdtEndPr/>
               <w:sdtContent>
                 <w:r>
                   <w:rPr>
@@ -1007,7 +991,6 @@
                   <w14:uncheckedState w14:val="2610" w14:font="MS Gothic"/>
                 </w14:checkbox>
               </w:sdtPr>
-              <w:sdtEndPr/>
               <w:sdtContent>
                 <w:r>
                   <w:rPr>
@@ -1073,19 +1056,18 @@
                 </w:rPr>
                 <w:id w:val="386227784"/>
                 <w14:checkbox>
-                  <w14:checked w14:val="1"/>
-                  <w14:checkedState w14:val="2612" w14:font="MS Gothic"/>
-                  <w14:uncheckedState w14:val="2610" w14:font="MS Gothic"/>
-                </w14:checkbox>
-              </w:sdtPr>
-              <w:sdtEndPr/>
-              <w:sdtContent>
-                <w:r>
-                  <w:rPr>
-                    <w:rFonts w:ascii="MS Gothic" w:eastAsia="MS Gothic" w:hAnsi="MS Gothic" w:hint="eastAsia"/>
-                    <w:szCs w:val="16"/>
-                  </w:rPr>
-                  <w:t>☒</w:t>
+                  <w14:checked w14:val="0"/>
+                  <w14:checkedState w14:val="2612" w14:font="MS Gothic"/>
+                  <w14:uncheckedState w14:val="2610" w14:font="MS Gothic"/>
+                </w14:checkbox>
+              </w:sdtPr>
+              <w:sdtContent>
+                <w:r>
+                  <w:rPr>
+                    <w:rFonts w:ascii="MS Gothic" w:eastAsia="MS Gothic" w:hAnsi="MS Gothic" w:hint="eastAsia"/>
+                    <w:szCs w:val="16"/>
+                  </w:rPr>
+                  <w:t>☐</w:t>
                 </w:r>
               </w:sdtContent>
             </w:sdt>
@@ -1116,19 +1098,18 @@
                 </w:rPr>
                 <w:id w:val="554975043"/>
                 <w14:checkbox>
-                  <w14:checked w14:val="1"/>
-                  <w14:checkedState w14:val="2612" w14:font="MS Gothic"/>
-                  <w14:uncheckedState w14:val="2610" w14:font="MS Gothic"/>
-                </w14:checkbox>
-              </w:sdtPr>
-              <w:sdtEndPr/>
-              <w:sdtContent>
-                <w:r>
-                  <w:rPr>
-                    <w:rFonts w:ascii="MS Gothic" w:eastAsia="MS Gothic" w:hAnsi="MS Gothic" w:hint="eastAsia"/>
-                    <w:szCs w:val="16"/>
-                  </w:rPr>
-                  <w:t>☒</w:t>
+                  <w14:checked w14:val="0"/>
+                  <w14:checkedState w14:val="2612" w14:font="MS Gothic"/>
+                  <w14:uncheckedState w14:val="2610" w14:font="MS Gothic"/>
+                </w14:checkbox>
+              </w:sdtPr>
+              <w:sdtContent>
+                <w:r>
+                  <w:rPr>
+                    <w:rFonts w:ascii="MS Gothic" w:eastAsia="MS Gothic" w:hAnsi="MS Gothic" w:hint="eastAsia"/>
+                    <w:szCs w:val="16"/>
+                  </w:rPr>
+                  <w:t>☐</w:t>
                 </w:r>
               </w:sdtContent>
             </w:sdt>
@@ -1175,19 +1156,18 @@
                 </w:rPr>
                 <w:id w:val="-1596388877"/>
                 <w14:checkbox>
-                  <w14:checked w14:val="1"/>
-                  <w14:checkedState w14:val="2612" w14:font="MS Gothic"/>
-                  <w14:uncheckedState w14:val="2610" w14:font="MS Gothic"/>
-                </w14:checkbox>
-              </w:sdtPr>
-              <w:sdtEndPr/>
-              <w:sdtContent>
-                <w:r>
-                  <w:rPr>
-                    <w:rFonts w:ascii="MS Gothic" w:eastAsia="MS Gothic" w:hAnsi="MS Gothic" w:hint="eastAsia"/>
-                    <w:szCs w:val="16"/>
-                  </w:rPr>
-                  <w:t>☒</w:t>
+                  <w14:checked w14:val="0"/>
+                  <w14:checkedState w14:val="2612" w14:font="MS Gothic"/>
+                  <w14:uncheckedState w14:val="2610" w14:font="MS Gothic"/>
+                </w14:checkbox>
+              </w:sdtPr>
+              <w:sdtContent>
+                <w:r>
+                  <w:rPr>
+                    <w:rFonts w:ascii="MS Gothic" w:eastAsia="MS Gothic" w:hAnsi="MS Gothic" w:hint="eastAsia"/>
+                    <w:szCs w:val="16"/>
+                  </w:rPr>
+                  <w:t>☐</w:t>
                 </w:r>
               </w:sdtContent>
             </w:sdt>
@@ -1221,19 +1201,18 @@
                 </w:rPr>
                 <w:id w:val="-411706479"/>
                 <w14:checkbox>
-                  <w14:checked w14:val="1"/>
-                  <w14:checkedState w14:val="2612" w14:font="MS Gothic"/>
-                  <w14:uncheckedState w14:val="2610" w14:font="MS Gothic"/>
-                </w14:checkbox>
-              </w:sdtPr>
-              <w:sdtEndPr/>
-              <w:sdtContent>
-                <w:r>
-                  <w:rPr>
-                    <w:rFonts w:ascii="MS Gothic" w:eastAsia="MS Gothic" w:hAnsi="MS Gothic" w:hint="eastAsia"/>
-                    <w:szCs w:val="16"/>
-                  </w:rPr>
-                  <w:t>☒</w:t>
+                  <w14:checked w14:val="0"/>
+                  <w14:checkedState w14:val="2612" w14:font="MS Gothic"/>
+                  <w14:uncheckedState w14:val="2610" w14:font="MS Gothic"/>
+                </w14:checkbox>
+              </w:sdtPr>
+              <w:sdtContent>
+                <w:r>
+                  <w:rPr>
+                    <w:rFonts w:ascii="MS Gothic" w:eastAsia="MS Gothic" w:hAnsi="MS Gothic" w:hint="eastAsia"/>
+                    <w:szCs w:val="16"/>
+                  </w:rPr>
+                  <w:t>☐</w:t>
                 </w:r>
               </w:sdtContent>
             </w:sdt>
@@ -1284,19 +1263,18 @@
                 </w:rPr>
                 <w:id w:val="-326593361"/>
                 <w14:checkbox>
-                  <w14:checked w14:val="1"/>
-                  <w14:checkedState w14:val="2612" w14:font="MS Gothic"/>
-                  <w14:uncheckedState w14:val="2610" w14:font="MS Gothic"/>
-                </w14:checkbox>
-              </w:sdtPr>
-              <w:sdtEndPr/>
-              <w:sdtContent>
-                <w:r>
-                  <w:rPr>
-                    <w:rFonts w:ascii="MS Gothic" w:eastAsia="MS Gothic" w:hAnsi="MS Gothic" w:hint="eastAsia"/>
-                    <w:szCs w:val="16"/>
-                  </w:rPr>
-                  <w:t>☒</w:t>
+                  <w14:checked w14:val="0"/>
+                  <w14:checkedState w14:val="2612" w14:font="MS Gothic"/>
+                  <w14:uncheckedState w14:val="2610" w14:font="MS Gothic"/>
+                </w14:checkbox>
+              </w:sdtPr>
+              <w:sdtContent>
+                <w:r>
+                  <w:rPr>
+                    <w:rFonts w:ascii="MS Gothic" w:eastAsia="MS Gothic" w:hAnsi="MS Gothic" w:hint="eastAsia"/>
+                    <w:szCs w:val="16"/>
+                  </w:rPr>
+                  <w:t>☐</w:t>
                 </w:r>
               </w:sdtContent>
             </w:sdt>
@@ -1351,19 +1329,18 @@
                 </w:rPr>
                 <w:id w:val="-1412927262"/>
                 <w14:checkbox>
-                  <w14:checked w14:val="1"/>
-                  <w14:checkedState w14:val="2612" w14:font="MS Gothic"/>
-                  <w14:uncheckedState w14:val="2610" w14:font="MS Gothic"/>
-                </w14:checkbox>
-              </w:sdtPr>
-              <w:sdtEndPr/>
-              <w:sdtContent>
-                <w:r>
-                  <w:rPr>
-                    <w:rFonts w:ascii="MS Gothic" w:eastAsia="MS Gothic" w:hAnsi="MS Gothic" w:hint="eastAsia"/>
-                    <w:szCs w:val="16"/>
-                  </w:rPr>
-                  <w:t>☒</w:t>
+                  <w14:checked w14:val="0"/>
+                  <w14:checkedState w14:val="2612" w14:font="MS Gothic"/>
+                  <w14:uncheckedState w14:val="2610" w14:font="MS Gothic"/>
+                </w14:checkbox>
+              </w:sdtPr>
+              <w:sdtContent>
+                <w:r>
+                  <w:rPr>
+                    <w:rFonts w:ascii="MS Gothic" w:eastAsia="MS Gothic" w:hAnsi="MS Gothic" w:hint="eastAsia"/>
+                    <w:szCs w:val="16"/>
+                  </w:rPr>
+                  <w:t>☐</w:t>
                 </w:r>
               </w:sdtContent>
             </w:sdt>
@@ -1406,19 +1383,18 @@
                 </w:rPr>
                 <w:id w:val="1163282022"/>
                 <w14:checkbox>
-                  <w14:checked w14:val="1"/>
-                  <w14:checkedState w14:val="2612" w14:font="MS Gothic"/>
-                  <w14:uncheckedState w14:val="2610" w14:font="MS Gothic"/>
-                </w14:checkbox>
-              </w:sdtPr>
-              <w:sdtEndPr/>
-              <w:sdtContent>
-                <w:r>
-                  <w:rPr>
-                    <w:rFonts w:ascii="MS Gothic" w:eastAsia="MS Gothic" w:hAnsi="MS Gothic" w:hint="eastAsia"/>
-                    <w:szCs w:val="16"/>
-                  </w:rPr>
-                  <w:t>☒</w:t>
+                  <w14:checked w14:val="0"/>
+                  <w14:checkedState w14:val="2612" w14:font="MS Gothic"/>
+                  <w14:uncheckedState w14:val="2610" w14:font="MS Gothic"/>
+                </w14:checkbox>
+              </w:sdtPr>
+              <w:sdtContent>
+                <w:r>
+                  <w:rPr>
+                    <w:rFonts w:ascii="MS Gothic" w:eastAsia="MS Gothic" w:hAnsi="MS Gothic" w:hint="eastAsia"/>
+                    <w:szCs w:val="16"/>
+                  </w:rPr>
+                  <w:t>☐</w:t>
                 </w:r>
               </w:sdtContent>
             </w:sdt>
@@ -1480,19 +1456,18 @@
                 </w:rPr>
                 <w:id w:val="2095202141"/>
                 <w14:checkbox>
-                  <w14:checked w14:val="1"/>
-                  <w14:checkedState w14:val="2612" w14:font="MS Gothic"/>
-                  <w14:uncheckedState w14:val="2610" w14:font="MS Gothic"/>
-                </w14:checkbox>
-              </w:sdtPr>
-              <w:sdtEndPr/>
-              <w:sdtContent>
-                <w:r>
-                  <w:rPr>
-                    <w:rFonts w:ascii="MS Gothic" w:eastAsia="MS Gothic" w:hAnsi="MS Gothic" w:hint="eastAsia"/>
-                    <w:szCs w:val="16"/>
-                  </w:rPr>
-                  <w:t>☒</w:t>
+                  <w14:checked w14:val="0"/>
+                  <w14:checkedState w14:val="2612" w14:font="MS Gothic"/>
+                  <w14:uncheckedState w14:val="2610" w14:font="MS Gothic"/>
+                </w14:checkbox>
+              </w:sdtPr>
+              <w:sdtContent>
+                <w:r>
+                  <w:rPr>
+                    <w:rFonts w:ascii="MS Gothic" w:eastAsia="MS Gothic" w:hAnsi="MS Gothic" w:hint="eastAsia"/>
+                    <w:szCs w:val="16"/>
+                  </w:rPr>
+                  <w:t>☐</w:t>
                 </w:r>
               </w:sdtContent>
             </w:sdt>
@@ -1527,19 +1502,18 @@
                 </w:rPr>
                 <w:id w:val="1906261495"/>
                 <w14:checkbox>
-                  <w14:checked w14:val="1"/>
-                  <w14:checkedState w14:val="2612" w14:font="MS Gothic"/>
-                  <w14:uncheckedState w14:val="2610" w14:font="MS Gothic"/>
-                </w14:checkbox>
-              </w:sdtPr>
-              <w:sdtEndPr/>
-              <w:sdtContent>
-                <w:r>
-                  <w:rPr>
-                    <w:rFonts w:ascii="MS Gothic" w:eastAsia="MS Gothic" w:hAnsi="MS Gothic" w:hint="eastAsia"/>
-                    <w:szCs w:val="16"/>
-                  </w:rPr>
-                  <w:t>☒</w:t>
+                  <w14:checked w14:val="0"/>
+                  <w14:checkedState w14:val="2612" w14:font="MS Gothic"/>
+                  <w14:uncheckedState w14:val="2610" w14:font="MS Gothic"/>
+                </w14:checkbox>
+              </w:sdtPr>
+              <w:sdtContent>
+                <w:r>
+                  <w:rPr>
+                    <w:rFonts w:ascii="MS Gothic" w:eastAsia="MS Gothic" w:hAnsi="MS Gothic" w:hint="eastAsia"/>
+                    <w:szCs w:val="16"/>
+                  </w:rPr>
+                  <w:t>☐</w:t>
                 </w:r>
               </w:sdtContent>
             </w:sdt>
@@ -1591,7 +1565,6 @@
                   <w14:uncheckedState w14:val="2610" w14:font="MS Gothic"/>
                 </w14:checkbox>
               </w:sdtPr>
-              <w:sdtEndPr/>
               <w:sdtContent>
                 <w:r>
                   <w:rPr>
@@ -1632,19 +1605,18 @@
                 </w:rPr>
                 <w:id w:val="2122179368"/>
                 <w14:checkbox>
-                  <w14:checked w14:val="1"/>
-                  <w14:checkedState w14:val="2612" w14:font="MS Gothic"/>
-                  <w14:uncheckedState w14:val="2610" w14:font="MS Gothic"/>
-                </w14:checkbox>
-              </w:sdtPr>
-              <w:sdtEndPr/>
-              <w:sdtContent>
-                <w:r>
-                  <w:rPr>
-                    <w:rFonts w:ascii="MS Gothic" w:eastAsia="MS Gothic" w:hAnsi="MS Gothic" w:hint="eastAsia"/>
-                    <w:szCs w:val="16"/>
-                  </w:rPr>
-                  <w:t>☒</w:t>
+                  <w14:checked w14:val="0"/>
+                  <w14:checkedState w14:val="2612" w14:font="MS Gothic"/>
+                  <w14:uncheckedState w14:val="2610" w14:font="MS Gothic"/>
+                </w14:checkbox>
+              </w:sdtPr>
+              <w:sdtContent>
+                <w:r>
+                  <w:rPr>
+                    <w:rFonts w:ascii="MS Gothic" w:eastAsia="MS Gothic" w:hAnsi="MS Gothic" w:hint="eastAsia"/>
+                    <w:szCs w:val="16"/>
+                  </w:rPr>
+                  <w:t>☐</w:t>
                 </w:r>
               </w:sdtContent>
             </w:sdt>
@@ -1691,19 +1663,18 @@
                 </w:rPr>
                 <w:id w:val="-1006057479"/>
                 <w14:checkbox>
-                  <w14:checked w14:val="1"/>
-                  <w14:checkedState w14:val="2612" w14:font="MS Gothic"/>
-                  <w14:uncheckedState w14:val="2610" w14:font="MS Gothic"/>
-                </w14:checkbox>
-              </w:sdtPr>
-              <w:sdtEndPr/>
-              <w:sdtContent>
-                <w:r>
-                  <w:rPr>
-                    <w:rFonts w:ascii="MS Gothic" w:eastAsia="MS Gothic" w:hAnsi="MS Gothic" w:hint="eastAsia"/>
-                    <w:szCs w:val="16"/>
-                  </w:rPr>
-                  <w:t>☒</w:t>
+                  <w14:checked w14:val="0"/>
+                  <w14:checkedState w14:val="2612" w14:font="MS Gothic"/>
+                  <w14:uncheckedState w14:val="2610" w14:font="MS Gothic"/>
+                </w14:checkbox>
+              </w:sdtPr>
+              <w:sdtContent>
+                <w:r>
+                  <w:rPr>
+                    <w:rFonts w:ascii="MS Gothic" w:eastAsia="MS Gothic" w:hAnsi="MS Gothic" w:hint="eastAsia"/>
+                    <w:szCs w:val="16"/>
+                  </w:rPr>
+                  <w:t>☐</w:t>
                 </w:r>
               </w:sdtContent>
             </w:sdt>
@@ -1762,19 +1733,18 @@
                 </w:rPr>
                 <w:id w:val="-857731812"/>
                 <w14:checkbox>
-                  <w14:checked w14:val="1"/>
-                  <w14:checkedState w14:val="2612" w14:font="MS Gothic"/>
-                  <w14:uncheckedState w14:val="2610" w14:font="MS Gothic"/>
-                </w14:checkbox>
-              </w:sdtPr>
-              <w:sdtEndPr/>
-              <w:sdtContent>
-                <w:r>
-                  <w:rPr>
-                    <w:rFonts w:ascii="MS Gothic" w:eastAsia="MS Gothic" w:hAnsi="MS Gothic" w:hint="eastAsia"/>
-                    <w:szCs w:val="16"/>
-                  </w:rPr>
-                  <w:t>☒</w:t>
+                  <w14:checked w14:val="0"/>
+                  <w14:checkedState w14:val="2612" w14:font="MS Gothic"/>
+                  <w14:uncheckedState w14:val="2610" w14:font="MS Gothic"/>
+                </w14:checkbox>
+              </w:sdtPr>
+              <w:sdtContent>
+                <w:r>
+                  <w:rPr>
+                    <w:rFonts w:ascii="MS Gothic" w:eastAsia="MS Gothic" w:hAnsi="MS Gothic" w:hint="eastAsia"/>
+                    <w:szCs w:val="16"/>
+                  </w:rPr>
+                  <w:t>☐</w:t>
                 </w:r>
               </w:sdtContent>
             </w:sdt>
@@ -1821,19 +1791,18 @@
                 </w:rPr>
                 <w:id w:val="-2083527155"/>
                 <w14:checkbox>
-                  <w14:checked w14:val="1"/>
-                  <w14:checkedState w14:val="2612" w14:font="MS Gothic"/>
-                  <w14:uncheckedState w14:val="2610" w14:font="MS Gothic"/>
-                </w14:checkbox>
-              </w:sdtPr>
-              <w:sdtEndPr/>
-              <w:sdtContent>
-                <w:r>
-                  <w:rPr>
-                    <w:rFonts w:ascii="MS Gothic" w:eastAsia="MS Gothic" w:hAnsi="MS Gothic" w:hint="eastAsia"/>
-                    <w:szCs w:val="16"/>
-                  </w:rPr>
-                  <w:t>☒</w:t>
+                  <w14:checked w14:val="0"/>
+                  <w14:checkedState w14:val="2612" w14:font="MS Gothic"/>
+                  <w14:uncheckedState w14:val="2610" w14:font="MS Gothic"/>
+                </w14:checkbox>
+              </w:sdtPr>
+              <w:sdtContent>
+                <w:r>
+                  <w:rPr>
+                    <w:rFonts w:ascii="MS Gothic" w:eastAsia="MS Gothic" w:hAnsi="MS Gothic" w:hint="eastAsia"/>
+                    <w:szCs w:val="16"/>
+                  </w:rPr>
+                  <w:t>☐</w:t>
                 </w:r>
               </w:sdtContent>
             </w:sdt>
@@ -1918,19 +1887,18 @@
                 </w:rPr>
                 <w:id w:val="-781651431"/>
                 <w14:checkbox>
-                  <w14:checked w14:val="1"/>
-                  <w14:checkedState w14:val="2612" w14:font="MS Gothic"/>
-                  <w14:uncheckedState w14:val="2610" w14:font="MS Gothic"/>
-                </w14:checkbox>
-              </w:sdtPr>
-              <w:sdtEndPr/>
-              <w:sdtContent>
-                <w:r>
-                  <w:rPr>
-                    <w:rFonts w:ascii="MS Gothic" w:eastAsia="MS Gothic" w:hAnsi="MS Gothic" w:hint="eastAsia"/>
-                    <w:szCs w:val="16"/>
-                  </w:rPr>
-                  <w:t>☒</w:t>
+                  <w14:checked w14:val="0"/>
+                  <w14:checkedState w14:val="2612" w14:font="MS Gothic"/>
+                  <w14:uncheckedState w14:val="2610" w14:font="MS Gothic"/>
+                </w14:checkbox>
+              </w:sdtPr>
+              <w:sdtContent>
+                <w:r>
+                  <w:rPr>
+                    <w:rFonts w:ascii="MS Gothic" w:eastAsia="MS Gothic" w:hAnsi="MS Gothic" w:hint="eastAsia"/>
+                    <w:szCs w:val="16"/>
+                  </w:rPr>
+                  <w:t>☐</w:t>
                 </w:r>
               </w:sdtContent>
             </w:sdt>
@@ -1974,19 +1942,18 @@
                 </w:rPr>
                 <w:id w:val="-88553701"/>
                 <w14:checkbox>
-                  <w14:checked w14:val="1"/>
-                  <w14:checkedState w14:val="2612" w14:font="MS Gothic"/>
-                  <w14:uncheckedState w14:val="2610" w14:font="MS Gothic"/>
-                </w14:checkbox>
-              </w:sdtPr>
-              <w:sdtEndPr/>
-              <w:sdtContent>
-                <w:r>
-                  <w:rPr>
-                    <w:rFonts w:ascii="MS Gothic" w:eastAsia="MS Gothic" w:hAnsi="MS Gothic" w:hint="eastAsia"/>
-                    <w:szCs w:val="16"/>
-                  </w:rPr>
-                  <w:t>☒</w:t>
+                  <w14:checked w14:val="0"/>
+                  <w14:checkedState w14:val="2612" w14:font="MS Gothic"/>
+                  <w14:uncheckedState w14:val="2610" w14:font="MS Gothic"/>
+                </w14:checkbox>
+              </w:sdtPr>
+              <w:sdtContent>
+                <w:r>
+                  <w:rPr>
+                    <w:rFonts w:ascii="MS Gothic" w:eastAsia="MS Gothic" w:hAnsi="MS Gothic" w:hint="eastAsia"/>
+                    <w:szCs w:val="16"/>
+                  </w:rPr>
+                  <w:t>☐</w:t>
                 </w:r>
               </w:sdtContent>
             </w:sdt>
@@ -2041,19 +2008,18 @@
                 </w:rPr>
                 <w:id w:val="1067299957"/>
                 <w14:checkbox>
-                  <w14:checked w14:val="1"/>
-                  <w14:checkedState w14:val="2612" w14:font="MS Gothic"/>
-                  <w14:uncheckedState w14:val="2610" w14:font="MS Gothic"/>
-                </w14:checkbox>
-              </w:sdtPr>
-              <w:sdtEndPr/>
-              <w:sdtContent>
-                <w:r>
-                  <w:rPr>
-                    <w:rFonts w:ascii="MS Gothic" w:eastAsia="MS Gothic" w:hAnsi="MS Gothic" w:hint="eastAsia"/>
-                    <w:szCs w:val="16"/>
-                  </w:rPr>
-                  <w:t>☒</w:t>
+                  <w14:checked w14:val="0"/>
+                  <w14:checkedState w14:val="2612" w14:font="MS Gothic"/>
+                  <w14:uncheckedState w14:val="2610" w14:font="MS Gothic"/>
+                </w14:checkbox>
+              </w:sdtPr>
+              <w:sdtContent>
+                <w:r>
+                  <w:rPr>
+                    <w:rFonts w:ascii="MS Gothic" w:eastAsia="MS Gothic" w:hAnsi="MS Gothic" w:hint="eastAsia"/>
+                    <w:szCs w:val="16"/>
+                  </w:rPr>
+                  <w:t>☐</w:t>
                 </w:r>
               </w:sdtContent>
             </w:sdt>
@@ -2118,19 +2084,18 @@
                 </w:rPr>
                 <w:id w:val="-1545055917"/>
                 <w14:checkbox>
-                  <w14:checked w14:val="1"/>
-                  <w14:checkedState w14:val="2612" w14:font="MS Gothic"/>
-                  <w14:uncheckedState w14:val="2610" w14:font="MS Gothic"/>
-                </w14:checkbox>
-              </w:sdtPr>
-              <w:sdtEndPr/>
-              <w:sdtContent>
-                <w:r>
-                  <w:rPr>
-                    <w:rFonts w:ascii="MS Gothic" w:eastAsia="MS Gothic" w:hAnsi="MS Gothic" w:hint="eastAsia"/>
-                    <w:szCs w:val="16"/>
-                  </w:rPr>
-                  <w:t>☒</w:t>
+                  <w14:checked w14:val="0"/>
+                  <w14:checkedState w14:val="2612" w14:font="MS Gothic"/>
+                  <w14:uncheckedState w14:val="2610" w14:font="MS Gothic"/>
+                </w14:checkbox>
+              </w:sdtPr>
+              <w:sdtContent>
+                <w:r>
+                  <w:rPr>
+                    <w:rFonts w:ascii="MS Gothic" w:eastAsia="MS Gothic" w:hAnsi="MS Gothic" w:hint="eastAsia"/>
+                    <w:szCs w:val="16"/>
+                  </w:rPr>
+                  <w:t>☐</w:t>
                 </w:r>
               </w:sdtContent>
             </w:sdt>
@@ -2161,19 +2126,18 @@
                 </w:rPr>
                 <w:id w:val="210851412"/>
                 <w14:checkbox>
-                  <w14:checked w14:val="1"/>
-                  <w14:checkedState w14:val="2612" w14:font="MS Gothic"/>
-                  <w14:uncheckedState w14:val="2610" w14:font="MS Gothic"/>
-                </w14:checkbox>
-              </w:sdtPr>
-              <w:sdtEndPr/>
-              <w:sdtContent>
-                <w:r>
-                  <w:rPr>
-                    <w:rFonts w:ascii="MS Gothic" w:eastAsia="MS Gothic" w:hAnsi="MS Gothic" w:hint="eastAsia"/>
-                    <w:szCs w:val="16"/>
-                  </w:rPr>
-                  <w:t>☒</w:t>
+                  <w14:checked w14:val="0"/>
+                  <w14:checkedState w14:val="2612" w14:font="MS Gothic"/>
+                  <w14:uncheckedState w14:val="2610" w14:font="MS Gothic"/>
+                </w14:checkbox>
+              </w:sdtPr>
+              <w:sdtContent>
+                <w:r>
+                  <w:rPr>
+                    <w:rFonts w:ascii="MS Gothic" w:eastAsia="MS Gothic" w:hAnsi="MS Gothic" w:hint="eastAsia"/>
+                    <w:szCs w:val="16"/>
+                  </w:rPr>
+                  <w:t>☐</w:t>
                 </w:r>
               </w:sdtContent>
             </w:sdt>
@@ -2204,19 +2168,18 @@
                 </w:rPr>
                 <w:id w:val="705755047"/>
                 <w14:checkbox>
-                  <w14:checked w14:val="1"/>
-                  <w14:checkedState w14:val="2612" w14:font="MS Gothic"/>
-                  <w14:uncheckedState w14:val="2610" w14:font="MS Gothic"/>
-                </w14:checkbox>
-              </w:sdtPr>
-              <w:sdtEndPr/>
-              <w:sdtContent>
-                <w:r>
-                  <w:rPr>
-                    <w:rFonts w:ascii="MS Gothic" w:eastAsia="MS Gothic" w:hAnsi="MS Gothic" w:hint="eastAsia"/>
-                    <w:szCs w:val="16"/>
-                  </w:rPr>
-                  <w:t>☒</w:t>
+                  <w14:checked w14:val="0"/>
+                  <w14:checkedState w14:val="2612" w14:font="MS Gothic"/>
+                  <w14:uncheckedState w14:val="2610" w14:font="MS Gothic"/>
+                </w14:checkbox>
+              </w:sdtPr>
+              <w:sdtContent>
+                <w:r>
+                  <w:rPr>
+                    <w:rFonts w:ascii="MS Gothic" w:eastAsia="MS Gothic" w:hAnsi="MS Gothic" w:hint="eastAsia"/>
+                    <w:szCs w:val="16"/>
+                  </w:rPr>
+                  <w:t>☐</w:t>
                 </w:r>
               </w:sdtContent>
             </w:sdt>
@@ -2266,19 +2229,18 @@
                 </w:rPr>
                 <w:id w:val="-2062083863"/>
                 <w14:checkbox>
-                  <w14:checked w14:val="1"/>
-                  <w14:checkedState w14:val="2612" w14:font="MS Gothic"/>
-                  <w14:uncheckedState w14:val="2610" w14:font="MS Gothic"/>
-                </w14:checkbox>
-              </w:sdtPr>
-              <w:sdtEndPr/>
-              <w:sdtContent>
-                <w:r>
-                  <w:rPr>
-                    <w:rFonts w:ascii="MS Gothic" w:eastAsia="MS Gothic" w:hAnsi="MS Gothic" w:hint="eastAsia"/>
-                    <w:szCs w:val="16"/>
-                  </w:rPr>
-                  <w:t>☒</w:t>
+                  <w14:checked w14:val="0"/>
+                  <w14:checkedState w14:val="2612" w14:font="MS Gothic"/>
+                  <w14:uncheckedState w14:val="2610" w14:font="MS Gothic"/>
+                </w14:checkbox>
+              </w:sdtPr>
+              <w:sdtContent>
+                <w:r>
+                  <w:rPr>
+                    <w:rFonts w:ascii="MS Gothic" w:eastAsia="MS Gothic" w:hAnsi="MS Gothic" w:hint="eastAsia"/>
+                    <w:szCs w:val="16"/>
+                  </w:rPr>
+                  <w:t>☐</w:t>
                 </w:r>
               </w:sdtContent>
             </w:sdt>
@@ -2309,19 +2271,18 @@
                 </w:rPr>
                 <w:id w:val="-177272768"/>
                 <w14:checkbox>
-                  <w14:checked w14:val="1"/>
-                  <w14:checkedState w14:val="2612" w14:font="MS Gothic"/>
-                  <w14:uncheckedState w14:val="2610" w14:font="MS Gothic"/>
-                </w14:checkbox>
-              </w:sdtPr>
-              <w:sdtEndPr/>
-              <w:sdtContent>
-                <w:r>
-                  <w:rPr>
-                    <w:rFonts w:ascii="MS Gothic" w:eastAsia="MS Gothic" w:hAnsi="MS Gothic" w:hint="eastAsia"/>
-                    <w:szCs w:val="16"/>
-                  </w:rPr>
-                  <w:t>☒</w:t>
+                  <w14:checked w14:val="0"/>
+                  <w14:checkedState w14:val="2612" w14:font="MS Gothic"/>
+                  <w14:uncheckedState w14:val="2610" w14:font="MS Gothic"/>
+                </w14:checkbox>
+              </w:sdtPr>
+              <w:sdtContent>
+                <w:r>
+                  <w:rPr>
+                    <w:rFonts w:ascii="MS Gothic" w:eastAsia="MS Gothic" w:hAnsi="MS Gothic" w:hint="eastAsia"/>
+                    <w:szCs w:val="16"/>
+                  </w:rPr>
+                  <w:t>☐</w:t>
                 </w:r>
               </w:sdtContent>
             </w:sdt>
@@ -2371,19 +2332,18 @@
                 </w:rPr>
                 <w:id w:val="662279392"/>
                 <w14:checkbox>
-                  <w14:checked w14:val="1"/>
-                  <w14:checkedState w14:val="2612" w14:font="MS Gothic"/>
-                  <w14:uncheckedState w14:val="2610" w14:font="MS Gothic"/>
-                </w14:checkbox>
-              </w:sdtPr>
-              <w:sdtEndPr/>
-              <w:sdtContent>
-                <w:r>
-                  <w:rPr>
-                    <w:rFonts w:ascii="MS Gothic" w:eastAsia="MS Gothic" w:hAnsi="MS Gothic" w:hint="eastAsia"/>
-                    <w:szCs w:val="16"/>
-                  </w:rPr>
-                  <w:t>☒</w:t>
+                  <w14:checked w14:val="0"/>
+                  <w14:checkedState w14:val="2612" w14:font="MS Gothic"/>
+                  <w14:uncheckedState w14:val="2610" w14:font="MS Gothic"/>
+                </w14:checkbox>
+              </w:sdtPr>
+              <w:sdtContent>
+                <w:r>
+                  <w:rPr>
+                    <w:rFonts w:ascii="MS Gothic" w:eastAsia="MS Gothic" w:hAnsi="MS Gothic" w:hint="eastAsia"/>
+                    <w:szCs w:val="16"/>
+                  </w:rPr>
+                  <w:t>☐</w:t>
                 </w:r>
               </w:sdtContent>
             </w:sdt>
@@ -2443,7 +2403,6 @@
                   <w14:uncheckedState w14:val="2610" w14:font="MS Gothic"/>
                 </w14:checkbox>
               </w:sdtPr>
-              <w:sdtEndPr/>
               <w:sdtContent>
                 <w:r>
                   <w:rPr>
@@ -2541,19 +2500,18 @@
                 </w:rPr>
                 <w:id w:val="-14164933"/>
                 <w14:checkbox>
-                  <w14:checked w14:val="1"/>
-                  <w14:checkedState w14:val="2612" w14:font="MS Gothic"/>
-                  <w14:uncheckedState w14:val="2610" w14:font="MS Gothic"/>
-                </w14:checkbox>
-              </w:sdtPr>
-              <w:sdtEndPr/>
-              <w:sdtContent>
-                <w:r>
-                  <w:rPr>
-                    <w:rFonts w:ascii="MS Gothic" w:eastAsia="MS Gothic" w:hAnsi="MS Gothic" w:hint="eastAsia"/>
-                    <w:szCs w:val="16"/>
-                  </w:rPr>
-                  <w:t>☒</w:t>
+                  <w14:checked w14:val="0"/>
+                  <w14:checkedState w14:val="2612" w14:font="MS Gothic"/>
+                  <w14:uncheckedState w14:val="2610" w14:font="MS Gothic"/>
+                </w14:checkbox>
+              </w:sdtPr>
+              <w:sdtContent>
+                <w:r>
+                  <w:rPr>
+                    <w:rFonts w:ascii="MS Gothic" w:eastAsia="MS Gothic" w:hAnsi="MS Gothic" w:hint="eastAsia"/>
+                    <w:szCs w:val="16"/>
+                  </w:rPr>
+                  <w:t>☐</w:t>
                 </w:r>
               </w:sdtContent>
             </w:sdt>
@@ -2584,19 +2542,18 @@
                 </w:rPr>
                 <w:id w:val="-254747955"/>
                 <w14:checkbox>
-                  <w14:checked w14:val="1"/>
-                  <w14:checkedState w14:val="2612" w14:font="MS Gothic"/>
-                  <w14:uncheckedState w14:val="2610" w14:font="MS Gothic"/>
-                </w14:checkbox>
-              </w:sdtPr>
-              <w:sdtEndPr/>
-              <w:sdtContent>
-                <w:r>
-                  <w:rPr>
-                    <w:rFonts w:ascii="MS Gothic" w:eastAsia="MS Gothic" w:hAnsi="MS Gothic" w:hint="eastAsia"/>
-                    <w:szCs w:val="16"/>
-                  </w:rPr>
-                  <w:t>☒</w:t>
+                  <w14:checked w14:val="0"/>
+                  <w14:checkedState w14:val="2612" w14:font="MS Gothic"/>
+                  <w14:uncheckedState w14:val="2610" w14:font="MS Gothic"/>
+                </w14:checkbox>
+              </w:sdtPr>
+              <w:sdtContent>
+                <w:r>
+                  <w:rPr>
+                    <w:rFonts w:ascii="MS Gothic" w:eastAsia="MS Gothic" w:hAnsi="MS Gothic" w:hint="eastAsia"/>
+                    <w:szCs w:val="16"/>
+                  </w:rPr>
+                  <w:t>☐</w:t>
                 </w:r>
               </w:sdtContent>
             </w:sdt>
@@ -2627,19 +2584,18 @@
                 </w:rPr>
                 <w:id w:val="-2022775022"/>
                 <w14:checkbox>
-                  <w14:checked w14:val="1"/>
-                  <w14:checkedState w14:val="2612" w14:font="MS Gothic"/>
-                  <w14:uncheckedState w14:val="2610" w14:font="MS Gothic"/>
-                </w14:checkbox>
-              </w:sdtPr>
-              <w:sdtEndPr/>
-              <w:sdtContent>
-                <w:r>
-                  <w:rPr>
-                    <w:rFonts w:ascii="MS Gothic" w:eastAsia="MS Gothic" w:hAnsi="MS Gothic" w:hint="eastAsia"/>
-                    <w:szCs w:val="16"/>
-                  </w:rPr>
-                  <w:t>☒</w:t>
+                  <w14:checked w14:val="0"/>
+                  <w14:checkedState w14:val="2612" w14:font="MS Gothic"/>
+                  <w14:uncheckedState w14:val="2610" w14:font="MS Gothic"/>
+                </w14:checkbox>
+              </w:sdtPr>
+              <w:sdtContent>
+                <w:r>
+                  <w:rPr>
+                    <w:rFonts w:ascii="MS Gothic" w:eastAsia="MS Gothic" w:hAnsi="MS Gothic" w:hint="eastAsia"/>
+                    <w:szCs w:val="16"/>
+                  </w:rPr>
+                  <w:t>☐</w:t>
                 </w:r>
               </w:sdtContent>
             </w:sdt>
@@ -2691,19 +2647,18 @@
                 </w:rPr>
                 <w:id w:val="1710602226"/>
                 <w14:checkbox>
-                  <w14:checked w14:val="1"/>
-                  <w14:checkedState w14:val="2612" w14:font="MS Gothic"/>
-                  <w14:uncheckedState w14:val="2610" w14:font="MS Gothic"/>
-                </w14:checkbox>
-              </w:sdtPr>
-              <w:sdtEndPr/>
-              <w:sdtContent>
-                <w:r>
-                  <w:rPr>
-                    <w:rFonts w:ascii="MS Gothic" w:eastAsia="MS Gothic" w:hAnsi="MS Gothic" w:hint="eastAsia"/>
-                    <w:szCs w:val="16"/>
-                  </w:rPr>
-                  <w:t>☒</w:t>
+                  <w14:checked w14:val="0"/>
+                  <w14:checkedState w14:val="2612" w14:font="MS Gothic"/>
+                  <w14:uncheckedState w14:val="2610" w14:font="MS Gothic"/>
+                </w14:checkbox>
+              </w:sdtPr>
+              <w:sdtContent>
+                <w:r>
+                  <w:rPr>
+                    <w:rFonts w:ascii="MS Gothic" w:eastAsia="MS Gothic" w:hAnsi="MS Gothic" w:hint="eastAsia"/>
+                    <w:szCs w:val="16"/>
+                  </w:rPr>
+                  <w:t>☐</w:t>
                 </w:r>
               </w:sdtContent>
             </w:sdt>
@@ -2747,19 +2702,18 @@
                 </w:rPr>
                 <w:id w:val="-1806227595"/>
                 <w14:checkbox>
-                  <w14:checked w14:val="1"/>
-                  <w14:checkedState w14:val="2612" w14:font="MS Gothic"/>
-                  <w14:uncheckedState w14:val="2610" w14:font="MS Gothic"/>
-                </w14:checkbox>
-              </w:sdtPr>
-              <w:sdtEndPr/>
-              <w:sdtContent>
-                <w:r>
-                  <w:rPr>
-                    <w:rFonts w:ascii="MS Gothic" w:eastAsia="MS Gothic" w:hAnsi="MS Gothic" w:hint="eastAsia"/>
-                    <w:szCs w:val="16"/>
-                  </w:rPr>
-                  <w:t>☒</w:t>
+                  <w14:checked w14:val="0"/>
+                  <w14:checkedState w14:val="2612" w14:font="MS Gothic"/>
+                  <w14:uncheckedState w14:val="2610" w14:font="MS Gothic"/>
+                </w14:checkbox>
+              </w:sdtPr>
+              <w:sdtContent>
+                <w:r>
+                  <w:rPr>
+                    <w:rFonts w:ascii="MS Gothic" w:eastAsia="MS Gothic" w:hAnsi="MS Gothic" w:hint="eastAsia"/>
+                    <w:szCs w:val="16"/>
+                  </w:rPr>
+                  <w:t>☐</w:t>
                 </w:r>
               </w:sdtContent>
             </w:sdt>
@@ -2831,7 +2785,6 @@
                   <w14:uncheckedState w14:val="2610" w14:font="MS Gothic"/>
                 </w14:checkbox>
               </w:sdtPr>
-              <w:sdtEndPr/>
               <w:sdtContent>
                 <w:r>
                   <w:rPr>
@@ -2931,19 +2884,18 @@
                 </w:rPr>
                 <w:id w:val="-1838303999"/>
                 <w14:checkbox>
-                  <w14:checked w14:val="1"/>
-                  <w14:checkedState w14:val="2612" w14:font="MS Gothic"/>
-                  <w14:uncheckedState w14:val="2610" w14:font="MS Gothic"/>
-                </w14:checkbox>
-              </w:sdtPr>
-              <w:sdtEndPr/>
-              <w:sdtContent>
-                <w:r>
-                  <w:rPr>
-                    <w:rFonts w:ascii="MS Gothic" w:eastAsia="MS Gothic" w:hAnsi="MS Gothic" w:hint="eastAsia"/>
-                    <w:szCs w:val="16"/>
-                  </w:rPr>
-                  <w:t>☒</w:t>
+                  <w14:checked w14:val="0"/>
+                  <w14:checkedState w14:val="2612" w14:font="MS Gothic"/>
+                  <w14:uncheckedState w14:val="2610" w14:font="MS Gothic"/>
+                </w14:checkbox>
+              </w:sdtPr>
+              <w:sdtContent>
+                <w:r>
+                  <w:rPr>
+                    <w:rFonts w:ascii="MS Gothic" w:eastAsia="MS Gothic" w:hAnsi="MS Gothic" w:hint="eastAsia"/>
+                    <w:szCs w:val="16"/>
+                  </w:rPr>
+                  <w:t>☐</w:t>
                 </w:r>
               </w:sdtContent>
             </w:sdt>
@@ -2974,19 +2926,18 @@
                 </w:rPr>
                 <w:id w:val="-1288427753"/>
                 <w14:checkbox>
-                  <w14:checked w14:val="1"/>
-                  <w14:checkedState w14:val="2612" w14:font="MS Gothic"/>
-                  <w14:uncheckedState w14:val="2610" w14:font="MS Gothic"/>
-                </w14:checkbox>
-              </w:sdtPr>
-              <w:sdtEndPr/>
-              <w:sdtContent>
-                <w:r>
-                  <w:rPr>
-                    <w:rFonts w:ascii="MS Gothic" w:eastAsia="MS Gothic" w:hAnsi="MS Gothic" w:hint="eastAsia"/>
-                    <w:szCs w:val="16"/>
-                  </w:rPr>
-                  <w:t>☒</w:t>
+                  <w14:checked w14:val="0"/>
+                  <w14:checkedState w14:val="2612" w14:font="MS Gothic"/>
+                  <w14:uncheckedState w14:val="2610" w14:font="MS Gothic"/>
+                </w14:checkbox>
+              </w:sdtPr>
+              <w:sdtContent>
+                <w:r>
+                  <w:rPr>
+                    <w:rFonts w:ascii="MS Gothic" w:eastAsia="MS Gothic" w:hAnsi="MS Gothic" w:hint="eastAsia"/>
+                    <w:szCs w:val="16"/>
+                  </w:rPr>
+                  <w:t>☐</w:t>
                 </w:r>
               </w:sdtContent>
             </w:sdt>
@@ -3017,19 +2968,18 @@
                 </w:rPr>
                 <w:id w:val="-161165756"/>
                 <w14:checkbox>
-                  <w14:checked w14:val="1"/>
-                  <w14:checkedState w14:val="2612" w14:font="MS Gothic"/>
-                  <w14:uncheckedState w14:val="2610" w14:font="MS Gothic"/>
-                </w14:checkbox>
-              </w:sdtPr>
-              <w:sdtEndPr/>
-              <w:sdtContent>
-                <w:r>
-                  <w:rPr>
-                    <w:rFonts w:ascii="MS Gothic" w:eastAsia="MS Gothic" w:hAnsi="MS Gothic" w:hint="eastAsia"/>
-                    <w:szCs w:val="16"/>
-                  </w:rPr>
-                  <w:t>☒</w:t>
+                  <w14:checked w14:val="0"/>
+                  <w14:checkedState w14:val="2612" w14:font="MS Gothic"/>
+                  <w14:uncheckedState w14:val="2610" w14:font="MS Gothic"/>
+                </w14:checkbox>
+              </w:sdtPr>
+              <w:sdtContent>
+                <w:r>
+                  <w:rPr>
+                    <w:rFonts w:ascii="MS Gothic" w:eastAsia="MS Gothic" w:hAnsi="MS Gothic" w:hint="eastAsia"/>
+                    <w:szCs w:val="16"/>
+                  </w:rPr>
+                  <w:t>☐</w:t>
                 </w:r>
               </w:sdtContent>
             </w:sdt>
@@ -3073,19 +3023,18 @@
                 </w:rPr>
                 <w:id w:val="1499622140"/>
                 <w14:checkbox>
-                  <w14:checked w14:val="1"/>
-                  <w14:checkedState w14:val="2612" w14:font="MS Gothic"/>
-                  <w14:uncheckedState w14:val="2610" w14:font="MS Gothic"/>
-                </w14:checkbox>
-              </w:sdtPr>
-              <w:sdtEndPr/>
-              <w:sdtContent>
-                <w:r>
-                  <w:rPr>
-                    <w:rFonts w:ascii="MS Gothic" w:eastAsia="MS Gothic" w:hAnsi="MS Gothic" w:hint="eastAsia"/>
-                    <w:szCs w:val="16"/>
-                  </w:rPr>
-                  <w:t>☒</w:t>
+                  <w14:checked w14:val="0"/>
+                  <w14:checkedState w14:val="2612" w14:font="MS Gothic"/>
+                  <w14:uncheckedState w14:val="2610" w14:font="MS Gothic"/>
+                </w14:checkbox>
+              </w:sdtPr>
+              <w:sdtContent>
+                <w:r>
+                  <w:rPr>
+                    <w:rFonts w:ascii="MS Gothic" w:eastAsia="MS Gothic" w:hAnsi="MS Gothic" w:hint="eastAsia"/>
+                    <w:szCs w:val="16"/>
+                  </w:rPr>
+                  <w:t>☐</w:t>
                 </w:r>
               </w:sdtContent>
             </w:sdt>
@@ -3129,19 +3078,18 @@
                 </w:rPr>
                 <w:id w:val="-1310087343"/>
                 <w14:checkbox>
-                  <w14:checked w14:val="1"/>
-                  <w14:checkedState w14:val="2612" w14:font="MS Gothic"/>
-                  <w14:uncheckedState w14:val="2610" w14:font="MS Gothic"/>
-                </w14:checkbox>
-              </w:sdtPr>
-              <w:sdtEndPr/>
-              <w:sdtContent>
-                <w:r>
-                  <w:rPr>
-                    <w:rFonts w:ascii="MS Gothic" w:eastAsia="MS Gothic" w:hAnsi="MS Gothic" w:hint="eastAsia"/>
-                    <w:szCs w:val="16"/>
-                  </w:rPr>
-                  <w:t>☒</w:t>
+                  <w14:checked w14:val="0"/>
+                  <w14:checkedState w14:val="2612" w14:font="MS Gothic"/>
+                  <w14:uncheckedState w14:val="2610" w14:font="MS Gothic"/>
+                </w14:checkbox>
+              </w:sdtPr>
+              <w:sdtContent>
+                <w:r>
+                  <w:rPr>
+                    <w:rFonts w:ascii="MS Gothic" w:eastAsia="MS Gothic" w:hAnsi="MS Gothic" w:hint="eastAsia"/>
+                    <w:szCs w:val="16"/>
+                  </w:rPr>
+                  <w:t>☐</w:t>
                 </w:r>
               </w:sdtContent>
             </w:sdt>
@@ -3203,19 +3151,18 @@
                 </w:rPr>
                 <w:id w:val="-901434554"/>
                 <w14:checkbox>
-                  <w14:checked w14:val="1"/>
-                  <w14:checkedState w14:val="2612" w14:font="MS Gothic"/>
-                  <w14:uncheckedState w14:val="2610" w14:font="MS Gothic"/>
-                </w14:checkbox>
-              </w:sdtPr>
-              <w:sdtEndPr/>
-              <w:sdtContent>
-                <w:r>
-                  <w:rPr>
-                    <w:rFonts w:ascii="MS Gothic" w:eastAsia="MS Gothic" w:hAnsi="MS Gothic" w:hint="eastAsia"/>
-                    <w:szCs w:val="16"/>
-                  </w:rPr>
-                  <w:t>☒</w:t>
+                  <w14:checked w14:val="0"/>
+                  <w14:checkedState w14:val="2612" w14:font="MS Gothic"/>
+                  <w14:uncheckedState w14:val="2610" w14:font="MS Gothic"/>
+                </w14:checkbox>
+              </w:sdtPr>
+              <w:sdtContent>
+                <w:r>
+                  <w:rPr>
+                    <w:rFonts w:ascii="MS Gothic" w:eastAsia="MS Gothic" w:hAnsi="MS Gothic" w:hint="eastAsia"/>
+                    <w:szCs w:val="16"/>
+                  </w:rPr>
+                  <w:t>☐</w:t>
                 </w:r>
               </w:sdtContent>
             </w:sdt>
@@ -3252,19 +3199,18 @@
                 </w:rPr>
                 <w:id w:val="-615987248"/>
                 <w14:checkbox>
-                  <w14:checked w14:val="1"/>
-                  <w14:checkedState w14:val="2612" w14:font="MS Gothic"/>
-                  <w14:uncheckedState w14:val="2610" w14:font="MS Gothic"/>
-                </w14:checkbox>
-              </w:sdtPr>
-              <w:sdtEndPr/>
-              <w:sdtContent>
-                <w:r>
-                  <w:rPr>
-                    <w:rFonts w:ascii="MS Gothic" w:eastAsia="MS Gothic" w:hAnsi="MS Gothic" w:hint="eastAsia"/>
-                    <w:szCs w:val="16"/>
-                  </w:rPr>
-                  <w:t>☒</w:t>
+                  <w14:checked w14:val="0"/>
+                  <w14:checkedState w14:val="2612" w14:font="MS Gothic"/>
+                  <w14:uncheckedState w14:val="2610" w14:font="MS Gothic"/>
+                </w14:checkbox>
+              </w:sdtPr>
+              <w:sdtContent>
+                <w:r>
+                  <w:rPr>
+                    <w:rFonts w:ascii="MS Gothic" w:eastAsia="MS Gothic" w:hAnsi="MS Gothic" w:hint="eastAsia"/>
+                    <w:szCs w:val="16"/>
+                  </w:rPr>
+                  <w:t>☐</w:t>
                 </w:r>
               </w:sdtContent>
             </w:sdt>
@@ -3323,19 +3269,18 @@
                 </w:rPr>
                 <w:id w:val="-1725598156"/>
                 <w14:checkbox>
-                  <w14:checked w14:val="1"/>
-                  <w14:checkedState w14:val="2612" w14:font="MS Gothic"/>
-                  <w14:uncheckedState w14:val="2610" w14:font="MS Gothic"/>
-                </w14:checkbox>
-              </w:sdtPr>
-              <w:sdtEndPr/>
-              <w:sdtContent>
-                <w:r>
-                  <w:rPr>
-                    <w:rFonts w:ascii="MS Gothic" w:eastAsia="MS Gothic" w:hAnsi="MS Gothic" w:hint="eastAsia"/>
-                    <w:szCs w:val="16"/>
-                  </w:rPr>
-                  <w:t>☒</w:t>
+                  <w14:checked w14:val="0"/>
+                  <w14:checkedState w14:val="2612" w14:font="MS Gothic"/>
+                  <w14:uncheckedState w14:val="2610" w14:font="MS Gothic"/>
+                </w14:checkbox>
+              </w:sdtPr>
+              <w:sdtContent>
+                <w:r>
+                  <w:rPr>
+                    <w:rFonts w:ascii="MS Gothic" w:eastAsia="MS Gothic" w:hAnsi="MS Gothic" w:hint="eastAsia"/>
+                    <w:szCs w:val="16"/>
+                  </w:rPr>
+                  <w:t>☐</w:t>
                 </w:r>
               </w:sdtContent>
             </w:sdt>
@@ -3446,19 +3391,18 @@
                 </w:rPr>
                 <w:id w:val="-343318952"/>
                 <w14:checkbox>
-                  <w14:checked w14:val="1"/>
-                  <w14:checkedState w14:val="2612" w14:font="MS Gothic"/>
-                  <w14:uncheckedState w14:val="2610" w14:font="MS Gothic"/>
-                </w14:checkbox>
-              </w:sdtPr>
-              <w:sdtEndPr/>
-              <w:sdtContent>
-                <w:r>
-                  <w:rPr>
-                    <w:rFonts w:ascii="MS Gothic" w:eastAsia="MS Gothic" w:hAnsi="MS Gothic" w:hint="eastAsia"/>
-                    <w:szCs w:val="16"/>
-                  </w:rPr>
-                  <w:t>☒</w:t>
+                  <w14:checked w14:val="0"/>
+                  <w14:checkedState w14:val="2612" w14:font="MS Gothic"/>
+                  <w14:uncheckedState w14:val="2610" w14:font="MS Gothic"/>
+                </w14:checkbox>
+              </w:sdtPr>
+              <w:sdtContent>
+                <w:r>
+                  <w:rPr>
+                    <w:rFonts w:ascii="MS Gothic" w:eastAsia="MS Gothic" w:hAnsi="MS Gothic" w:hint="eastAsia"/>
+                    <w:szCs w:val="16"/>
+                  </w:rPr>
+                  <w:t>☐</w:t>
                 </w:r>
               </w:sdtContent>
             </w:sdt>
@@ -3496,19 +3440,18 @@
                 </w:rPr>
                 <w:id w:val="-1643179521"/>
                 <w14:checkbox>
-                  <w14:checked w14:val="1"/>
-                  <w14:checkedState w14:val="2612" w14:font="MS Gothic"/>
-                  <w14:uncheckedState w14:val="2610" w14:font="MS Gothic"/>
-                </w14:checkbox>
-              </w:sdtPr>
-              <w:sdtEndPr/>
-              <w:sdtContent>
-                <w:r>
-                  <w:rPr>
-                    <w:rFonts w:ascii="MS Gothic" w:eastAsia="MS Gothic" w:hAnsi="MS Gothic" w:hint="eastAsia"/>
-                    <w:szCs w:val="16"/>
-                  </w:rPr>
-                  <w:t>☒</w:t>
+                  <w14:checked w14:val="0"/>
+                  <w14:checkedState w14:val="2612" w14:font="MS Gothic"/>
+                  <w14:uncheckedState w14:val="2610" w14:font="MS Gothic"/>
+                </w14:checkbox>
+              </w:sdtPr>
+              <w:sdtContent>
+                <w:r>
+                  <w:rPr>
+                    <w:rFonts w:ascii="MS Gothic" w:eastAsia="MS Gothic" w:hAnsi="MS Gothic" w:hint="eastAsia"/>
+                    <w:szCs w:val="16"/>
+                  </w:rPr>
+                  <w:t>☐</w:t>
                 </w:r>
               </w:sdtContent>
             </w:sdt>
@@ -3572,7 +3515,6 @@
                   <w14:uncheckedState w14:val="2610" w14:font="MS Gothic"/>
                 </w14:checkbox>
               </w:sdtPr>
-              <w:sdtEndPr/>
               <w:sdtContent>
                 <w:r>
                   <w:rPr>
@@ -3596,19 +3538,18 @@
                 </w:rPr>
                 <w:id w:val="-756976329"/>
                 <w14:checkbox>
-                  <w14:checked w14:val="1"/>
-                  <w14:checkedState w14:val="2612" w14:font="MS Gothic"/>
-                  <w14:uncheckedState w14:val="2610" w14:font="MS Gothic"/>
-                </w14:checkbox>
-              </w:sdtPr>
-              <w:sdtEndPr/>
-              <w:sdtContent>
-                <w:r>
-                  <w:rPr>
-                    <w:rFonts w:ascii="MS Gothic" w:eastAsia="MS Gothic" w:hAnsi="MS Gothic" w:hint="eastAsia"/>
-                    <w:szCs w:val="16"/>
-                  </w:rPr>
-                  <w:t>☒</w:t>
+                  <w14:checked w14:val="0"/>
+                  <w14:checkedState w14:val="2612" w14:font="MS Gothic"/>
+                  <w14:uncheckedState w14:val="2610" w14:font="MS Gothic"/>
+                </w14:checkbox>
+              </w:sdtPr>
+              <w:sdtContent>
+                <w:r>
+                  <w:rPr>
+                    <w:rFonts w:ascii="MS Gothic" w:eastAsia="MS Gothic" w:hAnsi="MS Gothic" w:hint="eastAsia"/>
+                    <w:szCs w:val="16"/>
+                  </w:rPr>
+                  <w:t>☐</w:t>
                 </w:r>
               </w:sdtContent>
             </w:sdt>
@@ -3625,19 +3566,18 @@
                 </w:rPr>
                 <w:id w:val="-1844078101"/>
                 <w14:checkbox>
-                  <w14:checked w14:val="1"/>
-                  <w14:checkedState w14:val="2612" w14:font="MS Gothic"/>
-                  <w14:uncheckedState w14:val="2610" w14:font="MS Gothic"/>
-                </w14:checkbox>
-              </w:sdtPr>
-              <w:sdtEndPr/>
-              <w:sdtContent>
-                <w:r>
-                  <w:rPr>
-                    <w:rFonts w:ascii="MS Gothic" w:eastAsia="MS Gothic" w:hAnsi="MS Gothic" w:hint="eastAsia"/>
-                    <w:szCs w:val="16"/>
-                  </w:rPr>
-                  <w:t>☒</w:t>
+                  <w14:checked w14:val="0"/>
+                  <w14:checkedState w14:val="2612" w14:font="MS Gothic"/>
+                  <w14:uncheckedState w14:val="2610" w14:font="MS Gothic"/>
+                </w14:checkbox>
+              </w:sdtPr>
+              <w:sdtContent>
+                <w:r>
+                  <w:rPr>
+                    <w:rFonts w:ascii="MS Gothic" w:eastAsia="MS Gothic" w:hAnsi="MS Gothic" w:hint="eastAsia"/>
+                    <w:szCs w:val="16"/>
+                  </w:rPr>
+                  <w:t>☐</w:t>
                 </w:r>
               </w:sdtContent>
             </w:sdt>
@@ -3654,19 +3594,18 @@
                 </w:rPr>
                 <w:id w:val="924763512"/>
                 <w14:checkbox>
-                  <w14:checked w14:val="1"/>
-                  <w14:checkedState w14:val="2612" w14:font="MS Gothic"/>
-                  <w14:uncheckedState w14:val="2610" w14:font="MS Gothic"/>
-                </w14:checkbox>
-              </w:sdtPr>
-              <w:sdtEndPr/>
-              <w:sdtContent>
-                <w:r>
-                  <w:rPr>
-                    <w:rFonts w:ascii="MS Gothic" w:eastAsia="MS Gothic" w:hAnsi="MS Gothic" w:hint="eastAsia"/>
-                    <w:szCs w:val="16"/>
-                  </w:rPr>
-                  <w:t>☒</w:t>
+                  <w14:checked w14:val="0"/>
+                  <w14:checkedState w14:val="2612" w14:font="MS Gothic"/>
+                  <w14:uncheckedState w14:val="2610" w14:font="MS Gothic"/>
+                </w14:checkbox>
+              </w:sdtPr>
+              <w:sdtContent>
+                <w:r>
+                  <w:rPr>
+                    <w:rFonts w:ascii="MS Gothic" w:eastAsia="MS Gothic" w:hAnsi="MS Gothic" w:hint="eastAsia"/>
+                    <w:szCs w:val="16"/>
+                  </w:rPr>
+                  <w:t>☐</w:t>
                 </w:r>
               </w:sdtContent>
             </w:sdt>
@@ -3724,7 +3663,6 @@
                   <w14:uncheckedState w14:val="2610" w14:font="MS Gothic"/>
                 </w14:checkbox>
               </w:sdtPr>
-              <w:sdtEndPr/>
               <w:sdtContent>
                 <w:r>
                   <w:rPr>
@@ -3753,7 +3691,6 @@
                   <w14:uncheckedState w14:val="2610" w14:font="MS Gothic"/>
                 </w14:checkbox>
               </w:sdtPr>
-              <w:sdtEndPr/>
               <w:sdtContent>
                 <w:r>
                   <w:rPr>
@@ -3782,7 +3719,6 @@
                   <w14:uncheckedState w14:val="2610" w14:font="MS Gothic"/>
                 </w14:checkbox>
               </w:sdtPr>
-              <w:sdtEndPr/>
               <w:sdtContent>
                 <w:r>
                   <w:rPr>
@@ -3832,7 +3768,6 @@
               <w14:uncheckedState w14:val="2610" w14:font="MS Gothic"/>
             </w14:checkbox>
           </w:sdtPr>
-          <w:sdtEndPr/>
           <w:sdtContent>
             <w:tc>
               <w:tcPr>
@@ -3900,19 +3835,18 @@
                 </w:rPr>
                 <w:id w:val="1728107737"/>
                 <w14:checkbox>
-                  <w14:checked w14:val="1"/>
-                  <w14:checkedState w14:val="2612" w14:font="MS Gothic"/>
-                  <w14:uncheckedState w14:val="2610" w14:font="MS Gothic"/>
-                </w14:checkbox>
-              </w:sdtPr>
-              <w:sdtEndPr/>
-              <w:sdtContent>
-                <w:r>
-                  <w:rPr>
-                    <w:rFonts w:ascii="MS Gothic" w:eastAsia="MS Gothic" w:hAnsi="MS Gothic" w:hint="eastAsia"/>
-                    <w:szCs w:val="16"/>
-                  </w:rPr>
-                  <w:t>☒</w:t>
+                  <w14:checked w14:val="0"/>
+                  <w14:checkedState w14:val="2612" w14:font="MS Gothic"/>
+                  <w14:uncheckedState w14:val="2610" w14:font="MS Gothic"/>
+                </w14:checkbox>
+              </w:sdtPr>
+              <w:sdtContent>
+                <w:r>
+                  <w:rPr>
+                    <w:rFonts w:ascii="MS Gothic" w:eastAsia="MS Gothic" w:hAnsi="MS Gothic" w:hint="eastAsia"/>
+                    <w:szCs w:val="16"/>
+                  </w:rPr>
+                  <w:t>☐</w:t>
                 </w:r>
               </w:sdtContent>
             </w:sdt>
@@ -3971,19 +3905,18 @@
                 </w:rPr>
                 <w:id w:val="267507046"/>
                 <w14:checkbox>
-                  <w14:checked w14:val="1"/>
-                  <w14:checkedState w14:val="2612" w14:font="MS Gothic"/>
-                  <w14:uncheckedState w14:val="2610" w14:font="MS Gothic"/>
-                </w14:checkbox>
-              </w:sdtPr>
-              <w:sdtEndPr/>
-              <w:sdtContent>
-                <w:r>
-                  <w:rPr>
-                    <w:rFonts w:ascii="MS Gothic" w:eastAsia="MS Gothic" w:hAnsi="MS Gothic" w:hint="eastAsia"/>
-                    <w:szCs w:val="16"/>
-                  </w:rPr>
-                  <w:t>☒</w:t>
+                  <w14:checked w14:val="0"/>
+                  <w14:checkedState w14:val="2612" w14:font="MS Gothic"/>
+                  <w14:uncheckedState w14:val="2610" w14:font="MS Gothic"/>
+                </w14:checkbox>
+              </w:sdtPr>
+              <w:sdtContent>
+                <w:r>
+                  <w:rPr>
+                    <w:rFonts w:ascii="MS Gothic" w:eastAsia="MS Gothic" w:hAnsi="MS Gothic" w:hint="eastAsia"/>
+                    <w:szCs w:val="16"/>
+                  </w:rPr>
+                  <w:t>☐</w:t>
                 </w:r>
               </w:sdtContent>
             </w:sdt>
@@ -4000,19 +3933,18 @@
                 </w:rPr>
                 <w:id w:val="-2097089882"/>
                 <w14:checkbox>
-                  <w14:checked w14:val="1"/>
-                  <w14:checkedState w14:val="2612" w14:font="MS Gothic"/>
-                  <w14:uncheckedState w14:val="2610" w14:font="MS Gothic"/>
-                </w14:checkbox>
-              </w:sdtPr>
-              <w:sdtEndPr/>
-              <w:sdtContent>
-                <w:r>
-                  <w:rPr>
-                    <w:rFonts w:ascii="MS Gothic" w:eastAsia="MS Gothic" w:hAnsi="MS Gothic" w:hint="eastAsia"/>
-                    <w:szCs w:val="16"/>
-                  </w:rPr>
-                  <w:t>☒</w:t>
+                  <w14:checked w14:val="0"/>
+                  <w14:checkedState w14:val="2612" w14:font="MS Gothic"/>
+                  <w14:uncheckedState w14:val="2610" w14:font="MS Gothic"/>
+                </w14:checkbox>
+              </w:sdtPr>
+              <w:sdtContent>
+                <w:r>
+                  <w:rPr>
+                    <w:rFonts w:ascii="MS Gothic" w:eastAsia="MS Gothic" w:hAnsi="MS Gothic" w:hint="eastAsia"/>
+                    <w:szCs w:val="16"/>
+                  </w:rPr>
+                  <w:t>☐</w:t>
                 </w:r>
               </w:sdtContent>
             </w:sdt>
@@ -4029,19 +3961,18 @@
                 </w:rPr>
                 <w:id w:val="1087568462"/>
                 <w14:checkbox>
-                  <w14:checked w14:val="1"/>
-                  <w14:checkedState w14:val="2612" w14:font="MS Gothic"/>
-                  <w14:uncheckedState w14:val="2610" w14:font="MS Gothic"/>
-                </w14:checkbox>
-              </w:sdtPr>
-              <w:sdtEndPr/>
-              <w:sdtContent>
-                <w:r>
-                  <w:rPr>
-                    <w:rFonts w:ascii="MS Gothic" w:eastAsia="MS Gothic" w:hAnsi="MS Gothic" w:hint="eastAsia"/>
-                    <w:szCs w:val="16"/>
-                  </w:rPr>
-                  <w:t>☒</w:t>
+                  <w14:checked w14:val="0"/>
+                  <w14:checkedState w14:val="2612" w14:font="MS Gothic"/>
+                  <w14:uncheckedState w14:val="2610" w14:font="MS Gothic"/>
+                </w14:checkbox>
+              </w:sdtPr>
+              <w:sdtContent>
+                <w:r>
+                  <w:rPr>
+                    <w:rFonts w:ascii="MS Gothic" w:eastAsia="MS Gothic" w:hAnsi="MS Gothic" w:hint="eastAsia"/>
+                    <w:szCs w:val="16"/>
+                  </w:rPr>
+                  <w:t>☐</w:t>
                 </w:r>
               </w:sdtContent>
             </w:sdt>
@@ -4091,12 +4022,39 @@
                 </w:rPr>
                 <w:id w:val="-641575913"/>
                 <w14:checkbox>
+                  <w14:checked w14:val="0"/>
+                  <w14:checkedState w14:val="2612" w14:font="MS Gothic"/>
+                  <w14:uncheckedState w14:val="2610" w14:font="MS Gothic"/>
+                </w14:checkbox>
+              </w:sdtPr>
+              <w:sdtContent>
+                <w:r>
+                  <w:rPr>
+                    <w:rFonts w:ascii="MS Gothic" w:eastAsia="MS Gothic" w:hAnsi="MS Gothic" w:hint="eastAsia"/>
+                    <w:szCs w:val="16"/>
+                  </w:rPr>
+                  <w:t>☐</w:t>
+                </w:r>
+              </w:sdtContent>
+            </w:sdt>
+            <w:r>
+              <w:rPr>
+                <w:szCs w:val="16"/>
+              </w:rPr>
+              <w:t xml:space="preserve">весы </w:t>
+            </w:r>
+            <w:sdt>
+              <w:sdtPr>
+                <w:rPr>
+                  <w:szCs w:val="16"/>
+                </w:rPr>
+                <w:id w:val="-1173409351"/>
+                <w14:checkbox>
                   <w14:checked w14:val="1"/>
                   <w14:checkedState w14:val="2612" w14:font="MS Gothic"/>
                   <w14:uncheckedState w14:val="2610" w14:font="MS Gothic"/>
                 </w14:checkbox>
               </w:sdtPr>
-              <w:sdtEndPr/>
               <w:sdtContent>
                 <w:r>
                   <w:rPr>
@@ -4111,50 +4069,20 @@
               <w:rPr>
                 <w:szCs w:val="16"/>
               </w:rPr>
-              <w:t xml:space="preserve">весы </w:t>
-            </w:r>
-            <w:sdt>
-              <w:sdtPr>
-                <w:rPr>
-                  <w:szCs w:val="16"/>
-                </w:rPr>
-                <w:id w:val="-1173409351"/>
+              <w:t xml:space="preserve">напольные </w:t>
+            </w:r>
+            <w:sdt>
+              <w:sdtPr>
+                <w:rPr>
+                  <w:szCs w:val="16"/>
+                </w:rPr>
+                <w:id w:val="-805698022"/>
                 <w14:checkbox>
                   <w14:checked w14:val="1"/>
                   <w14:checkedState w14:val="2612" w14:font="MS Gothic"/>
                   <w14:uncheckedState w14:val="2610" w14:font="MS Gothic"/>
                 </w14:checkbox>
               </w:sdtPr>
-              <w:sdtEndPr/>
-              <w:sdtContent>
-                <w:r>
-                  <w:rPr>
-                    <w:rFonts w:ascii="MS Gothic" w:eastAsia="MS Gothic" w:hAnsi="MS Gothic" w:hint="eastAsia"/>
-                    <w:szCs w:val="16"/>
-                  </w:rPr>
-                  <w:t>☒</w:t>
-                </w:r>
-              </w:sdtContent>
-            </w:sdt>
-            <w:r>
-              <w:rPr>
-                <w:szCs w:val="16"/>
-              </w:rPr>
-              <w:t xml:space="preserve">напольные </w:t>
-            </w:r>
-            <w:sdt>
-              <w:sdtPr>
-                <w:rPr>
-                  <w:szCs w:val="16"/>
-                </w:rPr>
-                <w:id w:val="-805698022"/>
-                <w14:checkbox>
-                  <w14:checked w14:val="1"/>
-                  <w14:checkedState w14:val="2612" w14:font="MS Gothic"/>
-                  <w14:uncheckedState w14:val="2610" w14:font="MS Gothic"/>
-                </w14:checkbox>
-              </w:sdtPr>
-              <w:sdtEndPr/>
               <w:sdtContent>
                 <w:r>
                   <w:rPr>
@@ -4204,7 +4132,6 @@
               <w14:uncheckedState w14:val="2610" w14:font="MS Gothic"/>
             </w14:checkbox>
           </w:sdtPr>
-          <w:sdtEndPr/>
           <w:sdtContent>
             <w:tc>
               <w:tcPr>
@@ -4272,19 +4199,18 @@
                 </w:rPr>
                 <w:id w:val="56446414"/>
                 <w14:checkbox>
-                  <w14:checked w14:val="1"/>
-                  <w14:checkedState w14:val="2612" w14:font="MS Gothic"/>
-                  <w14:uncheckedState w14:val="2610" w14:font="MS Gothic"/>
-                </w14:checkbox>
-              </w:sdtPr>
-              <w:sdtEndPr/>
-              <w:sdtContent>
-                <w:r>
-                  <w:rPr>
-                    <w:rFonts w:ascii="MS Gothic" w:eastAsia="MS Gothic" w:hAnsi="MS Gothic" w:hint="eastAsia"/>
-                    <w:szCs w:val="16"/>
-                  </w:rPr>
-                  <w:t>☒</w:t>
+                  <w14:checked w14:val="0"/>
+                  <w14:checkedState w14:val="2612" w14:font="MS Gothic"/>
+                  <w14:uncheckedState w14:val="2610" w14:font="MS Gothic"/>
+                </w14:checkbox>
+              </w:sdtPr>
+              <w:sdtContent>
+                <w:r>
+                  <w:rPr>
+                    <w:rFonts w:ascii="MS Gothic" w:eastAsia="MS Gothic" w:hAnsi="MS Gothic" w:hint="eastAsia"/>
+                    <w:szCs w:val="16"/>
+                  </w:rPr>
+                  <w:t>☐</w:t>
                 </w:r>
               </w:sdtContent>
             </w:sdt>
@@ -4321,19 +4247,18 @@
                 </w:rPr>
                 <w:id w:val="592672224"/>
                 <w14:checkbox>
-                  <w14:checked w14:val="1"/>
-                  <w14:checkedState w14:val="2612" w14:font="MS Gothic"/>
-                  <w14:uncheckedState w14:val="2610" w14:font="MS Gothic"/>
-                </w14:checkbox>
-              </w:sdtPr>
-              <w:sdtEndPr/>
-              <w:sdtContent>
-                <w:r>
-                  <w:rPr>
-                    <w:rFonts w:ascii="MS Gothic" w:eastAsia="MS Gothic" w:hAnsi="MS Gothic" w:hint="eastAsia"/>
-                    <w:szCs w:val="16"/>
-                  </w:rPr>
-                  <w:t>☒</w:t>
+                  <w14:checked w14:val="0"/>
+                  <w14:checkedState w14:val="2612" w14:font="MS Gothic"/>
+                  <w14:uncheckedState w14:val="2610" w14:font="MS Gothic"/>
+                </w14:checkbox>
+              </w:sdtPr>
+              <w:sdtContent>
+                <w:r>
+                  <w:rPr>
+                    <w:rFonts w:ascii="MS Gothic" w:eastAsia="MS Gothic" w:hAnsi="MS Gothic" w:hint="eastAsia"/>
+                    <w:szCs w:val="16"/>
+                  </w:rPr>
+                  <w:t>☐</w:t>
                 </w:r>
               </w:sdtContent>
             </w:sdt>
@@ -4375,7 +4300,6 @@
                   <w14:uncheckedState w14:val="2610" w14:font="MS Gothic"/>
                 </w14:checkbox>
               </w:sdtPr>
-              <w:sdtEndPr/>
               <w:sdtContent>
                 <w:r>
                   <w:rPr>
@@ -4446,7 +4370,6 @@
                   <w14:uncheckedState w14:val="2610" w14:font="MS Gothic"/>
                 </w14:checkbox>
               </w:sdtPr>
-              <w:sdtEndPr/>
               <w:sdtContent>
                 <w:r>
                   <w:rPr>
@@ -4470,19 +4393,18 @@
                 </w:rPr>
                 <w:id w:val="-608587607"/>
                 <w14:checkbox>
-                  <w14:checked w14:val="1"/>
-                  <w14:checkedState w14:val="2612" w14:font="MS Gothic"/>
-                  <w14:uncheckedState w14:val="2610" w14:font="MS Gothic"/>
-                </w14:checkbox>
-              </w:sdtPr>
-              <w:sdtEndPr/>
-              <w:sdtContent>
-                <w:r>
-                  <w:rPr>
-                    <w:rFonts w:ascii="MS Gothic" w:eastAsia="MS Gothic" w:hAnsi="MS Gothic" w:hint="eastAsia"/>
-                    <w:szCs w:val="16"/>
-                  </w:rPr>
-                  <w:t>☒</w:t>
+                  <w14:checked w14:val="0"/>
+                  <w14:checkedState w14:val="2612" w14:font="MS Gothic"/>
+                  <w14:uncheckedState w14:val="2610" w14:font="MS Gothic"/>
+                </w14:checkbox>
+              </w:sdtPr>
+              <w:sdtContent>
+                <w:r>
+                  <w:rPr>
+                    <w:rFonts w:ascii="MS Gothic" w:eastAsia="MS Gothic" w:hAnsi="MS Gothic" w:hint="eastAsia"/>
+                    <w:szCs w:val="16"/>
+                  </w:rPr>
+                  <w:t>☐</w:t>
                 </w:r>
               </w:sdtContent>
             </w:sdt>
@@ -4499,19 +4421,18 @@
                 </w:rPr>
                 <w:id w:val="-1313410027"/>
                 <w14:checkbox>
-                  <w14:checked w14:val="1"/>
-                  <w14:checkedState w14:val="2612" w14:font="MS Gothic"/>
-                  <w14:uncheckedState w14:val="2610" w14:font="MS Gothic"/>
-                </w14:checkbox>
-              </w:sdtPr>
-              <w:sdtEndPr/>
-              <w:sdtContent>
-                <w:r>
-                  <w:rPr>
-                    <w:rFonts w:ascii="MS Gothic" w:eastAsia="MS Gothic" w:hAnsi="MS Gothic" w:hint="eastAsia"/>
-                    <w:szCs w:val="16"/>
-                  </w:rPr>
-                  <w:t>☒</w:t>
+                  <w14:checked w14:val="0"/>
+                  <w14:checkedState w14:val="2612" w14:font="MS Gothic"/>
+                  <w14:uncheckedState w14:val="2610" w14:font="MS Gothic"/>
+                </w14:checkbox>
+              </w:sdtPr>
+              <w:sdtContent>
+                <w:r>
+                  <w:rPr>
+                    <w:rFonts w:ascii="MS Gothic" w:eastAsia="MS Gothic" w:hAnsi="MS Gothic" w:hint="eastAsia"/>
+                    <w:szCs w:val="16"/>
+                  </w:rPr>
+                  <w:t>☐</w:t>
                 </w:r>
               </w:sdtContent>
             </w:sdt>
@@ -4562,19 +4483,18 @@
                 </w:rPr>
                 <w:id w:val="1107540470"/>
                 <w14:checkbox>
-                  <w14:checked w14:val="1"/>
-                  <w14:checkedState w14:val="2612" w14:font="MS Gothic"/>
-                  <w14:uncheckedState w14:val="2610" w14:font="MS Gothic"/>
-                </w14:checkbox>
-              </w:sdtPr>
-              <w:sdtEndPr/>
-              <w:sdtContent>
-                <w:r>
-                  <w:rPr>
-                    <w:rFonts w:ascii="MS Gothic" w:eastAsia="MS Gothic" w:hAnsi="MS Gothic" w:hint="eastAsia"/>
-                    <w:szCs w:val="16"/>
-                  </w:rPr>
-                  <w:t>☒</w:t>
+                  <w14:checked w14:val="0"/>
+                  <w14:checkedState w14:val="2612" w14:font="MS Gothic"/>
+                  <w14:uncheckedState w14:val="2610" w14:font="MS Gothic"/>
+                </w14:checkbox>
+              </w:sdtPr>
+              <w:sdtContent>
+                <w:r>
+                  <w:rPr>
+                    <w:rFonts w:ascii="MS Gothic" w:eastAsia="MS Gothic" w:hAnsi="MS Gothic" w:hint="eastAsia"/>
+                    <w:szCs w:val="16"/>
+                  </w:rPr>
+                  <w:t>☐</w:t>
                 </w:r>
               </w:sdtContent>
             </w:sdt>
@@ -4606,19 +4526,18 @@
                 </w:rPr>
                 <w:id w:val="1907110318"/>
                 <w14:checkbox>
-                  <w14:checked w14:val="1"/>
-                  <w14:checkedState w14:val="2612" w14:font="MS Gothic"/>
-                  <w14:uncheckedState w14:val="2610" w14:font="MS Gothic"/>
-                </w14:checkbox>
-              </w:sdtPr>
-              <w:sdtEndPr/>
-              <w:sdtContent>
-                <w:r>
-                  <w:rPr>
-                    <w:rFonts w:ascii="MS Gothic" w:eastAsia="MS Gothic" w:hAnsi="MS Gothic" w:hint="eastAsia"/>
-                    <w:szCs w:val="16"/>
-                  </w:rPr>
-                  <w:t>☒</w:t>
+                  <w14:checked w14:val="0"/>
+                  <w14:checkedState w14:val="2612" w14:font="MS Gothic"/>
+                  <w14:uncheckedState w14:val="2610" w14:font="MS Gothic"/>
+                </w14:checkbox>
+              </w:sdtPr>
+              <w:sdtContent>
+                <w:r>
+                  <w:rPr>
+                    <w:rFonts w:ascii="MS Gothic" w:eastAsia="MS Gothic" w:hAnsi="MS Gothic" w:hint="eastAsia"/>
+                    <w:szCs w:val="16"/>
+                  </w:rPr>
+                  <w:t>☐</w:t>
                 </w:r>
               </w:sdtContent>
             </w:sdt>
@@ -4661,7 +4580,6 @@
               <w14:uncheckedState w14:val="2610" w14:font="MS Gothic"/>
             </w14:checkbox>
           </w:sdtPr>
-          <w:sdtEndPr/>
           <w:sdtContent>
             <w:tc>
               <w:tcPr>
@@ -4729,19 +4647,18 @@
                 </w:rPr>
                 <w:id w:val="311064076"/>
                 <w14:checkbox>
-                  <w14:checked w14:val="1"/>
-                  <w14:checkedState w14:val="2612" w14:font="MS Gothic"/>
-                  <w14:uncheckedState w14:val="2610" w14:font="MS Gothic"/>
-                </w14:checkbox>
-              </w:sdtPr>
-              <w:sdtEndPr/>
-              <w:sdtContent>
-                <w:r>
-                  <w:rPr>
-                    <w:rFonts w:ascii="MS Gothic" w:eastAsia="MS Gothic" w:hAnsi="MS Gothic" w:hint="eastAsia"/>
-                    <w:szCs w:val="16"/>
-                  </w:rPr>
-                  <w:t>☒</w:t>
+                  <w14:checked w14:val="0"/>
+                  <w14:checkedState w14:val="2612" w14:font="MS Gothic"/>
+                  <w14:uncheckedState w14:val="2610" w14:font="MS Gothic"/>
+                </w14:checkbox>
+              </w:sdtPr>
+              <w:sdtContent>
+                <w:r>
+                  <w:rPr>
+                    <w:rFonts w:ascii="MS Gothic" w:eastAsia="MS Gothic" w:hAnsi="MS Gothic" w:hint="eastAsia"/>
+                    <w:szCs w:val="16"/>
+                  </w:rPr>
+                  <w:t>☐</w:t>
                 </w:r>
               </w:sdtContent>
             </w:sdt>
@@ -4778,19 +4695,18 @@
                 </w:rPr>
                 <w:id w:val="1109858892"/>
                 <w14:checkbox>
-                  <w14:checked w14:val="1"/>
-                  <w14:checkedState w14:val="2612" w14:font="MS Gothic"/>
-                  <w14:uncheckedState w14:val="2610" w14:font="MS Gothic"/>
-                </w14:checkbox>
-              </w:sdtPr>
-              <w:sdtEndPr/>
-              <w:sdtContent>
-                <w:r>
-                  <w:rPr>
-                    <w:rFonts w:ascii="MS Gothic" w:eastAsia="MS Gothic" w:hAnsi="MS Gothic" w:hint="eastAsia"/>
-                    <w:szCs w:val="16"/>
-                  </w:rPr>
-                  <w:t>☒</w:t>
+                  <w14:checked w14:val="0"/>
+                  <w14:checkedState w14:val="2612" w14:font="MS Gothic"/>
+                  <w14:uncheckedState w14:val="2610" w14:font="MS Gothic"/>
+                </w14:checkbox>
+              </w:sdtPr>
+              <w:sdtContent>
+                <w:r>
+                  <w:rPr>
+                    <w:rFonts w:ascii="MS Gothic" w:eastAsia="MS Gothic" w:hAnsi="MS Gothic" w:hint="eastAsia"/>
+                    <w:szCs w:val="16"/>
+                  </w:rPr>
+                  <w:t>☐</w:t>
                 </w:r>
               </w:sdtContent>
             </w:sdt>
@@ -4849,19 +4765,18 @@
                 </w:rPr>
                 <w:id w:val="-1527793347"/>
                 <w14:checkbox>
-                  <w14:checked w14:val="1"/>
-                  <w14:checkedState w14:val="2612" w14:font="MS Gothic"/>
-                  <w14:uncheckedState w14:val="2610" w14:font="MS Gothic"/>
-                </w14:checkbox>
-              </w:sdtPr>
-              <w:sdtEndPr/>
-              <w:sdtContent>
-                <w:r>
-                  <w:rPr>
-                    <w:rFonts w:ascii="MS Gothic" w:eastAsia="MS Gothic" w:hAnsi="MS Gothic" w:hint="eastAsia"/>
-                    <w:szCs w:val="16"/>
-                  </w:rPr>
-                  <w:t>☒</w:t>
+                  <w14:checked w14:val="0"/>
+                  <w14:checkedState w14:val="2612" w14:font="MS Gothic"/>
+                  <w14:uncheckedState w14:val="2610" w14:font="MS Gothic"/>
+                </w14:checkbox>
+              </w:sdtPr>
+              <w:sdtContent>
+                <w:r>
+                  <w:rPr>
+                    <w:rFonts w:ascii="MS Gothic" w:eastAsia="MS Gothic" w:hAnsi="MS Gothic" w:hint="eastAsia"/>
+                    <w:szCs w:val="16"/>
+                  </w:rPr>
+                  <w:t>☐</w:t>
                 </w:r>
               </w:sdtContent>
             </w:sdt>
@@ -4912,19 +4827,18 @@
                 </w:rPr>
                 <w:id w:val="1907958383"/>
                 <w14:checkbox>
-                  <w14:checked w14:val="1"/>
-                  <w14:checkedState w14:val="2612" w14:font="MS Gothic"/>
-                  <w14:uncheckedState w14:val="2610" w14:font="MS Gothic"/>
-                </w14:checkbox>
-              </w:sdtPr>
-              <w:sdtEndPr/>
-              <w:sdtContent>
-                <w:r>
-                  <w:rPr>
-                    <w:rFonts w:ascii="MS Gothic" w:eastAsia="MS Gothic" w:hAnsi="MS Gothic" w:hint="eastAsia"/>
-                    <w:szCs w:val="16"/>
-                  </w:rPr>
-                  <w:t>☒</w:t>
+                  <w14:checked w14:val="0"/>
+                  <w14:checkedState w14:val="2612" w14:font="MS Gothic"/>
+                  <w14:uncheckedState w14:val="2610" w14:font="MS Gothic"/>
+                </w14:checkbox>
+              </w:sdtPr>
+              <w:sdtContent>
+                <w:r>
+                  <w:rPr>
+                    <w:rFonts w:ascii="MS Gothic" w:eastAsia="MS Gothic" w:hAnsi="MS Gothic" w:hint="eastAsia"/>
+                    <w:szCs w:val="16"/>
+                  </w:rPr>
+                  <w:t>☐</w:t>
                 </w:r>
               </w:sdtContent>
             </w:sdt>
@@ -4960,19 +4874,18 @@
                 </w:rPr>
                 <w:id w:val="-833068791"/>
                 <w14:checkbox>
-                  <w14:checked w14:val="1"/>
-                  <w14:checkedState w14:val="2612" w14:font="MS Gothic"/>
-                  <w14:uncheckedState w14:val="2610" w14:font="MS Gothic"/>
-                </w14:checkbox>
-              </w:sdtPr>
-              <w:sdtEndPr/>
-              <w:sdtContent>
-                <w:r>
-                  <w:rPr>
-                    <w:rFonts w:ascii="MS Gothic" w:eastAsia="MS Gothic" w:hAnsi="MS Gothic" w:hint="eastAsia"/>
-                    <w:szCs w:val="16"/>
-                  </w:rPr>
-                  <w:t>☒</w:t>
+                  <w14:checked w14:val="0"/>
+                  <w14:checkedState w14:val="2612" w14:font="MS Gothic"/>
+                  <w14:uncheckedState w14:val="2610" w14:font="MS Gothic"/>
+                </w14:checkbox>
+              </w:sdtPr>
+              <w:sdtContent>
+                <w:r>
+                  <w:rPr>
+                    <w:rFonts w:ascii="MS Gothic" w:eastAsia="MS Gothic" w:hAnsi="MS Gothic" w:hint="eastAsia"/>
+                    <w:szCs w:val="16"/>
+                  </w:rPr>
+                  <w:t>☐</w:t>
                 </w:r>
               </w:sdtContent>
             </w:sdt>
@@ -5018,7 +4931,6 @@
               <w14:uncheckedState w14:val="2610" w14:font="MS Gothic"/>
             </w14:checkbox>
           </w:sdtPr>
-          <w:sdtEndPr/>
           <w:sdtContent>
             <w:tc>
               <w:tcPr>
@@ -5089,19 +5001,18 @@
                 </w:rPr>
                 <w:id w:val="-419485546"/>
                 <w14:checkbox>
-                  <w14:checked w14:val="1"/>
-                  <w14:checkedState w14:val="2612" w14:font="MS Gothic"/>
-                  <w14:uncheckedState w14:val="2610" w14:font="MS Gothic"/>
-                </w14:checkbox>
-              </w:sdtPr>
-              <w:sdtEndPr/>
-              <w:sdtContent>
-                <w:r>
-                  <w:rPr>
-                    <w:rFonts w:ascii="MS Gothic" w:eastAsia="MS Gothic" w:hAnsi="MS Gothic" w:hint="eastAsia"/>
-                    <w:szCs w:val="16"/>
-                  </w:rPr>
-                  <w:t>☒</w:t>
+                  <w14:checked w14:val="0"/>
+                  <w14:checkedState w14:val="2612" w14:font="MS Gothic"/>
+                  <w14:uncheckedState w14:val="2610" w14:font="MS Gothic"/>
+                </w14:checkbox>
+              </w:sdtPr>
+              <w:sdtContent>
+                <w:r>
+                  <w:rPr>
+                    <w:rFonts w:ascii="MS Gothic" w:eastAsia="MS Gothic" w:hAnsi="MS Gothic" w:hint="eastAsia"/>
+                    <w:szCs w:val="16"/>
+                  </w:rPr>
+                  <w:t>☐</w:t>
                 </w:r>
               </w:sdtContent>
             </w:sdt>
@@ -5142,19 +5053,18 @@
                 </w:rPr>
                 <w:id w:val="1191956076"/>
                 <w14:checkbox>
-                  <w14:checked w14:val="1"/>
-                  <w14:checkedState w14:val="2612" w14:font="MS Gothic"/>
-                  <w14:uncheckedState w14:val="2610" w14:font="MS Gothic"/>
-                </w14:checkbox>
-              </w:sdtPr>
-              <w:sdtEndPr/>
-              <w:sdtContent>
-                <w:r>
-                  <w:rPr>
-                    <w:rFonts w:ascii="MS Gothic" w:eastAsia="MS Gothic" w:hAnsi="MS Gothic" w:hint="eastAsia"/>
-                    <w:szCs w:val="16"/>
-                  </w:rPr>
-                  <w:t>☒</w:t>
+                  <w14:checked w14:val="0"/>
+                  <w14:checkedState w14:val="2612" w14:font="MS Gothic"/>
+                  <w14:uncheckedState w14:val="2610" w14:font="MS Gothic"/>
+                </w14:checkbox>
+              </w:sdtPr>
+              <w:sdtContent>
+                <w:r>
+                  <w:rPr>
+                    <w:rFonts w:ascii="MS Gothic" w:eastAsia="MS Gothic" w:hAnsi="MS Gothic" w:hint="eastAsia"/>
+                    <w:szCs w:val="16"/>
+                  </w:rPr>
+                  <w:t>☐</w:t>
                 </w:r>
               </w:sdtContent>
             </w:sdt>
@@ -5216,19 +5126,18 @@
                 </w:rPr>
                 <w:id w:val="597298004"/>
                 <w14:checkbox>
-                  <w14:checked w14:val="1"/>
-                  <w14:checkedState w14:val="2612" w14:font="MS Gothic"/>
-                  <w14:uncheckedState w14:val="2610" w14:font="MS Gothic"/>
-                </w14:checkbox>
-              </w:sdtPr>
-              <w:sdtEndPr/>
-              <w:sdtContent>
-                <w:r>
-                  <w:rPr>
-                    <w:rFonts w:ascii="MS Gothic" w:eastAsia="MS Gothic" w:hAnsi="MS Gothic" w:hint="eastAsia"/>
-                    <w:szCs w:val="16"/>
-                  </w:rPr>
-                  <w:t>☒</w:t>
+                  <w14:checked w14:val="0"/>
+                  <w14:checkedState w14:val="2612" w14:font="MS Gothic"/>
+                  <w14:uncheckedState w14:val="2610" w14:font="MS Gothic"/>
+                </w14:checkbox>
+              </w:sdtPr>
+              <w:sdtContent>
+                <w:r>
+                  <w:rPr>
+                    <w:rFonts w:ascii="MS Gothic" w:eastAsia="MS Gothic" w:hAnsi="MS Gothic" w:hint="eastAsia"/>
+                    <w:szCs w:val="16"/>
+                  </w:rPr>
+                  <w:t>☐</w:t>
                 </w:r>
               </w:sdtContent>
             </w:sdt>
@@ -5279,19 +5188,18 @@
                 </w:rPr>
                 <w:id w:val="-605504951"/>
                 <w14:checkbox>
-                  <w14:checked w14:val="1"/>
-                  <w14:checkedState w14:val="2612" w14:font="MS Gothic"/>
-                  <w14:uncheckedState w14:val="2610" w14:font="MS Gothic"/>
-                </w14:checkbox>
-              </w:sdtPr>
-              <w:sdtEndPr/>
-              <w:sdtContent>
-                <w:r>
-                  <w:rPr>
-                    <w:rFonts w:ascii="MS Gothic" w:eastAsia="MS Gothic" w:hAnsi="MS Gothic" w:hint="eastAsia"/>
-                    <w:szCs w:val="16"/>
-                  </w:rPr>
-                  <w:t>☒</w:t>
+                  <w14:checked w14:val="0"/>
+                  <w14:checkedState w14:val="2612" w14:font="MS Gothic"/>
+                  <w14:uncheckedState w14:val="2610" w14:font="MS Gothic"/>
+                </w14:checkbox>
+              </w:sdtPr>
+              <w:sdtContent>
+                <w:r>
+                  <w:rPr>
+                    <w:rFonts w:ascii="MS Gothic" w:eastAsia="MS Gothic" w:hAnsi="MS Gothic" w:hint="eastAsia"/>
+                    <w:szCs w:val="16"/>
+                  </w:rPr>
+                  <w:t>☐</w:t>
                 </w:r>
               </w:sdtContent>
             </w:sdt>
@@ -5323,19 +5231,18 @@
                 </w:rPr>
                 <w:id w:val="-2094615928"/>
                 <w14:checkbox>
-                  <w14:checked w14:val="1"/>
-                  <w14:checkedState w14:val="2612" w14:font="MS Gothic"/>
-                  <w14:uncheckedState w14:val="2610" w14:font="MS Gothic"/>
-                </w14:checkbox>
-              </w:sdtPr>
-              <w:sdtEndPr/>
-              <w:sdtContent>
-                <w:r>
-                  <w:rPr>
-                    <w:rFonts w:ascii="MS Gothic" w:eastAsia="MS Gothic" w:hAnsi="MS Gothic" w:hint="eastAsia"/>
-                    <w:szCs w:val="16"/>
-                  </w:rPr>
-                  <w:t>☒</w:t>
+                  <w14:checked w14:val="0"/>
+                  <w14:checkedState w14:val="2612" w14:font="MS Gothic"/>
+                  <w14:uncheckedState w14:val="2610" w14:font="MS Gothic"/>
+                </w14:checkbox>
+              </w:sdtPr>
+              <w:sdtContent>
+                <w:r>
+                  <w:rPr>
+                    <w:rFonts w:ascii="MS Gothic" w:eastAsia="MS Gothic" w:hAnsi="MS Gothic" w:hint="eastAsia"/>
+                    <w:szCs w:val="16"/>
+                  </w:rPr>
+                  <w:t>☐</w:t>
                 </w:r>
               </w:sdtContent>
             </w:sdt>
@@ -5378,7 +5285,6 @@
               <w14:uncheckedState w14:val="2610" w14:font="MS Gothic"/>
             </w14:checkbox>
           </w:sdtPr>
-          <w:sdtEndPr/>
           <w:sdtContent>
             <w:tc>
               <w:tcPr>
@@ -5449,19 +5355,18 @@
                 </w:rPr>
                 <w:id w:val="-203948631"/>
                 <w14:checkbox>
-                  <w14:checked w14:val="1"/>
-                  <w14:checkedState w14:val="2612" w14:font="MS Gothic"/>
-                  <w14:uncheckedState w14:val="2610" w14:font="MS Gothic"/>
-                </w14:checkbox>
-              </w:sdtPr>
-              <w:sdtEndPr/>
-              <w:sdtContent>
-                <w:r>
-                  <w:rPr>
-                    <w:rFonts w:ascii="MS Gothic" w:eastAsia="MS Gothic" w:hAnsi="MS Gothic" w:hint="eastAsia"/>
-                    <w:szCs w:val="16"/>
-                  </w:rPr>
-                  <w:t>☒</w:t>
+                  <w14:checked w14:val="0"/>
+                  <w14:checkedState w14:val="2612" w14:font="MS Gothic"/>
+                  <w14:uncheckedState w14:val="2610" w14:font="MS Gothic"/>
+                </w14:checkbox>
+              </w:sdtPr>
+              <w:sdtContent>
+                <w:r>
+                  <w:rPr>
+                    <w:rFonts w:ascii="MS Gothic" w:eastAsia="MS Gothic" w:hAnsi="MS Gothic" w:hint="eastAsia"/>
+                    <w:szCs w:val="16"/>
+                  </w:rPr>
+                  <w:t>☐</w:t>
                 </w:r>
               </w:sdtContent>
             </w:sdt>
@@ -5504,19 +5409,18 @@
                 </w:rPr>
                 <w:id w:val="-1177340703"/>
                 <w14:checkbox>
-                  <w14:checked w14:val="1"/>
-                  <w14:checkedState w14:val="2612" w14:font="MS Gothic"/>
-                  <w14:uncheckedState w14:val="2610" w14:font="MS Gothic"/>
-                </w14:checkbox>
-              </w:sdtPr>
-              <w:sdtEndPr/>
-              <w:sdtContent>
-                <w:r>
-                  <w:rPr>
-                    <w:rFonts w:ascii="MS Gothic" w:eastAsia="MS Gothic" w:hAnsi="MS Gothic" w:hint="eastAsia"/>
-                    <w:szCs w:val="16"/>
-                  </w:rPr>
-                  <w:t>☒</w:t>
+                  <w14:checked w14:val="0"/>
+                  <w14:checkedState w14:val="2612" w14:font="MS Gothic"/>
+                  <w14:uncheckedState w14:val="2610" w14:font="MS Gothic"/>
+                </w14:checkbox>
+              </w:sdtPr>
+              <w:sdtContent>
+                <w:r>
+                  <w:rPr>
+                    <w:rFonts w:ascii="MS Gothic" w:eastAsia="MS Gothic" w:hAnsi="MS Gothic" w:hint="eastAsia"/>
+                    <w:szCs w:val="16"/>
+                  </w:rPr>
+                  <w:t>☐</w:t>
                 </w:r>
               </w:sdtContent>
             </w:sdt>
@@ -5575,19 +5479,18 @@
                 </w:rPr>
                 <w:id w:val="770815545"/>
                 <w14:checkbox>
-                  <w14:checked w14:val="1"/>
-                  <w14:checkedState w14:val="2612" w14:font="MS Gothic"/>
-                  <w14:uncheckedState w14:val="2610" w14:font="MS Gothic"/>
-                </w14:checkbox>
-              </w:sdtPr>
-              <w:sdtEndPr/>
-              <w:sdtContent>
-                <w:r>
-                  <w:rPr>
-                    <w:rFonts w:ascii="MS Gothic" w:eastAsia="MS Gothic" w:hAnsi="MS Gothic" w:hint="eastAsia"/>
-                    <w:szCs w:val="16"/>
-                  </w:rPr>
-                  <w:t>☒</w:t>
+                  <w14:checked w14:val="0"/>
+                  <w14:checkedState w14:val="2612" w14:font="MS Gothic"/>
+                  <w14:uncheckedState w14:val="2610" w14:font="MS Gothic"/>
+                </w14:checkbox>
+              </w:sdtPr>
+              <w:sdtContent>
+                <w:r>
+                  <w:rPr>
+                    <w:rFonts w:ascii="MS Gothic" w:eastAsia="MS Gothic" w:hAnsi="MS Gothic" w:hint="eastAsia"/>
+                    <w:szCs w:val="16"/>
+                  </w:rPr>
+                  <w:t>☐</w:t>
                 </w:r>
               </w:sdtContent>
             </w:sdt>
@@ -5618,19 +5521,18 @@
                 </w:rPr>
                 <w:id w:val="-1036957952"/>
                 <w14:checkbox>
-                  <w14:checked w14:val="1"/>
-                  <w14:checkedState w14:val="2612" w14:font="MS Gothic"/>
-                  <w14:uncheckedState w14:val="2610" w14:font="MS Gothic"/>
-                </w14:checkbox>
-              </w:sdtPr>
-              <w:sdtEndPr/>
-              <w:sdtContent>
-                <w:r>
-                  <w:rPr>
-                    <w:rFonts w:ascii="MS Gothic" w:eastAsia="MS Gothic" w:hAnsi="MS Gothic" w:hint="eastAsia"/>
-                    <w:szCs w:val="16"/>
-                  </w:rPr>
-                  <w:t>☒</w:t>
+                  <w14:checked w14:val="0"/>
+                  <w14:checkedState w14:val="2612" w14:font="MS Gothic"/>
+                  <w14:uncheckedState w14:val="2610" w14:font="MS Gothic"/>
+                </w14:checkbox>
+              </w:sdtPr>
+              <w:sdtContent>
+                <w:r>
+                  <w:rPr>
+                    <w:rFonts w:ascii="MS Gothic" w:eastAsia="MS Gothic" w:hAnsi="MS Gothic" w:hint="eastAsia"/>
+                    <w:szCs w:val="16"/>
+                  </w:rPr>
+                  <w:t>☐</w:t>
                 </w:r>
               </w:sdtContent>
             </w:sdt>
@@ -5684,19 +5586,18 @@
                 </w:rPr>
                 <w:id w:val="-482389876"/>
                 <w14:checkbox>
-                  <w14:checked w14:val="1"/>
-                  <w14:checkedState w14:val="2612" w14:font="MS Gothic"/>
-                  <w14:uncheckedState w14:val="2610" w14:font="MS Gothic"/>
-                </w14:checkbox>
-              </w:sdtPr>
-              <w:sdtEndPr/>
-              <w:sdtContent>
-                <w:r>
-                  <w:rPr>
-                    <w:rFonts w:ascii="MS Gothic" w:eastAsia="MS Gothic" w:hAnsi="MS Gothic" w:hint="eastAsia"/>
-                    <w:szCs w:val="16"/>
-                  </w:rPr>
-                  <w:t>☒</w:t>
+                  <w14:checked w14:val="0"/>
+                  <w14:checkedState w14:val="2612" w14:font="MS Gothic"/>
+                  <w14:uncheckedState w14:val="2610" w14:font="MS Gothic"/>
+                </w14:checkbox>
+              </w:sdtPr>
+              <w:sdtContent>
+                <w:r>
+                  <w:rPr>
+                    <w:rFonts w:ascii="MS Gothic" w:eastAsia="MS Gothic" w:hAnsi="MS Gothic" w:hint="eastAsia"/>
+                    <w:szCs w:val="16"/>
+                  </w:rPr>
+                  <w:t>☐</w:t>
                 </w:r>
               </w:sdtContent>
             </w:sdt>
@@ -5732,19 +5633,18 @@
                 </w:rPr>
                 <w:id w:val="1933621021"/>
                 <w14:checkbox>
-                  <w14:checked w14:val="1"/>
-                  <w14:checkedState w14:val="2612" w14:font="MS Gothic"/>
-                  <w14:uncheckedState w14:val="2610" w14:font="MS Gothic"/>
-                </w14:checkbox>
-              </w:sdtPr>
-              <w:sdtEndPr/>
-              <w:sdtContent>
-                <w:r>
-                  <w:rPr>
-                    <w:rFonts w:ascii="MS Gothic" w:eastAsia="MS Gothic" w:hAnsi="MS Gothic" w:hint="eastAsia"/>
-                    <w:szCs w:val="16"/>
-                  </w:rPr>
-                  <w:t>☒</w:t>
+                  <w14:checked w14:val="0"/>
+                  <w14:checkedState w14:val="2612" w14:font="MS Gothic"/>
+                  <w14:uncheckedState w14:val="2610" w14:font="MS Gothic"/>
+                </w14:checkbox>
+              </w:sdtPr>
+              <w:sdtContent>
+                <w:r>
+                  <w:rPr>
+                    <w:rFonts w:ascii="MS Gothic" w:eastAsia="MS Gothic" w:hAnsi="MS Gothic" w:hint="eastAsia"/>
+                    <w:szCs w:val="16"/>
+                  </w:rPr>
+                  <w:t>☐</w:t>
                 </w:r>
               </w:sdtContent>
             </w:sdt>
@@ -5787,7 +5687,6 @@
               <w14:uncheckedState w14:val="2610" w14:font="MS Gothic"/>
             </w14:checkbox>
           </w:sdtPr>
-          <w:sdtEndPr/>
           <w:sdtContent>
             <w:tc>
               <w:tcPr>
@@ -5856,19 +5755,18 @@
                 </w:rPr>
                 <w:id w:val="676398244"/>
                 <w14:checkbox>
-                  <w14:checked w14:val="1"/>
-                  <w14:checkedState w14:val="2612" w14:font="MS Gothic"/>
-                  <w14:uncheckedState w14:val="2610" w14:font="MS Gothic"/>
-                </w14:checkbox>
-              </w:sdtPr>
-              <w:sdtEndPr/>
-              <w:sdtContent>
-                <w:r>
-                  <w:rPr>
-                    <w:rFonts w:ascii="MS Gothic" w:eastAsia="MS Gothic" w:hAnsi="MS Gothic" w:hint="eastAsia"/>
-                    <w:szCs w:val="16"/>
-                  </w:rPr>
-                  <w:t>☒</w:t>
+                  <w14:checked w14:val="0"/>
+                  <w14:checkedState w14:val="2612" w14:font="MS Gothic"/>
+                  <w14:uncheckedState w14:val="2610" w14:font="MS Gothic"/>
+                </w14:checkbox>
+              </w:sdtPr>
+              <w:sdtContent>
+                <w:r>
+                  <w:rPr>
+                    <w:rFonts w:ascii="MS Gothic" w:eastAsia="MS Gothic" w:hAnsi="MS Gothic" w:hint="eastAsia"/>
+                    <w:szCs w:val="16"/>
+                  </w:rPr>
+                  <w:t>☐</w:t>
                 </w:r>
               </w:sdtContent>
             </w:sdt>
@@ -5911,19 +5809,18 @@
                 </w:rPr>
                 <w:id w:val="1689950247"/>
                 <w14:checkbox>
-                  <w14:checked w14:val="1"/>
-                  <w14:checkedState w14:val="2612" w14:font="MS Gothic"/>
-                  <w14:uncheckedState w14:val="2610" w14:font="MS Gothic"/>
-                </w14:checkbox>
-              </w:sdtPr>
-              <w:sdtEndPr/>
-              <w:sdtContent>
-                <w:r>
-                  <w:rPr>
-                    <w:rFonts w:ascii="MS Gothic" w:eastAsia="MS Gothic" w:hAnsi="MS Gothic" w:hint="eastAsia"/>
-                    <w:szCs w:val="16"/>
-                  </w:rPr>
-                  <w:t>☒</w:t>
+                  <w14:checked w14:val="0"/>
+                  <w14:checkedState w14:val="2612" w14:font="MS Gothic"/>
+                  <w14:uncheckedState w14:val="2610" w14:font="MS Gothic"/>
+                </w14:checkbox>
+              </w:sdtPr>
+              <w:sdtContent>
+                <w:r>
+                  <w:rPr>
+                    <w:rFonts w:ascii="MS Gothic" w:eastAsia="MS Gothic" w:hAnsi="MS Gothic" w:hint="eastAsia"/>
+                    <w:szCs w:val="16"/>
+                  </w:rPr>
+                  <w:t>☐</w:t>
                 </w:r>
               </w:sdtContent>
             </w:sdt>
@@ -5988,19 +5885,18 @@
                 </w:rPr>
                 <w:id w:val="-728218106"/>
                 <w14:checkbox>
-                  <w14:checked w14:val="1"/>
-                  <w14:checkedState w14:val="2612" w14:font="MS Gothic"/>
-                  <w14:uncheckedState w14:val="2610" w14:font="MS Gothic"/>
-                </w14:checkbox>
-              </w:sdtPr>
-              <w:sdtEndPr/>
-              <w:sdtContent>
-                <w:r>
-                  <w:rPr>
-                    <w:rFonts w:ascii="MS Gothic" w:eastAsia="MS Gothic" w:hAnsi="MS Gothic" w:hint="eastAsia"/>
-                    <w:szCs w:val="16"/>
-                  </w:rPr>
-                  <w:t>☒</w:t>
+                  <w14:checked w14:val="0"/>
+                  <w14:checkedState w14:val="2612" w14:font="MS Gothic"/>
+                  <w14:uncheckedState w14:val="2610" w14:font="MS Gothic"/>
+                </w14:checkbox>
+              </w:sdtPr>
+              <w:sdtContent>
+                <w:r>
+                  <w:rPr>
+                    <w:rFonts w:ascii="MS Gothic" w:eastAsia="MS Gothic" w:hAnsi="MS Gothic" w:hint="eastAsia"/>
+                    <w:szCs w:val="16"/>
+                  </w:rPr>
+                  <w:t>☐</w:t>
                 </w:r>
               </w:sdtContent>
             </w:sdt>
@@ -6051,19 +5947,18 @@
                 </w:rPr>
                 <w:id w:val="-1363199324"/>
                 <w14:checkbox>
-                  <w14:checked w14:val="1"/>
-                  <w14:checkedState w14:val="2612" w14:font="MS Gothic"/>
-                  <w14:uncheckedState w14:val="2610" w14:font="MS Gothic"/>
-                </w14:checkbox>
-              </w:sdtPr>
-              <w:sdtEndPr/>
-              <w:sdtContent>
-                <w:r>
-                  <w:rPr>
-                    <w:rFonts w:ascii="MS Gothic" w:eastAsia="MS Gothic" w:hAnsi="MS Gothic" w:hint="eastAsia"/>
-                    <w:szCs w:val="16"/>
-                  </w:rPr>
-                  <w:t>☒</w:t>
+                  <w14:checked w14:val="0"/>
+                  <w14:checkedState w14:val="2612" w14:font="MS Gothic"/>
+                  <w14:uncheckedState w14:val="2610" w14:font="MS Gothic"/>
+                </w14:checkbox>
+              </w:sdtPr>
+              <w:sdtContent>
+                <w:r>
+                  <w:rPr>
+                    <w:rFonts w:ascii="MS Gothic" w:eastAsia="MS Gothic" w:hAnsi="MS Gothic" w:hint="eastAsia"/>
+                    <w:szCs w:val="16"/>
+                  </w:rPr>
+                  <w:t>☐</w:t>
                 </w:r>
               </w:sdtContent>
             </w:sdt>
@@ -6113,7 +6008,6 @@
                   <w14:uncheckedState w14:val="2610" w14:font="MS Gothic"/>
                 </w14:checkbox>
               </w:sdtPr>
-              <w:sdtEndPr/>
               <w:sdtContent>
                 <w:r>
                   <w:rPr>
@@ -6169,19 +6063,18 @@
                 </w:rPr>
                 <w:id w:val="1491903644"/>
                 <w14:checkbox>
-                  <w14:checked w14:val="1"/>
-                  <w14:checkedState w14:val="2612" w14:font="MS Gothic"/>
-                  <w14:uncheckedState w14:val="2610" w14:font="MS Gothic"/>
-                </w14:checkbox>
-              </w:sdtPr>
-              <w:sdtEndPr/>
-              <w:sdtContent>
-                <w:r>
-                  <w:rPr>
-                    <w:rFonts w:ascii="MS Gothic" w:eastAsia="MS Gothic" w:hAnsi="MS Gothic" w:hint="eastAsia"/>
-                    <w:szCs w:val="16"/>
-                  </w:rPr>
-                  <w:t>☒</w:t>
+                  <w14:checked w14:val="0"/>
+                  <w14:checkedState w14:val="2612" w14:font="MS Gothic"/>
+                  <w14:uncheckedState w14:val="2610" w14:font="MS Gothic"/>
+                </w14:checkbox>
+              </w:sdtPr>
+              <w:sdtContent>
+                <w:r>
+                  <w:rPr>
+                    <w:rFonts w:ascii="MS Gothic" w:eastAsia="MS Gothic" w:hAnsi="MS Gothic" w:hint="eastAsia"/>
+                    <w:szCs w:val="16"/>
+                  </w:rPr>
+                  <w:t>☐</w:t>
                 </w:r>
               </w:sdtContent>
             </w:sdt>
@@ -6224,19 +6117,18 @@
                 </w:rPr>
                 <w:id w:val="1295724614"/>
                 <w14:checkbox>
-                  <w14:checked w14:val="1"/>
-                  <w14:checkedState w14:val="2612" w14:font="MS Gothic"/>
-                  <w14:uncheckedState w14:val="2610" w14:font="MS Gothic"/>
-                </w14:checkbox>
-              </w:sdtPr>
-              <w:sdtEndPr/>
-              <w:sdtContent>
-                <w:r>
-                  <w:rPr>
-                    <w:rFonts w:ascii="MS Gothic" w:eastAsia="MS Gothic" w:hAnsi="MS Gothic" w:hint="eastAsia"/>
-                    <w:szCs w:val="16"/>
-                  </w:rPr>
-                  <w:t>☒</w:t>
+                  <w14:checked w14:val="0"/>
+                  <w14:checkedState w14:val="2612" w14:font="MS Gothic"/>
+                  <w14:uncheckedState w14:val="2610" w14:font="MS Gothic"/>
+                </w14:checkbox>
+              </w:sdtPr>
+              <w:sdtContent>
+                <w:r>
+                  <w:rPr>
+                    <w:rFonts w:ascii="MS Gothic" w:eastAsia="MS Gothic" w:hAnsi="MS Gothic" w:hint="eastAsia"/>
+                    <w:szCs w:val="16"/>
+                  </w:rPr>
+                  <w:t>☐</w:t>
                 </w:r>
               </w:sdtContent>
             </w:sdt>
@@ -6289,19 +6181,18 @@
                 </w:rPr>
                 <w:id w:val="1524891215"/>
                 <w14:checkbox>
-                  <w14:checked w14:val="1"/>
-                  <w14:checkedState w14:val="2612" w14:font="MS Gothic"/>
-                  <w14:uncheckedState w14:val="2610" w14:font="MS Gothic"/>
-                </w14:checkbox>
-              </w:sdtPr>
-              <w:sdtEndPr/>
-              <w:sdtContent>
-                <w:r>
-                  <w:rPr>
-                    <w:rFonts w:ascii="MS Gothic" w:eastAsia="MS Gothic" w:hAnsi="MS Gothic" w:hint="eastAsia"/>
-                    <w:szCs w:val="16"/>
-                  </w:rPr>
-                  <w:t>☒</w:t>
+                  <w14:checked w14:val="0"/>
+                  <w14:checkedState w14:val="2612" w14:font="MS Gothic"/>
+                  <w14:uncheckedState w14:val="2610" w14:font="MS Gothic"/>
+                </w14:checkbox>
+              </w:sdtPr>
+              <w:sdtContent>
+                <w:r>
+                  <w:rPr>
+                    <w:rFonts w:ascii="MS Gothic" w:eastAsia="MS Gothic" w:hAnsi="MS Gothic" w:hint="eastAsia"/>
+                    <w:szCs w:val="16"/>
+                  </w:rPr>
+                  <w:t>☐</w:t>
                 </w:r>
               </w:sdtContent>
             </w:sdt>
@@ -6346,19 +6237,18 @@
                 </w:rPr>
                 <w:id w:val="-972369309"/>
                 <w14:checkbox>
-                  <w14:checked w14:val="1"/>
-                  <w14:checkedState w14:val="2612" w14:font="MS Gothic"/>
-                  <w14:uncheckedState w14:val="2610" w14:font="MS Gothic"/>
-                </w14:checkbox>
-              </w:sdtPr>
-              <w:sdtEndPr/>
-              <w:sdtContent>
-                <w:r>
-                  <w:rPr>
-                    <w:rFonts w:ascii="MS Gothic" w:eastAsia="MS Gothic" w:hAnsi="MS Gothic" w:hint="eastAsia"/>
-                    <w:szCs w:val="16"/>
-                  </w:rPr>
-                  <w:t>☒</w:t>
+                  <w14:checked w14:val="0"/>
+                  <w14:checkedState w14:val="2612" w14:font="MS Gothic"/>
+                  <w14:uncheckedState w14:val="2610" w14:font="MS Gothic"/>
+                </w14:checkbox>
+              </w:sdtPr>
+              <w:sdtContent>
+                <w:r>
+                  <w:rPr>
+                    <w:rFonts w:ascii="MS Gothic" w:eastAsia="MS Gothic" w:hAnsi="MS Gothic" w:hint="eastAsia"/>
+                    <w:szCs w:val="16"/>
+                  </w:rPr>
+                  <w:t>☐</w:t>
                 </w:r>
               </w:sdtContent>
             </w:sdt>
@@ -6408,7 +6298,6 @@
                   <w14:uncheckedState w14:val="2610" w14:font="MS Gothic"/>
                 </w14:checkbox>
               </w:sdtPr>
-              <w:sdtEndPr/>
               <w:sdtContent>
                 <w:r>
                   <w:rPr>
@@ -6464,19 +6353,18 @@
                 </w:rPr>
                 <w:id w:val="-592938809"/>
                 <w14:checkbox>
-                  <w14:checked w14:val="1"/>
-                  <w14:checkedState w14:val="2612" w14:font="MS Gothic"/>
-                  <w14:uncheckedState w14:val="2610" w14:font="MS Gothic"/>
-                </w14:checkbox>
-              </w:sdtPr>
-              <w:sdtEndPr/>
-              <w:sdtContent>
-                <w:r>
-                  <w:rPr>
-                    <w:rFonts w:ascii="MS Gothic" w:eastAsia="MS Gothic" w:hAnsi="MS Gothic" w:hint="eastAsia"/>
-                    <w:szCs w:val="16"/>
-                  </w:rPr>
-                  <w:t>☒</w:t>
+                  <w14:checked w14:val="0"/>
+                  <w14:checkedState w14:val="2612" w14:font="MS Gothic"/>
+                  <w14:uncheckedState w14:val="2610" w14:font="MS Gothic"/>
+                </w14:checkbox>
+              </w:sdtPr>
+              <w:sdtContent>
+                <w:r>
+                  <w:rPr>
+                    <w:rFonts w:ascii="MS Gothic" w:eastAsia="MS Gothic" w:hAnsi="MS Gothic" w:hint="eastAsia"/>
+                    <w:szCs w:val="16"/>
+                  </w:rPr>
+                  <w:t>☐</w:t>
                 </w:r>
               </w:sdtContent>
             </w:sdt>
@@ -6535,19 +6423,18 @@
                 </w:rPr>
                 <w:id w:val="-1559630571"/>
                 <w14:checkbox>
-                  <w14:checked w14:val="1"/>
-                  <w14:checkedState w14:val="2612" w14:font="MS Gothic"/>
-                  <w14:uncheckedState w14:val="2610" w14:font="MS Gothic"/>
-                </w14:checkbox>
-              </w:sdtPr>
-              <w:sdtEndPr/>
-              <w:sdtContent>
-                <w:r>
-                  <w:rPr>
-                    <w:rFonts w:ascii="MS Gothic" w:eastAsia="MS Gothic" w:hAnsi="MS Gothic" w:hint="eastAsia"/>
-                    <w:szCs w:val="16"/>
-                  </w:rPr>
-                  <w:t>☒</w:t>
+                  <w14:checked w14:val="0"/>
+                  <w14:checkedState w14:val="2612" w14:font="MS Gothic"/>
+                  <w14:uncheckedState w14:val="2610" w14:font="MS Gothic"/>
+                </w14:checkbox>
+              </w:sdtPr>
+              <w:sdtContent>
+                <w:r>
+                  <w:rPr>
+                    <w:rFonts w:ascii="MS Gothic" w:eastAsia="MS Gothic" w:hAnsi="MS Gothic" w:hint="eastAsia"/>
+                    <w:szCs w:val="16"/>
+                  </w:rPr>
+                  <w:t>☐</w:t>
                 </w:r>
               </w:sdtContent>
             </w:sdt>
@@ -6598,19 +6485,18 @@
                 </w:rPr>
                 <w:id w:val="-428577918"/>
                 <w14:checkbox>
-                  <w14:checked w14:val="1"/>
-                  <w14:checkedState w14:val="2612" w14:font="MS Gothic"/>
-                  <w14:uncheckedState w14:val="2610" w14:font="MS Gothic"/>
-                </w14:checkbox>
-              </w:sdtPr>
-              <w:sdtEndPr/>
-              <w:sdtContent>
-                <w:r>
-                  <w:rPr>
-                    <w:rFonts w:ascii="MS Gothic" w:eastAsia="MS Gothic" w:hAnsi="MS Gothic" w:hint="eastAsia"/>
-                    <w:szCs w:val="16"/>
-                  </w:rPr>
-                  <w:t>☒</w:t>
+                  <w14:checked w14:val="0"/>
+                  <w14:checkedState w14:val="2612" w14:font="MS Gothic"/>
+                  <w14:uncheckedState w14:val="2610" w14:font="MS Gothic"/>
+                </w14:checkbox>
+              </w:sdtPr>
+              <w:sdtContent>
+                <w:r>
+                  <w:rPr>
+                    <w:rFonts w:ascii="MS Gothic" w:eastAsia="MS Gothic" w:hAnsi="MS Gothic" w:hint="eastAsia"/>
+                    <w:szCs w:val="16"/>
+                  </w:rPr>
+                  <w:t>☐</w:t>
                 </w:r>
               </w:sdtContent>
             </w:sdt>
@@ -6660,7 +6546,6 @@
                   <w14:uncheckedState w14:val="2610" w14:font="MS Gothic"/>
                 </w14:checkbox>
               </w:sdtPr>
-              <w:sdtEndPr/>
               <w:sdtContent>
                 <w:r>
                   <w:rPr>
@@ -6716,19 +6601,18 @@
                 </w:rPr>
                 <w:id w:val="-395670297"/>
                 <w14:checkbox>
-                  <w14:checked w14:val="1"/>
-                  <w14:checkedState w14:val="2612" w14:font="MS Gothic"/>
-                  <w14:uncheckedState w14:val="2610" w14:font="MS Gothic"/>
-                </w14:checkbox>
-              </w:sdtPr>
-              <w:sdtEndPr/>
-              <w:sdtContent>
-                <w:r>
-                  <w:rPr>
-                    <w:rFonts w:ascii="MS Gothic" w:eastAsia="MS Gothic" w:hAnsi="MS Gothic" w:hint="eastAsia"/>
-                    <w:szCs w:val="16"/>
-                  </w:rPr>
-                  <w:t>☒</w:t>
+                  <w14:checked w14:val="0"/>
+                  <w14:checkedState w14:val="2612" w14:font="MS Gothic"/>
+                  <w14:uncheckedState w14:val="2610" w14:font="MS Gothic"/>
+                </w14:checkbox>
+              </w:sdtPr>
+              <w:sdtContent>
+                <w:r>
+                  <w:rPr>
+                    <w:rFonts w:ascii="MS Gothic" w:eastAsia="MS Gothic" w:hAnsi="MS Gothic" w:hint="eastAsia"/>
+                    <w:szCs w:val="16"/>
+                  </w:rPr>
+                  <w:t>☐</w:t>
                 </w:r>
               </w:sdtContent>
             </w:sdt>
@@ -6765,19 +6649,18 @@
                 </w:rPr>
                 <w:id w:val="234128927"/>
                 <w14:checkbox>
-                  <w14:checked w14:val="1"/>
-                  <w14:checkedState w14:val="2612" w14:font="MS Gothic"/>
-                  <w14:uncheckedState w14:val="2610" w14:font="MS Gothic"/>
-                </w14:checkbox>
-              </w:sdtPr>
-              <w:sdtEndPr/>
-              <w:sdtContent>
-                <w:r>
-                  <w:rPr>
-                    <w:rFonts w:ascii="MS Gothic" w:eastAsia="MS Gothic" w:hAnsi="MS Gothic" w:hint="eastAsia"/>
-                    <w:szCs w:val="16"/>
-                  </w:rPr>
-                  <w:t>☒</w:t>
+                  <w14:checked w14:val="0"/>
+                  <w14:checkedState w14:val="2612" w14:font="MS Gothic"/>
+                  <w14:uncheckedState w14:val="2610" w14:font="MS Gothic"/>
+                </w14:checkbox>
+              </w:sdtPr>
+              <w:sdtContent>
+                <w:r>
+                  <w:rPr>
+                    <w:rFonts w:ascii="MS Gothic" w:eastAsia="MS Gothic" w:hAnsi="MS Gothic" w:hint="eastAsia"/>
+                    <w:szCs w:val="16"/>
+                  </w:rPr>
+                  <w:t>☐</w:t>
                 </w:r>
               </w:sdtContent>
             </w:sdt>
@@ -6862,19 +6745,18 @@
                 </w:rPr>
                 <w:id w:val="1613622961"/>
                 <w14:checkbox>
-                  <w14:checked w14:val="1"/>
-                  <w14:checkedState w14:val="2612" w14:font="MS Gothic"/>
-                  <w14:uncheckedState w14:val="2610" w14:font="MS Gothic"/>
-                </w14:checkbox>
-              </w:sdtPr>
-              <w:sdtEndPr/>
-              <w:sdtContent>
-                <w:r>
-                  <w:rPr>
-                    <w:rFonts w:ascii="MS Gothic" w:eastAsia="MS Gothic" w:hAnsi="MS Gothic" w:hint="eastAsia"/>
-                    <w:szCs w:val="16"/>
-                  </w:rPr>
-                  <w:t>☒</w:t>
+                  <w14:checked w14:val="0"/>
+                  <w14:checkedState w14:val="2612" w14:font="MS Gothic"/>
+                  <w14:uncheckedState w14:val="2610" w14:font="MS Gothic"/>
+                </w14:checkbox>
+              </w:sdtPr>
+              <w:sdtContent>
+                <w:r>
+                  <w:rPr>
+                    <w:rFonts w:ascii="MS Gothic" w:eastAsia="MS Gothic" w:hAnsi="MS Gothic" w:hint="eastAsia"/>
+                    <w:szCs w:val="16"/>
+                  </w:rPr>
+                  <w:t>☐</w:t>
                 </w:r>
               </w:sdtContent>
             </w:sdt>
@@ -6910,7 +6792,6 @@
                   <w14:uncheckedState w14:val="2610" w14:font="MS Gothic"/>
                 </w14:checkbox>
               </w:sdtPr>
-              <w:sdtEndPr/>
               <w:sdtContent>
                 <w:r>
                   <w:rPr>
@@ -6968,19 +6849,18 @@
                 </w:rPr>
                 <w:id w:val="-107972681"/>
                 <w14:checkbox>
-                  <w14:checked w14:val="1"/>
-                  <w14:checkedState w14:val="2612" w14:font="MS Gothic"/>
-                  <w14:uncheckedState w14:val="2610" w14:font="MS Gothic"/>
-                </w14:checkbox>
-              </w:sdtPr>
-              <w:sdtEndPr/>
-              <w:sdtContent>
-                <w:r>
-                  <w:rPr>
-                    <w:rFonts w:ascii="MS Gothic" w:eastAsia="MS Gothic" w:hAnsi="MS Gothic" w:hint="eastAsia"/>
-                    <w:szCs w:val="16"/>
-                  </w:rPr>
-                  <w:t>☒</w:t>
+                  <w14:checked w14:val="0"/>
+                  <w14:checkedState w14:val="2612" w14:font="MS Gothic"/>
+                  <w14:uncheckedState w14:val="2610" w14:font="MS Gothic"/>
+                </w14:checkbox>
+              </w:sdtPr>
+              <w:sdtContent>
+                <w:r>
+                  <w:rPr>
+                    <w:rFonts w:ascii="MS Gothic" w:eastAsia="MS Gothic" w:hAnsi="MS Gothic" w:hint="eastAsia"/>
+                    <w:szCs w:val="16"/>
+                  </w:rPr>
+                  <w:t>☐</w:t>
                 </w:r>
               </w:sdtContent>
             </w:sdt>
@@ -7016,7 +6896,6 @@
                   <w14:uncheckedState w14:val="2610" w14:font="MS Gothic"/>
                 </w14:checkbox>
               </w:sdtPr>
-              <w:sdtEndPr/>
               <w:sdtContent>
                 <w:r>
                   <w:rPr>
@@ -7073,7 +6952,6 @@
                   <w14:uncheckedState w14:val="2610" w14:font="MS Gothic"/>
                 </w14:checkbox>
               </w:sdtPr>
-              <w:sdtEndPr/>
               <w:sdtContent>
                 <w:r>
                   <w:rPr>
@@ -7129,19 +7007,18 @@
                 </w:rPr>
                 <w:id w:val="1364787115"/>
                 <w14:checkbox>
-                  <w14:checked w14:val="1"/>
-                  <w14:checkedState w14:val="2612" w14:font="MS Gothic"/>
-                  <w14:uncheckedState w14:val="2610" w14:font="MS Gothic"/>
-                </w14:checkbox>
-              </w:sdtPr>
-              <w:sdtEndPr/>
-              <w:sdtContent>
-                <w:r>
-                  <w:rPr>
-                    <w:rFonts w:ascii="MS Gothic" w:eastAsia="MS Gothic" w:hAnsi="MS Gothic" w:hint="eastAsia"/>
-                    <w:szCs w:val="16"/>
-                  </w:rPr>
-                  <w:t>☒</w:t>
+                  <w14:checked w14:val="0"/>
+                  <w14:checkedState w14:val="2612" w14:font="MS Gothic"/>
+                  <w14:uncheckedState w14:val="2610" w14:font="MS Gothic"/>
+                </w14:checkbox>
+              </w:sdtPr>
+              <w:sdtContent>
+                <w:r>
+                  <w:rPr>
+                    <w:rFonts w:ascii="MS Gothic" w:eastAsia="MS Gothic" w:hAnsi="MS Gothic" w:hint="eastAsia"/>
+                    <w:szCs w:val="16"/>
+                  </w:rPr>
+                  <w:t>☐</w:t>
                 </w:r>
               </w:sdtContent>
             </w:sdt>
@@ -7178,19 +7055,18 @@
                 </w:rPr>
                 <w:id w:val="-1840151148"/>
                 <w14:checkbox>
-                  <w14:checked w14:val="1"/>
-                  <w14:checkedState w14:val="2612" w14:font="MS Gothic"/>
-                  <w14:uncheckedState w14:val="2610" w14:font="MS Gothic"/>
-                </w14:checkbox>
-              </w:sdtPr>
-              <w:sdtEndPr/>
-              <w:sdtContent>
-                <w:r>
-                  <w:rPr>
-                    <w:rFonts w:ascii="MS Gothic" w:eastAsia="MS Gothic" w:hAnsi="MS Gothic" w:hint="eastAsia"/>
-                    <w:szCs w:val="16"/>
-                  </w:rPr>
-                  <w:t>☒</w:t>
+                  <w14:checked w14:val="0"/>
+                  <w14:checkedState w14:val="2612" w14:font="MS Gothic"/>
+                  <w14:uncheckedState w14:val="2610" w14:font="MS Gothic"/>
+                </w14:checkbox>
+              </w:sdtPr>
+              <w:sdtContent>
+                <w:r>
+                  <w:rPr>
+                    <w:rFonts w:ascii="MS Gothic" w:eastAsia="MS Gothic" w:hAnsi="MS Gothic" w:hint="eastAsia"/>
+                    <w:szCs w:val="16"/>
+                  </w:rPr>
+                  <w:t>☐</w:t>
                 </w:r>
               </w:sdtContent>
             </w:sdt>
@@ -7249,19 +7125,18 @@
                 </w:rPr>
                 <w:id w:val="1363173922"/>
                 <w14:checkbox>
-                  <w14:checked w14:val="1"/>
-                  <w14:checkedState w14:val="2612" w14:font="MS Gothic"/>
-                  <w14:uncheckedState w14:val="2610" w14:font="MS Gothic"/>
-                </w14:checkbox>
-              </w:sdtPr>
-              <w:sdtEndPr/>
-              <w:sdtContent>
-                <w:r>
-                  <w:rPr>
-                    <w:rFonts w:ascii="MS Gothic" w:eastAsia="MS Gothic" w:hAnsi="MS Gothic" w:hint="eastAsia"/>
-                    <w:szCs w:val="16"/>
-                  </w:rPr>
-                  <w:t>☒</w:t>
+                  <w14:checked w14:val="0"/>
+                  <w14:checkedState w14:val="2612" w14:font="MS Gothic"/>
+                  <w14:uncheckedState w14:val="2610" w14:font="MS Gothic"/>
+                </w14:checkbox>
+              </w:sdtPr>
+              <w:sdtContent>
+                <w:r>
+                  <w:rPr>
+                    <w:rFonts w:ascii="MS Gothic" w:eastAsia="MS Gothic" w:hAnsi="MS Gothic" w:hint="eastAsia"/>
+                    <w:szCs w:val="16"/>
+                  </w:rPr>
+                  <w:t>☐</w:t>
                 </w:r>
               </w:sdtContent>
             </w:sdt>
@@ -7317,7 +7192,6 @@
                   <w14:uncheckedState w14:val="2610" w14:font="MS Gothic"/>
                 </w14:checkbox>
               </w:sdtPr>
-              <w:sdtEndPr/>
               <w:sdtContent>
                 <w:r>
                   <w:rPr>
@@ -7374,7 +7248,6 @@
                   <w14:uncheckedState w14:val="2610" w14:font="MS Gothic"/>
                 </w14:checkbox>
               </w:sdtPr>
-              <w:sdtEndPr/>
               <w:sdtContent>
                 <w:r>
                   <w:rPr>
@@ -7429,19 +7302,18 @@
                 </w:rPr>
                 <w:id w:val="1505860725"/>
                 <w14:checkbox>
-                  <w14:checked w14:val="1"/>
-                  <w14:checkedState w14:val="2612" w14:font="MS Gothic"/>
-                  <w14:uncheckedState w14:val="2610" w14:font="MS Gothic"/>
-                </w14:checkbox>
-              </w:sdtPr>
-              <w:sdtEndPr/>
-              <w:sdtContent>
-                <w:r>
-                  <w:rPr>
-                    <w:rFonts w:ascii="MS Gothic" w:eastAsia="MS Gothic" w:hAnsi="MS Gothic" w:hint="eastAsia"/>
-                    <w:szCs w:val="16"/>
-                  </w:rPr>
-                  <w:t>☒</w:t>
+                  <w14:checked w14:val="0"/>
+                  <w14:checkedState w14:val="2612" w14:font="MS Gothic"/>
+                  <w14:uncheckedState w14:val="2610" w14:font="MS Gothic"/>
+                </w14:checkbox>
+              </w:sdtPr>
+              <w:sdtContent>
+                <w:r>
+                  <w:rPr>
+                    <w:rFonts w:ascii="MS Gothic" w:eastAsia="MS Gothic" w:hAnsi="MS Gothic" w:hint="eastAsia"/>
+                    <w:szCs w:val="16"/>
+                  </w:rPr>
+                  <w:t>☐</w:t>
                 </w:r>
               </w:sdtContent>
             </w:sdt>
@@ -7478,19 +7350,18 @@
                 </w:rPr>
                 <w:id w:val="-752582397"/>
                 <w14:checkbox>
-                  <w14:checked w14:val="1"/>
-                  <w14:checkedState w14:val="2612" w14:font="MS Gothic"/>
-                  <w14:uncheckedState w14:val="2610" w14:font="MS Gothic"/>
-                </w14:checkbox>
-              </w:sdtPr>
-              <w:sdtEndPr/>
-              <w:sdtContent>
-                <w:r>
-                  <w:rPr>
-                    <w:rFonts w:ascii="MS Gothic" w:eastAsia="MS Gothic" w:hAnsi="MS Gothic" w:hint="eastAsia"/>
-                    <w:szCs w:val="16"/>
-                  </w:rPr>
-                  <w:t>☒</w:t>
+                  <w14:checked w14:val="0"/>
+                  <w14:checkedState w14:val="2612" w14:font="MS Gothic"/>
+                  <w14:uncheckedState w14:val="2610" w14:font="MS Gothic"/>
+                </w14:checkbox>
+              </w:sdtPr>
+              <w:sdtContent>
+                <w:r>
+                  <w:rPr>
+                    <w:rFonts w:ascii="MS Gothic" w:eastAsia="MS Gothic" w:hAnsi="MS Gothic" w:hint="eastAsia"/>
+                    <w:szCs w:val="16"/>
+                  </w:rPr>
+                  <w:t>☐</w:t>
                 </w:r>
               </w:sdtContent>
             </w:sdt>
@@ -7527,19 +7398,18 @@
                 </w:rPr>
                 <w:id w:val="375742345"/>
                 <w14:checkbox>
-                  <w14:checked w14:val="1"/>
-                  <w14:checkedState w14:val="2612" w14:font="MS Gothic"/>
-                  <w14:uncheckedState w14:val="2610" w14:font="MS Gothic"/>
-                </w14:checkbox>
-              </w:sdtPr>
-              <w:sdtEndPr/>
-              <w:sdtContent>
-                <w:r>
-                  <w:rPr>
-                    <w:rFonts w:ascii="MS Gothic" w:eastAsia="MS Gothic" w:hAnsi="MS Gothic" w:hint="eastAsia"/>
-                    <w:szCs w:val="16"/>
-                  </w:rPr>
-                  <w:t>☒</w:t>
+                  <w14:checked w14:val="0"/>
+                  <w14:checkedState w14:val="2612" w14:font="MS Gothic"/>
+                  <w14:uncheckedState w14:val="2610" w14:font="MS Gothic"/>
+                </w14:checkbox>
+              </w:sdtPr>
+              <w:sdtContent>
+                <w:r>
+                  <w:rPr>
+                    <w:rFonts w:ascii="MS Gothic" w:eastAsia="MS Gothic" w:hAnsi="MS Gothic" w:hint="eastAsia"/>
+                    <w:szCs w:val="16"/>
+                  </w:rPr>
+                  <w:t>☐</w:t>
                 </w:r>
               </w:sdtContent>
             </w:sdt>
@@ -7598,19 +7468,18 @@
                 </w:rPr>
                 <w:id w:val="254951720"/>
                 <w14:checkbox>
-                  <w14:checked w14:val="1"/>
-                  <w14:checkedState w14:val="2612" w14:font="MS Gothic"/>
-                  <w14:uncheckedState w14:val="2610" w14:font="MS Gothic"/>
-                </w14:checkbox>
-              </w:sdtPr>
-              <w:sdtEndPr/>
-              <w:sdtContent>
-                <w:r>
-                  <w:rPr>
-                    <w:rFonts w:ascii="MS Gothic" w:eastAsia="MS Gothic" w:hAnsi="MS Gothic" w:hint="eastAsia"/>
-                    <w:szCs w:val="16"/>
-                  </w:rPr>
-                  <w:t>☒</w:t>
+                  <w14:checked w14:val="0"/>
+                  <w14:checkedState w14:val="2612" w14:font="MS Gothic"/>
+                  <w14:uncheckedState w14:val="2610" w14:font="MS Gothic"/>
+                </w14:checkbox>
+              </w:sdtPr>
+              <w:sdtContent>
+                <w:r>
+                  <w:rPr>
+                    <w:rFonts w:ascii="MS Gothic" w:eastAsia="MS Gothic" w:hAnsi="MS Gothic" w:hint="eastAsia"/>
+                    <w:szCs w:val="16"/>
+                  </w:rPr>
+                  <w:t>☐</w:t>
                 </w:r>
               </w:sdtContent>
             </w:sdt>
@@ -7655,19 +7524,18 @@
                 </w:rPr>
                 <w:id w:val="-1239856840"/>
                 <w14:checkbox>
-                  <w14:checked w14:val="1"/>
-                  <w14:checkedState w14:val="2612" w14:font="MS Gothic"/>
-                  <w14:uncheckedState w14:val="2610" w14:font="MS Gothic"/>
-                </w14:checkbox>
-              </w:sdtPr>
-              <w:sdtEndPr/>
-              <w:sdtContent>
-                <w:r>
-                  <w:rPr>
-                    <w:rFonts w:ascii="MS Gothic" w:eastAsia="MS Gothic" w:hAnsi="MS Gothic" w:hint="eastAsia"/>
-                    <w:szCs w:val="16"/>
-                  </w:rPr>
-                  <w:t>☒</w:t>
+                  <w14:checked w14:val="0"/>
+                  <w14:checkedState w14:val="2612" w14:font="MS Gothic"/>
+                  <w14:uncheckedState w14:val="2610" w14:font="MS Gothic"/>
+                </w14:checkbox>
+              </w:sdtPr>
+              <w:sdtContent>
+                <w:r>
+                  <w:rPr>
+                    <w:rFonts w:ascii="MS Gothic" w:eastAsia="MS Gothic" w:hAnsi="MS Gothic" w:hint="eastAsia"/>
+                    <w:szCs w:val="16"/>
+                  </w:rPr>
+                  <w:t>☐</w:t>
                 </w:r>
               </w:sdtContent>
             </w:sdt>
@@ -7717,7 +7585,6 @@
                   <w14:uncheckedState w14:val="2610" w14:font="MS Gothic"/>
                 </w14:checkbox>
               </w:sdtPr>
-              <w:sdtEndPr/>
               <w:sdtContent>
                 <w:r>
                   <w:rPr>
@@ -7773,19 +7640,18 @@
                 </w:rPr>
                 <w:id w:val="1824470941"/>
                 <w14:checkbox>
-                  <w14:checked w14:val="1"/>
-                  <w14:checkedState w14:val="2612" w14:font="MS Gothic"/>
-                  <w14:uncheckedState w14:val="2610" w14:font="MS Gothic"/>
-                </w14:checkbox>
-              </w:sdtPr>
-              <w:sdtEndPr/>
-              <w:sdtContent>
-                <w:r>
-                  <w:rPr>
-                    <w:rFonts w:ascii="MS Gothic" w:eastAsia="MS Gothic" w:hAnsi="MS Gothic" w:hint="eastAsia"/>
-                    <w:szCs w:val="16"/>
-                  </w:rPr>
-                  <w:t>☒</w:t>
+                  <w14:checked w14:val="0"/>
+                  <w14:checkedState w14:val="2612" w14:font="MS Gothic"/>
+                  <w14:uncheckedState w14:val="2610" w14:font="MS Gothic"/>
+                </w14:checkbox>
+              </w:sdtPr>
+              <w:sdtContent>
+                <w:r>
+                  <w:rPr>
+                    <w:rFonts w:ascii="MS Gothic" w:eastAsia="MS Gothic" w:hAnsi="MS Gothic" w:hint="eastAsia"/>
+                    <w:szCs w:val="16"/>
+                  </w:rPr>
+                  <w:t>☐</w:t>
                 </w:r>
               </w:sdtContent>
             </w:sdt>
@@ -7822,19 +7688,18 @@
                 </w:rPr>
                 <w:id w:val="-1217278415"/>
                 <w14:checkbox>
-                  <w14:checked w14:val="1"/>
-                  <w14:checkedState w14:val="2612" w14:font="MS Gothic"/>
-                  <w14:uncheckedState w14:val="2610" w14:font="MS Gothic"/>
-                </w14:checkbox>
-              </w:sdtPr>
-              <w:sdtEndPr/>
-              <w:sdtContent>
-                <w:r>
-                  <w:rPr>
-                    <w:rFonts w:ascii="MS Gothic" w:eastAsia="MS Gothic" w:hAnsi="MS Gothic" w:hint="eastAsia"/>
-                    <w:szCs w:val="16"/>
-                  </w:rPr>
-                  <w:t>☒</w:t>
+                  <w14:checked w14:val="0"/>
+                  <w14:checkedState w14:val="2612" w14:font="MS Gothic"/>
+                  <w14:uncheckedState w14:val="2610" w14:font="MS Gothic"/>
+                </w14:checkbox>
+              </w:sdtPr>
+              <w:sdtContent>
+                <w:r>
+                  <w:rPr>
+                    <w:rFonts w:ascii="MS Gothic" w:eastAsia="MS Gothic" w:hAnsi="MS Gothic" w:hint="eastAsia"/>
+                    <w:szCs w:val="16"/>
+                  </w:rPr>
+                  <w:t>☐</w:t>
                 </w:r>
               </w:sdtContent>
             </w:sdt>
@@ -7887,19 +7752,18 @@
                 </w:rPr>
                 <w:id w:val="-1845621198"/>
                 <w14:checkbox>
-                  <w14:checked w14:val="1"/>
-                  <w14:checkedState w14:val="2612" w14:font="MS Gothic"/>
-                  <w14:uncheckedState w14:val="2610" w14:font="MS Gothic"/>
-                </w14:checkbox>
-              </w:sdtPr>
-              <w:sdtEndPr/>
-              <w:sdtContent>
-                <w:r>
-                  <w:rPr>
-                    <w:rFonts w:ascii="MS Gothic" w:eastAsia="MS Gothic" w:hAnsi="MS Gothic" w:hint="eastAsia"/>
-                    <w:szCs w:val="16"/>
-                  </w:rPr>
-                  <w:t>☒</w:t>
+                  <w14:checked w14:val="0"/>
+                  <w14:checkedState w14:val="2612" w14:font="MS Gothic"/>
+                  <w14:uncheckedState w14:val="2610" w14:font="MS Gothic"/>
+                </w14:checkbox>
+              </w:sdtPr>
+              <w:sdtContent>
+                <w:r>
+                  <w:rPr>
+                    <w:rFonts w:ascii="MS Gothic" w:eastAsia="MS Gothic" w:hAnsi="MS Gothic" w:hint="eastAsia"/>
+                    <w:szCs w:val="16"/>
+                  </w:rPr>
+                  <w:t>☐</w:t>
                 </w:r>
               </w:sdtContent>
             </w:sdt>
@@ -7944,19 +7808,18 @@
                 </w:rPr>
                 <w:id w:val="-1625845014"/>
                 <w14:checkbox>
-                  <w14:checked w14:val="1"/>
-                  <w14:checkedState w14:val="2612" w14:font="MS Gothic"/>
-                  <w14:uncheckedState w14:val="2610" w14:font="MS Gothic"/>
-                </w14:checkbox>
-              </w:sdtPr>
-              <w:sdtEndPr/>
-              <w:sdtContent>
-                <w:r>
-                  <w:rPr>
-                    <w:rFonts w:ascii="MS Gothic" w:eastAsia="MS Gothic" w:hAnsi="MS Gothic" w:hint="eastAsia"/>
-                    <w:szCs w:val="16"/>
-                  </w:rPr>
-                  <w:t>☒</w:t>
+                  <w14:checked w14:val="0"/>
+                  <w14:checkedState w14:val="2612" w14:font="MS Gothic"/>
+                  <w14:uncheckedState w14:val="2610" w14:font="MS Gothic"/>
+                </w14:checkbox>
+              </w:sdtPr>
+              <w:sdtContent>
+                <w:r>
+                  <w:rPr>
+                    <w:rFonts w:ascii="MS Gothic" w:eastAsia="MS Gothic" w:hAnsi="MS Gothic" w:hint="eastAsia"/>
+                    <w:szCs w:val="16"/>
+                  </w:rPr>
+                  <w:t>☐</w:t>
                 </w:r>
               </w:sdtContent>
             </w:sdt>
@@ -8012,7 +7875,6 @@
                   <w14:uncheckedState w14:val="2610" w14:font="MS Gothic"/>
                 </w14:checkbox>
               </w:sdtPr>
-              <w:sdtEndPr/>
               <w:sdtContent>
                 <w:r>
                   <w:rPr>
@@ -8071,19 +7933,18 @@
                 </w:rPr>
                 <w:id w:val="-2013672406"/>
                 <w14:checkbox>
-                  <w14:checked w14:val="1"/>
-                  <w14:checkedState w14:val="2612" w14:font="MS Gothic"/>
-                  <w14:uncheckedState w14:val="2610" w14:font="MS Gothic"/>
-                </w14:checkbox>
-              </w:sdtPr>
-              <w:sdtEndPr/>
-              <w:sdtContent>
-                <w:r>
-                  <w:rPr>
-                    <w:rFonts w:ascii="MS Gothic" w:eastAsia="MS Gothic" w:hAnsi="MS Gothic" w:hint="eastAsia"/>
-                    <w:szCs w:val="16"/>
-                  </w:rPr>
-                  <w:t>☒</w:t>
+                  <w14:checked w14:val="0"/>
+                  <w14:checkedState w14:val="2612" w14:font="MS Gothic"/>
+                  <w14:uncheckedState w14:val="2610" w14:font="MS Gothic"/>
+                </w14:checkbox>
+              </w:sdtPr>
+              <w:sdtContent>
+                <w:r>
+                  <w:rPr>
+                    <w:rFonts w:ascii="MS Gothic" w:eastAsia="MS Gothic" w:hAnsi="MS Gothic" w:hint="eastAsia"/>
+                    <w:szCs w:val="16"/>
+                  </w:rPr>
+                  <w:t>☐</w:t>
                 </w:r>
               </w:sdtContent>
             </w:sdt>
@@ -8140,19 +8001,18 @@
                 </w:rPr>
                 <w:id w:val="-652226082"/>
                 <w14:checkbox>
-                  <w14:checked w14:val="1"/>
-                  <w14:checkedState w14:val="2612" w14:font="MS Gothic"/>
-                  <w14:uncheckedState w14:val="2610" w14:font="MS Gothic"/>
-                </w14:checkbox>
-              </w:sdtPr>
-              <w:sdtEndPr/>
-              <w:sdtContent>
-                <w:r>
-                  <w:rPr>
-                    <w:rFonts w:ascii="MS Gothic" w:eastAsia="MS Gothic" w:hAnsi="MS Gothic" w:hint="eastAsia"/>
-                    <w:szCs w:val="16"/>
-                  </w:rPr>
-                  <w:t>☒</w:t>
+                  <w14:checked w14:val="0"/>
+                  <w14:checkedState w14:val="2612" w14:font="MS Gothic"/>
+                  <w14:uncheckedState w14:val="2610" w14:font="MS Gothic"/>
+                </w14:checkbox>
+              </w:sdtPr>
+              <w:sdtContent>
+                <w:r>
+                  <w:rPr>
+                    <w:rFonts w:ascii="MS Gothic" w:eastAsia="MS Gothic" w:hAnsi="MS Gothic" w:hint="eastAsia"/>
+                    <w:szCs w:val="16"/>
+                  </w:rPr>
+                  <w:t>☐</w:t>
                 </w:r>
               </w:sdtContent>
             </w:sdt>
@@ -8198,19 +8058,18 @@
                 </w:rPr>
                 <w:id w:val="-742721502"/>
                 <w14:checkbox>
-                  <w14:checked w14:val="1"/>
-                  <w14:checkedState w14:val="2612" w14:font="MS Gothic"/>
-                  <w14:uncheckedState w14:val="2610" w14:font="MS Gothic"/>
-                </w14:checkbox>
-              </w:sdtPr>
-              <w:sdtEndPr/>
-              <w:sdtContent>
-                <w:r>
-                  <w:rPr>
-                    <w:rFonts w:ascii="MS Gothic" w:eastAsia="MS Gothic" w:hAnsi="MS Gothic" w:hint="eastAsia"/>
-                    <w:szCs w:val="16"/>
-                  </w:rPr>
-                  <w:t>☒</w:t>
+                  <w14:checked w14:val="0"/>
+                  <w14:checkedState w14:val="2612" w14:font="MS Gothic"/>
+                  <w14:uncheckedState w14:val="2610" w14:font="MS Gothic"/>
+                </w14:checkbox>
+              </w:sdtPr>
+              <w:sdtContent>
+                <w:r>
+                  <w:rPr>
+                    <w:rFonts w:ascii="MS Gothic" w:eastAsia="MS Gothic" w:hAnsi="MS Gothic" w:hint="eastAsia"/>
+                    <w:szCs w:val="16"/>
+                  </w:rPr>
+                  <w:t>☐</w:t>
                 </w:r>
               </w:sdtContent>
             </w:sdt>
@@ -8260,7 +8119,6 @@
                   <w14:uncheckedState w14:val="2610" w14:font="MS Gothic"/>
                 </w14:checkbox>
               </w:sdtPr>
-              <w:sdtEndPr/>
               <w:sdtContent>
                 <w:r>
                   <w:rPr>
@@ -8319,19 +8177,18 @@
                 </w:rPr>
                 <w:id w:val="1909718004"/>
                 <w14:checkbox>
-                  <w14:checked w14:val="1"/>
-                  <w14:checkedState w14:val="2612" w14:font="MS Gothic"/>
-                  <w14:uncheckedState w14:val="2610" w14:font="MS Gothic"/>
-                </w14:checkbox>
-              </w:sdtPr>
-              <w:sdtEndPr/>
-              <w:sdtContent>
-                <w:r>
-                  <w:rPr>
-                    <w:rFonts w:ascii="MS Gothic" w:eastAsia="MS Gothic" w:hAnsi="MS Gothic" w:hint="eastAsia"/>
-                    <w:szCs w:val="16"/>
-                  </w:rPr>
-                  <w:t>☒</w:t>
+                  <w14:checked w14:val="0"/>
+                  <w14:checkedState w14:val="2612" w14:font="MS Gothic"/>
+                  <w14:uncheckedState w14:val="2610" w14:font="MS Gothic"/>
+                </w14:checkbox>
+              </w:sdtPr>
+              <w:sdtContent>
+                <w:r>
+                  <w:rPr>
+                    <w:rFonts w:ascii="MS Gothic" w:eastAsia="MS Gothic" w:hAnsi="MS Gothic" w:hint="eastAsia"/>
+                    <w:szCs w:val="16"/>
+                  </w:rPr>
+                  <w:t>☐</w:t>
                 </w:r>
               </w:sdtContent>
             </w:sdt>
@@ -8371,19 +8228,18 @@
                 </w:rPr>
                 <w:id w:val="-642575372"/>
                 <w14:checkbox>
-                  <w14:checked w14:val="1"/>
-                  <w14:checkedState w14:val="2612" w14:font="MS Gothic"/>
-                  <w14:uncheckedState w14:val="2610" w14:font="MS Gothic"/>
-                </w14:checkbox>
-              </w:sdtPr>
-              <w:sdtEndPr/>
-              <w:sdtContent>
-                <w:r>
-                  <w:rPr>
-                    <w:rFonts w:ascii="MS Gothic" w:eastAsia="MS Gothic" w:hAnsi="MS Gothic" w:hint="eastAsia"/>
-                    <w:szCs w:val="16"/>
-                  </w:rPr>
-                  <w:t>☒</w:t>
+                  <w14:checked w14:val="0"/>
+                  <w14:checkedState w14:val="2612" w14:font="MS Gothic"/>
+                  <w14:uncheckedState w14:val="2610" w14:font="MS Gothic"/>
+                </w14:checkbox>
+              </w:sdtPr>
+              <w:sdtContent>
+                <w:r>
+                  <w:rPr>
+                    <w:rFonts w:ascii="MS Gothic" w:eastAsia="MS Gothic" w:hAnsi="MS Gothic" w:hint="eastAsia"/>
+                    <w:szCs w:val="16"/>
+                  </w:rPr>
+                  <w:t>☐</w:t>
                 </w:r>
               </w:sdtContent>
             </w:sdt>
@@ -8445,19 +8301,18 @@
                 </w:rPr>
                 <w:id w:val="1561746113"/>
                 <w14:checkbox>
-                  <w14:checked w14:val="1"/>
-                  <w14:checkedState w14:val="2612" w14:font="MS Gothic"/>
-                  <w14:uncheckedState w14:val="2610" w14:font="MS Gothic"/>
-                </w14:checkbox>
-              </w:sdtPr>
-              <w:sdtEndPr/>
-              <w:sdtContent>
-                <w:r>
-                  <w:rPr>
-                    <w:rFonts w:ascii="MS Gothic" w:eastAsia="MS Gothic" w:hAnsi="MS Gothic" w:hint="eastAsia"/>
-                    <w:szCs w:val="16"/>
-                  </w:rPr>
-                  <w:t>☒</w:t>
+                  <w14:checked w14:val="0"/>
+                  <w14:checkedState w14:val="2612" w14:font="MS Gothic"/>
+                  <w14:uncheckedState w14:val="2610" w14:font="MS Gothic"/>
+                </w14:checkbox>
+              </w:sdtPr>
+              <w:sdtContent>
+                <w:r>
+                  <w:rPr>
+                    <w:rFonts w:ascii="MS Gothic" w:eastAsia="MS Gothic" w:hAnsi="MS Gothic" w:hint="eastAsia"/>
+                    <w:szCs w:val="16"/>
+                  </w:rPr>
+                  <w:t>☐</w:t>
                 </w:r>
               </w:sdtContent>
             </w:sdt>
@@ -8502,19 +8357,18 @@
                 </w:rPr>
                 <w:id w:val="1174913357"/>
                 <w14:checkbox>
-                  <w14:checked w14:val="1"/>
-                  <w14:checkedState w14:val="2612" w14:font="MS Gothic"/>
-                  <w14:uncheckedState w14:val="2610" w14:font="MS Gothic"/>
-                </w14:checkbox>
-              </w:sdtPr>
-              <w:sdtEndPr/>
-              <w:sdtContent>
-                <w:r>
-                  <w:rPr>
-                    <w:rFonts w:ascii="MS Gothic" w:eastAsia="MS Gothic" w:hAnsi="MS Gothic" w:hint="eastAsia"/>
-                    <w:szCs w:val="16"/>
-                  </w:rPr>
-                  <w:t>☒</w:t>
+                  <w14:checked w14:val="0"/>
+                  <w14:checkedState w14:val="2612" w14:font="MS Gothic"/>
+                  <w14:uncheckedState w14:val="2610" w14:font="MS Gothic"/>
+                </w14:checkbox>
+              </w:sdtPr>
+              <w:sdtContent>
+                <w:r>
+                  <w:rPr>
+                    <w:rFonts w:ascii="MS Gothic" w:eastAsia="MS Gothic" w:hAnsi="MS Gothic" w:hint="eastAsia"/>
+                    <w:szCs w:val="16"/>
+                  </w:rPr>
+                  <w:t>☐</w:t>
                 </w:r>
               </w:sdtContent>
             </w:sdt>
@@ -8564,7 +8418,6 @@
                   <w14:uncheckedState w14:val="2610" w14:font="MS Gothic"/>
                 </w14:checkbox>
               </w:sdtPr>
-              <w:sdtEndPr/>
               <w:sdtContent>
                 <w:r>
                   <w:rPr>
@@ -8623,19 +8476,18 @@
                 </w:rPr>
                 <w:id w:val="-27030272"/>
                 <w14:checkbox>
-                  <w14:checked w14:val="1"/>
-                  <w14:checkedState w14:val="2612" w14:font="MS Gothic"/>
-                  <w14:uncheckedState w14:val="2610" w14:font="MS Gothic"/>
-                </w14:checkbox>
-              </w:sdtPr>
-              <w:sdtEndPr/>
-              <w:sdtContent>
-                <w:r>
-                  <w:rPr>
-                    <w:rFonts w:ascii="MS Gothic" w:eastAsia="MS Gothic" w:hAnsi="MS Gothic" w:hint="eastAsia"/>
-                    <w:szCs w:val="16"/>
-                  </w:rPr>
-                  <w:t>☒</w:t>
+                  <w14:checked w14:val="0"/>
+                  <w14:checkedState w14:val="2612" w14:font="MS Gothic"/>
+                  <w14:uncheckedState w14:val="2610" w14:font="MS Gothic"/>
+                </w14:checkbox>
+              </w:sdtPr>
+              <w:sdtContent>
+                <w:r>
+                  <w:rPr>
+                    <w:rFonts w:ascii="MS Gothic" w:eastAsia="MS Gothic" w:hAnsi="MS Gothic" w:hint="eastAsia"/>
+                    <w:szCs w:val="16"/>
+                  </w:rPr>
+                  <w:t>☐</w:t>
                 </w:r>
               </w:sdtContent>
             </w:sdt>
@@ -8675,19 +8527,18 @@
                 </w:rPr>
                 <w:id w:val="1047643690"/>
                 <w14:checkbox>
-                  <w14:checked w14:val="1"/>
-                  <w14:checkedState w14:val="2612" w14:font="MS Gothic"/>
-                  <w14:uncheckedState w14:val="2610" w14:font="MS Gothic"/>
-                </w14:checkbox>
-              </w:sdtPr>
-              <w:sdtEndPr/>
-              <w:sdtContent>
-                <w:r>
-                  <w:rPr>
-                    <w:rFonts w:ascii="MS Gothic" w:eastAsia="MS Gothic" w:hAnsi="MS Gothic" w:hint="eastAsia"/>
-                    <w:szCs w:val="16"/>
-                  </w:rPr>
-                  <w:t>☒</w:t>
+                  <w14:checked w14:val="0"/>
+                  <w14:checkedState w14:val="2612" w14:font="MS Gothic"/>
+                  <w14:uncheckedState w14:val="2610" w14:font="MS Gothic"/>
+                </w14:checkbox>
+              </w:sdtPr>
+              <w:sdtContent>
+                <w:r>
+                  <w:rPr>
+                    <w:rFonts w:ascii="MS Gothic" w:eastAsia="MS Gothic" w:hAnsi="MS Gothic" w:hint="eastAsia"/>
+                    <w:szCs w:val="16"/>
+                  </w:rPr>
+                  <w:t>☐</w:t>
                 </w:r>
               </w:sdtContent>
             </w:sdt>
@@ -8776,19 +8627,18 @@
                 </w:rPr>
                 <w:id w:val="633529087"/>
                 <w14:checkbox>
-                  <w14:checked w14:val="1"/>
-                  <w14:checkedState w14:val="2612" w14:font="MS Gothic"/>
-                  <w14:uncheckedState w14:val="2610" w14:font="MS Gothic"/>
-                </w14:checkbox>
-              </w:sdtPr>
-              <w:sdtEndPr/>
-              <w:sdtContent>
-                <w:r>
-                  <w:rPr>
-                    <w:rFonts w:ascii="MS Gothic" w:eastAsia="MS Gothic" w:hAnsi="MS Gothic" w:hint="eastAsia"/>
-                    <w:szCs w:val="16"/>
-                  </w:rPr>
-                  <w:t>☒</w:t>
+                  <w14:checked w14:val="0"/>
+                  <w14:checkedState w14:val="2612" w14:font="MS Gothic"/>
+                  <w14:uncheckedState w14:val="2610" w14:font="MS Gothic"/>
+                </w14:checkbox>
+              </w:sdtPr>
+              <w:sdtContent>
+                <w:r>
+                  <w:rPr>
+                    <w:rFonts w:ascii="MS Gothic" w:eastAsia="MS Gothic" w:hAnsi="MS Gothic" w:hint="eastAsia"/>
+                    <w:szCs w:val="16"/>
+                  </w:rPr>
+                  <w:t>☐</w:t>
                 </w:r>
               </w:sdtContent>
             </w:sdt>
@@ -8844,7 +8694,6 @@
                   <w14:uncheckedState w14:val="2610" w14:font="MS Gothic"/>
                 </w14:checkbox>
               </w:sdtPr>
-              <w:sdtEndPr/>
               <w:sdtContent>
                 <w:r>
                   <w:rPr>
@@ -8902,19 +8751,18 @@
                 </w:rPr>
                 <w:id w:val="-969513079"/>
                 <w14:checkbox>
-                  <w14:checked w14:val="1"/>
-                  <w14:checkedState w14:val="2612" w14:font="MS Gothic"/>
-                  <w14:uncheckedState w14:val="2610" w14:font="MS Gothic"/>
-                </w14:checkbox>
-              </w:sdtPr>
-              <w:sdtEndPr/>
-              <w:sdtContent>
-                <w:r>
-                  <w:rPr>
-                    <w:rFonts w:ascii="MS Gothic" w:eastAsia="MS Gothic" w:hAnsi="MS Gothic" w:hint="eastAsia"/>
-                    <w:szCs w:val="16"/>
-                  </w:rPr>
-                  <w:t>☒</w:t>
+                  <w14:checked w14:val="0"/>
+                  <w14:checkedState w14:val="2612" w14:font="MS Gothic"/>
+                  <w14:uncheckedState w14:val="2610" w14:font="MS Gothic"/>
+                </w14:checkbox>
+              </w:sdtPr>
+              <w:sdtContent>
+                <w:r>
+                  <w:rPr>
+                    <w:rFonts w:ascii="MS Gothic" w:eastAsia="MS Gothic" w:hAnsi="MS Gothic" w:hint="eastAsia"/>
+                    <w:szCs w:val="16"/>
+                  </w:rPr>
+                  <w:t>☐</w:t>
                 </w:r>
               </w:sdtContent>
             </w:sdt>
@@ -8954,19 +8802,18 @@
                 </w:rPr>
                 <w:id w:val="396944265"/>
                 <w14:checkbox>
-                  <w14:checked w14:val="1"/>
-                  <w14:checkedState w14:val="2612" w14:font="MS Gothic"/>
-                  <w14:uncheckedState w14:val="2610" w14:font="MS Gothic"/>
-                </w14:checkbox>
-              </w:sdtPr>
-              <w:sdtEndPr/>
-              <w:sdtContent>
-                <w:r>
-                  <w:rPr>
-                    <w:rFonts w:ascii="MS Gothic" w:eastAsia="MS Gothic" w:hAnsi="MS Gothic" w:hint="eastAsia"/>
-                    <w:szCs w:val="16"/>
-                  </w:rPr>
-                  <w:t>☒</w:t>
+                  <w14:checked w14:val="0"/>
+                  <w14:checkedState w14:val="2612" w14:font="MS Gothic"/>
+                  <w14:uncheckedState w14:val="2610" w14:font="MS Gothic"/>
+                </w14:checkbox>
+              </w:sdtPr>
+              <w:sdtContent>
+                <w:r>
+                  <w:rPr>
+                    <w:rFonts w:ascii="MS Gothic" w:eastAsia="MS Gothic" w:hAnsi="MS Gothic" w:hint="eastAsia"/>
+                    <w:szCs w:val="16"/>
+                  </w:rPr>
+                  <w:t>☐</w:t>
                 </w:r>
               </w:sdtContent>
             </w:sdt>
@@ -9012,7 +8859,6 @@
             <w:tcBorders>
               <w:left w:val="single" w:sz="18" w:space="0" w:color="auto"/>
             </w:tcBorders>
-            <w:shd w:val="clear" w:color="auto" w:fill="auto"/>
           </w:tcPr>
           <w:p>
             <w:pPr>
@@ -9033,7 +8879,6 @@
                   <w14:uncheckedState w14:val="2610" w14:font="MS Gothic"/>
                 </w14:checkbox>
               </w:sdtPr>
-              <w:sdtEndPr/>
               <w:sdtContent>
                 <w:r>
                   <w:rPr>
@@ -9056,7 +8901,6 @@
           <w:tcPr>
             <w:tcW w:w="932" w:type="dxa"/>
             <w:gridSpan w:val="3"/>
-            <w:shd w:val="clear" w:color="auto" w:fill="auto"/>
             <w:tcMar>
               <w:left w:w="0" w:type="dxa"/>
             </w:tcMar>
@@ -9080,7 +8924,6 @@
                   <w14:uncheckedState w14:val="2610" w14:font="MS Gothic"/>
                 </w14:checkbox>
               </w:sdtPr>
-              <w:sdtEndPr/>
               <w:sdtContent>
                 <w:r>
                   <w:rPr>
@@ -9103,7 +8946,6 @@
           <w:tcPr>
             <w:tcW w:w="931" w:type="dxa"/>
             <w:gridSpan w:val="3"/>
-            <w:shd w:val="clear" w:color="auto" w:fill="auto"/>
           </w:tcPr>
           <w:p>
             <w:pPr>
@@ -9124,7 +8966,6 @@
                   <w14:uncheckedState w14:val="2610" w14:font="MS Gothic"/>
                 </w14:checkbox>
               </w:sdtPr>
-              <w:sdtEndPr/>
               <w:sdtContent>
                 <w:r>
                   <w:rPr>
@@ -9147,7 +8988,6 @@
           <w:tcPr>
             <w:tcW w:w="934" w:type="dxa"/>
             <w:gridSpan w:val="2"/>
-            <w:shd w:val="clear" w:color="auto" w:fill="auto"/>
           </w:tcPr>
           <w:p>
             <w:pPr>
@@ -9168,7 +9008,6 @@
                   <w14:uncheckedState w14:val="2610" w14:font="MS Gothic"/>
                 </w14:checkbox>
               </w:sdtPr>
-              <w:sdtEndPr/>
               <w:sdtContent>
                 <w:r>
                   <w:rPr>
@@ -9226,7 +9065,6 @@
                   <w14:uncheckedState w14:val="2610" w14:font="MS Gothic"/>
                 </w14:checkbox>
               </w:sdtPr>
-              <w:sdtEndPr/>
               <w:sdtContent>
                 <w:r>
                   <w:rPr>
@@ -9255,7 +9093,6 @@
                   <w14:uncheckedState w14:val="2610" w14:font="MS Gothic"/>
                 </w14:checkbox>
               </w:sdtPr>
-              <w:sdtEndPr/>
               <w:sdtContent>
                 <w:r>
                   <w:rPr>
@@ -9284,7 +9121,6 @@
                   <w14:uncheckedState w14:val="2610" w14:font="MS Gothic"/>
                 </w14:checkbox>
               </w:sdtPr>
-              <w:sdtEndPr/>
               <w:sdtContent>
                 <w:r>
                   <w:rPr>
@@ -9341,7 +9177,6 @@
                   <w14:uncheckedState w14:val="2610" w14:font="MS Gothic"/>
                 </w14:checkbox>
               </w:sdtPr>
-              <w:sdtEndPr/>
               <w:sdtContent>
                 <w:r>
                   <w:rPr>
@@ -9400,19 +9235,18 @@
                 </w:rPr>
                 <w:id w:val="-557397118"/>
                 <w14:checkbox>
-                  <w14:checked w14:val="1"/>
-                  <w14:checkedState w14:val="2612" w14:font="MS Gothic"/>
-                  <w14:uncheckedState w14:val="2610" w14:font="MS Gothic"/>
-                </w14:checkbox>
-              </w:sdtPr>
-              <w:sdtEndPr/>
-              <w:sdtContent>
-                <w:r>
-                  <w:rPr>
-                    <w:rFonts w:ascii="MS Gothic" w:eastAsia="MS Gothic" w:hAnsi="MS Gothic" w:hint="eastAsia"/>
-                    <w:szCs w:val="16"/>
-                  </w:rPr>
-                  <w:t>☒</w:t>
+                  <w14:checked w14:val="0"/>
+                  <w14:checkedState w14:val="2612" w14:font="MS Gothic"/>
+                  <w14:uncheckedState w14:val="2610" w14:font="MS Gothic"/>
+                </w14:checkbox>
+              </w:sdtPr>
+              <w:sdtContent>
+                <w:r>
+                  <w:rPr>
+                    <w:rFonts w:ascii="MS Gothic" w:eastAsia="MS Gothic" w:hAnsi="MS Gothic" w:hint="eastAsia"/>
+                    <w:szCs w:val="16"/>
+                  </w:rPr>
+                  <w:t>☐</w:t>
                 </w:r>
               </w:sdtContent>
             </w:sdt>
@@ -9472,7 +9306,6 @@
                   <w14:uncheckedState w14:val="2610" w14:font="MS Gothic"/>
                 </w14:checkbox>
               </w:sdtPr>
-              <w:sdtEndPr/>
               <w:sdtContent>
                 <w:r>
                   <w:rPr>
@@ -9519,7 +9352,6 @@
                   <w14:uncheckedState w14:val="2610" w14:font="MS Gothic"/>
                 </w14:checkbox>
               </w:sdtPr>
-              <w:sdtEndPr/>
               <w:sdtContent>
                 <w:r>
                   <w:rPr>
@@ -9565,7 +9397,6 @@
                   <w14:uncheckedState w14:val="2610" w14:font="MS Gothic"/>
                 </w14:checkbox>
               </w:sdtPr>
-              <w:sdtEndPr/>
               <w:sdtContent>
                 <w:r>
                   <w:rPr>
@@ -9617,19 +9448,18 @@
                 </w:rPr>
                 <w:id w:val="976184896"/>
                 <w14:checkbox>
-                  <w14:checked w14:val="1"/>
-                  <w14:checkedState w14:val="2612" w14:font="MS Gothic"/>
-                  <w14:uncheckedState w14:val="2610" w14:font="MS Gothic"/>
-                </w14:checkbox>
-              </w:sdtPr>
-              <w:sdtEndPr/>
-              <w:sdtContent>
-                <w:r>
-                  <w:rPr>
-                    <w:rFonts w:ascii="MS Gothic" w:eastAsia="MS Gothic" w:hAnsi="MS Gothic" w:hint="eastAsia"/>
-                    <w:szCs w:val="16"/>
-                  </w:rPr>
-                  <w:t>☒</w:t>
+                  <w14:checked w14:val="0"/>
+                  <w14:checkedState w14:val="2612" w14:font="MS Gothic"/>
+                  <w14:uncheckedState w14:val="2610" w14:font="MS Gothic"/>
+                </w14:checkbox>
+              </w:sdtPr>
+              <w:sdtContent>
+                <w:r>
+                  <w:rPr>
+                    <w:rFonts w:ascii="MS Gothic" w:eastAsia="MS Gothic" w:hAnsi="MS Gothic" w:hint="eastAsia"/>
+                    <w:szCs w:val="16"/>
+                  </w:rPr>
+                  <w:t>☐</w:t>
                 </w:r>
               </w:sdtContent>
             </w:sdt>
@@ -9665,7 +9495,6 @@
                   <w14:uncheckedState w14:val="2610" w14:font="MS Gothic"/>
                 </w14:checkbox>
               </w:sdtPr>
-              <w:sdtEndPr/>
               <w:sdtContent>
                 <w:r>
                   <w:rPr>
@@ -9709,7 +9538,6 @@
               <w14:uncheckedState w14:val="2610" w14:font="MS Gothic"/>
             </w14:checkbox>
           </w:sdtPr>
-          <w:sdtEndPr/>
           <w:sdtContent>
             <w:tc>
               <w:tcPr>
@@ -9781,19 +9609,18 @@
                 </w:rPr>
                 <w:id w:val="-880474835"/>
                 <w14:checkbox>
-                  <w14:checked w14:val="1"/>
-                  <w14:checkedState w14:val="2612" w14:font="MS Gothic"/>
-                  <w14:uncheckedState w14:val="2610" w14:font="MS Gothic"/>
-                </w14:checkbox>
-              </w:sdtPr>
-              <w:sdtEndPr/>
-              <w:sdtContent>
-                <w:r>
-                  <w:rPr>
-                    <w:rFonts w:ascii="MS Gothic" w:eastAsia="MS Gothic" w:hAnsi="MS Gothic" w:hint="eastAsia"/>
-                    <w:szCs w:val="16"/>
-                  </w:rPr>
-                  <w:t>☒</w:t>
+                  <w14:checked w14:val="0"/>
+                  <w14:checkedState w14:val="2612" w14:font="MS Gothic"/>
+                  <w14:uncheckedState w14:val="2610" w14:font="MS Gothic"/>
+                </w14:checkbox>
+              </w:sdtPr>
+              <w:sdtContent>
+                <w:r>
+                  <w:rPr>
+                    <w:rFonts w:ascii="MS Gothic" w:eastAsia="MS Gothic" w:hAnsi="MS Gothic" w:hint="eastAsia"/>
+                    <w:szCs w:val="16"/>
+                  </w:rPr>
+                  <w:t>☐</w:t>
                 </w:r>
               </w:sdtContent>
             </w:sdt>
@@ -9860,7 +9687,6 @@
                   <w14:uncheckedState w14:val="2610" w14:font="MS Gothic"/>
                 </w14:checkbox>
               </w:sdtPr>
-              <w:sdtEndPr/>
               <w:sdtContent>
                 <w:r>
                   <w:rPr>
@@ -9903,7 +9729,6 @@
                   <w14:uncheckedState w14:val="2610" w14:font="MS Gothic"/>
                 </w14:checkbox>
               </w:sdtPr>
-              <w:sdtEndPr/>
               <w:sdtContent>
                 <w:r>
                   <w:rPr>
@@ -9955,19 +9780,18 @@
                 </w:rPr>
                 <w:id w:val="1852289813"/>
                 <w14:checkbox>
-                  <w14:checked w14:val="1"/>
-                  <w14:checkedState w14:val="2612" w14:font="MS Gothic"/>
-                  <w14:uncheckedState w14:val="2610" w14:font="MS Gothic"/>
-                </w14:checkbox>
-              </w:sdtPr>
-              <w:sdtEndPr/>
-              <w:sdtContent>
-                <w:r>
-                  <w:rPr>
-                    <w:rFonts w:ascii="MS Gothic" w:eastAsia="MS Gothic" w:hAnsi="MS Gothic" w:hint="eastAsia"/>
-                    <w:szCs w:val="16"/>
-                  </w:rPr>
-                  <w:t>☒</w:t>
+                  <w14:checked w14:val="0"/>
+                  <w14:checkedState w14:val="2612" w14:font="MS Gothic"/>
+                  <w14:uncheckedState w14:val="2610" w14:font="MS Gothic"/>
+                </w14:checkbox>
+              </w:sdtPr>
+              <w:sdtContent>
+                <w:r>
+                  <w:rPr>
+                    <w:rFonts w:ascii="MS Gothic" w:eastAsia="MS Gothic" w:hAnsi="MS Gothic" w:hint="eastAsia"/>
+                    <w:szCs w:val="16"/>
+                  </w:rPr>
+                  <w:t>☐</w:t>
                 </w:r>
               </w:sdtContent>
             </w:sdt>
@@ -10004,7 +9828,6 @@
               <w14:uncheckedState w14:val="2610" w14:font="MS Gothic"/>
             </w14:checkbox>
           </w:sdtPr>
-          <w:sdtEndPr/>
           <w:sdtContent>
             <w:tc>
               <w:tcPr>
@@ -10124,19 +9947,18 @@
                 </w:rPr>
                 <w:id w:val="-1817634417"/>
                 <w14:checkbox>
-                  <w14:checked w14:val="1"/>
-                  <w14:checkedState w14:val="2612" w14:font="MS Gothic"/>
-                  <w14:uncheckedState w14:val="2610" w14:font="MS Gothic"/>
-                </w14:checkbox>
-              </w:sdtPr>
-              <w:sdtEndPr/>
-              <w:sdtContent>
-                <w:r>
-                  <w:rPr>
-                    <w:rFonts w:ascii="MS Gothic" w:eastAsia="MS Gothic" w:hAnsi="MS Gothic" w:hint="eastAsia"/>
-                    <w:szCs w:val="16"/>
-                  </w:rPr>
-                  <w:t>☒</w:t>
+                  <w14:checked w14:val="0"/>
+                  <w14:checkedState w14:val="2612" w14:font="MS Gothic"/>
+                  <w14:uncheckedState w14:val="2610" w14:font="MS Gothic"/>
+                </w14:checkbox>
+              </w:sdtPr>
+              <w:sdtContent>
+                <w:r>
+                  <w:rPr>
+                    <w:rFonts w:ascii="MS Gothic" w:eastAsia="MS Gothic" w:hAnsi="MS Gothic" w:hint="eastAsia"/>
+                    <w:szCs w:val="16"/>
+                  </w:rPr>
+                  <w:t>☐</w:t>
                 </w:r>
               </w:sdtContent>
             </w:sdt>
@@ -10173,7 +9995,6 @@
               <w14:uncheckedState w14:val="2610" w14:font="MS Gothic"/>
             </w14:checkbox>
           </w:sdtPr>
-          <w:sdtEndPr/>
           <w:sdtContent>
             <w:tc>
               <w:tcPr>
@@ -10250,19 +10071,18 @@
                 </w:rPr>
                 <w:id w:val="1343590868"/>
                 <w14:checkbox>
-                  <w14:checked w14:val="1"/>
-                  <w14:checkedState w14:val="2612" w14:font="MS Gothic"/>
-                  <w14:uncheckedState w14:val="2610" w14:font="MS Gothic"/>
-                </w14:checkbox>
-              </w:sdtPr>
-              <w:sdtEndPr/>
-              <w:sdtContent>
-                <w:r>
-                  <w:rPr>
-                    <w:rFonts w:ascii="MS Gothic" w:eastAsia="MS Gothic" w:hAnsi="MS Gothic" w:hint="eastAsia"/>
-                    <w:szCs w:val="16"/>
-                  </w:rPr>
-                  <w:t>☒</w:t>
+                  <w14:checked w14:val="0"/>
+                  <w14:checkedState w14:val="2612" w14:font="MS Gothic"/>
+                  <w14:uncheckedState w14:val="2610" w14:font="MS Gothic"/>
+                </w14:checkbox>
+              </w:sdtPr>
+              <w:sdtContent>
+                <w:r>
+                  <w:rPr>
+                    <w:rFonts w:ascii="MS Gothic" w:eastAsia="MS Gothic" w:hAnsi="MS Gothic" w:hint="eastAsia"/>
+                    <w:szCs w:val="16"/>
+                  </w:rPr>
+                  <w:t>☐</w:t>
                 </w:r>
               </w:sdtContent>
             </w:sdt>
@@ -10308,19 +10128,18 @@
                 </w:rPr>
                 <w:id w:val="1323083298"/>
                 <w14:checkbox>
-                  <w14:checked w14:val="1"/>
-                  <w14:checkedState w14:val="2612" w14:font="MS Gothic"/>
-                  <w14:uncheckedState w14:val="2610" w14:font="MS Gothic"/>
-                </w14:checkbox>
-              </w:sdtPr>
-              <w:sdtEndPr/>
-              <w:sdtContent>
-                <w:r>
-                  <w:rPr>
-                    <w:rFonts w:ascii="MS Gothic" w:eastAsia="MS Gothic" w:hAnsi="MS Gothic" w:hint="eastAsia"/>
-                    <w:szCs w:val="16"/>
-                  </w:rPr>
-                  <w:t>☒</w:t>
+                  <w14:checked w14:val="0"/>
+                  <w14:checkedState w14:val="2612" w14:font="MS Gothic"/>
+                  <w14:uncheckedState w14:val="2610" w14:font="MS Gothic"/>
+                </w14:checkbox>
+              </w:sdtPr>
+              <w:sdtContent>
+                <w:r>
+                  <w:rPr>
+                    <w:rFonts w:ascii="MS Gothic" w:eastAsia="MS Gothic" w:hAnsi="MS Gothic" w:hint="eastAsia"/>
+                    <w:szCs w:val="16"/>
+                  </w:rPr>
+                  <w:t>☐</w:t>
                 </w:r>
               </w:sdtContent>
             </w:sdt>
@@ -10366,19 +10185,18 @@
                 </w:rPr>
                 <w:id w:val="-1051689656"/>
                 <w14:checkbox>
-                  <w14:checked w14:val="1"/>
-                  <w14:checkedState w14:val="2612" w14:font="MS Gothic"/>
-                  <w14:uncheckedState w14:val="2610" w14:font="MS Gothic"/>
-                </w14:checkbox>
-              </w:sdtPr>
-              <w:sdtEndPr/>
-              <w:sdtContent>
-                <w:r>
-                  <w:rPr>
-                    <w:rFonts w:ascii="MS Gothic" w:eastAsia="MS Gothic" w:hAnsi="MS Gothic" w:hint="eastAsia"/>
-                    <w:szCs w:val="16"/>
-                  </w:rPr>
-                  <w:t>☒</w:t>
+                  <w14:checked w14:val="0"/>
+                  <w14:checkedState w14:val="2612" w14:font="MS Gothic"/>
+                  <w14:uncheckedState w14:val="2610" w14:font="MS Gothic"/>
+                </w14:checkbox>
+              </w:sdtPr>
+              <w:sdtContent>
+                <w:r>
+                  <w:rPr>
+                    <w:rFonts w:ascii="MS Gothic" w:eastAsia="MS Gothic" w:hAnsi="MS Gothic" w:hint="eastAsia"/>
+                    <w:szCs w:val="16"/>
+                  </w:rPr>
+                  <w:t>☐</w:t>
                 </w:r>
               </w:sdtContent>
             </w:sdt>
@@ -10423,19 +10241,18 @@
                 </w:rPr>
                 <w:id w:val="-1915078076"/>
                 <w14:checkbox>
-                  <w14:checked w14:val="1"/>
-                  <w14:checkedState w14:val="2612" w14:font="MS Gothic"/>
-                  <w14:uncheckedState w14:val="2610" w14:font="MS Gothic"/>
-                </w14:checkbox>
-              </w:sdtPr>
-              <w:sdtEndPr/>
-              <w:sdtContent>
-                <w:r>
-                  <w:rPr>
-                    <w:rFonts w:ascii="MS Gothic" w:eastAsia="MS Gothic" w:hAnsi="MS Gothic" w:hint="eastAsia"/>
-                    <w:szCs w:val="16"/>
-                  </w:rPr>
-                  <w:t>☒</w:t>
+                  <w14:checked w14:val="0"/>
+                  <w14:checkedState w14:val="2612" w14:font="MS Gothic"/>
+                  <w14:uncheckedState w14:val="2610" w14:font="MS Gothic"/>
+                </w14:checkbox>
+              </w:sdtPr>
+              <w:sdtContent>
+                <w:r>
+                  <w:rPr>
+                    <w:rFonts w:ascii="MS Gothic" w:eastAsia="MS Gothic" w:hAnsi="MS Gothic" w:hint="eastAsia"/>
+                    <w:szCs w:val="16"/>
+                  </w:rPr>
+                  <w:t>☐</w:t>
                 </w:r>
               </w:sdtContent>
             </w:sdt>
@@ -10476,7 +10293,6 @@
             <w:tcBorders>
               <w:left w:val="single" w:sz="18" w:space="0" w:color="auto"/>
             </w:tcBorders>
-            <w:shd w:val="clear" w:color="auto" w:fill="auto"/>
           </w:tcPr>
           <w:p>
             <w:pPr>
@@ -10497,7 +10313,6 @@
                   <w14:uncheckedState w14:val="2610" w14:font="MS Gothic"/>
                 </w14:checkbox>
               </w:sdtPr>
-              <w:sdtEndPr/>
               <w:sdtContent>
                 <w:r>
                   <w:rPr>
@@ -10526,7 +10341,6 @@
                   <w14:uncheckedState w14:val="2610" w14:font="MS Gothic"/>
                 </w14:checkbox>
               </w:sdtPr>
-              <w:sdtEndPr/>
               <w:sdtContent>
                 <w:r>
                   <w:rPr>
@@ -10555,7 +10369,6 @@
                   <w14:uncheckedState w14:val="2610" w14:font="MS Gothic"/>
                 </w14:checkbox>
               </w:sdtPr>
-              <w:sdtEndPr/>
               <w:sdtContent>
                 <w:r>
                   <w:rPr>
@@ -10594,19 +10407,18 @@
                 </w:rPr>
                 <w:id w:val="-386493587"/>
                 <w14:checkbox>
-                  <w14:checked w14:val="1"/>
-                  <w14:checkedState w14:val="2612" w14:font="MS Gothic"/>
-                  <w14:uncheckedState w14:val="2610" w14:font="MS Gothic"/>
-                </w14:checkbox>
-              </w:sdtPr>
-              <w:sdtEndPr/>
-              <w:sdtContent>
-                <w:r>
-                  <w:rPr>
-                    <w:rFonts w:ascii="MS Gothic" w:eastAsia="MS Gothic" w:hAnsi="MS Gothic" w:hint="eastAsia"/>
-                    <w:szCs w:val="16"/>
-                  </w:rPr>
-                  <w:t>☒</w:t>
+                  <w14:checked w14:val="0"/>
+                  <w14:checkedState w14:val="2612" w14:font="MS Gothic"/>
+                  <w14:uncheckedState w14:val="2610" w14:font="MS Gothic"/>
+                </w14:checkbox>
+              </w:sdtPr>
+              <w:sdtContent>
+                <w:r>
+                  <w:rPr>
+                    <w:rFonts w:ascii="MS Gothic" w:eastAsia="MS Gothic" w:hAnsi="MS Gothic" w:hint="eastAsia"/>
+                    <w:szCs w:val="16"/>
+                  </w:rPr>
+                  <w:t>☐</w:t>
                 </w:r>
               </w:sdtContent>
             </w:sdt>
@@ -10643,7 +10455,6 @@
               <w14:uncheckedState w14:val="2610" w14:font="MS Gothic"/>
             </w14:checkbox>
           </w:sdtPr>
-          <w:sdtEndPr/>
           <w:sdtContent>
             <w:tc>
               <w:tcPr>
@@ -10715,19 +10526,18 @@
                 </w:rPr>
                 <w:id w:val="-1043672507"/>
                 <w14:checkbox>
-                  <w14:checked w14:val="1"/>
-                  <w14:checkedState w14:val="2612" w14:font="MS Gothic"/>
-                  <w14:uncheckedState w14:val="2610" w14:font="MS Gothic"/>
-                </w14:checkbox>
-              </w:sdtPr>
-              <w:sdtEndPr/>
-              <w:sdtContent>
-                <w:r>
-                  <w:rPr>
-                    <w:rFonts w:ascii="MS Gothic" w:eastAsia="MS Gothic" w:hAnsi="MS Gothic" w:hint="eastAsia"/>
-                    <w:szCs w:val="16"/>
-                  </w:rPr>
-                  <w:t>☒</w:t>
+                  <w14:checked w14:val="0"/>
+                  <w14:checkedState w14:val="2612" w14:font="MS Gothic"/>
+                  <w14:uncheckedState w14:val="2610" w14:font="MS Gothic"/>
+                </w14:checkbox>
+              </w:sdtPr>
+              <w:sdtContent>
+                <w:r>
+                  <w:rPr>
+                    <w:rFonts w:ascii="MS Gothic" w:eastAsia="MS Gothic" w:hAnsi="MS Gothic" w:hint="eastAsia"/>
+                    <w:szCs w:val="16"/>
+                  </w:rPr>
+                  <w:t>☐</w:t>
                 </w:r>
               </w:sdtContent>
             </w:sdt>
@@ -10767,19 +10577,18 @@
                 </w:rPr>
                 <w:id w:val="255028364"/>
                 <w14:checkbox>
-                  <w14:checked w14:val="1"/>
-                  <w14:checkedState w14:val="2612" w14:font="MS Gothic"/>
-                  <w14:uncheckedState w14:val="2610" w14:font="MS Gothic"/>
-                </w14:checkbox>
-              </w:sdtPr>
-              <w:sdtEndPr/>
-              <w:sdtContent>
-                <w:r>
-                  <w:rPr>
-                    <w:rFonts w:ascii="MS Gothic" w:eastAsia="MS Gothic" w:hAnsi="MS Gothic" w:hint="eastAsia"/>
-                    <w:szCs w:val="16"/>
-                  </w:rPr>
-                  <w:t>☒</w:t>
+                  <w14:checked w14:val="0"/>
+                  <w14:checkedState w14:val="2612" w14:font="MS Gothic"/>
+                  <w14:uncheckedState w14:val="2610" w14:font="MS Gothic"/>
+                </w14:checkbox>
+              </w:sdtPr>
+              <w:sdtContent>
+                <w:r>
+                  <w:rPr>
+                    <w:rFonts w:ascii="MS Gothic" w:eastAsia="MS Gothic" w:hAnsi="MS Gothic" w:hint="eastAsia"/>
+                    <w:szCs w:val="16"/>
+                  </w:rPr>
+                  <w:t>☐</w:t>
                 </w:r>
               </w:sdtContent>
             </w:sdt>
@@ -10840,7 +10649,6 @@
                   <w14:uncheckedState w14:val="2610" w14:font="MS Gothic"/>
                 </w14:checkbox>
               </w:sdtPr>
-              <w:sdtEndPr/>
               <w:sdtContent>
                 <w:r>
                   <w:rPr>
@@ -10892,19 +10700,18 @@
                 </w:rPr>
                 <w:id w:val="256561630"/>
                 <w14:checkbox>
-                  <w14:checked w14:val="1"/>
-                  <w14:checkedState w14:val="2612" w14:font="MS Gothic"/>
-                  <w14:uncheckedState w14:val="2610" w14:font="MS Gothic"/>
-                </w14:checkbox>
-              </w:sdtPr>
-              <w:sdtEndPr/>
-              <w:sdtContent>
-                <w:r>
-                  <w:rPr>
-                    <w:rFonts w:ascii="MS Gothic" w:eastAsia="MS Gothic" w:hAnsi="MS Gothic" w:hint="eastAsia"/>
-                    <w:szCs w:val="16"/>
-                  </w:rPr>
-                  <w:t>☒</w:t>
+                  <w14:checked w14:val="0"/>
+                  <w14:checkedState w14:val="2612" w14:font="MS Gothic"/>
+                  <w14:uncheckedState w14:val="2610" w14:font="MS Gothic"/>
+                </w14:checkbox>
+              </w:sdtPr>
+              <w:sdtContent>
+                <w:r>
+                  <w:rPr>
+                    <w:rFonts w:ascii="MS Gothic" w:eastAsia="MS Gothic" w:hAnsi="MS Gothic" w:hint="eastAsia"/>
+                    <w:szCs w:val="16"/>
+                  </w:rPr>
+                  <w:t>☐</w:t>
                 </w:r>
               </w:sdtContent>
             </w:sdt>
@@ -10935,19 +10742,18 @@
                 </w:rPr>
                 <w:id w:val="1840120532"/>
                 <w14:checkbox>
-                  <w14:checked w14:val="1"/>
-                  <w14:checkedState w14:val="2612" w14:font="MS Gothic"/>
-                  <w14:uncheckedState w14:val="2610" w14:font="MS Gothic"/>
-                </w14:checkbox>
-              </w:sdtPr>
-              <w:sdtEndPr/>
-              <w:sdtContent>
-                <w:r>
-                  <w:rPr>
-                    <w:rFonts w:ascii="MS Gothic" w:eastAsia="MS Gothic" w:hAnsi="MS Gothic" w:hint="eastAsia"/>
-                    <w:szCs w:val="16"/>
-                  </w:rPr>
-                  <w:t>☒</w:t>
+                  <w14:checked w14:val="0"/>
+                  <w14:checkedState w14:val="2612" w14:font="MS Gothic"/>
+                  <w14:uncheckedState w14:val="2610" w14:font="MS Gothic"/>
+                </w14:checkbox>
+              </w:sdtPr>
+              <w:sdtContent>
+                <w:r>
+                  <w:rPr>
+                    <w:rFonts w:ascii="MS Gothic" w:eastAsia="MS Gothic" w:hAnsi="MS Gothic" w:hint="eastAsia"/>
+                    <w:szCs w:val="16"/>
+                  </w:rPr>
+                  <w:t>☐</w:t>
                 </w:r>
               </w:sdtContent>
             </w:sdt>
@@ -10984,7 +10790,6 @@
               <w14:uncheckedState w14:val="2610" w14:font="MS Gothic"/>
             </w14:checkbox>
           </w:sdtPr>
-          <w:sdtEndPr/>
           <w:sdtContent>
             <w:tc>
               <w:tcPr>
@@ -11053,19 +10858,18 @@
                 </w:rPr>
                 <w:id w:val="-460350139"/>
                 <w14:checkbox>
-                  <w14:checked w14:val="1"/>
-                  <w14:checkedState w14:val="2612" w14:font="MS Gothic"/>
-                  <w14:uncheckedState w14:val="2610" w14:font="MS Gothic"/>
-                </w14:checkbox>
-              </w:sdtPr>
-              <w:sdtEndPr/>
-              <w:sdtContent>
-                <w:r>
-                  <w:rPr>
-                    <w:rFonts w:ascii="MS Gothic" w:eastAsia="MS Gothic" w:hAnsi="MS Gothic" w:hint="eastAsia"/>
-                    <w:szCs w:val="16"/>
-                  </w:rPr>
-                  <w:t>☒</w:t>
+                  <w14:checked w14:val="0"/>
+                  <w14:checkedState w14:val="2612" w14:font="MS Gothic"/>
+                  <w14:uncheckedState w14:val="2610" w14:font="MS Gothic"/>
+                </w14:checkbox>
+              </w:sdtPr>
+              <w:sdtContent>
+                <w:r>
+                  <w:rPr>
+                    <w:rFonts w:ascii="MS Gothic" w:eastAsia="MS Gothic" w:hAnsi="MS Gothic" w:hint="eastAsia"/>
+                    <w:szCs w:val="16"/>
+                  </w:rPr>
+                  <w:t>☐</w:t>
                 </w:r>
               </w:sdtContent>
             </w:sdt>
@@ -11117,7 +10921,6 @@
               <w14:uncheckedState w14:val="2610" w14:font="MS Gothic"/>
             </w14:checkbox>
           </w:sdtPr>
-          <w:sdtEndPr/>
           <w:sdtContent>
             <w:tc>
               <w:tcPr>
@@ -11178,19 +10981,18 @@
                 </w:rPr>
                 <w:id w:val="-1683823169"/>
                 <w14:checkbox>
-                  <w14:checked w14:val="1"/>
-                  <w14:checkedState w14:val="2612" w14:font="MS Gothic"/>
-                  <w14:uncheckedState w14:val="2610" w14:font="MS Gothic"/>
-                </w14:checkbox>
-              </w:sdtPr>
-              <w:sdtEndPr/>
-              <w:sdtContent>
-                <w:r>
-                  <w:rPr>
-                    <w:rFonts w:ascii="MS Gothic" w:eastAsia="MS Gothic" w:hAnsi="MS Gothic" w:hint="eastAsia"/>
-                    <w:szCs w:val="16"/>
-                  </w:rPr>
-                  <w:t>☒</w:t>
+                  <w14:checked w14:val="0"/>
+                  <w14:checkedState w14:val="2612" w14:font="MS Gothic"/>
+                  <w14:uncheckedState w14:val="2610" w14:font="MS Gothic"/>
+                </w14:checkbox>
+              </w:sdtPr>
+              <w:sdtContent>
+                <w:r>
+                  <w:rPr>
+                    <w:rFonts w:ascii="MS Gothic" w:eastAsia="MS Gothic" w:hAnsi="MS Gothic" w:hint="eastAsia"/>
+                    <w:szCs w:val="16"/>
+                  </w:rPr>
+                  <w:t>☐</w:t>
                 </w:r>
               </w:sdtContent>
             </w:sdt>
@@ -11221,19 +11023,18 @@
                 </w:rPr>
                 <w:id w:val="-1154678992"/>
                 <w14:checkbox>
-                  <w14:checked w14:val="1"/>
-                  <w14:checkedState w14:val="2612" w14:font="MS Gothic"/>
-                  <w14:uncheckedState w14:val="2610" w14:font="MS Gothic"/>
-                </w14:checkbox>
-              </w:sdtPr>
-              <w:sdtEndPr/>
-              <w:sdtContent>
-                <w:r>
-                  <w:rPr>
-                    <w:rFonts w:ascii="MS Gothic" w:eastAsia="MS Gothic" w:hAnsi="MS Gothic" w:hint="eastAsia"/>
-                    <w:szCs w:val="16"/>
-                  </w:rPr>
-                  <w:t>☒</w:t>
+                  <w14:checked w14:val="0"/>
+                  <w14:checkedState w14:val="2612" w14:font="MS Gothic"/>
+                  <w14:uncheckedState w14:val="2610" w14:font="MS Gothic"/>
+                </w14:checkbox>
+              </w:sdtPr>
+              <w:sdtContent>
+                <w:r>
+                  <w:rPr>
+                    <w:rFonts w:ascii="MS Gothic" w:eastAsia="MS Gothic" w:hAnsi="MS Gothic" w:hint="eastAsia"/>
+                    <w:szCs w:val="16"/>
+                  </w:rPr>
+                  <w:t>☐</w:t>
                 </w:r>
               </w:sdtContent>
             </w:sdt>
@@ -11276,7 +11077,6 @@
               <w14:uncheckedState w14:val="2610" w14:font="MS Gothic"/>
             </w14:checkbox>
           </w:sdtPr>
-          <w:sdtEndPr/>
           <w:sdtContent>
             <w:tc>
               <w:tcPr>
@@ -11396,19 +11196,18 @@
                 </w:rPr>
                 <w:id w:val="928775596"/>
                 <w14:checkbox>
-                  <w14:checked w14:val="1"/>
-                  <w14:checkedState w14:val="2612" w14:font="MS Gothic"/>
-                  <w14:uncheckedState w14:val="2610" w14:font="MS Gothic"/>
-                </w14:checkbox>
-              </w:sdtPr>
-              <w:sdtEndPr/>
-              <w:sdtContent>
-                <w:r>
-                  <w:rPr>
-                    <w:rFonts w:ascii="MS Gothic" w:eastAsia="MS Gothic" w:hAnsi="MS Gothic" w:hint="eastAsia"/>
-                    <w:szCs w:val="16"/>
-                  </w:rPr>
-                  <w:t>☒</w:t>
+                  <w14:checked w14:val="0"/>
+                  <w14:checkedState w14:val="2612" w14:font="MS Gothic"/>
+                  <w14:uncheckedState w14:val="2610" w14:font="MS Gothic"/>
+                </w14:checkbox>
+              </w:sdtPr>
+              <w:sdtContent>
+                <w:r>
+                  <w:rPr>
+                    <w:rFonts w:ascii="MS Gothic" w:eastAsia="MS Gothic" w:hAnsi="MS Gothic" w:hint="eastAsia"/>
+                    <w:szCs w:val="16"/>
+                  </w:rPr>
+                  <w:t>☐</w:t>
                 </w:r>
               </w:sdtContent>
             </w:sdt>
@@ -11445,7 +11244,6 @@
               <w14:uncheckedState w14:val="2610" w14:font="MS Gothic"/>
             </w14:checkbox>
           </w:sdtPr>
-          <w:sdtEndPr/>
           <w:sdtContent>
             <w:tc>
               <w:tcPr>
@@ -11514,19 +11312,18 @@
                 </w:rPr>
                 <w:id w:val="2050958143"/>
                 <w14:checkbox>
-                  <w14:checked w14:val="1"/>
-                  <w14:checkedState w14:val="2612" w14:font="MS Gothic"/>
-                  <w14:uncheckedState w14:val="2610" w14:font="MS Gothic"/>
-                </w14:checkbox>
-              </w:sdtPr>
-              <w:sdtEndPr/>
-              <w:sdtContent>
-                <w:r>
-                  <w:rPr>
-                    <w:rFonts w:ascii="MS Gothic" w:eastAsia="MS Gothic" w:hAnsi="MS Gothic" w:hint="eastAsia"/>
-                    <w:szCs w:val="16"/>
-                  </w:rPr>
-                  <w:t>☒</w:t>
+                  <w14:checked w14:val="0"/>
+                  <w14:checkedState w14:val="2612" w14:font="MS Gothic"/>
+                  <w14:uncheckedState w14:val="2610" w14:font="MS Gothic"/>
+                </w14:checkbox>
+              </w:sdtPr>
+              <w:sdtContent>
+                <w:r>
+                  <w:rPr>
+                    <w:rFonts w:ascii="MS Gothic" w:eastAsia="MS Gothic" w:hAnsi="MS Gothic" w:hint="eastAsia"/>
+                    <w:szCs w:val="16"/>
+                  </w:rPr>
+                  <w:t>☐</w:t>
                 </w:r>
               </w:sdtContent>
             </w:sdt>
@@ -11572,7 +11369,6 @@
                   <w14:uncheckedState w14:val="2610" w14:font="MS Gothic"/>
                 </w14:checkbox>
               </w:sdtPr>
-              <w:sdtEndPr/>
               <w:sdtContent>
                 <w:r>
                   <w:rPr>
@@ -11641,12 +11437,39 @@
                 </w:rPr>
                 <w:id w:val="844836469"/>
                 <w14:checkbox>
+                  <w14:checked w14:val="0"/>
+                  <w14:checkedState w14:val="2612" w14:font="MS Gothic"/>
+                  <w14:uncheckedState w14:val="2610" w14:font="MS Gothic"/>
+                </w14:checkbox>
+              </w:sdtPr>
+              <w:sdtContent>
+                <w:r>
+                  <w:rPr>
+                    <w:rFonts w:ascii="MS Gothic" w:eastAsia="MS Gothic" w:hAnsi="MS Gothic" w:hint="eastAsia"/>
+                    <w:szCs w:val="16"/>
+                  </w:rPr>
+                  <w:t>☐</w:t>
+                </w:r>
+              </w:sdtContent>
+            </w:sdt>
+            <w:r>
+              <w:rPr>
+                <w:szCs w:val="16"/>
+              </w:rPr>
+              <w:t xml:space="preserve"> камеры </w:t>
+            </w:r>
+            <w:sdt>
+              <w:sdtPr>
+                <w:rPr>
+                  <w:szCs w:val="16"/>
+                </w:rPr>
+                <w:id w:val="-1760903049"/>
+                <w14:checkbox>
                   <w14:checked w14:val="1"/>
                   <w14:checkedState w14:val="2612" w14:font="MS Gothic"/>
                   <w14:uncheckedState w14:val="2610" w14:font="MS Gothic"/>
                 </w14:checkbox>
               </w:sdtPr>
-              <w:sdtEndPr/>
               <w:sdtContent>
                 <w:r>
                   <w:rPr>
@@ -11661,21 +11484,20 @@
               <w:rPr>
                 <w:szCs w:val="16"/>
               </w:rPr>
-              <w:t xml:space="preserve"> камеры </w:t>
-            </w:r>
-            <w:sdt>
-              <w:sdtPr>
-                <w:rPr>
-                  <w:szCs w:val="16"/>
-                </w:rPr>
-                <w:id w:val="-1760903049"/>
+              <w:t xml:space="preserve">холод. </w:t>
+            </w:r>
+            <w:sdt>
+              <w:sdtPr>
+                <w:rPr>
+                  <w:szCs w:val="16"/>
+                </w:rPr>
+                <w:id w:val="-124549739"/>
                 <w14:checkbox>
                   <w14:checked w14:val="1"/>
                   <w14:checkedState w14:val="2612" w14:font="MS Gothic"/>
                   <w14:uncheckedState w14:val="2610" w14:font="MS Gothic"/>
                 </w14:checkbox>
               </w:sdtPr>
-              <w:sdtEndPr/>
               <w:sdtContent>
                 <w:r>
                   <w:rPr>
@@ -11690,50 +11512,20 @@
               <w:rPr>
                 <w:szCs w:val="16"/>
               </w:rPr>
-              <w:t xml:space="preserve">холод. </w:t>
-            </w:r>
-            <w:sdt>
-              <w:sdtPr>
-                <w:rPr>
-                  <w:szCs w:val="16"/>
-                </w:rPr>
-                <w:id w:val="-124549739"/>
+              <w:t>мороз.</w:t>
+            </w:r>
+            <w:sdt>
+              <w:sdtPr>
+                <w:rPr>
+                  <w:szCs w:val="16"/>
+                </w:rPr>
+                <w:id w:val="-79675670"/>
                 <w14:checkbox>
                   <w14:checked w14:val="1"/>
                   <w14:checkedState w14:val="2612" w14:font="MS Gothic"/>
                   <w14:uncheckedState w14:val="2610" w14:font="MS Gothic"/>
                 </w14:checkbox>
               </w:sdtPr>
-              <w:sdtEndPr/>
-              <w:sdtContent>
-                <w:r>
-                  <w:rPr>
-                    <w:rFonts w:ascii="MS Gothic" w:eastAsia="MS Gothic" w:hAnsi="MS Gothic" w:hint="eastAsia"/>
-                    <w:szCs w:val="16"/>
-                  </w:rPr>
-                  <w:t>☒</w:t>
-                </w:r>
-              </w:sdtContent>
-            </w:sdt>
-            <w:r>
-              <w:rPr>
-                <w:szCs w:val="16"/>
-              </w:rPr>
-              <w:t>мороз.</w:t>
-            </w:r>
-            <w:sdt>
-              <w:sdtPr>
-                <w:rPr>
-                  <w:szCs w:val="16"/>
-                </w:rPr>
-                <w:id w:val="-79675670"/>
-                <w14:checkbox>
-                  <w14:checked w14:val="1"/>
-                  <w14:checkedState w14:val="2612" w14:font="MS Gothic"/>
-                  <w14:uncheckedState w14:val="2610" w14:font="MS Gothic"/>
-                </w14:checkbox>
-              </w:sdtPr>
-              <w:sdtEndPr/>
               <w:sdtContent>
                 <w:r>
                   <w:rPr>
@@ -11791,19 +11583,18 @@
                 </w:rPr>
                 <w:id w:val="797958258"/>
                 <w14:checkbox>
-                  <w14:checked w14:val="1"/>
-                  <w14:checkedState w14:val="2612" w14:font="MS Gothic"/>
-                  <w14:uncheckedState w14:val="2610" w14:font="MS Gothic"/>
-                </w14:checkbox>
-              </w:sdtPr>
-              <w:sdtEndPr/>
-              <w:sdtContent>
-                <w:r>
-                  <w:rPr>
-                    <w:rFonts w:ascii="MS Gothic" w:eastAsia="MS Gothic" w:hAnsi="MS Gothic" w:hint="eastAsia"/>
-                    <w:szCs w:val="16"/>
-                  </w:rPr>
-                  <w:t>☒</w:t>
+                  <w14:checked w14:val="0"/>
+                  <w14:checkedState w14:val="2612" w14:font="MS Gothic"/>
+                  <w14:uncheckedState w14:val="2610" w14:font="MS Gothic"/>
+                </w14:checkbox>
+              </w:sdtPr>
+              <w:sdtContent>
+                <w:r>
+                  <w:rPr>
+                    <w:rFonts w:ascii="MS Gothic" w:eastAsia="MS Gothic" w:hAnsi="MS Gothic" w:hint="eastAsia"/>
+                    <w:szCs w:val="16"/>
+                  </w:rPr>
+                  <w:t>☐</w:t>
                 </w:r>
               </w:sdtContent>
             </w:sdt>
@@ -11840,7 +11631,6 @@
               <w14:uncheckedState w14:val="2610" w14:font="MS Gothic"/>
             </w14:checkbox>
           </w:sdtPr>
-          <w:sdtEndPr/>
           <w:sdtContent>
             <w:tc>
               <w:tcPr>
@@ -11895,8 +11685,8 @@
               <w:right w:val="single" w:sz="18" w:space="0" w:color="auto"/>
             </w:tcBorders>
             <w:tcMar>
-              <w:left w:w="0" w:type="dxa"/>
-              <w:right w:w="0" w:type="dxa"/>
+              <w:left w:w="108" w:type="dxa"/>
+              <w:right w:w="108" w:type="dxa"/>
             </w:tcMar>
           </w:tcPr>
           <w:p>
@@ -11913,19 +11703,18 @@
                 </w:rPr>
                 <w:id w:val="-708027018"/>
                 <w14:checkbox>
-                  <w14:checked w14:val="1"/>
-                  <w14:checkedState w14:val="2612" w14:font="MS Gothic"/>
-                  <w14:uncheckedState w14:val="2610" w14:font="MS Gothic"/>
-                </w14:checkbox>
-              </w:sdtPr>
-              <w:sdtEndPr/>
-              <w:sdtContent>
-                <w:r>
-                  <w:rPr>
-                    <w:rFonts w:ascii="MS Gothic" w:eastAsia="MS Gothic" w:hAnsi="MS Gothic" w:hint="eastAsia"/>
-                    <w:szCs w:val="16"/>
-                  </w:rPr>
-                  <w:t>☒</w:t>
+                  <w14:checked w14:val="0"/>
+                  <w14:checkedState w14:val="2612" w14:font="MS Gothic"/>
+                  <w14:uncheckedState w14:val="2610" w14:font="MS Gothic"/>
+                </w14:checkbox>
+              </w:sdtPr>
+              <w:sdtContent>
+                <w:r>
+                  <w:rPr>
+                    <w:rFonts w:ascii="MS Gothic" w:eastAsia="MS Gothic" w:hAnsi="MS Gothic" w:hint="eastAsia"/>
+                    <w:szCs w:val="16"/>
+                  </w:rPr>
+                  <w:t>☐</w:t>
                 </w:r>
               </w:sdtContent>
             </w:sdt>
@@ -11946,6 +11735,10 @@
               <w:bottom w:val="single" w:sz="18" w:space="0" w:color="auto"/>
               <w:right w:val="single" w:sz="18" w:space="0" w:color="auto"/>
             </w:tcBorders>
+            <w:tcMar>
+              <w:left w:w="108" w:type="dxa"/>
+              <w:right w:w="108" w:type="dxa"/>
+            </w:tcMar>
           </w:tcPr>
           <w:p>
             <w:pPr>
@@ -11972,6 +11765,10 @@
             <w:tcBorders>
               <w:left w:val="single" w:sz="18" w:space="0" w:color="auto"/>
             </w:tcBorders>
+            <w:tcMar>
+              <w:left w:w="108" w:type="dxa"/>
+              <w:right w:w="108" w:type="dxa"/>
+            </w:tcMar>
           </w:tcPr>
           <w:p>
             <w:pPr>
@@ -11987,19 +11784,18 @@
                 </w:rPr>
                 <w:id w:val="-372848325"/>
                 <w14:checkbox>
-                  <w14:checked w14:val="1"/>
-                  <w14:checkedState w14:val="2612" w14:font="MS Gothic"/>
-                  <w14:uncheckedState w14:val="2610" w14:font="MS Gothic"/>
-                </w14:checkbox>
-              </w:sdtPr>
-              <w:sdtEndPr/>
-              <w:sdtContent>
-                <w:r>
-                  <w:rPr>
-                    <w:rFonts w:ascii="MS Gothic" w:eastAsia="MS Gothic" w:hAnsi="MS Gothic" w:hint="eastAsia"/>
-                    <w:szCs w:val="16"/>
-                  </w:rPr>
-                  <w:t>☒</w:t>
+                  <w14:checked w14:val="0"/>
+                  <w14:checkedState w14:val="2612" w14:font="MS Gothic"/>
+                  <w14:uncheckedState w14:val="2610" w14:font="MS Gothic"/>
+                </w14:checkbox>
+              </w:sdtPr>
+              <w:sdtContent>
+                <w:r>
+                  <w:rPr>
+                    <w:rFonts w:ascii="MS Gothic" w:eastAsia="MS Gothic" w:hAnsi="MS Gothic" w:hint="eastAsia"/>
+                    <w:szCs w:val="16"/>
+                  </w:rPr>
+                  <w:t>☐</w:t>
                 </w:r>
               </w:sdtContent>
             </w:sdt>
@@ -12014,6 +11810,10 @@
         <w:tc>
           <w:tcPr>
             <w:tcW w:w="577" w:type="dxa"/>
+            <w:tcMar>
+              <w:left w:w="108" w:type="dxa"/>
+              <w:right w:w="108" w:type="dxa"/>
+            </w:tcMar>
           </w:tcPr>
           <w:p>
             <w:pPr>
@@ -12028,6 +11828,10 @@
           <w:tcPr>
             <w:tcW w:w="3540" w:type="dxa"/>
             <w:gridSpan w:val="6"/>
+            <w:tcMar>
+              <w:left w:w="108" w:type="dxa"/>
+              <w:right w:w="108" w:type="dxa"/>
+            </w:tcMar>
           </w:tcPr>
           <w:p>
             <w:pPr>
@@ -12043,19 +11847,18 @@
                 </w:rPr>
                 <w:id w:val="2113548029"/>
                 <w14:checkbox>
-                  <w14:checked w14:val="1"/>
-                  <w14:checkedState w14:val="2612" w14:font="MS Gothic"/>
-                  <w14:uncheckedState w14:val="2610" w14:font="MS Gothic"/>
-                </w14:checkbox>
-              </w:sdtPr>
-              <w:sdtEndPr/>
-              <w:sdtContent>
-                <w:r>
-                  <w:rPr>
-                    <w:rFonts w:ascii="MS Gothic" w:eastAsia="MS Gothic" w:hAnsi="MS Gothic" w:hint="eastAsia"/>
-                    <w:szCs w:val="16"/>
-                  </w:rPr>
-                  <w:t>☒</w:t>
+                  <w14:checked w14:val="0"/>
+                  <w14:checkedState w14:val="2612" w14:font="MS Gothic"/>
+                  <w14:uncheckedState w14:val="2610" w14:font="MS Gothic"/>
+                </w14:checkbox>
+              </w:sdtPr>
+              <w:sdtContent>
+                <w:r>
+                  <w:rPr>
+                    <w:rFonts w:ascii="MS Gothic" w:eastAsia="MS Gothic" w:hAnsi="MS Gothic" w:hint="eastAsia"/>
+                    <w:szCs w:val="16"/>
+                  </w:rPr>
+                  <w:t>☐</w:t>
                 </w:r>
               </w:sdtContent>
             </w:sdt>
@@ -12070,6 +11873,10 @@
         <w:tc>
           <w:tcPr>
             <w:tcW w:w="573" w:type="dxa"/>
+            <w:tcMar>
+              <w:left w:w="108" w:type="dxa"/>
+              <w:right w:w="108" w:type="dxa"/>
+            </w:tcMar>
           </w:tcPr>
           <w:p>
             <w:pPr>
@@ -12092,12 +11899,15 @@
               <w14:uncheckedState w14:val="2610" w14:font="MS Gothic"/>
             </w14:checkbox>
           </w:sdtPr>
-          <w:sdtEndPr/>
           <w:sdtContent>
             <w:tc>
               <w:tcPr>
                 <w:tcW w:w="2691" w:type="dxa"/>
                 <w:gridSpan w:val="2"/>
+                <w:tcMar>
+                  <w:left w:w="108" w:type="dxa"/>
+                  <w:right w:w="108" w:type="dxa"/>
+                </w:tcMar>
                 <w:vAlign w:val="center"/>
               </w:tcPr>
               <w:p>
@@ -12121,6 +11931,10 @@
         <w:tc>
           <w:tcPr>
             <w:tcW w:w="568" w:type="dxa"/>
+            <w:tcMar>
+              <w:left w:w="108" w:type="dxa"/>
+              <w:right w:w="108" w:type="dxa"/>
+            </w:tcMar>
           </w:tcPr>
           <w:p>
             <w:pPr>
@@ -12161,19 +11975,18 @@
                 </w:rPr>
                 <w:id w:val="-739937356"/>
                 <w14:checkbox>
-                  <w14:checked w14:val="1"/>
-                  <w14:checkedState w14:val="2612" w14:font="MS Gothic"/>
-                  <w14:uncheckedState w14:val="2610" w14:font="MS Gothic"/>
-                </w14:checkbox>
-              </w:sdtPr>
-              <w:sdtEndPr/>
-              <w:sdtContent>
-                <w:r>
-                  <w:rPr>
-                    <w:rFonts w:ascii="MS Gothic" w:eastAsia="MS Gothic" w:hAnsi="MS Gothic" w:hint="eastAsia"/>
-                    <w:szCs w:val="16"/>
-                  </w:rPr>
-                  <w:t>☒</w:t>
+                  <w14:checked w14:val="0"/>
+                  <w14:checkedState w14:val="2612" w14:font="MS Gothic"/>
+                  <w14:uncheckedState w14:val="2610" w14:font="MS Gothic"/>
+                </w14:checkbox>
+              </w:sdtPr>
+              <w:sdtContent>
+                <w:r>
+                  <w:rPr>
+                    <w:rFonts w:ascii="MS Gothic" w:eastAsia="MS Gothic" w:hAnsi="MS Gothic" w:hint="eastAsia"/>
+                    <w:szCs w:val="16"/>
+                  </w:rPr>
+                  <w:t>☐</w:t>
                 </w:r>
               </w:sdtContent>
             </w:sdt>
@@ -12235,19 +12048,18 @@
                 </w:rPr>
                 <w:id w:val="886144730"/>
                 <w14:checkbox>
-                  <w14:checked w14:val="1"/>
-                  <w14:checkedState w14:val="2612" w14:font="MS Gothic"/>
-                  <w14:uncheckedState w14:val="2610" w14:font="MS Gothic"/>
-                </w14:checkbox>
-              </w:sdtPr>
-              <w:sdtEndPr/>
-              <w:sdtContent>
-                <w:r>
-                  <w:rPr>
-                    <w:rFonts w:ascii="MS Gothic" w:eastAsia="MS Gothic" w:hAnsi="MS Gothic" w:hint="eastAsia"/>
-                    <w:szCs w:val="16"/>
-                  </w:rPr>
-                  <w:t>☒</w:t>
+                  <w14:checked w14:val="0"/>
+                  <w14:checkedState w14:val="2612" w14:font="MS Gothic"/>
+                  <w14:uncheckedState w14:val="2610" w14:font="MS Gothic"/>
+                </w14:checkbox>
+              </w:sdtPr>
+              <w:sdtContent>
+                <w:r>
+                  <w:rPr>
+                    <w:rFonts w:ascii="MS Gothic" w:eastAsia="MS Gothic" w:hAnsi="MS Gothic" w:hint="eastAsia"/>
+                    <w:szCs w:val="16"/>
+                  </w:rPr>
+                  <w:t>☐</w:t>
                 </w:r>
               </w:sdtContent>
             </w:sdt>
@@ -12283,7 +12095,6 @@
                   <w14:uncheckedState w14:val="2610" w14:font="MS Gothic"/>
                 </w14:checkbox>
               </w:sdtPr>
-              <w:sdtEndPr/>
               <w:sdtContent>
                 <w:r>
                   <w:rPr>
@@ -12341,19 +12152,18 @@
                 </w:rPr>
                 <w:id w:val="-601407259"/>
                 <w14:checkbox>
-                  <w14:checked w14:val="1"/>
-                  <w14:checkedState w14:val="2612" w14:font="MS Gothic"/>
-                  <w14:uncheckedState w14:val="2610" w14:font="MS Gothic"/>
-                </w14:checkbox>
-              </w:sdtPr>
-              <w:sdtEndPr/>
-              <w:sdtContent>
-                <w:r>
-                  <w:rPr>
-                    <w:rFonts w:ascii="MS Gothic" w:eastAsia="MS Gothic" w:hAnsi="MS Gothic" w:hint="eastAsia"/>
-                    <w:szCs w:val="16"/>
-                  </w:rPr>
-                  <w:t>☒</w:t>
+                  <w14:checked w14:val="0"/>
+                  <w14:checkedState w14:val="2612" w14:font="MS Gothic"/>
+                  <w14:uncheckedState w14:val="2610" w14:font="MS Gothic"/>
+                </w14:checkbox>
+              </w:sdtPr>
+              <w:sdtContent>
+                <w:r>
+                  <w:rPr>
+                    <w:rFonts w:ascii="MS Gothic" w:eastAsia="MS Gothic" w:hAnsi="MS Gothic" w:hint="eastAsia"/>
+                    <w:szCs w:val="16"/>
+                  </w:rPr>
+                  <w:t>☐</w:t>
                 </w:r>
               </w:sdtContent>
             </w:sdt>
@@ -12391,7 +12201,6 @@
               <w14:uncheckedState w14:val="2610" w14:font="MS Gothic"/>
             </w14:checkbox>
           </w:sdtPr>
-          <w:sdtEndPr/>
           <w:sdtContent>
             <w:tc>
               <w:tcPr>
@@ -12461,19 +12270,18 @@
                 </w:rPr>
                 <w:id w:val="381452194"/>
                 <w14:checkbox>
-                  <w14:checked w14:val="1"/>
-                  <w14:checkedState w14:val="2612" w14:font="MS Gothic"/>
-                  <w14:uncheckedState w14:val="2610" w14:font="MS Gothic"/>
-                </w14:checkbox>
-              </w:sdtPr>
-              <w:sdtEndPr/>
-              <w:sdtContent>
-                <w:r>
-                  <w:rPr>
-                    <w:rFonts w:ascii="MS Gothic" w:eastAsia="MS Gothic" w:hAnsi="MS Gothic" w:hint="eastAsia"/>
-                    <w:szCs w:val="16"/>
-                  </w:rPr>
-                  <w:t>☒</w:t>
+                  <w14:checked w14:val="0"/>
+                  <w14:checkedState w14:val="2612" w14:font="MS Gothic"/>
+                  <w14:uncheckedState w14:val="2610" w14:font="MS Gothic"/>
+                </w14:checkbox>
+              </w:sdtPr>
+              <w:sdtContent>
+                <w:r>
+                  <w:rPr>
+                    <w:rFonts w:ascii="MS Gothic" w:eastAsia="MS Gothic" w:hAnsi="MS Gothic" w:hint="eastAsia"/>
+                    <w:szCs w:val="16"/>
+                  </w:rPr>
+                  <w:t>☐</w:t>
                 </w:r>
               </w:sdtContent>
             </w:sdt>
@@ -12510,19 +12318,18 @@
                 </w:rPr>
                 <w:id w:val="-996797115"/>
                 <w14:checkbox>
-                  <w14:checked w14:val="1"/>
-                  <w14:checkedState w14:val="2612" w14:font="MS Gothic"/>
-                  <w14:uncheckedState w14:val="2610" w14:font="MS Gothic"/>
-                </w14:checkbox>
-              </w:sdtPr>
-              <w:sdtEndPr/>
-              <w:sdtContent>
-                <w:r>
-                  <w:rPr>
-                    <w:rFonts w:ascii="MS Gothic" w:eastAsia="MS Gothic" w:hAnsi="MS Gothic" w:hint="eastAsia"/>
-                    <w:szCs w:val="16"/>
-                  </w:rPr>
-                  <w:t>☒</w:t>
+                  <w14:checked w14:val="0"/>
+                  <w14:checkedState w14:val="2612" w14:font="MS Gothic"/>
+                  <w14:uncheckedState w14:val="2610" w14:font="MS Gothic"/>
+                </w14:checkbox>
+              </w:sdtPr>
+              <w:sdtContent>
+                <w:r>
+                  <w:rPr>
+                    <w:rFonts w:ascii="MS Gothic" w:eastAsia="MS Gothic" w:hAnsi="MS Gothic" w:hint="eastAsia"/>
+                    <w:szCs w:val="16"/>
+                  </w:rPr>
+                  <w:t>☐</w:t>
                 </w:r>
               </w:sdtContent>
             </w:sdt>
@@ -12584,19 +12391,18 @@
                 </w:rPr>
                 <w:id w:val="24534269"/>
                 <w14:checkbox>
-                  <w14:checked w14:val="1"/>
-                  <w14:checkedState w14:val="2612" w14:font="MS Gothic"/>
-                  <w14:uncheckedState w14:val="2610" w14:font="MS Gothic"/>
-                </w14:checkbox>
-              </w:sdtPr>
-              <w:sdtEndPr/>
-              <w:sdtContent>
-                <w:r>
-                  <w:rPr>
-                    <w:rFonts w:ascii="MS Gothic" w:eastAsia="MS Gothic" w:hAnsi="MS Gothic" w:hint="eastAsia"/>
-                    <w:szCs w:val="16"/>
-                  </w:rPr>
-                  <w:t>☒</w:t>
+                  <w14:checked w14:val="0"/>
+                  <w14:checkedState w14:val="2612" w14:font="MS Gothic"/>
+                  <w14:uncheckedState w14:val="2610" w14:font="MS Gothic"/>
+                </w14:checkbox>
+              </w:sdtPr>
+              <w:sdtContent>
+                <w:r>
+                  <w:rPr>
+                    <w:rFonts w:ascii="MS Gothic" w:eastAsia="MS Gothic" w:hAnsi="MS Gothic" w:hint="eastAsia"/>
+                    <w:szCs w:val="16"/>
+                  </w:rPr>
+                  <w:t>☐</w:t>
                 </w:r>
               </w:sdtContent>
             </w:sdt>
@@ -12718,19 +12524,18 @@
                 </w:rPr>
                 <w:id w:val="1193961500"/>
                 <w14:checkbox>
-                  <w14:checked w14:val="1"/>
-                  <w14:checkedState w14:val="2612" w14:font="MS Gothic"/>
-                  <w14:uncheckedState w14:val="2610" w14:font="MS Gothic"/>
-                </w14:checkbox>
-              </w:sdtPr>
-              <w:sdtEndPr/>
-              <w:sdtContent>
-                <w:r>
-                  <w:rPr>
-                    <w:rFonts w:ascii="MS Gothic" w:eastAsia="MS Gothic" w:hAnsi="MS Gothic" w:hint="eastAsia"/>
-                    <w:szCs w:val="16"/>
-                  </w:rPr>
-                  <w:t>☒</w:t>
+                  <w14:checked w14:val="0"/>
+                  <w14:checkedState w14:val="2612" w14:font="MS Gothic"/>
+                  <w14:uncheckedState w14:val="2610" w14:font="MS Gothic"/>
+                </w14:checkbox>
+              </w:sdtPr>
+              <w:sdtContent>
+                <w:r>
+                  <w:rPr>
+                    <w:rFonts w:ascii="MS Gothic" w:eastAsia="MS Gothic" w:hAnsi="MS Gothic" w:hint="eastAsia"/>
+                    <w:szCs w:val="16"/>
+                  </w:rPr>
+                  <w:t>☐</w:t>
                 </w:r>
               </w:sdtContent>
             </w:sdt>
@@ -12767,19 +12572,18 @@
                 </w:rPr>
                 <w:id w:val="-570581303"/>
                 <w14:checkbox>
-                  <w14:checked w14:val="1"/>
-                  <w14:checkedState w14:val="2612" w14:font="MS Gothic"/>
-                  <w14:uncheckedState w14:val="2610" w14:font="MS Gothic"/>
-                </w14:checkbox>
-              </w:sdtPr>
-              <w:sdtEndPr/>
-              <w:sdtContent>
-                <w:r>
-                  <w:rPr>
-                    <w:rFonts w:ascii="MS Gothic" w:eastAsia="MS Gothic" w:hAnsi="MS Gothic" w:hint="eastAsia"/>
-                    <w:szCs w:val="16"/>
-                  </w:rPr>
-                  <w:t>☒</w:t>
+                  <w14:checked w14:val="0"/>
+                  <w14:checkedState w14:val="2612" w14:font="MS Gothic"/>
+                  <w14:uncheckedState w14:val="2610" w14:font="MS Gothic"/>
+                </w14:checkbox>
+              </w:sdtPr>
+              <w:sdtContent>
+                <w:r>
+                  <w:rPr>
+                    <w:rFonts w:ascii="MS Gothic" w:eastAsia="MS Gothic" w:hAnsi="MS Gothic" w:hint="eastAsia"/>
+                    <w:szCs w:val="16"/>
+                  </w:rPr>
+                  <w:t>☐</w:t>
                 </w:r>
               </w:sdtContent>
             </w:sdt>
@@ -12935,19 +12739,18 @@
                 </w:rPr>
                 <w:id w:val="1346061944"/>
                 <w14:checkbox>
-                  <w14:checked w14:val="1"/>
-                  <w14:checkedState w14:val="2612" w14:font="MS Gothic"/>
-                  <w14:uncheckedState w14:val="2610" w14:font="MS Gothic"/>
-                </w14:checkbox>
-              </w:sdtPr>
-              <w:sdtEndPr/>
-              <w:sdtContent>
-                <w:r>
-                  <w:rPr>
-                    <w:rFonts w:ascii="MS Gothic" w:eastAsia="MS Gothic" w:hAnsi="MS Gothic" w:hint="eastAsia"/>
-                    <w:szCs w:val="16"/>
-                  </w:rPr>
-                  <w:t>☒</w:t>
+                  <w14:checked w14:val="0"/>
+                  <w14:checkedState w14:val="2612" w14:font="MS Gothic"/>
+                  <w14:uncheckedState w14:val="2610" w14:font="MS Gothic"/>
+                </w14:checkbox>
+              </w:sdtPr>
+              <w:sdtContent>
+                <w:r>
+                  <w:rPr>
+                    <w:rFonts w:ascii="MS Gothic" w:eastAsia="MS Gothic" w:hAnsi="MS Gothic" w:hint="eastAsia"/>
+                    <w:szCs w:val="16"/>
+                  </w:rPr>
+                  <w:t>☐</w:t>
                 </w:r>
               </w:sdtContent>
             </w:sdt>
@@ -13248,19 +13051,18 @@
                 </w:rPr>
                 <w:id w:val="2041160684"/>
                 <w14:checkbox>
-                  <w14:checked w14:val="1"/>
-                  <w14:checkedState w14:val="2612" w14:font="MS Gothic"/>
-                  <w14:uncheckedState w14:val="2610" w14:font="MS Gothic"/>
-                </w14:checkbox>
-              </w:sdtPr>
-              <w:sdtEndPr/>
-              <w:sdtContent>
-                <w:r>
-                  <w:rPr>
-                    <w:rFonts w:ascii="MS Gothic" w:eastAsia="MS Gothic" w:hAnsi="MS Gothic" w:hint="eastAsia"/>
-                    <w:szCs w:val="16"/>
-                  </w:rPr>
-                  <w:t>☒</w:t>
+                  <w14:checked w14:val="0"/>
+                  <w14:checkedState w14:val="2612" w14:font="MS Gothic"/>
+                  <w14:uncheckedState w14:val="2610" w14:font="MS Gothic"/>
+                </w14:checkbox>
+              </w:sdtPr>
+              <w:sdtContent>
+                <w:r>
+                  <w:rPr>
+                    <w:rFonts w:ascii="MS Gothic" w:eastAsia="MS Gothic" w:hAnsi="MS Gothic" w:hint="eastAsia"/>
+                    <w:szCs w:val="16"/>
+                  </w:rPr>
+                  <w:t>☐</w:t>
                 </w:r>
               </w:sdtContent>
             </w:sdt>
@@ -13301,19 +13103,18 @@
                 </w:rPr>
                 <w:id w:val="-319428219"/>
                 <w14:checkbox>
-                  <w14:checked w14:val="1"/>
-                  <w14:checkedState w14:val="2612" w14:font="MS Gothic"/>
-                  <w14:uncheckedState w14:val="2610" w14:font="MS Gothic"/>
-                </w14:checkbox>
-              </w:sdtPr>
-              <w:sdtEndPr/>
-              <w:sdtContent>
-                <w:r>
-                  <w:rPr>
-                    <w:rFonts w:ascii="MS Gothic" w:eastAsia="MS Gothic" w:hAnsi="MS Gothic" w:hint="eastAsia"/>
-                    <w:szCs w:val="16"/>
-                  </w:rPr>
-                  <w:t>☒</w:t>
+                  <w14:checked w14:val="0"/>
+                  <w14:checkedState w14:val="2612" w14:font="MS Gothic"/>
+                  <w14:uncheckedState w14:val="2610" w14:font="MS Gothic"/>
+                </w14:checkbox>
+              </w:sdtPr>
+              <w:sdtContent>
+                <w:r>
+                  <w:rPr>
+                    <w:rFonts w:ascii="MS Gothic" w:eastAsia="MS Gothic" w:hAnsi="MS Gothic" w:hint="eastAsia"/>
+                    <w:szCs w:val="16"/>
+                  </w:rPr>
+                  <w:t>☐</w:t>
                 </w:r>
               </w:sdtContent>
             </w:sdt>
@@ -13354,19 +13155,18 @@
                 </w:rPr>
                 <w:id w:val="215948022"/>
                 <w14:checkbox>
-                  <w14:checked w14:val="1"/>
-                  <w14:checkedState w14:val="2612" w14:font="MS Gothic"/>
-                  <w14:uncheckedState w14:val="2610" w14:font="MS Gothic"/>
-                </w14:checkbox>
-              </w:sdtPr>
-              <w:sdtEndPr/>
-              <w:sdtContent>
-                <w:r>
-                  <w:rPr>
-                    <w:rFonts w:ascii="MS Gothic" w:eastAsia="MS Gothic" w:hAnsi="MS Gothic" w:hint="eastAsia"/>
-                    <w:szCs w:val="16"/>
-                  </w:rPr>
-                  <w:t>☒</w:t>
+                  <w14:checked w14:val="0"/>
+                  <w14:checkedState w14:val="2612" w14:font="MS Gothic"/>
+                  <w14:uncheckedState w14:val="2610" w14:font="MS Gothic"/>
+                </w14:checkbox>
+              </w:sdtPr>
+              <w:sdtContent>
+                <w:r>
+                  <w:rPr>
+                    <w:rFonts w:ascii="MS Gothic" w:eastAsia="MS Gothic" w:hAnsi="MS Gothic" w:hint="eastAsia"/>
+                    <w:szCs w:val="16"/>
+                  </w:rPr>
+                  <w:t>☐</w:t>
                 </w:r>
               </w:sdtContent>
             </w:sdt>
@@ -13407,19 +13207,18 @@
                 </w:rPr>
                 <w:id w:val="-1478916483"/>
                 <w14:checkbox>
-                  <w14:checked w14:val="1"/>
-                  <w14:checkedState w14:val="2612" w14:font="MS Gothic"/>
-                  <w14:uncheckedState w14:val="2610" w14:font="MS Gothic"/>
-                </w14:checkbox>
-              </w:sdtPr>
-              <w:sdtEndPr/>
-              <w:sdtContent>
-                <w:r>
-                  <w:rPr>
-                    <w:rFonts w:ascii="MS Gothic" w:eastAsia="MS Gothic" w:hAnsi="MS Gothic" w:hint="eastAsia"/>
-                    <w:szCs w:val="16"/>
-                  </w:rPr>
-                  <w:t>☒</w:t>
+                  <w14:checked w14:val="0"/>
+                  <w14:checkedState w14:val="2612" w14:font="MS Gothic"/>
+                  <w14:uncheckedState w14:val="2610" w14:font="MS Gothic"/>
+                </w14:checkbox>
+              </w:sdtPr>
+              <w:sdtContent>
+                <w:r>
+                  <w:rPr>
+                    <w:rFonts w:ascii="MS Gothic" w:eastAsia="MS Gothic" w:hAnsi="MS Gothic" w:hint="eastAsia"/>
+                    <w:szCs w:val="16"/>
+                  </w:rPr>
+                  <w:t>☐</w:t>
                 </w:r>
               </w:sdtContent>
             </w:sdt>
@@ -13579,19 +13378,18 @@
                 </w:rPr>
                 <w:id w:val="-958342091"/>
                 <w14:checkbox>
-                  <w14:checked w14:val="1"/>
-                  <w14:checkedState w14:val="2612" w14:font="MS Gothic"/>
-                  <w14:uncheckedState w14:val="2610" w14:font="MS Gothic"/>
-                </w14:checkbox>
-              </w:sdtPr>
-              <w:sdtEndPr/>
-              <w:sdtContent>
-                <w:r>
-                  <w:rPr>
-                    <w:rFonts w:ascii="MS Gothic" w:eastAsia="MS Gothic" w:hAnsi="MS Gothic" w:hint="eastAsia"/>
-                    <w:szCs w:val="16"/>
-                  </w:rPr>
-                  <w:t>☒</w:t>
+                  <w14:checked w14:val="0"/>
+                  <w14:checkedState w14:val="2612" w14:font="MS Gothic"/>
+                  <w14:uncheckedState w14:val="2610" w14:font="MS Gothic"/>
+                </w14:checkbox>
+              </w:sdtPr>
+              <w:sdtContent>
+                <w:r>
+                  <w:rPr>
+                    <w:rFonts w:ascii="MS Gothic" w:eastAsia="MS Gothic" w:hAnsi="MS Gothic" w:hint="eastAsia"/>
+                    <w:szCs w:val="16"/>
+                  </w:rPr>
+                  <w:t>☐</w:t>
                 </w:r>
               </w:sdtContent>
             </w:sdt>
@@ -13632,19 +13430,18 @@
                 </w:rPr>
                 <w:id w:val="890005639"/>
                 <w14:checkbox>
-                  <w14:checked w14:val="1"/>
-                  <w14:checkedState w14:val="2612" w14:font="MS Gothic"/>
-                  <w14:uncheckedState w14:val="2610" w14:font="MS Gothic"/>
-                </w14:checkbox>
-              </w:sdtPr>
-              <w:sdtEndPr/>
-              <w:sdtContent>
-                <w:r>
-                  <w:rPr>
-                    <w:rFonts w:ascii="MS Gothic" w:eastAsia="MS Gothic" w:hAnsi="MS Gothic" w:hint="eastAsia"/>
-                    <w:szCs w:val="16"/>
-                  </w:rPr>
-                  <w:t>☒</w:t>
+                  <w14:checked w14:val="0"/>
+                  <w14:checkedState w14:val="2612" w14:font="MS Gothic"/>
+                  <w14:uncheckedState w14:val="2610" w14:font="MS Gothic"/>
+                </w14:checkbox>
+              </w:sdtPr>
+              <w:sdtContent>
+                <w:r>
+                  <w:rPr>
+                    <w:rFonts w:ascii="MS Gothic" w:eastAsia="MS Gothic" w:hAnsi="MS Gothic" w:hint="eastAsia"/>
+                    <w:szCs w:val="16"/>
+                  </w:rPr>
+                  <w:t>☐</w:t>
                 </w:r>
               </w:sdtContent>
             </w:sdt>
@@ -13685,19 +13482,18 @@
                 </w:rPr>
                 <w:id w:val="1343829021"/>
                 <w14:checkbox>
-                  <w14:checked w14:val="1"/>
-                  <w14:checkedState w14:val="2612" w14:font="MS Gothic"/>
-                  <w14:uncheckedState w14:val="2610" w14:font="MS Gothic"/>
-                </w14:checkbox>
-              </w:sdtPr>
-              <w:sdtEndPr/>
-              <w:sdtContent>
-                <w:r>
-                  <w:rPr>
-                    <w:rFonts w:ascii="MS Gothic" w:eastAsia="MS Gothic" w:hAnsi="MS Gothic" w:hint="eastAsia"/>
-                    <w:szCs w:val="16"/>
-                  </w:rPr>
-                  <w:t>☒</w:t>
+                  <w14:checked w14:val="0"/>
+                  <w14:checkedState w14:val="2612" w14:font="MS Gothic"/>
+                  <w14:uncheckedState w14:val="2610" w14:font="MS Gothic"/>
+                </w14:checkbox>
+              </w:sdtPr>
+              <w:sdtContent>
+                <w:r>
+                  <w:rPr>
+                    <w:rFonts w:ascii="MS Gothic" w:eastAsia="MS Gothic" w:hAnsi="MS Gothic" w:hint="eastAsia"/>
+                    <w:szCs w:val="16"/>
+                  </w:rPr>
+                  <w:t>☐</w:t>
                 </w:r>
               </w:sdtContent>
             </w:sdt>
@@ -13737,19 +13533,18 @@
                 </w:rPr>
                 <w:id w:val="-2104095454"/>
                 <w14:checkbox>
-                  <w14:checked w14:val="1"/>
-                  <w14:checkedState w14:val="2612" w14:font="MS Gothic"/>
-                  <w14:uncheckedState w14:val="2610" w14:font="MS Gothic"/>
-                </w14:checkbox>
-              </w:sdtPr>
-              <w:sdtEndPr/>
-              <w:sdtContent>
-                <w:r>
-                  <w:rPr>
-                    <w:rFonts w:ascii="MS Gothic" w:eastAsia="MS Gothic" w:hAnsi="MS Gothic" w:hint="eastAsia"/>
-                    <w:szCs w:val="16"/>
-                  </w:rPr>
-                  <w:t>☒</w:t>
+                  <w14:checked w14:val="0"/>
+                  <w14:checkedState w14:val="2612" w14:font="MS Gothic"/>
+                  <w14:uncheckedState w14:val="2610" w14:font="MS Gothic"/>
+                </w14:checkbox>
+              </w:sdtPr>
+              <w:sdtContent>
+                <w:r>
+                  <w:rPr>
+                    <w:rFonts w:ascii="MS Gothic" w:eastAsia="MS Gothic" w:hAnsi="MS Gothic" w:hint="eastAsia"/>
+                    <w:szCs w:val="16"/>
+                  </w:rPr>
+                  <w:t>☐</w:t>
                 </w:r>
               </w:sdtContent>
             </w:sdt>
@@ -13905,19 +13700,18 @@
                 </w:rPr>
                 <w:id w:val="242770174"/>
                 <w14:checkbox>
-                  <w14:checked w14:val="1"/>
-                  <w14:checkedState w14:val="2612" w14:font="MS Gothic"/>
-                  <w14:uncheckedState w14:val="2610" w14:font="MS Gothic"/>
-                </w14:checkbox>
-              </w:sdtPr>
-              <w:sdtEndPr/>
-              <w:sdtContent>
-                <w:r>
-                  <w:rPr>
-                    <w:rFonts w:ascii="MS Gothic" w:eastAsia="MS Gothic" w:hAnsi="MS Gothic" w:hint="eastAsia"/>
-                    <w:szCs w:val="16"/>
-                  </w:rPr>
-                  <w:t>☒</w:t>
+                  <w14:checked w14:val="0"/>
+                  <w14:checkedState w14:val="2612" w14:font="MS Gothic"/>
+                  <w14:uncheckedState w14:val="2610" w14:font="MS Gothic"/>
+                </w14:checkbox>
+              </w:sdtPr>
+              <w:sdtContent>
+                <w:r>
+                  <w:rPr>
+                    <w:rFonts w:ascii="MS Gothic" w:eastAsia="MS Gothic" w:hAnsi="MS Gothic" w:hint="eastAsia"/>
+                    <w:szCs w:val="16"/>
+                  </w:rPr>
+                  <w:t>☐</w:t>
                 </w:r>
               </w:sdtContent>
             </w:sdt>
@@ -13954,19 +13748,18 @@
                 </w:rPr>
                 <w:id w:val="933473738"/>
                 <w14:checkbox>
-                  <w14:checked w14:val="1"/>
-                  <w14:checkedState w14:val="2612" w14:font="MS Gothic"/>
-                  <w14:uncheckedState w14:val="2610" w14:font="MS Gothic"/>
-                </w14:checkbox>
-              </w:sdtPr>
-              <w:sdtEndPr/>
-              <w:sdtContent>
-                <w:r>
-                  <w:rPr>
-                    <w:rFonts w:ascii="MS Gothic" w:eastAsia="MS Gothic" w:hAnsi="MS Gothic" w:hint="eastAsia"/>
-                    <w:szCs w:val="16"/>
-                  </w:rPr>
-                  <w:t>☒</w:t>
+                  <w14:checked w14:val="0"/>
+                  <w14:checkedState w14:val="2612" w14:font="MS Gothic"/>
+                  <w14:uncheckedState w14:val="2610" w14:font="MS Gothic"/>
+                </w14:checkbox>
+              </w:sdtPr>
+              <w:sdtContent>
+                <w:r>
+                  <w:rPr>
+                    <w:rFonts w:ascii="MS Gothic" w:eastAsia="MS Gothic" w:hAnsi="MS Gothic" w:hint="eastAsia"/>
+                    <w:szCs w:val="16"/>
+                  </w:rPr>
+                  <w:t>☐</w:t>
                 </w:r>
               </w:sdtContent>
             </w:sdt>
@@ -14236,19 +14029,18 @@
                 </w:rPr>
                 <w:id w:val="465621355"/>
                 <w14:checkbox>
-                  <w14:checked w14:val="1"/>
-                  <w14:checkedState w14:val="2612" w14:font="MS Gothic"/>
-                  <w14:uncheckedState w14:val="2610" w14:font="MS Gothic"/>
-                </w14:checkbox>
-              </w:sdtPr>
-              <w:sdtEndPr/>
-              <w:sdtContent>
-                <w:r>
-                  <w:rPr>
-                    <w:rFonts w:ascii="MS Gothic" w:eastAsia="MS Gothic" w:hAnsi="MS Gothic" w:hint="eastAsia"/>
-                    <w:szCs w:val="16"/>
-                  </w:rPr>
-                  <w:t>☒</w:t>
+                  <w14:checked w14:val="0"/>
+                  <w14:checkedState w14:val="2612" w14:font="MS Gothic"/>
+                  <w14:uncheckedState w14:val="2610" w14:font="MS Gothic"/>
+                </w14:checkbox>
+              </w:sdtPr>
+              <w:sdtContent>
+                <w:r>
+                  <w:rPr>
+                    <w:rFonts w:ascii="MS Gothic" w:eastAsia="MS Gothic" w:hAnsi="MS Gothic" w:hint="eastAsia"/>
+                    <w:szCs w:val="16"/>
+                  </w:rPr>
+                  <w:t>☐</w:t>
                 </w:r>
               </w:sdtContent>
             </w:sdt>
@@ -14288,19 +14080,18 @@
                 </w:rPr>
                 <w:id w:val="322322320"/>
                 <w14:checkbox>
-                  <w14:checked w14:val="1"/>
-                  <w14:checkedState w14:val="2612" w14:font="MS Gothic"/>
-                  <w14:uncheckedState w14:val="2610" w14:font="MS Gothic"/>
-                </w14:checkbox>
-              </w:sdtPr>
-              <w:sdtEndPr/>
-              <w:sdtContent>
-                <w:r>
-                  <w:rPr>
-                    <w:rFonts w:ascii="MS Gothic" w:eastAsia="MS Gothic" w:hAnsi="MS Gothic" w:hint="eastAsia"/>
-                    <w:szCs w:val="16"/>
-                  </w:rPr>
-                  <w:t>☒</w:t>
+                  <w14:checked w14:val="0"/>
+                  <w14:checkedState w14:val="2612" w14:font="MS Gothic"/>
+                  <w14:uncheckedState w14:val="2610" w14:font="MS Gothic"/>
+                </w14:checkbox>
+              </w:sdtPr>
+              <w:sdtContent>
+                <w:r>
+                  <w:rPr>
+                    <w:rFonts w:ascii="MS Gothic" w:eastAsia="MS Gothic" w:hAnsi="MS Gothic" w:hint="eastAsia"/>
+                    <w:szCs w:val="16"/>
+                  </w:rPr>
+                  <w:t>☐</w:t>
                 </w:r>
               </w:sdtContent>
             </w:sdt>
@@ -14448,19 +14239,18 @@
                 </w:rPr>
                 <w:id w:val="1946724850"/>
                 <w14:checkbox>
-                  <w14:checked w14:val="1"/>
-                  <w14:checkedState w14:val="2612" w14:font="MS Gothic"/>
-                  <w14:uncheckedState w14:val="2610" w14:font="MS Gothic"/>
-                </w14:checkbox>
-              </w:sdtPr>
-              <w:sdtEndPr/>
-              <w:sdtContent>
-                <w:r>
-                  <w:rPr>
-                    <w:rFonts w:ascii="MS Gothic" w:eastAsia="MS Gothic" w:hAnsi="MS Gothic" w:hint="eastAsia"/>
-                    <w:szCs w:val="16"/>
-                  </w:rPr>
-                  <w:t>☒</w:t>
+                  <w14:checked w14:val="0"/>
+                  <w14:checkedState w14:val="2612" w14:font="MS Gothic"/>
+                  <w14:uncheckedState w14:val="2610" w14:font="MS Gothic"/>
+                </w14:checkbox>
+              </w:sdtPr>
+              <w:sdtContent>
+                <w:r>
+                  <w:rPr>
+                    <w:rFonts w:ascii="MS Gothic" w:eastAsia="MS Gothic" w:hAnsi="MS Gothic" w:hint="eastAsia"/>
+                    <w:szCs w:val="16"/>
+                  </w:rPr>
+                  <w:t>☐</w:t>
                 </w:r>
               </w:sdtContent>
             </w:sdt>
@@ -14500,19 +14290,18 @@
                 </w:rPr>
                 <w:id w:val="-1846080154"/>
                 <w14:checkbox>
-                  <w14:checked w14:val="1"/>
-                  <w14:checkedState w14:val="2612" w14:font="MS Gothic"/>
-                  <w14:uncheckedState w14:val="2610" w14:font="MS Gothic"/>
-                </w14:checkbox>
-              </w:sdtPr>
-              <w:sdtEndPr/>
-              <w:sdtContent>
-                <w:r>
-                  <w:rPr>
-                    <w:rFonts w:ascii="MS Gothic" w:eastAsia="MS Gothic" w:hAnsi="MS Gothic" w:hint="eastAsia"/>
-                    <w:szCs w:val="16"/>
-                  </w:rPr>
-                  <w:t>☒</w:t>
+                  <w14:checked w14:val="0"/>
+                  <w14:checkedState w14:val="2612" w14:font="MS Gothic"/>
+                  <w14:uncheckedState w14:val="2610" w14:font="MS Gothic"/>
+                </w14:checkbox>
+              </w:sdtPr>
+              <w:sdtContent>
+                <w:r>
+                  <w:rPr>
+                    <w:rFonts w:ascii="MS Gothic" w:eastAsia="MS Gothic" w:hAnsi="MS Gothic" w:hint="eastAsia"/>
+                    <w:szCs w:val="16"/>
+                  </w:rPr>
+                  <w:t>☐</w:t>
                 </w:r>
               </w:sdtContent>
             </w:sdt>
@@ -14786,19 +14575,18 @@
                 </w:rPr>
                 <w:id w:val="575018260"/>
                 <w14:checkbox>
-                  <w14:checked w14:val="1"/>
-                  <w14:checkedState w14:val="2612" w14:font="MS Gothic"/>
-                  <w14:uncheckedState w14:val="2610" w14:font="MS Gothic"/>
-                </w14:checkbox>
-              </w:sdtPr>
-              <w:sdtEndPr/>
-              <w:sdtContent>
-                <w:r>
-                  <w:rPr>
-                    <w:rFonts w:ascii="MS Gothic" w:eastAsia="MS Gothic" w:hAnsi="MS Gothic" w:hint="eastAsia"/>
-                    <w:szCs w:val="16"/>
-                  </w:rPr>
-                  <w:t>☒</w:t>
+                  <w14:checked w14:val="0"/>
+                  <w14:checkedState w14:val="2612" w14:font="MS Gothic"/>
+                  <w14:uncheckedState w14:val="2610" w14:font="MS Gothic"/>
+                </w14:checkbox>
+              </w:sdtPr>
+              <w:sdtContent>
+                <w:r>
+                  <w:rPr>
+                    <w:rFonts w:ascii="MS Gothic" w:eastAsia="MS Gothic" w:hAnsi="MS Gothic" w:hint="eastAsia"/>
+                    <w:szCs w:val="16"/>
+                  </w:rPr>
+                  <w:t>☐</w:t>
                 </w:r>
               </w:sdtContent>
             </w:sdt>
@@ -14842,19 +14630,18 @@
                 </w:rPr>
                 <w:id w:val="648562425"/>
                 <w14:checkbox>
-                  <w14:checked w14:val="1"/>
-                  <w14:checkedState w14:val="2612" w14:font="MS Gothic"/>
-                  <w14:uncheckedState w14:val="2610" w14:font="MS Gothic"/>
-                </w14:checkbox>
-              </w:sdtPr>
-              <w:sdtEndPr/>
-              <w:sdtContent>
-                <w:r>
-                  <w:rPr>
-                    <w:rFonts w:ascii="MS Gothic" w:eastAsia="MS Gothic" w:hAnsi="MS Gothic" w:hint="eastAsia"/>
-                    <w:szCs w:val="16"/>
-                  </w:rPr>
-                  <w:t>☒</w:t>
+                  <w14:checked w14:val="0"/>
+                  <w14:checkedState w14:val="2612" w14:font="MS Gothic"/>
+                  <w14:uncheckedState w14:val="2610" w14:font="MS Gothic"/>
+                </w14:checkbox>
+              </w:sdtPr>
+              <w:sdtContent>
+                <w:r>
+                  <w:rPr>
+                    <w:rFonts w:ascii="MS Gothic" w:eastAsia="MS Gothic" w:hAnsi="MS Gothic" w:hint="eastAsia"/>
+                    <w:szCs w:val="16"/>
+                  </w:rPr>
+                  <w:t>☐</w:t>
                 </w:r>
               </w:sdtContent>
             </w:sdt>
@@ -14898,19 +14685,18 @@
                 </w:rPr>
                 <w:id w:val="1949810692"/>
                 <w14:checkbox>
-                  <w14:checked w14:val="1"/>
-                  <w14:checkedState w14:val="2612" w14:font="MS Gothic"/>
-                  <w14:uncheckedState w14:val="2610" w14:font="MS Gothic"/>
-                </w14:checkbox>
-              </w:sdtPr>
-              <w:sdtEndPr/>
-              <w:sdtContent>
-                <w:r>
-                  <w:rPr>
-                    <w:rFonts w:ascii="MS Gothic" w:eastAsia="MS Gothic" w:hAnsi="MS Gothic" w:hint="eastAsia"/>
-                    <w:szCs w:val="16"/>
-                  </w:rPr>
-                  <w:t>☒</w:t>
+                  <w14:checked w14:val="0"/>
+                  <w14:checkedState w14:val="2612" w14:font="MS Gothic"/>
+                  <w14:uncheckedState w14:val="2610" w14:font="MS Gothic"/>
+                </w14:checkbox>
+              </w:sdtPr>
+              <w:sdtContent>
+                <w:r>
+                  <w:rPr>
+                    <w:rFonts w:ascii="MS Gothic" w:eastAsia="MS Gothic" w:hAnsi="MS Gothic" w:hint="eastAsia"/>
+                    <w:szCs w:val="16"/>
+                  </w:rPr>
+                  <w:t>☐</w:t>
                 </w:r>
               </w:sdtContent>
             </w:sdt>
@@ -14954,19 +14740,18 @@
                 </w:rPr>
                 <w:id w:val="-98947259"/>
                 <w14:checkbox>
-                  <w14:checked w14:val="1"/>
-                  <w14:checkedState w14:val="2612" w14:font="MS Gothic"/>
-                  <w14:uncheckedState w14:val="2610" w14:font="MS Gothic"/>
-                </w14:checkbox>
-              </w:sdtPr>
-              <w:sdtEndPr/>
-              <w:sdtContent>
-                <w:r>
-                  <w:rPr>
-                    <w:rFonts w:ascii="MS Gothic" w:eastAsia="MS Gothic" w:hAnsi="MS Gothic" w:hint="eastAsia"/>
-                    <w:szCs w:val="16"/>
-                  </w:rPr>
-                  <w:t>☒</w:t>
+                  <w14:checked w14:val="0"/>
+                  <w14:checkedState w14:val="2612" w14:font="MS Gothic"/>
+                  <w14:uncheckedState w14:val="2610" w14:font="MS Gothic"/>
+                </w14:checkbox>
+              </w:sdtPr>
+              <w:sdtContent>
+                <w:r>
+                  <w:rPr>
+                    <w:rFonts w:ascii="MS Gothic" w:eastAsia="MS Gothic" w:hAnsi="MS Gothic" w:hint="eastAsia"/>
+                    <w:szCs w:val="16"/>
+                  </w:rPr>
+                  <w:t>☐</w:t>
                 </w:r>
               </w:sdtContent>
             </w:sdt>
@@ -15113,7 +14898,7 @@
 </file>
 
 <file path=word/endnotes.xml><?xml version="1.0" encoding="utf-8"?>
-<w:endnotes xmlns:wpc="http://schemas.microsoft.com/office/word/2010/wordprocessingCanvas" xmlns:cx="http://schemas.microsoft.com/office/drawing/2014/chartex" xmlns:cx1="http://schemas.microsoft.com/office/drawing/2015/9/8/chartex" xmlns:cx2="http://schemas.microsoft.com/office/drawing/2015/10/21/chartex" xmlns:cx3="http://schemas.microsoft.com/office/drawing/2016/5/9/chartex" xmlns:cx4="http://schemas.microsoft.com/office/drawing/2016/5/10/chartex" xmlns:cx5="http://schemas.microsoft.com/office/drawing/2016/5/11/chartex" xmlns:cx6="http://schemas.microsoft.com/office/drawing/2016/5/12/chartex" xmlns:cx7="http://schemas.microsoft.com/office/drawing/2016/5/13/chartex" xmlns:cx8="http://schemas.microsoft.com/office/drawing/2016/5/14/chartex" xmlns:mc="http://schemas.openxmlformats.org/markup-compatibility/2006" xmlns:aink="http://schemas.microsoft.com/office/drawing/2016/ink" xmlns:am3d="http://schemas.microsoft.com/office/drawing/2017/model3d" xmlns:o="urn:schemas-microsoft-com:office:office" xmlns:r="http://schemas.openxmlformats.org/officeDocument/2006/relationships" xmlns:m="http://schemas.openxmlformats.org/officeDocument/2006/math" xmlns:v="urn:schemas-microsoft-com:vml" xmlns:wp14="http://schemas.microsoft.com/office/word/2010/wordprocessingDrawing" xmlns:wp="http://schemas.openxmlformats.org/drawingml/2006/wordprocessingDrawing" xmlns:w10="urn:schemas-microsoft-com:office:word" xmlns:w="http://schemas.openxmlformats.org/wordprocessingml/2006/main" xmlns:w14="http://schemas.microsoft.com/office/word/2010/wordml" xmlns:w15="http://schemas.microsoft.com/office/word/2012/wordml" xmlns:w16cex="http://schemas.microsoft.com/office/word/2018/wordml/cex" xmlns:w16cid="http://schemas.microsoft.com/office/word/2016/wordml/cid" xmlns:w16="http://schemas.microsoft.com/office/word/2018/wordml" xmlns:w16sdtdh="http://schemas.microsoft.com/office/word/2020/wordml/sdtdatahash" xmlns:w16se="http://schemas.microsoft.com/office/word/2015/wordml/symex" xmlns:wpg="http://schemas.microsoft.com/office/word/2010/wordprocessingGroup" xmlns:wpi="http://schemas.microsoft.com/office/word/2010/wordprocessingInk" xmlns:wne="http://schemas.microsoft.com/office/word/2006/wordml" xmlns:wps="http://schemas.microsoft.com/office/word/2010/wordprocessingShape" mc:Ignorable="w14 w15 w16se w16cid w16 w16cex w16sdtdh wp14">
+<w:endnotes xmlns:wpc="http://schemas.microsoft.com/office/word/2010/wordprocessingCanvas" xmlns:cx="http://schemas.microsoft.com/office/drawing/2014/chartex" xmlns:cx1="http://schemas.microsoft.com/office/drawing/2015/9/8/chartex" xmlns:cx2="http://schemas.microsoft.com/office/drawing/2015/10/21/chartex" xmlns:cx3="http://schemas.microsoft.com/office/drawing/2016/5/9/chartex" xmlns:cx4="http://schemas.microsoft.com/office/drawing/2016/5/10/chartex" xmlns:cx5="http://schemas.microsoft.com/office/drawing/2016/5/11/chartex" xmlns:cx6="http://schemas.microsoft.com/office/drawing/2016/5/12/chartex" xmlns:cx7="http://schemas.microsoft.com/office/drawing/2016/5/13/chartex" xmlns:cx8="http://schemas.microsoft.com/office/drawing/2016/5/14/chartex" xmlns:mc="http://schemas.openxmlformats.org/markup-compatibility/2006" xmlns:aink="http://schemas.microsoft.com/office/drawing/2016/ink" xmlns:am3d="http://schemas.microsoft.com/office/drawing/2017/model3d" xmlns:o="urn:schemas-microsoft-com:office:office" xmlns:oel="http://schemas.microsoft.com/office/2019/extlst" xmlns:r="http://schemas.openxmlformats.org/officeDocument/2006/relationships" xmlns:m="http://schemas.openxmlformats.org/officeDocument/2006/math" xmlns:v="urn:schemas-microsoft-com:vml" xmlns:wp14="http://schemas.microsoft.com/office/word/2010/wordprocessingDrawing" xmlns:wp="http://schemas.openxmlformats.org/drawingml/2006/wordprocessingDrawing" xmlns:w10="urn:schemas-microsoft-com:office:word" xmlns:w="http://schemas.openxmlformats.org/wordprocessingml/2006/main" xmlns:w14="http://schemas.microsoft.com/office/word/2010/wordml" xmlns:w15="http://schemas.microsoft.com/office/word/2012/wordml" xmlns:w16cex="http://schemas.microsoft.com/office/word/2018/wordml/cex" xmlns:w16cid="http://schemas.microsoft.com/office/word/2016/wordml/cid" xmlns:w16="http://schemas.microsoft.com/office/word/2018/wordml" xmlns:w16du="http://schemas.microsoft.com/office/word/2023/wordml/word16du" xmlns:w16sdtdh="http://schemas.microsoft.com/office/word/2020/wordml/sdtdatahash" xmlns:w16sdtfl="http://schemas.microsoft.com/office/word/2024/wordml/sdtformatlock" xmlns:w16se="http://schemas.microsoft.com/office/word/2015/wordml/symex" xmlns:wpg="http://schemas.microsoft.com/office/word/2010/wordprocessingGroup" xmlns:wpi="http://schemas.microsoft.com/office/word/2010/wordprocessingInk" xmlns:wne="http://schemas.microsoft.com/office/word/2006/wordml" xmlns:wps="http://schemas.microsoft.com/office/word/2010/wordprocessingShape" mc:Ignorable="w14 w15 w16se w16cid w16 w16cex w16sdtdh w16sdtfl w16du wp14">
   <w:endnote w:type="separator" w:id="-1">
     <w:p>
       <w:r>
@@ -15132,7 +14917,7 @@
 </file>
 
 <file path=word/footer1.xml><?xml version="1.0" encoding="utf-8"?>
-<w:ftr xmlns:wpc="http://schemas.microsoft.com/office/word/2010/wordprocessingCanvas" xmlns:cx="http://schemas.microsoft.com/office/drawing/2014/chartex" xmlns:cx1="http://schemas.microsoft.com/office/drawing/2015/9/8/chartex" xmlns:cx2="http://schemas.microsoft.com/office/drawing/2015/10/21/chartex" xmlns:cx3="http://schemas.microsoft.com/office/drawing/2016/5/9/chartex" xmlns:cx4="http://schemas.microsoft.com/office/drawing/2016/5/10/chartex" xmlns:cx5="http://schemas.microsoft.com/office/drawing/2016/5/11/chartex" xmlns:cx6="http://schemas.microsoft.com/office/drawing/2016/5/12/chartex" xmlns:cx7="http://schemas.microsoft.com/office/drawing/2016/5/13/chartex" xmlns:cx8="http://schemas.microsoft.com/office/drawing/2016/5/14/chartex" xmlns:mc="http://schemas.openxmlformats.org/markup-compatibility/2006" xmlns:aink="http://schemas.microsoft.com/office/drawing/2016/ink" xmlns:am3d="http://schemas.microsoft.com/office/drawing/2017/model3d" xmlns:o="urn:schemas-microsoft-com:office:office" xmlns:r="http://schemas.openxmlformats.org/officeDocument/2006/relationships" xmlns:m="http://schemas.openxmlformats.org/officeDocument/2006/math" xmlns:v="urn:schemas-microsoft-com:vml" xmlns:wp14="http://schemas.microsoft.com/office/word/2010/wordprocessingDrawing" xmlns:wp="http://schemas.openxmlformats.org/drawingml/2006/wordprocessingDrawing" xmlns:w10="urn:schemas-microsoft-com:office:word" xmlns:w="http://schemas.openxmlformats.org/wordprocessingml/2006/main" xmlns:w14="http://schemas.microsoft.com/office/word/2010/wordml" xmlns:w15="http://schemas.microsoft.com/office/word/2012/wordml" xmlns:w16cex="http://schemas.microsoft.com/office/word/2018/wordml/cex" xmlns:w16cid="http://schemas.microsoft.com/office/word/2016/wordml/cid" xmlns:w16="http://schemas.microsoft.com/office/word/2018/wordml" xmlns:w16sdtdh="http://schemas.microsoft.com/office/word/2020/wordml/sdtdatahash" xmlns:w16se="http://schemas.microsoft.com/office/word/2015/wordml/symex" xmlns:wpg="http://schemas.microsoft.com/office/word/2010/wordprocessingGroup" xmlns:wpi="http://schemas.microsoft.com/office/word/2010/wordprocessingInk" xmlns:wne="http://schemas.microsoft.com/office/word/2006/wordml" xmlns:wps="http://schemas.microsoft.com/office/word/2010/wordprocessingShape" mc:Ignorable="w14 w15 w16se w16cid w16 w16cex w16sdtdh wp14">
+<w:ftr xmlns:wpc="http://schemas.microsoft.com/office/word/2010/wordprocessingCanvas" xmlns:cx="http://schemas.microsoft.com/office/drawing/2014/chartex" xmlns:cx1="http://schemas.microsoft.com/office/drawing/2015/9/8/chartex" xmlns:cx2="http://schemas.microsoft.com/office/drawing/2015/10/21/chartex" xmlns:cx3="http://schemas.microsoft.com/office/drawing/2016/5/9/chartex" xmlns:cx4="http://schemas.microsoft.com/office/drawing/2016/5/10/chartex" xmlns:cx5="http://schemas.microsoft.com/office/drawing/2016/5/11/chartex" xmlns:cx6="http://schemas.microsoft.com/office/drawing/2016/5/12/chartex" xmlns:cx7="http://schemas.microsoft.com/office/drawing/2016/5/13/chartex" xmlns:cx8="http://schemas.microsoft.com/office/drawing/2016/5/14/chartex" xmlns:mc="http://schemas.openxmlformats.org/markup-compatibility/2006" xmlns:aink="http://schemas.microsoft.com/office/drawing/2016/ink" xmlns:am3d="http://schemas.microsoft.com/office/drawing/2017/model3d" xmlns:o="urn:schemas-microsoft-com:office:office" xmlns:oel="http://schemas.microsoft.com/office/2019/extlst" xmlns:r="http://schemas.openxmlformats.org/officeDocument/2006/relationships" xmlns:m="http://schemas.openxmlformats.org/officeDocument/2006/math" xmlns:v="urn:schemas-microsoft-com:vml" xmlns:wp14="http://schemas.microsoft.com/office/word/2010/wordprocessingDrawing" xmlns:wp="http://schemas.openxmlformats.org/drawingml/2006/wordprocessingDrawing" xmlns:w10="urn:schemas-microsoft-com:office:word" xmlns:w="http://schemas.openxmlformats.org/wordprocessingml/2006/main" xmlns:w14="http://schemas.microsoft.com/office/word/2010/wordml" xmlns:w15="http://schemas.microsoft.com/office/word/2012/wordml" xmlns:w16cex="http://schemas.microsoft.com/office/word/2018/wordml/cex" xmlns:w16cid="http://schemas.microsoft.com/office/word/2016/wordml/cid" xmlns:w16="http://schemas.microsoft.com/office/word/2018/wordml" xmlns:w16du="http://schemas.microsoft.com/office/word/2023/wordml/word16du" xmlns:w16sdtdh="http://schemas.microsoft.com/office/word/2020/wordml/sdtdatahash" xmlns:w16sdtfl="http://schemas.microsoft.com/office/word/2024/wordml/sdtformatlock" xmlns:w16se="http://schemas.microsoft.com/office/word/2015/wordml/symex" xmlns:wpg="http://schemas.microsoft.com/office/word/2010/wordprocessingGroup" xmlns:wpi="http://schemas.microsoft.com/office/word/2010/wordprocessingInk" xmlns:wne="http://schemas.microsoft.com/office/word/2006/wordml" xmlns:wps="http://schemas.microsoft.com/office/word/2010/wordprocessingShape" mc:Ignorable="w14 w15 w16se w16cid w16 w16cex w16sdtdh w16sdtfl w16du wp14">
   <w:p>
     <w:pPr>
       <w:pStyle w:val="a4"/>
@@ -15146,7 +14931,7 @@
 </file>
 
 <file path=word/footer2.xml><?xml version="1.0" encoding="utf-8"?>
-<w:ftr xmlns:wpc="http://schemas.microsoft.com/office/word/2010/wordprocessingCanvas" xmlns:cx="http://schemas.microsoft.com/office/drawing/2014/chartex" xmlns:cx1="http://schemas.microsoft.com/office/drawing/2015/9/8/chartex" xmlns:cx2="http://schemas.microsoft.com/office/drawing/2015/10/21/chartex" xmlns:cx3="http://schemas.microsoft.com/office/drawing/2016/5/9/chartex" xmlns:cx4="http://schemas.microsoft.com/office/drawing/2016/5/10/chartex" xmlns:cx5="http://schemas.microsoft.com/office/drawing/2016/5/11/chartex" xmlns:cx6="http://schemas.microsoft.com/office/drawing/2016/5/12/chartex" xmlns:cx7="http://schemas.microsoft.com/office/drawing/2016/5/13/chartex" xmlns:cx8="http://schemas.microsoft.com/office/drawing/2016/5/14/chartex" xmlns:mc="http://schemas.openxmlformats.org/markup-compatibility/2006" xmlns:aink="http://schemas.microsoft.com/office/drawing/2016/ink" xmlns:am3d="http://schemas.microsoft.com/office/drawing/2017/model3d" xmlns:o="urn:schemas-microsoft-com:office:office" xmlns:r="http://schemas.openxmlformats.org/officeDocument/2006/relationships" xmlns:m="http://schemas.openxmlformats.org/officeDocument/2006/math" xmlns:v="urn:schemas-microsoft-com:vml" xmlns:wp14="http://schemas.microsoft.com/office/word/2010/wordprocessingDrawing" xmlns:wp="http://schemas.openxmlformats.org/drawingml/2006/wordprocessingDrawing" xmlns:w10="urn:schemas-microsoft-com:office:word" xmlns:w="http://schemas.openxmlformats.org/wordprocessingml/2006/main" xmlns:w14="http://schemas.microsoft.com/office/word/2010/wordml" xmlns:w15="http://schemas.microsoft.com/office/word/2012/wordml" xmlns:w16cex="http://schemas.microsoft.com/office/word/2018/wordml/cex" xmlns:w16cid="http://schemas.microsoft.com/office/word/2016/wordml/cid" xmlns:w16="http://schemas.microsoft.com/office/word/2018/wordml" xmlns:w16sdtdh="http://schemas.microsoft.com/office/word/2020/wordml/sdtdatahash" xmlns:w16se="http://schemas.microsoft.com/office/word/2015/wordml/symex" xmlns:wpg="http://schemas.microsoft.com/office/word/2010/wordprocessingGroup" xmlns:wpi="http://schemas.microsoft.com/office/word/2010/wordprocessingInk" xmlns:wne="http://schemas.microsoft.com/office/word/2006/wordml" xmlns:wps="http://schemas.microsoft.com/office/word/2010/wordprocessingShape" mc:Ignorable="w14 w15 w16se w16cid w16 w16cex w16sdtdh wp14">
+<w:ftr xmlns:wpc="http://schemas.microsoft.com/office/word/2010/wordprocessingCanvas" xmlns:cx="http://schemas.microsoft.com/office/drawing/2014/chartex" xmlns:cx1="http://schemas.microsoft.com/office/drawing/2015/9/8/chartex" xmlns:cx2="http://schemas.microsoft.com/office/drawing/2015/10/21/chartex" xmlns:cx3="http://schemas.microsoft.com/office/drawing/2016/5/9/chartex" xmlns:cx4="http://schemas.microsoft.com/office/drawing/2016/5/10/chartex" xmlns:cx5="http://schemas.microsoft.com/office/drawing/2016/5/11/chartex" xmlns:cx6="http://schemas.microsoft.com/office/drawing/2016/5/12/chartex" xmlns:cx7="http://schemas.microsoft.com/office/drawing/2016/5/13/chartex" xmlns:cx8="http://schemas.microsoft.com/office/drawing/2016/5/14/chartex" xmlns:mc="http://schemas.openxmlformats.org/markup-compatibility/2006" xmlns:aink="http://schemas.microsoft.com/office/drawing/2016/ink" xmlns:am3d="http://schemas.microsoft.com/office/drawing/2017/model3d" xmlns:o="urn:schemas-microsoft-com:office:office" xmlns:oel="http://schemas.microsoft.com/office/2019/extlst" xmlns:r="http://schemas.openxmlformats.org/officeDocument/2006/relationships" xmlns:m="http://schemas.openxmlformats.org/officeDocument/2006/math" xmlns:v="urn:schemas-microsoft-com:vml" xmlns:wp14="http://schemas.microsoft.com/office/word/2010/wordprocessingDrawing" xmlns:wp="http://schemas.openxmlformats.org/drawingml/2006/wordprocessingDrawing" xmlns:w10="urn:schemas-microsoft-com:office:word" xmlns:w="http://schemas.openxmlformats.org/wordprocessingml/2006/main" xmlns:w14="http://schemas.microsoft.com/office/word/2010/wordml" xmlns:w15="http://schemas.microsoft.com/office/word/2012/wordml" xmlns:w16cex="http://schemas.microsoft.com/office/word/2018/wordml/cex" xmlns:w16cid="http://schemas.microsoft.com/office/word/2016/wordml/cid" xmlns:w16="http://schemas.microsoft.com/office/word/2018/wordml" xmlns:w16du="http://schemas.microsoft.com/office/word/2023/wordml/word16du" xmlns:w16sdtdh="http://schemas.microsoft.com/office/word/2020/wordml/sdtdatahash" xmlns:w16sdtfl="http://schemas.microsoft.com/office/word/2024/wordml/sdtformatlock" xmlns:w16se="http://schemas.microsoft.com/office/word/2015/wordml/symex" xmlns:wpg="http://schemas.microsoft.com/office/word/2010/wordprocessingGroup" xmlns:wpi="http://schemas.microsoft.com/office/word/2010/wordprocessingInk" xmlns:wne="http://schemas.microsoft.com/office/word/2006/wordml" xmlns:wps="http://schemas.microsoft.com/office/word/2010/wordprocessingShape" mc:Ignorable="w14 w15 w16se w16cid w16 w16cex w16sdtdh w16sdtfl w16du wp14">
   <w:p>
     <w:pPr>
       <w:pStyle w:val="a4"/>
@@ -15209,7 +14994,7 @@
 </file>
 
 <file path=word/footer3.xml><?xml version="1.0" encoding="utf-8"?>
-<w:ftr xmlns:wpc="http://schemas.microsoft.com/office/word/2010/wordprocessingCanvas" xmlns:cx="http://schemas.microsoft.com/office/drawing/2014/chartex" xmlns:cx1="http://schemas.microsoft.com/office/drawing/2015/9/8/chartex" xmlns:cx2="http://schemas.microsoft.com/office/drawing/2015/10/21/chartex" xmlns:cx3="http://schemas.microsoft.com/office/drawing/2016/5/9/chartex" xmlns:cx4="http://schemas.microsoft.com/office/drawing/2016/5/10/chartex" xmlns:cx5="http://schemas.microsoft.com/office/drawing/2016/5/11/chartex" xmlns:cx6="http://schemas.microsoft.com/office/drawing/2016/5/12/chartex" xmlns:cx7="http://schemas.microsoft.com/office/drawing/2016/5/13/chartex" xmlns:cx8="http://schemas.microsoft.com/office/drawing/2016/5/14/chartex" xmlns:mc="http://schemas.openxmlformats.org/markup-compatibility/2006" xmlns:aink="http://schemas.microsoft.com/office/drawing/2016/ink" xmlns:am3d="http://schemas.microsoft.com/office/drawing/2017/model3d" xmlns:o="urn:schemas-microsoft-com:office:office" xmlns:r="http://schemas.openxmlformats.org/officeDocument/2006/relationships" xmlns:m="http://schemas.openxmlformats.org/officeDocument/2006/math" xmlns:v="urn:schemas-microsoft-com:vml" xmlns:wp14="http://schemas.microsoft.com/office/word/2010/wordprocessingDrawing" xmlns:wp="http://schemas.openxmlformats.org/drawingml/2006/wordprocessingDrawing" xmlns:w10="urn:schemas-microsoft-com:office:word" xmlns:w="http://schemas.openxmlformats.org/wordprocessingml/2006/main" xmlns:w14="http://schemas.microsoft.com/office/word/2010/wordml" xmlns:w15="http://schemas.microsoft.com/office/word/2012/wordml" xmlns:w16cex="http://schemas.microsoft.com/office/word/2018/wordml/cex" xmlns:w16cid="http://schemas.microsoft.com/office/word/2016/wordml/cid" xmlns:w16="http://schemas.microsoft.com/office/word/2018/wordml" xmlns:w16sdtdh="http://schemas.microsoft.com/office/word/2020/wordml/sdtdatahash" xmlns:w16se="http://schemas.microsoft.com/office/word/2015/wordml/symex" xmlns:wpg="http://schemas.microsoft.com/office/word/2010/wordprocessingGroup" xmlns:wpi="http://schemas.microsoft.com/office/word/2010/wordprocessingInk" xmlns:wne="http://schemas.microsoft.com/office/word/2006/wordml" xmlns:wps="http://schemas.microsoft.com/office/word/2010/wordprocessingShape" mc:Ignorable="w14 w15 w16se w16cid w16 w16cex w16sdtdh wp14">
+<w:ftr xmlns:wpc="http://schemas.microsoft.com/office/word/2010/wordprocessingCanvas" xmlns:cx="http://schemas.microsoft.com/office/drawing/2014/chartex" xmlns:cx1="http://schemas.microsoft.com/office/drawing/2015/9/8/chartex" xmlns:cx2="http://schemas.microsoft.com/office/drawing/2015/10/21/chartex" xmlns:cx3="http://schemas.microsoft.com/office/drawing/2016/5/9/chartex" xmlns:cx4="http://schemas.microsoft.com/office/drawing/2016/5/10/chartex" xmlns:cx5="http://schemas.microsoft.com/office/drawing/2016/5/11/chartex" xmlns:cx6="http://schemas.microsoft.com/office/drawing/2016/5/12/chartex" xmlns:cx7="http://schemas.microsoft.com/office/drawing/2016/5/13/chartex" xmlns:cx8="http://schemas.microsoft.com/office/drawing/2016/5/14/chartex" xmlns:mc="http://schemas.openxmlformats.org/markup-compatibility/2006" xmlns:aink="http://schemas.microsoft.com/office/drawing/2016/ink" xmlns:am3d="http://schemas.microsoft.com/office/drawing/2017/model3d" xmlns:o="urn:schemas-microsoft-com:office:office" xmlns:oel="http://schemas.microsoft.com/office/2019/extlst" xmlns:r="http://schemas.openxmlformats.org/officeDocument/2006/relationships" xmlns:m="http://schemas.openxmlformats.org/officeDocument/2006/math" xmlns:v="urn:schemas-microsoft-com:vml" xmlns:wp14="http://schemas.microsoft.com/office/word/2010/wordprocessingDrawing" xmlns:wp="http://schemas.openxmlformats.org/drawingml/2006/wordprocessingDrawing" xmlns:w10="urn:schemas-microsoft-com:office:word" xmlns:w="http://schemas.openxmlformats.org/wordprocessingml/2006/main" xmlns:w14="http://schemas.microsoft.com/office/word/2010/wordml" xmlns:w15="http://schemas.microsoft.com/office/word/2012/wordml" xmlns:w16cex="http://schemas.microsoft.com/office/word/2018/wordml/cex" xmlns:w16cid="http://schemas.microsoft.com/office/word/2016/wordml/cid" xmlns:w16="http://schemas.microsoft.com/office/word/2018/wordml" xmlns:w16du="http://schemas.microsoft.com/office/word/2023/wordml/word16du" xmlns:w16sdtdh="http://schemas.microsoft.com/office/word/2020/wordml/sdtdatahash" xmlns:w16sdtfl="http://schemas.microsoft.com/office/word/2024/wordml/sdtformatlock" xmlns:w16se="http://schemas.microsoft.com/office/word/2015/wordml/symex" xmlns:wpg="http://schemas.microsoft.com/office/word/2010/wordprocessingGroup" xmlns:wpi="http://schemas.microsoft.com/office/word/2010/wordprocessingInk" xmlns:wne="http://schemas.microsoft.com/office/word/2006/wordml" xmlns:wps="http://schemas.microsoft.com/office/word/2010/wordprocessingShape" mc:Ignorable="w14 w15 w16se w16cid w16 w16cex w16sdtdh w16sdtfl w16du wp14">
   <w:p>
     <w:pPr>
       <w:pStyle w:val="a4"/>
@@ -15224,7 +15009,7 @@
 </file>
 
 <file path=word/footnotes.xml><?xml version="1.0" encoding="utf-8"?>
-<w:footnotes xmlns:wpc="http://schemas.microsoft.com/office/word/2010/wordprocessingCanvas" xmlns:cx="http://schemas.microsoft.com/office/drawing/2014/chartex" xmlns:cx1="http://schemas.microsoft.com/office/drawing/2015/9/8/chartex" xmlns:cx2="http://schemas.microsoft.com/office/drawing/2015/10/21/chartex" xmlns:cx3="http://schemas.microsoft.com/office/drawing/2016/5/9/chartex" xmlns:cx4="http://schemas.microsoft.com/office/drawing/2016/5/10/chartex" xmlns:cx5="http://schemas.microsoft.com/office/drawing/2016/5/11/chartex" xmlns:cx6="http://schemas.microsoft.com/office/drawing/2016/5/12/chartex" xmlns:cx7="http://schemas.microsoft.com/office/drawing/2016/5/13/chartex" xmlns:cx8="http://schemas.microsoft.com/office/drawing/2016/5/14/chartex" xmlns:mc="http://schemas.openxmlformats.org/markup-compatibility/2006" xmlns:aink="http://schemas.microsoft.com/office/drawing/2016/ink" xmlns:am3d="http://schemas.microsoft.com/office/drawing/2017/model3d" xmlns:o="urn:schemas-microsoft-com:office:office" xmlns:r="http://schemas.openxmlformats.org/officeDocument/2006/relationships" xmlns:m="http://schemas.openxmlformats.org/officeDocument/2006/math" xmlns:v="urn:schemas-microsoft-com:vml" xmlns:wp14="http://schemas.microsoft.com/office/word/2010/wordprocessingDrawing" xmlns:wp="http://schemas.openxmlformats.org/drawingml/2006/wordprocessingDrawing" xmlns:w10="urn:schemas-microsoft-com:office:word" xmlns:w="http://schemas.openxmlformats.org/wordprocessingml/2006/main" xmlns:w14="http://schemas.microsoft.com/office/word/2010/wordml" xmlns:w15="http://schemas.microsoft.com/office/word/2012/wordml" xmlns:w16cex="http://schemas.microsoft.com/office/word/2018/wordml/cex" xmlns:w16cid="http://schemas.microsoft.com/office/word/2016/wordml/cid" xmlns:w16="http://schemas.microsoft.com/office/word/2018/wordml" xmlns:w16sdtdh="http://schemas.microsoft.com/office/word/2020/wordml/sdtdatahash" xmlns:w16se="http://schemas.microsoft.com/office/word/2015/wordml/symex" xmlns:wpg="http://schemas.microsoft.com/office/word/2010/wordprocessingGroup" xmlns:wpi="http://schemas.microsoft.com/office/word/2010/wordprocessingInk" xmlns:wne="http://schemas.microsoft.com/office/word/2006/wordml" xmlns:wps="http://schemas.microsoft.com/office/word/2010/wordprocessingShape" mc:Ignorable="w14 w15 w16se w16cid w16 w16cex w16sdtdh wp14">
+<w:footnotes xmlns:wpc="http://schemas.microsoft.com/office/word/2010/wordprocessingCanvas" xmlns:cx="http://schemas.microsoft.com/office/drawing/2014/chartex" xmlns:cx1="http://schemas.microsoft.com/office/drawing/2015/9/8/chartex" xmlns:cx2="http://schemas.microsoft.com/office/drawing/2015/10/21/chartex" xmlns:cx3="http://schemas.microsoft.com/office/drawing/2016/5/9/chartex" xmlns:cx4="http://schemas.microsoft.com/office/drawing/2016/5/10/chartex" xmlns:cx5="http://schemas.microsoft.com/office/drawing/2016/5/11/chartex" xmlns:cx6="http://schemas.microsoft.com/office/drawing/2016/5/12/chartex" xmlns:cx7="http://schemas.microsoft.com/office/drawing/2016/5/13/chartex" xmlns:cx8="http://schemas.microsoft.com/office/drawing/2016/5/14/chartex" xmlns:mc="http://schemas.openxmlformats.org/markup-compatibility/2006" xmlns:aink="http://schemas.microsoft.com/office/drawing/2016/ink" xmlns:am3d="http://schemas.microsoft.com/office/drawing/2017/model3d" xmlns:o="urn:schemas-microsoft-com:office:office" xmlns:oel="http://schemas.microsoft.com/office/2019/extlst" xmlns:r="http://schemas.openxmlformats.org/officeDocument/2006/relationships" xmlns:m="http://schemas.openxmlformats.org/officeDocument/2006/math" xmlns:v="urn:schemas-microsoft-com:vml" xmlns:wp14="http://schemas.microsoft.com/office/word/2010/wordprocessingDrawing" xmlns:wp="http://schemas.openxmlformats.org/drawingml/2006/wordprocessingDrawing" xmlns:w10="urn:schemas-microsoft-com:office:word" xmlns:w="http://schemas.openxmlformats.org/wordprocessingml/2006/main" xmlns:w14="http://schemas.microsoft.com/office/word/2010/wordml" xmlns:w15="http://schemas.microsoft.com/office/word/2012/wordml" xmlns:w16cex="http://schemas.microsoft.com/office/word/2018/wordml/cex" xmlns:w16cid="http://schemas.microsoft.com/office/word/2016/wordml/cid" xmlns:w16="http://schemas.microsoft.com/office/word/2018/wordml" xmlns:w16du="http://schemas.microsoft.com/office/word/2023/wordml/word16du" xmlns:w16sdtdh="http://schemas.microsoft.com/office/word/2020/wordml/sdtdatahash" xmlns:w16sdtfl="http://schemas.microsoft.com/office/word/2024/wordml/sdtformatlock" xmlns:w16se="http://schemas.microsoft.com/office/word/2015/wordml/symex" xmlns:wpg="http://schemas.microsoft.com/office/word/2010/wordprocessingGroup" xmlns:wpi="http://schemas.microsoft.com/office/word/2010/wordprocessingInk" xmlns:wne="http://schemas.microsoft.com/office/word/2006/wordml" xmlns:wps="http://schemas.microsoft.com/office/word/2010/wordprocessingShape" mc:Ignorable="w14 w15 w16se w16cid w16 w16cex w16sdtdh w16sdtfl w16du wp14">
   <w:footnote w:type="separator" w:id="-1">
     <w:p>
       <w:r>
@@ -15243,7 +15028,7 @@
 </file>
 
 <file path=word/header1.xml><?xml version="1.0" encoding="utf-8"?>
-<w:hdr xmlns:wpc="http://schemas.microsoft.com/office/word/2010/wordprocessingCanvas" xmlns:cx="http://schemas.microsoft.com/office/drawing/2014/chartex" xmlns:cx1="http://schemas.microsoft.com/office/drawing/2015/9/8/chartex" xmlns:cx2="http://schemas.microsoft.com/office/drawing/2015/10/21/chartex" xmlns:cx3="http://schemas.microsoft.com/office/drawing/2016/5/9/chartex" xmlns:cx4="http://schemas.microsoft.com/office/drawing/2016/5/10/chartex" xmlns:cx5="http://schemas.microsoft.com/office/drawing/2016/5/11/chartex" xmlns:cx6="http://schemas.microsoft.com/office/drawing/2016/5/12/chartex" xmlns:cx7="http://schemas.microsoft.com/office/drawing/2016/5/13/chartex" xmlns:cx8="http://schemas.microsoft.com/office/drawing/2016/5/14/chartex" xmlns:mc="http://schemas.openxmlformats.org/markup-compatibility/2006" xmlns:aink="http://schemas.microsoft.com/office/drawing/2016/ink" xmlns:am3d="http://schemas.microsoft.com/office/drawing/2017/model3d" xmlns:o="urn:schemas-microsoft-com:office:office" xmlns:r="http://schemas.openxmlformats.org/officeDocument/2006/relationships" xmlns:m="http://schemas.openxmlformats.org/officeDocument/2006/math" xmlns:v="urn:schemas-microsoft-com:vml" xmlns:wp14="http://schemas.microsoft.com/office/word/2010/wordprocessingDrawing" xmlns:wp="http://schemas.openxmlformats.org/drawingml/2006/wordprocessingDrawing" xmlns:w10="urn:schemas-microsoft-com:office:word" xmlns:w="http://schemas.openxmlformats.org/wordprocessingml/2006/main" xmlns:w14="http://schemas.microsoft.com/office/word/2010/wordml" xmlns:w15="http://schemas.microsoft.com/office/word/2012/wordml" xmlns:w16cex="http://schemas.microsoft.com/office/word/2018/wordml/cex" xmlns:w16cid="http://schemas.microsoft.com/office/word/2016/wordml/cid" xmlns:w16="http://schemas.microsoft.com/office/word/2018/wordml" xmlns:w16sdtdh="http://schemas.microsoft.com/office/word/2020/wordml/sdtdatahash" xmlns:w16se="http://schemas.microsoft.com/office/word/2015/wordml/symex" xmlns:wpg="http://schemas.microsoft.com/office/word/2010/wordprocessingGroup" xmlns:wpi="http://schemas.microsoft.com/office/word/2010/wordprocessingInk" xmlns:wne="http://schemas.microsoft.com/office/word/2006/wordml" xmlns:wps="http://schemas.microsoft.com/office/word/2010/wordprocessingShape" mc:Ignorable="w14 w15 w16se w16cid w16 w16cex w16sdtdh wp14">
+<w:hdr xmlns:wpc="http://schemas.microsoft.com/office/word/2010/wordprocessingCanvas" xmlns:cx="http://schemas.microsoft.com/office/drawing/2014/chartex" xmlns:cx1="http://schemas.microsoft.com/office/drawing/2015/9/8/chartex" xmlns:cx2="http://schemas.microsoft.com/office/drawing/2015/10/21/chartex" xmlns:cx3="http://schemas.microsoft.com/office/drawing/2016/5/9/chartex" xmlns:cx4="http://schemas.microsoft.com/office/drawing/2016/5/10/chartex" xmlns:cx5="http://schemas.microsoft.com/office/drawing/2016/5/11/chartex" xmlns:cx6="http://schemas.microsoft.com/office/drawing/2016/5/12/chartex" xmlns:cx7="http://schemas.microsoft.com/office/drawing/2016/5/13/chartex" xmlns:cx8="http://schemas.microsoft.com/office/drawing/2016/5/14/chartex" xmlns:mc="http://schemas.openxmlformats.org/markup-compatibility/2006" xmlns:aink="http://schemas.microsoft.com/office/drawing/2016/ink" xmlns:am3d="http://schemas.microsoft.com/office/drawing/2017/model3d" xmlns:o="urn:schemas-microsoft-com:office:office" xmlns:oel="http://schemas.microsoft.com/office/2019/extlst" xmlns:r="http://schemas.openxmlformats.org/officeDocument/2006/relationships" xmlns:m="http://schemas.openxmlformats.org/officeDocument/2006/math" xmlns:v="urn:schemas-microsoft-com:vml" xmlns:wp14="http://schemas.microsoft.com/office/word/2010/wordprocessingDrawing" xmlns:wp="http://schemas.openxmlformats.org/drawingml/2006/wordprocessingDrawing" xmlns:w10="urn:schemas-microsoft-com:office:word" xmlns:w="http://schemas.openxmlformats.org/wordprocessingml/2006/main" xmlns:w14="http://schemas.microsoft.com/office/word/2010/wordml" xmlns:w15="http://schemas.microsoft.com/office/word/2012/wordml" xmlns:w16cex="http://schemas.microsoft.com/office/word/2018/wordml/cex" xmlns:w16cid="http://schemas.microsoft.com/office/word/2016/wordml/cid" xmlns:w16="http://schemas.microsoft.com/office/word/2018/wordml" xmlns:w16du="http://schemas.microsoft.com/office/word/2023/wordml/word16du" xmlns:w16sdtdh="http://schemas.microsoft.com/office/word/2020/wordml/sdtdatahash" xmlns:w16sdtfl="http://schemas.microsoft.com/office/word/2024/wordml/sdtformatlock" xmlns:w16se="http://schemas.microsoft.com/office/word/2015/wordml/symex" xmlns:wpg="http://schemas.microsoft.com/office/word/2010/wordprocessingGroup" xmlns:wpi="http://schemas.microsoft.com/office/word/2010/wordprocessingInk" xmlns:wne="http://schemas.microsoft.com/office/word/2006/wordml" xmlns:wps="http://schemas.microsoft.com/office/word/2010/wordprocessingShape" mc:Ignorable="w14 w15 w16se w16cid w16 w16cex w16sdtdh w16sdtfl w16du wp14">
   <w:p>
     <w:pPr>
       <w:pStyle w:val="a3"/>
@@ -15273,7 +15058,7 @@
 </file>
 
 <file path=word/numbering.xml><?xml version="1.0" encoding="utf-8"?>
-<w:numbering xmlns:wpc="http://schemas.microsoft.com/office/word/2010/wordprocessingCanvas" xmlns:cx="http://schemas.microsoft.com/office/drawing/2014/chartex" xmlns:cx1="http://schemas.microsoft.com/office/drawing/2015/9/8/chartex" xmlns:cx2="http://schemas.microsoft.com/office/drawing/2015/10/21/chartex" xmlns:cx3="http://schemas.microsoft.com/office/drawing/2016/5/9/chartex" xmlns:cx4="http://schemas.microsoft.com/office/drawing/2016/5/10/chartex" xmlns:cx5="http://schemas.microsoft.com/office/drawing/2016/5/11/chartex" xmlns:cx6="http://schemas.microsoft.com/office/drawing/2016/5/12/chartex" xmlns:cx7="http://schemas.microsoft.com/office/drawing/2016/5/13/chartex" xmlns:cx8="http://schemas.microsoft.com/office/drawing/2016/5/14/chartex" xmlns:mc="http://schemas.openxmlformats.org/markup-compatibility/2006" xmlns:aink="http://schemas.microsoft.com/office/drawing/2016/ink" xmlns:am3d="http://schemas.microsoft.com/office/drawing/2017/model3d" xmlns:o="urn:schemas-microsoft-com:office:office" xmlns:r="http://schemas.openxmlformats.org/officeDocument/2006/relationships" xmlns:m="http://schemas.openxmlformats.org/officeDocument/2006/math" xmlns:v="urn:schemas-microsoft-com:vml" xmlns:wp14="http://schemas.microsoft.com/office/word/2010/wordprocessingDrawing" xmlns:wp="http://schemas.openxmlformats.org/drawingml/2006/wordprocessingDrawing" xmlns:w10="urn:schemas-microsoft-com:office:word" xmlns:w="http://schemas.openxmlformats.org/wordprocessingml/2006/main" xmlns:w14="http://schemas.microsoft.com/office/word/2010/wordml" xmlns:w15="http://schemas.microsoft.com/office/word/2012/wordml" xmlns:w16cex="http://schemas.microsoft.com/office/word/2018/wordml/cex" xmlns:w16cid="http://schemas.microsoft.com/office/word/2016/wordml/cid" xmlns:w16="http://schemas.microsoft.com/office/word/2018/wordml" xmlns:w16sdtdh="http://schemas.microsoft.com/office/word/2020/wordml/sdtdatahash" xmlns:w16se="http://schemas.microsoft.com/office/word/2015/wordml/symex" xmlns:wpg="http://schemas.microsoft.com/office/word/2010/wordprocessingGroup" xmlns:wpi="http://schemas.microsoft.com/office/word/2010/wordprocessingInk" xmlns:wne="http://schemas.microsoft.com/office/word/2006/wordml" xmlns:wps="http://schemas.microsoft.com/office/word/2010/wordprocessingShape" mc:Ignorable="w14 w15 w16se w16cid w16 w16cex w16sdtdh wp14">
+<w:numbering xmlns:wpc="http://schemas.microsoft.com/office/word/2010/wordprocessingCanvas" xmlns:cx="http://schemas.microsoft.com/office/drawing/2014/chartex" xmlns:cx1="http://schemas.microsoft.com/office/drawing/2015/9/8/chartex" xmlns:cx2="http://schemas.microsoft.com/office/drawing/2015/10/21/chartex" xmlns:cx3="http://schemas.microsoft.com/office/drawing/2016/5/9/chartex" xmlns:cx4="http://schemas.microsoft.com/office/drawing/2016/5/10/chartex" xmlns:cx5="http://schemas.microsoft.com/office/drawing/2016/5/11/chartex" xmlns:cx6="http://schemas.microsoft.com/office/drawing/2016/5/12/chartex" xmlns:cx7="http://schemas.microsoft.com/office/drawing/2016/5/13/chartex" xmlns:cx8="http://schemas.microsoft.com/office/drawing/2016/5/14/chartex" xmlns:mc="http://schemas.openxmlformats.org/markup-compatibility/2006" xmlns:aink="http://schemas.microsoft.com/office/drawing/2016/ink" xmlns:am3d="http://schemas.microsoft.com/office/drawing/2017/model3d" xmlns:o="urn:schemas-microsoft-com:office:office" xmlns:oel="http://schemas.microsoft.com/office/2019/extlst" xmlns:r="http://schemas.openxmlformats.org/officeDocument/2006/relationships" xmlns:m="http://schemas.openxmlformats.org/officeDocument/2006/math" xmlns:v="urn:schemas-microsoft-com:vml" xmlns:wp14="http://schemas.microsoft.com/office/word/2010/wordprocessingDrawing" xmlns:wp="http://schemas.openxmlformats.org/drawingml/2006/wordprocessingDrawing" xmlns:w10="urn:schemas-microsoft-com:office:word" xmlns:w="http://schemas.openxmlformats.org/wordprocessingml/2006/main" xmlns:w14="http://schemas.microsoft.com/office/word/2010/wordml" xmlns:w15="http://schemas.microsoft.com/office/word/2012/wordml" xmlns:w16cex="http://schemas.microsoft.com/office/word/2018/wordml/cex" xmlns:w16cid="http://schemas.microsoft.com/office/word/2016/wordml/cid" xmlns:w16="http://schemas.microsoft.com/office/word/2018/wordml" xmlns:w16du="http://schemas.microsoft.com/office/word/2023/wordml/word16du" xmlns:w16sdtdh="http://schemas.microsoft.com/office/word/2020/wordml/sdtdatahash" xmlns:w16sdtfl="http://schemas.microsoft.com/office/word/2024/wordml/sdtformatlock" xmlns:w16se="http://schemas.microsoft.com/office/word/2015/wordml/symex" xmlns:wpg="http://schemas.microsoft.com/office/word/2010/wordprocessingGroup" xmlns:wpi="http://schemas.microsoft.com/office/word/2010/wordprocessingInk" xmlns:wne="http://schemas.microsoft.com/office/word/2006/wordml" xmlns:wps="http://schemas.microsoft.com/office/word/2010/wordprocessingShape" mc:Ignorable="w14 w15 w16se w16cid w16 w16cex w16sdtdh w16sdtfl w16du wp14">
   <w:abstractNum w:abstractNumId="0" w15:restartNumberingAfterBreak="0">
     <w:nsid w:val="FFFFFF7C"/>
     <w:multiLevelType w:val="singleLevel"/>
@@ -19173,131 +18958,131 @@
       </w:rPr>
     </w:lvl>
   </w:abstractNum>
-  <w:num w:numId="1">
+  <w:num w:numId="1" w16cid:durableId="1005285058">
     <w:abstractNumId w:val="20"/>
   </w:num>
-  <w:num w:numId="2">
+  <w:num w:numId="2" w16cid:durableId="424034226">
     <w:abstractNumId w:val="36"/>
   </w:num>
-  <w:num w:numId="3">
+  <w:num w:numId="3" w16cid:durableId="689183431">
     <w:abstractNumId w:val="27"/>
   </w:num>
-  <w:num w:numId="4">
+  <w:num w:numId="4" w16cid:durableId="77874513">
     <w:abstractNumId w:val="17"/>
   </w:num>
-  <w:num w:numId="5">
+  <w:num w:numId="5" w16cid:durableId="1765610096">
     <w:abstractNumId w:val="16"/>
   </w:num>
-  <w:num w:numId="6">
+  <w:num w:numId="6" w16cid:durableId="2030333169">
     <w:abstractNumId w:val="30"/>
   </w:num>
-  <w:num w:numId="7">
+  <w:num w:numId="7" w16cid:durableId="1561552132">
     <w:abstractNumId w:val="26"/>
   </w:num>
-  <w:num w:numId="8">
+  <w:num w:numId="8" w16cid:durableId="322390146">
     <w:abstractNumId w:val="35"/>
   </w:num>
-  <w:num w:numId="9">
+  <w:num w:numId="9" w16cid:durableId="887494013">
     <w:abstractNumId w:val="31"/>
   </w:num>
-  <w:num w:numId="10">
+  <w:num w:numId="10" w16cid:durableId="1081020855">
     <w:abstractNumId w:val="15"/>
   </w:num>
-  <w:num w:numId="11">
+  <w:num w:numId="11" w16cid:durableId="521018817">
     <w:abstractNumId w:val="24"/>
   </w:num>
-  <w:num w:numId="12">
+  <w:num w:numId="12" w16cid:durableId="589120089">
     <w:abstractNumId w:val="29"/>
   </w:num>
-  <w:num w:numId="13">
+  <w:num w:numId="13" w16cid:durableId="177474844">
     <w:abstractNumId w:val="38"/>
   </w:num>
-  <w:num w:numId="14">
+  <w:num w:numId="14" w16cid:durableId="344525614">
     <w:abstractNumId w:val="23"/>
   </w:num>
-  <w:num w:numId="15">
+  <w:num w:numId="15" w16cid:durableId="1278365595">
     <w:abstractNumId w:val="19"/>
   </w:num>
-  <w:num w:numId="16">
+  <w:num w:numId="16" w16cid:durableId="1231696258">
     <w:abstractNumId w:val="11"/>
   </w:num>
-  <w:num w:numId="17">
+  <w:num w:numId="17" w16cid:durableId="591545047">
     <w:abstractNumId w:val="21"/>
   </w:num>
-  <w:num w:numId="18">
+  <w:num w:numId="18" w16cid:durableId="1647903336">
     <w:abstractNumId w:val="22"/>
   </w:num>
-  <w:num w:numId="19">
+  <w:num w:numId="19" w16cid:durableId="1111169852">
     <w:abstractNumId w:val="37"/>
   </w:num>
-  <w:num w:numId="20">
+  <w:num w:numId="20" w16cid:durableId="1649944763">
     <w:abstractNumId w:val="32"/>
   </w:num>
-  <w:num w:numId="21">
+  <w:num w:numId="21" w16cid:durableId="1060448028">
     <w:abstractNumId w:val="12"/>
   </w:num>
-  <w:num w:numId="22">
+  <w:num w:numId="22" w16cid:durableId="233668176">
     <w:abstractNumId w:val="33"/>
   </w:num>
-  <w:num w:numId="23">
+  <w:num w:numId="23" w16cid:durableId="934480894">
     <w:abstractNumId w:val="25"/>
   </w:num>
-  <w:num w:numId="24">
+  <w:num w:numId="24" w16cid:durableId="1640380185">
     <w:abstractNumId w:val="13"/>
   </w:num>
-  <w:num w:numId="25">
+  <w:num w:numId="25" w16cid:durableId="497156668">
     <w:abstractNumId w:val="28"/>
   </w:num>
-  <w:num w:numId="26">
+  <w:num w:numId="26" w16cid:durableId="927426180">
     <w:abstractNumId w:val="14"/>
   </w:num>
-  <w:num w:numId="27">
+  <w:num w:numId="27" w16cid:durableId="1042287747">
     <w:abstractNumId w:val="9"/>
   </w:num>
-  <w:num w:numId="28">
+  <w:num w:numId="28" w16cid:durableId="604266896">
     <w:abstractNumId w:val="7"/>
   </w:num>
-  <w:num w:numId="29">
+  <w:num w:numId="29" w16cid:durableId="1429740377">
     <w:abstractNumId w:val="6"/>
   </w:num>
-  <w:num w:numId="30">
+  <w:num w:numId="30" w16cid:durableId="801924860">
     <w:abstractNumId w:val="5"/>
   </w:num>
-  <w:num w:numId="31">
+  <w:num w:numId="31" w16cid:durableId="1037437700">
     <w:abstractNumId w:val="4"/>
   </w:num>
-  <w:num w:numId="32">
+  <w:num w:numId="32" w16cid:durableId="2015764110">
     <w:abstractNumId w:val="8"/>
   </w:num>
-  <w:num w:numId="33">
+  <w:num w:numId="33" w16cid:durableId="2110735384">
     <w:abstractNumId w:val="3"/>
   </w:num>
-  <w:num w:numId="34">
+  <w:num w:numId="34" w16cid:durableId="865288990">
     <w:abstractNumId w:val="2"/>
   </w:num>
-  <w:num w:numId="35">
+  <w:num w:numId="35" w16cid:durableId="944534864">
     <w:abstractNumId w:val="1"/>
   </w:num>
-  <w:num w:numId="36">
+  <w:num w:numId="36" w16cid:durableId="214701909">
     <w:abstractNumId w:val="0"/>
   </w:num>
-  <w:num w:numId="37">
+  <w:num w:numId="37" w16cid:durableId="1565290577">
     <w:abstractNumId w:val="13"/>
   </w:num>
-  <w:num w:numId="38">
+  <w:num w:numId="38" w16cid:durableId="1392071102">
     <w:abstractNumId w:val="10"/>
   </w:num>
-  <w:num w:numId="39">
+  <w:num w:numId="39" w16cid:durableId="81143405">
     <w:abstractNumId w:val="18"/>
   </w:num>
-  <w:num w:numId="40">
+  <w:num w:numId="40" w16cid:durableId="796874316">
     <w:abstractNumId w:val="34"/>
   </w:num>
 </w:numbering>
 </file>
 
 <file path=word/styles.xml><?xml version="1.0" encoding="utf-8"?>
-<w:styles xmlns:mc="http://schemas.openxmlformats.org/markup-compatibility/2006" xmlns:r="http://schemas.openxmlformats.org/officeDocument/2006/relationships" xmlns:w="http://schemas.openxmlformats.org/wordprocessingml/2006/main" xmlns:w14="http://schemas.microsoft.com/office/word/2010/wordml" xmlns:w15="http://schemas.microsoft.com/office/word/2012/wordml" xmlns:w16cex="http://schemas.microsoft.com/office/word/2018/wordml/cex" xmlns:w16cid="http://schemas.microsoft.com/office/word/2016/wordml/cid" xmlns:w16="http://schemas.microsoft.com/office/word/2018/wordml" xmlns:w16sdtdh="http://schemas.microsoft.com/office/word/2020/wordml/sdtdatahash" xmlns:w16se="http://schemas.microsoft.com/office/word/2015/wordml/symex" mc:Ignorable="w14 w15 w16se w16cid w16 w16cex w16sdtdh">
+<w:styles xmlns:mc="http://schemas.openxmlformats.org/markup-compatibility/2006" xmlns:r="http://schemas.openxmlformats.org/officeDocument/2006/relationships" xmlns:w="http://schemas.openxmlformats.org/wordprocessingml/2006/main" xmlns:w14="http://schemas.microsoft.com/office/word/2010/wordml" xmlns:w15="http://schemas.microsoft.com/office/word/2012/wordml" xmlns:w16cex="http://schemas.microsoft.com/office/word/2018/wordml/cex" xmlns:w16cid="http://schemas.microsoft.com/office/word/2016/wordml/cid" xmlns:w16="http://schemas.microsoft.com/office/word/2018/wordml" xmlns:w16du="http://schemas.microsoft.com/office/word/2023/wordml/word16du" xmlns:w16sdtdh="http://schemas.microsoft.com/office/word/2020/wordml/sdtdatahash" xmlns:w16sdtfl="http://schemas.microsoft.com/office/word/2024/wordml/sdtformatlock" xmlns:w16se="http://schemas.microsoft.com/office/word/2015/wordml/symex" mc:Ignorable="w14 w15 w16se w16cid w16 w16cex w16sdtdh w16sdtfl w16du">
   <w:docDefaults>
     <w:rPrDefault>
       <w:rPr>

--- a/checklists/2.docx
+++ b/checklists/2.docx
@@ -436,18 +436,18 @@
                 </w:rPr>
                 <w:id w:val="1536999802"/>
                 <w14:checkbox>
-                  <w14:checked w14:val="0"/>
-                  <w14:checkedState w14:val="2612" w14:font="MS Gothic"/>
-                  <w14:uncheckedState w14:val="2610" w14:font="MS Gothic"/>
-                </w14:checkbox>
-              </w:sdtPr>
-              <w:sdtContent>
-                <w:r>
-                  <w:rPr>
-                    <w:rFonts w:ascii="MS Gothic" w:eastAsia="MS Gothic" w:hAnsi="MS Gothic" w:hint="eastAsia"/>
-                    <w:szCs w:val="16"/>
-                  </w:rPr>
-                  <w:t>☐</w:t>
+                  <w14:checked w14:val="1"/>
+                  <w14:checkedState w14:val="2612" w14:font="MS Gothic"/>
+                  <w14:uncheckedState w14:val="2610" w14:font="MS Gothic"/>
+                </w14:checkbox>
+              </w:sdtPr>
+              <w:sdtContent>
+                <w:r>
+                  <w:rPr>
+                    <w:rFonts w:ascii="MS Gothic" w:eastAsia="MS Gothic" w:hAnsi="MS Gothic" w:hint="eastAsia"/>
+                    <w:szCs w:val="16"/>
+                  </w:rPr>
+                  <w:t>☒</w:t>
                 </w:r>
               </w:sdtContent>
             </w:sdt>
@@ -510,18 +510,18 @@
                 </w:rPr>
                 <w:id w:val="1138235294"/>
                 <w14:checkbox>
-                  <w14:checked w14:val="0"/>
-                  <w14:checkedState w14:val="2612" w14:font="MS Gothic"/>
-                  <w14:uncheckedState w14:val="2610" w14:font="MS Gothic"/>
-                </w14:checkbox>
-              </w:sdtPr>
-              <w:sdtContent>
-                <w:r>
-                  <w:rPr>
-                    <w:rFonts w:ascii="MS Gothic" w:eastAsia="MS Gothic" w:hAnsi="MS Gothic" w:hint="eastAsia"/>
-                    <w:szCs w:val="16"/>
-                  </w:rPr>
-                  <w:t>☐</w:t>
+                  <w14:checked w14:val="1"/>
+                  <w14:checkedState w14:val="2612" w14:font="MS Gothic"/>
+                  <w14:uncheckedState w14:val="2610" w14:font="MS Gothic"/>
+                </w14:checkbox>
+              </w:sdtPr>
+              <w:sdtContent>
+                <w:r>
+                  <w:rPr>
+                    <w:rFonts w:ascii="MS Gothic" w:eastAsia="MS Gothic" w:hAnsi="MS Gothic" w:hint="eastAsia"/>
+                    <w:szCs w:val="16"/>
+                  </w:rPr>
+                  <w:t>☒</w:t>
                 </w:r>
               </w:sdtContent>
             </w:sdt>
@@ -556,18 +556,18 @@
                 </w:rPr>
                 <w:id w:val="59604664"/>
                 <w14:checkbox>
-                  <w14:checked w14:val="0"/>
-                  <w14:checkedState w14:val="2612" w14:font="MS Gothic"/>
-                  <w14:uncheckedState w14:val="2610" w14:font="MS Gothic"/>
-                </w14:checkbox>
-              </w:sdtPr>
-              <w:sdtContent>
-                <w:r>
-                  <w:rPr>
-                    <w:rFonts w:ascii="MS Gothic" w:eastAsia="MS Gothic" w:hAnsi="MS Gothic" w:hint="eastAsia"/>
-                    <w:szCs w:val="16"/>
-                  </w:rPr>
-                  <w:t>☐</w:t>
+                  <w14:checked w14:val="1"/>
+                  <w14:checkedState w14:val="2612" w14:font="MS Gothic"/>
+                  <w14:uncheckedState w14:val="2610" w14:font="MS Gothic"/>
+                </w14:checkbox>
+              </w:sdtPr>
+              <w:sdtContent>
+                <w:r>
+                  <w:rPr>
+                    <w:rFonts w:ascii="MS Gothic" w:eastAsia="MS Gothic" w:hAnsi="MS Gothic" w:hint="eastAsia"/>
+                    <w:szCs w:val="16"/>
+                  </w:rPr>
+                  <w:t>☒</w:t>
                 </w:r>
               </w:sdtContent>
             </w:sdt>
@@ -602,18 +602,18 @@
                 </w:rPr>
                 <w:id w:val="1472334981"/>
                 <w14:checkbox>
-                  <w14:checked w14:val="0"/>
-                  <w14:checkedState w14:val="2612" w14:font="MS Gothic"/>
-                  <w14:uncheckedState w14:val="2610" w14:font="MS Gothic"/>
-                </w14:checkbox>
-              </w:sdtPr>
-              <w:sdtContent>
-                <w:r>
-                  <w:rPr>
-                    <w:rFonts w:ascii="MS Gothic" w:eastAsia="MS Gothic" w:hAnsi="MS Gothic" w:hint="eastAsia"/>
-                    <w:szCs w:val="16"/>
-                  </w:rPr>
-                  <w:t>☐</w:t>
+                  <w14:checked w14:val="1"/>
+                  <w14:checkedState w14:val="2612" w14:font="MS Gothic"/>
+                  <w14:uncheckedState w14:val="2610" w14:font="MS Gothic"/>
+                </w14:checkbox>
+              </w:sdtPr>
+              <w:sdtContent>
+                <w:r>
+                  <w:rPr>
+                    <w:rFonts w:ascii="MS Gothic" w:eastAsia="MS Gothic" w:hAnsi="MS Gothic" w:hint="eastAsia"/>
+                    <w:szCs w:val="16"/>
+                  </w:rPr>
+                  <w:t>☒</w:t>
                 </w:r>
               </w:sdtContent>
             </w:sdt>
@@ -816,18 +816,18 @@
                 </w:rPr>
                 <w:id w:val="-878935400"/>
                 <w14:checkbox>
-                  <w14:checked w14:val="0"/>
-                  <w14:checkedState w14:val="2612" w14:font="MS Gothic"/>
-                  <w14:uncheckedState w14:val="2610" w14:font="MS Gothic"/>
-                </w14:checkbox>
-              </w:sdtPr>
-              <w:sdtContent>
-                <w:r>
-                  <w:rPr>
-                    <w:rFonts w:ascii="MS Gothic" w:eastAsia="MS Gothic" w:hAnsi="MS Gothic" w:hint="eastAsia"/>
-                    <w:szCs w:val="16"/>
-                  </w:rPr>
-                  <w:t>☐</w:t>
+                  <w14:checked w14:val="1"/>
+                  <w14:checkedState w14:val="2612" w14:font="MS Gothic"/>
+                  <w14:uncheckedState w14:val="2610" w14:font="MS Gothic"/>
+                </w14:checkbox>
+              </w:sdtPr>
+              <w:sdtContent>
+                <w:r>
+                  <w:rPr>
+                    <w:rFonts w:ascii="MS Gothic" w:eastAsia="MS Gothic" w:hAnsi="MS Gothic" w:hint="eastAsia"/>
+                    <w:szCs w:val="16"/>
+                  </w:rPr>
+                  <w:t>☒</w:t>
                 </w:r>
               </w:sdtContent>
             </w:sdt>
@@ -882,18 +882,18 @@
                 </w:rPr>
                 <w:id w:val="-424264908"/>
                 <w14:checkbox>
-                  <w14:checked w14:val="0"/>
-                  <w14:checkedState w14:val="2612" w14:font="MS Gothic"/>
-                  <w14:uncheckedState w14:val="2610" w14:font="MS Gothic"/>
-                </w14:checkbox>
-              </w:sdtPr>
-              <w:sdtContent>
-                <w:r>
-                  <w:rPr>
-                    <w:rFonts w:ascii="MS Gothic" w:eastAsia="MS Gothic" w:hAnsi="MS Gothic" w:hint="eastAsia"/>
-                    <w:szCs w:val="16"/>
-                  </w:rPr>
-                  <w:t>☐</w:t>
+                  <w14:checked w14:val="1"/>
+                  <w14:checkedState w14:val="2612" w14:font="MS Gothic"/>
+                  <w14:uncheckedState w14:val="2610" w14:font="MS Gothic"/>
+                </w14:checkbox>
+              </w:sdtPr>
+              <w:sdtContent>
+                <w:r>
+                  <w:rPr>
+                    <w:rFonts w:ascii="MS Gothic" w:eastAsia="MS Gothic" w:hAnsi="MS Gothic" w:hint="eastAsia"/>
+                    <w:szCs w:val="16"/>
+                  </w:rPr>
+                  <w:t>☒</w:t>
                 </w:r>
               </w:sdtContent>
             </w:sdt>
@@ -1056,18 +1056,18 @@
                 </w:rPr>
                 <w:id w:val="386227784"/>
                 <w14:checkbox>
-                  <w14:checked w14:val="0"/>
-                  <w14:checkedState w14:val="2612" w14:font="MS Gothic"/>
-                  <w14:uncheckedState w14:val="2610" w14:font="MS Gothic"/>
-                </w14:checkbox>
-              </w:sdtPr>
-              <w:sdtContent>
-                <w:r>
-                  <w:rPr>
-                    <w:rFonts w:ascii="MS Gothic" w:eastAsia="MS Gothic" w:hAnsi="MS Gothic" w:hint="eastAsia"/>
-                    <w:szCs w:val="16"/>
-                  </w:rPr>
-                  <w:t>☐</w:t>
+                  <w14:checked w14:val="1"/>
+                  <w14:checkedState w14:val="2612" w14:font="MS Gothic"/>
+                  <w14:uncheckedState w14:val="2610" w14:font="MS Gothic"/>
+                </w14:checkbox>
+              </w:sdtPr>
+              <w:sdtContent>
+                <w:r>
+                  <w:rPr>
+                    <w:rFonts w:ascii="MS Gothic" w:eastAsia="MS Gothic" w:hAnsi="MS Gothic" w:hint="eastAsia"/>
+                    <w:szCs w:val="16"/>
+                  </w:rPr>
+                  <w:t>☒</w:t>
                 </w:r>
               </w:sdtContent>
             </w:sdt>
@@ -1098,18 +1098,18 @@
                 </w:rPr>
                 <w:id w:val="554975043"/>
                 <w14:checkbox>
-                  <w14:checked w14:val="0"/>
-                  <w14:checkedState w14:val="2612" w14:font="MS Gothic"/>
-                  <w14:uncheckedState w14:val="2610" w14:font="MS Gothic"/>
-                </w14:checkbox>
-              </w:sdtPr>
-              <w:sdtContent>
-                <w:r>
-                  <w:rPr>
-                    <w:rFonts w:ascii="MS Gothic" w:eastAsia="MS Gothic" w:hAnsi="MS Gothic" w:hint="eastAsia"/>
-                    <w:szCs w:val="16"/>
-                  </w:rPr>
-                  <w:t>☐</w:t>
+                  <w14:checked w14:val="1"/>
+                  <w14:checkedState w14:val="2612" w14:font="MS Gothic"/>
+                  <w14:uncheckedState w14:val="2610" w14:font="MS Gothic"/>
+                </w14:checkbox>
+              </w:sdtPr>
+              <w:sdtContent>
+                <w:r>
+                  <w:rPr>
+                    <w:rFonts w:ascii="MS Gothic" w:eastAsia="MS Gothic" w:hAnsi="MS Gothic" w:hint="eastAsia"/>
+                    <w:szCs w:val="16"/>
+                  </w:rPr>
+                  <w:t>☒</w:t>
                 </w:r>
               </w:sdtContent>
             </w:sdt>
@@ -1156,18 +1156,18 @@
                 </w:rPr>
                 <w:id w:val="-1596388877"/>
                 <w14:checkbox>
-                  <w14:checked w14:val="0"/>
-                  <w14:checkedState w14:val="2612" w14:font="MS Gothic"/>
-                  <w14:uncheckedState w14:val="2610" w14:font="MS Gothic"/>
-                </w14:checkbox>
-              </w:sdtPr>
-              <w:sdtContent>
-                <w:r>
-                  <w:rPr>
-                    <w:rFonts w:ascii="MS Gothic" w:eastAsia="MS Gothic" w:hAnsi="MS Gothic" w:hint="eastAsia"/>
-                    <w:szCs w:val="16"/>
-                  </w:rPr>
-                  <w:t>☐</w:t>
+                  <w14:checked w14:val="1"/>
+                  <w14:checkedState w14:val="2612" w14:font="MS Gothic"/>
+                  <w14:uncheckedState w14:val="2610" w14:font="MS Gothic"/>
+                </w14:checkbox>
+              </w:sdtPr>
+              <w:sdtContent>
+                <w:r>
+                  <w:rPr>
+                    <w:rFonts w:ascii="MS Gothic" w:eastAsia="MS Gothic" w:hAnsi="MS Gothic" w:hint="eastAsia"/>
+                    <w:szCs w:val="16"/>
+                  </w:rPr>
+                  <w:t>☒</w:t>
                 </w:r>
               </w:sdtContent>
             </w:sdt>
@@ -1201,18 +1201,18 @@
                 </w:rPr>
                 <w:id w:val="-411706479"/>
                 <w14:checkbox>
-                  <w14:checked w14:val="0"/>
-                  <w14:checkedState w14:val="2612" w14:font="MS Gothic"/>
-                  <w14:uncheckedState w14:val="2610" w14:font="MS Gothic"/>
-                </w14:checkbox>
-              </w:sdtPr>
-              <w:sdtContent>
-                <w:r>
-                  <w:rPr>
-                    <w:rFonts w:ascii="MS Gothic" w:eastAsia="MS Gothic" w:hAnsi="MS Gothic" w:hint="eastAsia"/>
-                    <w:szCs w:val="16"/>
-                  </w:rPr>
-                  <w:t>☐</w:t>
+                  <w14:checked w14:val="1"/>
+                  <w14:checkedState w14:val="2612" w14:font="MS Gothic"/>
+                  <w14:uncheckedState w14:val="2610" w14:font="MS Gothic"/>
+                </w14:checkbox>
+              </w:sdtPr>
+              <w:sdtContent>
+                <w:r>
+                  <w:rPr>
+                    <w:rFonts w:ascii="MS Gothic" w:eastAsia="MS Gothic" w:hAnsi="MS Gothic" w:hint="eastAsia"/>
+                    <w:szCs w:val="16"/>
+                  </w:rPr>
+                  <w:t>☒</w:t>
                 </w:r>
               </w:sdtContent>
             </w:sdt>
@@ -1263,18 +1263,18 @@
                 </w:rPr>
                 <w:id w:val="-326593361"/>
                 <w14:checkbox>
-                  <w14:checked w14:val="0"/>
-                  <w14:checkedState w14:val="2612" w14:font="MS Gothic"/>
-                  <w14:uncheckedState w14:val="2610" w14:font="MS Gothic"/>
-                </w14:checkbox>
-              </w:sdtPr>
-              <w:sdtContent>
-                <w:r>
-                  <w:rPr>
-                    <w:rFonts w:ascii="MS Gothic" w:eastAsia="MS Gothic" w:hAnsi="MS Gothic" w:hint="eastAsia"/>
-                    <w:szCs w:val="16"/>
-                  </w:rPr>
-                  <w:t>☐</w:t>
+                  <w14:checked w14:val="1"/>
+                  <w14:checkedState w14:val="2612" w14:font="MS Gothic"/>
+                  <w14:uncheckedState w14:val="2610" w14:font="MS Gothic"/>
+                </w14:checkbox>
+              </w:sdtPr>
+              <w:sdtContent>
+                <w:r>
+                  <w:rPr>
+                    <w:rFonts w:ascii="MS Gothic" w:eastAsia="MS Gothic" w:hAnsi="MS Gothic" w:hint="eastAsia"/>
+                    <w:szCs w:val="16"/>
+                  </w:rPr>
+                  <w:t>☒</w:t>
                 </w:r>
               </w:sdtContent>
             </w:sdt>
@@ -1329,18 +1329,18 @@
                 </w:rPr>
                 <w:id w:val="-1412927262"/>
                 <w14:checkbox>
-                  <w14:checked w14:val="0"/>
-                  <w14:checkedState w14:val="2612" w14:font="MS Gothic"/>
-                  <w14:uncheckedState w14:val="2610" w14:font="MS Gothic"/>
-                </w14:checkbox>
-              </w:sdtPr>
-              <w:sdtContent>
-                <w:r>
-                  <w:rPr>
-                    <w:rFonts w:ascii="MS Gothic" w:eastAsia="MS Gothic" w:hAnsi="MS Gothic" w:hint="eastAsia"/>
-                    <w:szCs w:val="16"/>
-                  </w:rPr>
-                  <w:t>☐</w:t>
+                  <w14:checked w14:val="1"/>
+                  <w14:checkedState w14:val="2612" w14:font="MS Gothic"/>
+                  <w14:uncheckedState w14:val="2610" w14:font="MS Gothic"/>
+                </w14:checkbox>
+              </w:sdtPr>
+              <w:sdtContent>
+                <w:r>
+                  <w:rPr>
+                    <w:rFonts w:ascii="MS Gothic" w:eastAsia="MS Gothic" w:hAnsi="MS Gothic" w:hint="eastAsia"/>
+                    <w:szCs w:val="16"/>
+                  </w:rPr>
+                  <w:t>☒</w:t>
                 </w:r>
               </w:sdtContent>
             </w:sdt>
@@ -1383,18 +1383,18 @@
                 </w:rPr>
                 <w:id w:val="1163282022"/>
                 <w14:checkbox>
-                  <w14:checked w14:val="0"/>
-                  <w14:checkedState w14:val="2612" w14:font="MS Gothic"/>
-                  <w14:uncheckedState w14:val="2610" w14:font="MS Gothic"/>
-                </w14:checkbox>
-              </w:sdtPr>
-              <w:sdtContent>
-                <w:r>
-                  <w:rPr>
-                    <w:rFonts w:ascii="MS Gothic" w:eastAsia="MS Gothic" w:hAnsi="MS Gothic" w:hint="eastAsia"/>
-                    <w:szCs w:val="16"/>
-                  </w:rPr>
-                  <w:t>☐</w:t>
+                  <w14:checked w14:val="1"/>
+                  <w14:checkedState w14:val="2612" w14:font="MS Gothic"/>
+                  <w14:uncheckedState w14:val="2610" w14:font="MS Gothic"/>
+                </w14:checkbox>
+              </w:sdtPr>
+              <w:sdtContent>
+                <w:r>
+                  <w:rPr>
+                    <w:rFonts w:ascii="MS Gothic" w:eastAsia="MS Gothic" w:hAnsi="MS Gothic" w:hint="eastAsia"/>
+                    <w:szCs w:val="16"/>
+                  </w:rPr>
+                  <w:t>☒</w:t>
                 </w:r>
               </w:sdtContent>
             </w:sdt>
@@ -1456,18 +1456,18 @@
                 </w:rPr>
                 <w:id w:val="2095202141"/>
                 <w14:checkbox>
-                  <w14:checked w14:val="0"/>
-                  <w14:checkedState w14:val="2612" w14:font="MS Gothic"/>
-                  <w14:uncheckedState w14:val="2610" w14:font="MS Gothic"/>
-                </w14:checkbox>
-              </w:sdtPr>
-              <w:sdtContent>
-                <w:r>
-                  <w:rPr>
-                    <w:rFonts w:ascii="MS Gothic" w:eastAsia="MS Gothic" w:hAnsi="MS Gothic" w:hint="eastAsia"/>
-                    <w:szCs w:val="16"/>
-                  </w:rPr>
-                  <w:t>☐</w:t>
+                  <w14:checked w14:val="1"/>
+                  <w14:checkedState w14:val="2612" w14:font="MS Gothic"/>
+                  <w14:uncheckedState w14:val="2610" w14:font="MS Gothic"/>
+                </w14:checkbox>
+              </w:sdtPr>
+              <w:sdtContent>
+                <w:r>
+                  <w:rPr>
+                    <w:rFonts w:ascii="MS Gothic" w:eastAsia="MS Gothic" w:hAnsi="MS Gothic" w:hint="eastAsia"/>
+                    <w:szCs w:val="16"/>
+                  </w:rPr>
+                  <w:t>☒</w:t>
                 </w:r>
               </w:sdtContent>
             </w:sdt>
@@ -1502,18 +1502,18 @@
                 </w:rPr>
                 <w:id w:val="1906261495"/>
                 <w14:checkbox>
-                  <w14:checked w14:val="0"/>
-                  <w14:checkedState w14:val="2612" w14:font="MS Gothic"/>
-                  <w14:uncheckedState w14:val="2610" w14:font="MS Gothic"/>
-                </w14:checkbox>
-              </w:sdtPr>
-              <w:sdtContent>
-                <w:r>
-                  <w:rPr>
-                    <w:rFonts w:ascii="MS Gothic" w:eastAsia="MS Gothic" w:hAnsi="MS Gothic" w:hint="eastAsia"/>
-                    <w:szCs w:val="16"/>
-                  </w:rPr>
-                  <w:t>☐</w:t>
+                  <w14:checked w14:val="1"/>
+                  <w14:checkedState w14:val="2612" w14:font="MS Gothic"/>
+                  <w14:uncheckedState w14:val="2610" w14:font="MS Gothic"/>
+                </w14:checkbox>
+              </w:sdtPr>
+              <w:sdtContent>
+                <w:r>
+                  <w:rPr>
+                    <w:rFonts w:ascii="MS Gothic" w:eastAsia="MS Gothic" w:hAnsi="MS Gothic" w:hint="eastAsia"/>
+                    <w:szCs w:val="16"/>
+                  </w:rPr>
+                  <w:t>☒</w:t>
                 </w:r>
               </w:sdtContent>
             </w:sdt>
@@ -1605,18 +1605,18 @@
                 </w:rPr>
                 <w:id w:val="2122179368"/>
                 <w14:checkbox>
-                  <w14:checked w14:val="0"/>
-                  <w14:checkedState w14:val="2612" w14:font="MS Gothic"/>
-                  <w14:uncheckedState w14:val="2610" w14:font="MS Gothic"/>
-                </w14:checkbox>
-              </w:sdtPr>
-              <w:sdtContent>
-                <w:r>
-                  <w:rPr>
-                    <w:rFonts w:ascii="MS Gothic" w:eastAsia="MS Gothic" w:hAnsi="MS Gothic" w:hint="eastAsia"/>
-                    <w:szCs w:val="16"/>
-                  </w:rPr>
-                  <w:t>☐</w:t>
+                  <w14:checked w14:val="1"/>
+                  <w14:checkedState w14:val="2612" w14:font="MS Gothic"/>
+                  <w14:uncheckedState w14:val="2610" w14:font="MS Gothic"/>
+                </w14:checkbox>
+              </w:sdtPr>
+              <w:sdtContent>
+                <w:r>
+                  <w:rPr>
+                    <w:rFonts w:ascii="MS Gothic" w:eastAsia="MS Gothic" w:hAnsi="MS Gothic" w:hint="eastAsia"/>
+                    <w:szCs w:val="16"/>
+                  </w:rPr>
+                  <w:t>☒</w:t>
                 </w:r>
               </w:sdtContent>
             </w:sdt>
@@ -1663,18 +1663,18 @@
                 </w:rPr>
                 <w:id w:val="-1006057479"/>
                 <w14:checkbox>
-                  <w14:checked w14:val="0"/>
-                  <w14:checkedState w14:val="2612" w14:font="MS Gothic"/>
-                  <w14:uncheckedState w14:val="2610" w14:font="MS Gothic"/>
-                </w14:checkbox>
-              </w:sdtPr>
-              <w:sdtContent>
-                <w:r>
-                  <w:rPr>
-                    <w:rFonts w:ascii="MS Gothic" w:eastAsia="MS Gothic" w:hAnsi="MS Gothic" w:hint="eastAsia"/>
-                    <w:szCs w:val="16"/>
-                  </w:rPr>
-                  <w:t>☐</w:t>
+                  <w14:checked w14:val="1"/>
+                  <w14:checkedState w14:val="2612" w14:font="MS Gothic"/>
+                  <w14:uncheckedState w14:val="2610" w14:font="MS Gothic"/>
+                </w14:checkbox>
+              </w:sdtPr>
+              <w:sdtContent>
+                <w:r>
+                  <w:rPr>
+                    <w:rFonts w:ascii="MS Gothic" w:eastAsia="MS Gothic" w:hAnsi="MS Gothic" w:hint="eastAsia"/>
+                    <w:szCs w:val="16"/>
+                  </w:rPr>
+                  <w:t>☒</w:t>
                 </w:r>
               </w:sdtContent>
             </w:sdt>
@@ -1733,18 +1733,18 @@
                 </w:rPr>
                 <w:id w:val="-857731812"/>
                 <w14:checkbox>
-                  <w14:checked w14:val="0"/>
-                  <w14:checkedState w14:val="2612" w14:font="MS Gothic"/>
-                  <w14:uncheckedState w14:val="2610" w14:font="MS Gothic"/>
-                </w14:checkbox>
-              </w:sdtPr>
-              <w:sdtContent>
-                <w:r>
-                  <w:rPr>
-                    <w:rFonts w:ascii="MS Gothic" w:eastAsia="MS Gothic" w:hAnsi="MS Gothic" w:hint="eastAsia"/>
-                    <w:szCs w:val="16"/>
-                  </w:rPr>
-                  <w:t>☐</w:t>
+                  <w14:checked w14:val="1"/>
+                  <w14:checkedState w14:val="2612" w14:font="MS Gothic"/>
+                  <w14:uncheckedState w14:val="2610" w14:font="MS Gothic"/>
+                </w14:checkbox>
+              </w:sdtPr>
+              <w:sdtContent>
+                <w:r>
+                  <w:rPr>
+                    <w:rFonts w:ascii="MS Gothic" w:eastAsia="MS Gothic" w:hAnsi="MS Gothic" w:hint="eastAsia"/>
+                    <w:szCs w:val="16"/>
+                  </w:rPr>
+                  <w:t>☒</w:t>
                 </w:r>
               </w:sdtContent>
             </w:sdt>
@@ -1791,18 +1791,18 @@
                 </w:rPr>
                 <w:id w:val="-2083527155"/>
                 <w14:checkbox>
-                  <w14:checked w14:val="0"/>
-                  <w14:checkedState w14:val="2612" w14:font="MS Gothic"/>
-                  <w14:uncheckedState w14:val="2610" w14:font="MS Gothic"/>
-                </w14:checkbox>
-              </w:sdtPr>
-              <w:sdtContent>
-                <w:r>
-                  <w:rPr>
-                    <w:rFonts w:ascii="MS Gothic" w:eastAsia="MS Gothic" w:hAnsi="MS Gothic" w:hint="eastAsia"/>
-                    <w:szCs w:val="16"/>
-                  </w:rPr>
-                  <w:t>☐</w:t>
+                  <w14:checked w14:val="1"/>
+                  <w14:checkedState w14:val="2612" w14:font="MS Gothic"/>
+                  <w14:uncheckedState w14:val="2610" w14:font="MS Gothic"/>
+                </w14:checkbox>
+              </w:sdtPr>
+              <w:sdtContent>
+                <w:r>
+                  <w:rPr>
+                    <w:rFonts w:ascii="MS Gothic" w:eastAsia="MS Gothic" w:hAnsi="MS Gothic" w:hint="eastAsia"/>
+                    <w:szCs w:val="16"/>
+                  </w:rPr>
+                  <w:t>☒</w:t>
                 </w:r>
               </w:sdtContent>
             </w:sdt>
@@ -1887,18 +1887,18 @@
                 </w:rPr>
                 <w:id w:val="-781651431"/>
                 <w14:checkbox>
-                  <w14:checked w14:val="0"/>
-                  <w14:checkedState w14:val="2612" w14:font="MS Gothic"/>
-                  <w14:uncheckedState w14:val="2610" w14:font="MS Gothic"/>
-                </w14:checkbox>
-              </w:sdtPr>
-              <w:sdtContent>
-                <w:r>
-                  <w:rPr>
-                    <w:rFonts w:ascii="MS Gothic" w:eastAsia="MS Gothic" w:hAnsi="MS Gothic" w:hint="eastAsia"/>
-                    <w:szCs w:val="16"/>
-                  </w:rPr>
-                  <w:t>☐</w:t>
+                  <w14:checked w14:val="1"/>
+                  <w14:checkedState w14:val="2612" w14:font="MS Gothic"/>
+                  <w14:uncheckedState w14:val="2610" w14:font="MS Gothic"/>
+                </w14:checkbox>
+              </w:sdtPr>
+              <w:sdtContent>
+                <w:r>
+                  <w:rPr>
+                    <w:rFonts w:ascii="MS Gothic" w:eastAsia="MS Gothic" w:hAnsi="MS Gothic" w:hint="eastAsia"/>
+                    <w:szCs w:val="16"/>
+                  </w:rPr>
+                  <w:t>☒</w:t>
                 </w:r>
               </w:sdtContent>
             </w:sdt>
@@ -1942,18 +1942,18 @@
                 </w:rPr>
                 <w:id w:val="-88553701"/>
                 <w14:checkbox>
-                  <w14:checked w14:val="0"/>
-                  <w14:checkedState w14:val="2612" w14:font="MS Gothic"/>
-                  <w14:uncheckedState w14:val="2610" w14:font="MS Gothic"/>
-                </w14:checkbox>
-              </w:sdtPr>
-              <w:sdtContent>
-                <w:r>
-                  <w:rPr>
-                    <w:rFonts w:ascii="MS Gothic" w:eastAsia="MS Gothic" w:hAnsi="MS Gothic" w:hint="eastAsia"/>
-                    <w:szCs w:val="16"/>
-                  </w:rPr>
-                  <w:t>☐</w:t>
+                  <w14:checked w14:val="1"/>
+                  <w14:checkedState w14:val="2612" w14:font="MS Gothic"/>
+                  <w14:uncheckedState w14:val="2610" w14:font="MS Gothic"/>
+                </w14:checkbox>
+              </w:sdtPr>
+              <w:sdtContent>
+                <w:r>
+                  <w:rPr>
+                    <w:rFonts w:ascii="MS Gothic" w:eastAsia="MS Gothic" w:hAnsi="MS Gothic" w:hint="eastAsia"/>
+                    <w:szCs w:val="16"/>
+                  </w:rPr>
+                  <w:t>☒</w:t>
                 </w:r>
               </w:sdtContent>
             </w:sdt>
@@ -2008,18 +2008,18 @@
                 </w:rPr>
                 <w:id w:val="1067299957"/>
                 <w14:checkbox>
-                  <w14:checked w14:val="0"/>
-                  <w14:checkedState w14:val="2612" w14:font="MS Gothic"/>
-                  <w14:uncheckedState w14:val="2610" w14:font="MS Gothic"/>
-                </w14:checkbox>
-              </w:sdtPr>
-              <w:sdtContent>
-                <w:r>
-                  <w:rPr>
-                    <w:rFonts w:ascii="MS Gothic" w:eastAsia="MS Gothic" w:hAnsi="MS Gothic" w:hint="eastAsia"/>
-                    <w:szCs w:val="16"/>
-                  </w:rPr>
-                  <w:t>☐</w:t>
+                  <w14:checked w14:val="1"/>
+                  <w14:checkedState w14:val="2612" w14:font="MS Gothic"/>
+                  <w14:uncheckedState w14:val="2610" w14:font="MS Gothic"/>
+                </w14:checkbox>
+              </w:sdtPr>
+              <w:sdtContent>
+                <w:r>
+                  <w:rPr>
+                    <w:rFonts w:ascii="MS Gothic" w:eastAsia="MS Gothic" w:hAnsi="MS Gothic" w:hint="eastAsia"/>
+                    <w:szCs w:val="16"/>
+                  </w:rPr>
+                  <w:t>☒</w:t>
                 </w:r>
               </w:sdtContent>
             </w:sdt>
@@ -2084,18 +2084,18 @@
                 </w:rPr>
                 <w:id w:val="-1545055917"/>
                 <w14:checkbox>
-                  <w14:checked w14:val="0"/>
-                  <w14:checkedState w14:val="2612" w14:font="MS Gothic"/>
-                  <w14:uncheckedState w14:val="2610" w14:font="MS Gothic"/>
-                </w14:checkbox>
-              </w:sdtPr>
-              <w:sdtContent>
-                <w:r>
-                  <w:rPr>
-                    <w:rFonts w:ascii="MS Gothic" w:eastAsia="MS Gothic" w:hAnsi="MS Gothic" w:hint="eastAsia"/>
-                    <w:szCs w:val="16"/>
-                  </w:rPr>
-                  <w:t>☐</w:t>
+                  <w14:checked w14:val="1"/>
+                  <w14:checkedState w14:val="2612" w14:font="MS Gothic"/>
+                  <w14:uncheckedState w14:val="2610" w14:font="MS Gothic"/>
+                </w14:checkbox>
+              </w:sdtPr>
+              <w:sdtContent>
+                <w:r>
+                  <w:rPr>
+                    <w:rFonts w:ascii="MS Gothic" w:eastAsia="MS Gothic" w:hAnsi="MS Gothic" w:hint="eastAsia"/>
+                    <w:szCs w:val="16"/>
+                  </w:rPr>
+                  <w:t>☒</w:t>
                 </w:r>
               </w:sdtContent>
             </w:sdt>
@@ -2126,18 +2126,18 @@
                 </w:rPr>
                 <w:id w:val="210851412"/>
                 <w14:checkbox>
-                  <w14:checked w14:val="0"/>
-                  <w14:checkedState w14:val="2612" w14:font="MS Gothic"/>
-                  <w14:uncheckedState w14:val="2610" w14:font="MS Gothic"/>
-                </w14:checkbox>
-              </w:sdtPr>
-              <w:sdtContent>
-                <w:r>
-                  <w:rPr>
-                    <w:rFonts w:ascii="MS Gothic" w:eastAsia="MS Gothic" w:hAnsi="MS Gothic" w:hint="eastAsia"/>
-                    <w:szCs w:val="16"/>
-                  </w:rPr>
-                  <w:t>☐</w:t>
+                  <w14:checked w14:val="1"/>
+                  <w14:checkedState w14:val="2612" w14:font="MS Gothic"/>
+                  <w14:uncheckedState w14:val="2610" w14:font="MS Gothic"/>
+                </w14:checkbox>
+              </w:sdtPr>
+              <w:sdtContent>
+                <w:r>
+                  <w:rPr>
+                    <w:rFonts w:ascii="MS Gothic" w:eastAsia="MS Gothic" w:hAnsi="MS Gothic" w:hint="eastAsia"/>
+                    <w:szCs w:val="16"/>
+                  </w:rPr>
+                  <w:t>☒</w:t>
                 </w:r>
               </w:sdtContent>
             </w:sdt>
@@ -2168,18 +2168,18 @@
                 </w:rPr>
                 <w:id w:val="705755047"/>
                 <w14:checkbox>
-                  <w14:checked w14:val="0"/>
-                  <w14:checkedState w14:val="2612" w14:font="MS Gothic"/>
-                  <w14:uncheckedState w14:val="2610" w14:font="MS Gothic"/>
-                </w14:checkbox>
-              </w:sdtPr>
-              <w:sdtContent>
-                <w:r>
-                  <w:rPr>
-                    <w:rFonts w:ascii="MS Gothic" w:eastAsia="MS Gothic" w:hAnsi="MS Gothic" w:hint="eastAsia"/>
-                    <w:szCs w:val="16"/>
-                  </w:rPr>
-                  <w:t>☐</w:t>
+                  <w14:checked w14:val="1"/>
+                  <w14:checkedState w14:val="2612" w14:font="MS Gothic"/>
+                  <w14:uncheckedState w14:val="2610" w14:font="MS Gothic"/>
+                </w14:checkbox>
+              </w:sdtPr>
+              <w:sdtContent>
+                <w:r>
+                  <w:rPr>
+                    <w:rFonts w:ascii="MS Gothic" w:eastAsia="MS Gothic" w:hAnsi="MS Gothic" w:hint="eastAsia"/>
+                    <w:szCs w:val="16"/>
+                  </w:rPr>
+                  <w:t>☒</w:t>
                 </w:r>
               </w:sdtContent>
             </w:sdt>
@@ -2229,18 +2229,18 @@
                 </w:rPr>
                 <w:id w:val="-2062083863"/>
                 <w14:checkbox>
-                  <w14:checked w14:val="0"/>
-                  <w14:checkedState w14:val="2612" w14:font="MS Gothic"/>
-                  <w14:uncheckedState w14:val="2610" w14:font="MS Gothic"/>
-                </w14:checkbox>
-              </w:sdtPr>
-              <w:sdtContent>
-                <w:r>
-                  <w:rPr>
-                    <w:rFonts w:ascii="MS Gothic" w:eastAsia="MS Gothic" w:hAnsi="MS Gothic" w:hint="eastAsia"/>
-                    <w:szCs w:val="16"/>
-                  </w:rPr>
-                  <w:t>☐</w:t>
+                  <w14:checked w14:val="1"/>
+                  <w14:checkedState w14:val="2612" w14:font="MS Gothic"/>
+                  <w14:uncheckedState w14:val="2610" w14:font="MS Gothic"/>
+                </w14:checkbox>
+              </w:sdtPr>
+              <w:sdtContent>
+                <w:r>
+                  <w:rPr>
+                    <w:rFonts w:ascii="MS Gothic" w:eastAsia="MS Gothic" w:hAnsi="MS Gothic" w:hint="eastAsia"/>
+                    <w:szCs w:val="16"/>
+                  </w:rPr>
+                  <w:t>☒</w:t>
                 </w:r>
               </w:sdtContent>
             </w:sdt>
@@ -2271,18 +2271,18 @@
                 </w:rPr>
                 <w:id w:val="-177272768"/>
                 <w14:checkbox>
-                  <w14:checked w14:val="0"/>
-                  <w14:checkedState w14:val="2612" w14:font="MS Gothic"/>
-                  <w14:uncheckedState w14:val="2610" w14:font="MS Gothic"/>
-                </w14:checkbox>
-              </w:sdtPr>
-              <w:sdtContent>
-                <w:r>
-                  <w:rPr>
-                    <w:rFonts w:ascii="MS Gothic" w:eastAsia="MS Gothic" w:hAnsi="MS Gothic" w:hint="eastAsia"/>
-                    <w:szCs w:val="16"/>
-                  </w:rPr>
-                  <w:t>☐</w:t>
+                  <w14:checked w14:val="1"/>
+                  <w14:checkedState w14:val="2612" w14:font="MS Gothic"/>
+                  <w14:uncheckedState w14:val="2610" w14:font="MS Gothic"/>
+                </w14:checkbox>
+              </w:sdtPr>
+              <w:sdtContent>
+                <w:r>
+                  <w:rPr>
+                    <w:rFonts w:ascii="MS Gothic" w:eastAsia="MS Gothic" w:hAnsi="MS Gothic" w:hint="eastAsia"/>
+                    <w:szCs w:val="16"/>
+                  </w:rPr>
+                  <w:t>☒</w:t>
                 </w:r>
               </w:sdtContent>
             </w:sdt>
@@ -2332,18 +2332,18 @@
                 </w:rPr>
                 <w:id w:val="662279392"/>
                 <w14:checkbox>
-                  <w14:checked w14:val="0"/>
-                  <w14:checkedState w14:val="2612" w14:font="MS Gothic"/>
-                  <w14:uncheckedState w14:val="2610" w14:font="MS Gothic"/>
-                </w14:checkbox>
-              </w:sdtPr>
-              <w:sdtContent>
-                <w:r>
-                  <w:rPr>
-                    <w:rFonts w:ascii="MS Gothic" w:eastAsia="MS Gothic" w:hAnsi="MS Gothic" w:hint="eastAsia"/>
-                    <w:szCs w:val="16"/>
-                  </w:rPr>
-                  <w:t>☐</w:t>
+                  <w14:checked w14:val="1"/>
+                  <w14:checkedState w14:val="2612" w14:font="MS Gothic"/>
+                  <w14:uncheckedState w14:val="2610" w14:font="MS Gothic"/>
+                </w14:checkbox>
+              </w:sdtPr>
+              <w:sdtContent>
+                <w:r>
+                  <w:rPr>
+                    <w:rFonts w:ascii="MS Gothic" w:eastAsia="MS Gothic" w:hAnsi="MS Gothic" w:hint="eastAsia"/>
+                    <w:szCs w:val="16"/>
+                  </w:rPr>
+                  <w:t>☒</w:t>
                 </w:r>
               </w:sdtContent>
             </w:sdt>
@@ -2500,18 +2500,18 @@
                 </w:rPr>
                 <w:id w:val="-14164933"/>
                 <w14:checkbox>
-                  <w14:checked w14:val="0"/>
-                  <w14:checkedState w14:val="2612" w14:font="MS Gothic"/>
-                  <w14:uncheckedState w14:val="2610" w14:font="MS Gothic"/>
-                </w14:checkbox>
-              </w:sdtPr>
-              <w:sdtContent>
-                <w:r>
-                  <w:rPr>
-                    <w:rFonts w:ascii="MS Gothic" w:eastAsia="MS Gothic" w:hAnsi="MS Gothic" w:hint="eastAsia"/>
-                    <w:szCs w:val="16"/>
-                  </w:rPr>
-                  <w:t>☐</w:t>
+                  <w14:checked w14:val="1"/>
+                  <w14:checkedState w14:val="2612" w14:font="MS Gothic"/>
+                  <w14:uncheckedState w14:val="2610" w14:font="MS Gothic"/>
+                </w14:checkbox>
+              </w:sdtPr>
+              <w:sdtContent>
+                <w:r>
+                  <w:rPr>
+                    <w:rFonts w:ascii="MS Gothic" w:eastAsia="MS Gothic" w:hAnsi="MS Gothic" w:hint="eastAsia"/>
+                    <w:szCs w:val="16"/>
+                  </w:rPr>
+                  <w:t>☒</w:t>
                 </w:r>
               </w:sdtContent>
             </w:sdt>
@@ -2542,18 +2542,18 @@
                 </w:rPr>
                 <w:id w:val="-254747955"/>
                 <w14:checkbox>
-                  <w14:checked w14:val="0"/>
-                  <w14:checkedState w14:val="2612" w14:font="MS Gothic"/>
-                  <w14:uncheckedState w14:val="2610" w14:font="MS Gothic"/>
-                </w14:checkbox>
-              </w:sdtPr>
-              <w:sdtContent>
-                <w:r>
-                  <w:rPr>
-                    <w:rFonts w:ascii="MS Gothic" w:eastAsia="MS Gothic" w:hAnsi="MS Gothic" w:hint="eastAsia"/>
-                    <w:szCs w:val="16"/>
-                  </w:rPr>
-                  <w:t>☐</w:t>
+                  <w14:checked w14:val="1"/>
+                  <w14:checkedState w14:val="2612" w14:font="MS Gothic"/>
+                  <w14:uncheckedState w14:val="2610" w14:font="MS Gothic"/>
+                </w14:checkbox>
+              </w:sdtPr>
+              <w:sdtContent>
+                <w:r>
+                  <w:rPr>
+                    <w:rFonts w:ascii="MS Gothic" w:eastAsia="MS Gothic" w:hAnsi="MS Gothic" w:hint="eastAsia"/>
+                    <w:szCs w:val="16"/>
+                  </w:rPr>
+                  <w:t>☒</w:t>
                 </w:r>
               </w:sdtContent>
             </w:sdt>
@@ -2584,18 +2584,18 @@
                 </w:rPr>
                 <w:id w:val="-2022775022"/>
                 <w14:checkbox>
-                  <w14:checked w14:val="0"/>
-                  <w14:checkedState w14:val="2612" w14:font="MS Gothic"/>
-                  <w14:uncheckedState w14:val="2610" w14:font="MS Gothic"/>
-                </w14:checkbox>
-              </w:sdtPr>
-              <w:sdtContent>
-                <w:r>
-                  <w:rPr>
-                    <w:rFonts w:ascii="MS Gothic" w:eastAsia="MS Gothic" w:hAnsi="MS Gothic" w:hint="eastAsia"/>
-                    <w:szCs w:val="16"/>
-                  </w:rPr>
-                  <w:t>☐</w:t>
+                  <w14:checked w14:val="1"/>
+                  <w14:checkedState w14:val="2612" w14:font="MS Gothic"/>
+                  <w14:uncheckedState w14:val="2610" w14:font="MS Gothic"/>
+                </w14:checkbox>
+              </w:sdtPr>
+              <w:sdtContent>
+                <w:r>
+                  <w:rPr>
+                    <w:rFonts w:ascii="MS Gothic" w:eastAsia="MS Gothic" w:hAnsi="MS Gothic" w:hint="eastAsia"/>
+                    <w:szCs w:val="16"/>
+                  </w:rPr>
+                  <w:t>☒</w:t>
                 </w:r>
               </w:sdtContent>
             </w:sdt>
@@ -2647,18 +2647,18 @@
                 </w:rPr>
                 <w:id w:val="1710602226"/>
                 <w14:checkbox>
-                  <w14:checked w14:val="0"/>
-                  <w14:checkedState w14:val="2612" w14:font="MS Gothic"/>
-                  <w14:uncheckedState w14:val="2610" w14:font="MS Gothic"/>
-                </w14:checkbox>
-              </w:sdtPr>
-              <w:sdtContent>
-                <w:r>
-                  <w:rPr>
-                    <w:rFonts w:ascii="MS Gothic" w:eastAsia="MS Gothic" w:hAnsi="MS Gothic" w:hint="eastAsia"/>
-                    <w:szCs w:val="16"/>
-                  </w:rPr>
-                  <w:t>☐</w:t>
+                  <w14:checked w14:val="1"/>
+                  <w14:checkedState w14:val="2612" w14:font="MS Gothic"/>
+                  <w14:uncheckedState w14:val="2610" w14:font="MS Gothic"/>
+                </w14:checkbox>
+              </w:sdtPr>
+              <w:sdtContent>
+                <w:r>
+                  <w:rPr>
+                    <w:rFonts w:ascii="MS Gothic" w:eastAsia="MS Gothic" w:hAnsi="MS Gothic" w:hint="eastAsia"/>
+                    <w:szCs w:val="16"/>
+                  </w:rPr>
+                  <w:t>☒</w:t>
                 </w:r>
               </w:sdtContent>
             </w:sdt>
@@ -2702,18 +2702,18 @@
                 </w:rPr>
                 <w:id w:val="-1806227595"/>
                 <w14:checkbox>
-                  <w14:checked w14:val="0"/>
-                  <w14:checkedState w14:val="2612" w14:font="MS Gothic"/>
-                  <w14:uncheckedState w14:val="2610" w14:font="MS Gothic"/>
-                </w14:checkbox>
-              </w:sdtPr>
-              <w:sdtContent>
-                <w:r>
-                  <w:rPr>
-                    <w:rFonts w:ascii="MS Gothic" w:eastAsia="MS Gothic" w:hAnsi="MS Gothic" w:hint="eastAsia"/>
-                    <w:szCs w:val="16"/>
-                  </w:rPr>
-                  <w:t>☐</w:t>
+                  <w14:checked w14:val="1"/>
+                  <w14:checkedState w14:val="2612" w14:font="MS Gothic"/>
+                  <w14:uncheckedState w14:val="2610" w14:font="MS Gothic"/>
+                </w14:checkbox>
+              </w:sdtPr>
+              <w:sdtContent>
+                <w:r>
+                  <w:rPr>
+                    <w:rFonts w:ascii="MS Gothic" w:eastAsia="MS Gothic" w:hAnsi="MS Gothic" w:hint="eastAsia"/>
+                    <w:szCs w:val="16"/>
+                  </w:rPr>
+                  <w:t>☒</w:t>
                 </w:r>
               </w:sdtContent>
             </w:sdt>
@@ -2833,7 +2833,23 @@
                 <w:sz w:val="14"/>
                 <w:szCs w:val="14"/>
               </w:rPr>
-              <w:t>плитка, метл.лист, сэндвич-панель</w:t>
+              <w:t xml:space="preserve">плитка, </w:t>
+            </w:r>
+            <w:proofErr w:type="gramStart"/>
+            <w:r>
+              <w:rPr>
+                <w:sz w:val="14"/>
+                <w:szCs w:val="14"/>
+              </w:rPr>
+              <w:t>метл.лист</w:t>
+            </w:r>
+            <w:proofErr w:type="gramEnd"/>
+            <w:r>
+              <w:rPr>
+                <w:sz w:val="14"/>
+                <w:szCs w:val="14"/>
+              </w:rPr>
+              <w:t>, сэндвич-панель</w:t>
             </w:r>
           </w:p>
         </w:tc>
@@ -2884,18 +2900,18 @@
                 </w:rPr>
                 <w:id w:val="-1838303999"/>
                 <w14:checkbox>
-                  <w14:checked w14:val="0"/>
-                  <w14:checkedState w14:val="2612" w14:font="MS Gothic"/>
-                  <w14:uncheckedState w14:val="2610" w14:font="MS Gothic"/>
-                </w14:checkbox>
-              </w:sdtPr>
-              <w:sdtContent>
-                <w:r>
-                  <w:rPr>
-                    <w:rFonts w:ascii="MS Gothic" w:eastAsia="MS Gothic" w:hAnsi="MS Gothic" w:hint="eastAsia"/>
-                    <w:szCs w:val="16"/>
-                  </w:rPr>
-                  <w:t>☐</w:t>
+                  <w14:checked w14:val="1"/>
+                  <w14:checkedState w14:val="2612" w14:font="MS Gothic"/>
+                  <w14:uncheckedState w14:val="2610" w14:font="MS Gothic"/>
+                </w14:checkbox>
+              </w:sdtPr>
+              <w:sdtContent>
+                <w:r>
+                  <w:rPr>
+                    <w:rFonts w:ascii="MS Gothic" w:eastAsia="MS Gothic" w:hAnsi="MS Gothic" w:hint="eastAsia"/>
+                    <w:szCs w:val="16"/>
+                  </w:rPr>
+                  <w:t>☒</w:t>
                 </w:r>
               </w:sdtContent>
             </w:sdt>
@@ -2926,18 +2942,18 @@
                 </w:rPr>
                 <w:id w:val="-1288427753"/>
                 <w14:checkbox>
-                  <w14:checked w14:val="0"/>
-                  <w14:checkedState w14:val="2612" w14:font="MS Gothic"/>
-                  <w14:uncheckedState w14:val="2610" w14:font="MS Gothic"/>
-                </w14:checkbox>
-              </w:sdtPr>
-              <w:sdtContent>
-                <w:r>
-                  <w:rPr>
-                    <w:rFonts w:ascii="MS Gothic" w:eastAsia="MS Gothic" w:hAnsi="MS Gothic" w:hint="eastAsia"/>
-                    <w:szCs w:val="16"/>
-                  </w:rPr>
-                  <w:t>☐</w:t>
+                  <w14:checked w14:val="1"/>
+                  <w14:checkedState w14:val="2612" w14:font="MS Gothic"/>
+                  <w14:uncheckedState w14:val="2610" w14:font="MS Gothic"/>
+                </w14:checkbox>
+              </w:sdtPr>
+              <w:sdtContent>
+                <w:r>
+                  <w:rPr>
+                    <w:rFonts w:ascii="MS Gothic" w:eastAsia="MS Gothic" w:hAnsi="MS Gothic" w:hint="eastAsia"/>
+                    <w:szCs w:val="16"/>
+                  </w:rPr>
+                  <w:t>☒</w:t>
                 </w:r>
               </w:sdtContent>
             </w:sdt>
@@ -2968,18 +2984,18 @@
                 </w:rPr>
                 <w:id w:val="-161165756"/>
                 <w14:checkbox>
-                  <w14:checked w14:val="0"/>
-                  <w14:checkedState w14:val="2612" w14:font="MS Gothic"/>
-                  <w14:uncheckedState w14:val="2610" w14:font="MS Gothic"/>
-                </w14:checkbox>
-              </w:sdtPr>
-              <w:sdtContent>
-                <w:r>
-                  <w:rPr>
-                    <w:rFonts w:ascii="MS Gothic" w:eastAsia="MS Gothic" w:hAnsi="MS Gothic" w:hint="eastAsia"/>
-                    <w:szCs w:val="16"/>
-                  </w:rPr>
-                  <w:t>☐</w:t>
+                  <w14:checked w14:val="1"/>
+                  <w14:checkedState w14:val="2612" w14:font="MS Gothic"/>
+                  <w14:uncheckedState w14:val="2610" w14:font="MS Gothic"/>
+                </w14:checkbox>
+              </w:sdtPr>
+              <w:sdtContent>
+                <w:r>
+                  <w:rPr>
+                    <w:rFonts w:ascii="MS Gothic" w:eastAsia="MS Gothic" w:hAnsi="MS Gothic" w:hint="eastAsia"/>
+                    <w:szCs w:val="16"/>
+                  </w:rPr>
+                  <w:t>☒</w:t>
                 </w:r>
               </w:sdtContent>
             </w:sdt>
@@ -3023,18 +3039,18 @@
                 </w:rPr>
                 <w:id w:val="1499622140"/>
                 <w14:checkbox>
-                  <w14:checked w14:val="0"/>
-                  <w14:checkedState w14:val="2612" w14:font="MS Gothic"/>
-                  <w14:uncheckedState w14:val="2610" w14:font="MS Gothic"/>
-                </w14:checkbox>
-              </w:sdtPr>
-              <w:sdtContent>
-                <w:r>
-                  <w:rPr>
-                    <w:rFonts w:ascii="MS Gothic" w:eastAsia="MS Gothic" w:hAnsi="MS Gothic" w:hint="eastAsia"/>
-                    <w:szCs w:val="16"/>
-                  </w:rPr>
-                  <w:t>☐</w:t>
+                  <w14:checked w14:val="1"/>
+                  <w14:checkedState w14:val="2612" w14:font="MS Gothic"/>
+                  <w14:uncheckedState w14:val="2610" w14:font="MS Gothic"/>
+                </w14:checkbox>
+              </w:sdtPr>
+              <w:sdtContent>
+                <w:r>
+                  <w:rPr>
+                    <w:rFonts w:ascii="MS Gothic" w:eastAsia="MS Gothic" w:hAnsi="MS Gothic" w:hint="eastAsia"/>
+                    <w:szCs w:val="16"/>
+                  </w:rPr>
+                  <w:t>☒</w:t>
                 </w:r>
               </w:sdtContent>
             </w:sdt>
@@ -3078,18 +3094,18 @@
                 </w:rPr>
                 <w:id w:val="-1310087343"/>
                 <w14:checkbox>
-                  <w14:checked w14:val="0"/>
-                  <w14:checkedState w14:val="2612" w14:font="MS Gothic"/>
-                  <w14:uncheckedState w14:val="2610" w14:font="MS Gothic"/>
-                </w14:checkbox>
-              </w:sdtPr>
-              <w:sdtContent>
-                <w:r>
-                  <w:rPr>
-                    <w:rFonts w:ascii="MS Gothic" w:eastAsia="MS Gothic" w:hAnsi="MS Gothic" w:hint="eastAsia"/>
-                    <w:szCs w:val="16"/>
-                  </w:rPr>
-                  <w:t>☐</w:t>
+                  <w14:checked w14:val="1"/>
+                  <w14:checkedState w14:val="2612" w14:font="MS Gothic"/>
+                  <w14:uncheckedState w14:val="2610" w14:font="MS Gothic"/>
+                </w14:checkbox>
+              </w:sdtPr>
+              <w:sdtContent>
+                <w:r>
+                  <w:rPr>
+                    <w:rFonts w:ascii="MS Gothic" w:eastAsia="MS Gothic" w:hAnsi="MS Gothic" w:hint="eastAsia"/>
+                    <w:szCs w:val="16"/>
+                  </w:rPr>
+                  <w:t>☒</w:t>
                 </w:r>
               </w:sdtContent>
             </w:sdt>
@@ -3151,18 +3167,18 @@
                 </w:rPr>
                 <w:id w:val="-901434554"/>
                 <w14:checkbox>
-                  <w14:checked w14:val="0"/>
-                  <w14:checkedState w14:val="2612" w14:font="MS Gothic"/>
-                  <w14:uncheckedState w14:val="2610" w14:font="MS Gothic"/>
-                </w14:checkbox>
-              </w:sdtPr>
-              <w:sdtContent>
-                <w:r>
-                  <w:rPr>
-                    <w:rFonts w:ascii="MS Gothic" w:eastAsia="MS Gothic" w:hAnsi="MS Gothic" w:hint="eastAsia"/>
-                    <w:szCs w:val="16"/>
-                  </w:rPr>
-                  <w:t>☐</w:t>
+                  <w14:checked w14:val="1"/>
+                  <w14:checkedState w14:val="2612" w14:font="MS Gothic"/>
+                  <w14:uncheckedState w14:val="2610" w14:font="MS Gothic"/>
+                </w14:checkbox>
+              </w:sdtPr>
+              <w:sdtContent>
+                <w:r>
+                  <w:rPr>
+                    <w:rFonts w:ascii="MS Gothic" w:eastAsia="MS Gothic" w:hAnsi="MS Gothic" w:hint="eastAsia"/>
+                    <w:szCs w:val="16"/>
+                  </w:rPr>
+                  <w:t>☒</w:t>
                 </w:r>
               </w:sdtContent>
             </w:sdt>
@@ -3199,18 +3215,18 @@
                 </w:rPr>
                 <w:id w:val="-615987248"/>
                 <w14:checkbox>
-                  <w14:checked w14:val="0"/>
-                  <w14:checkedState w14:val="2612" w14:font="MS Gothic"/>
-                  <w14:uncheckedState w14:val="2610" w14:font="MS Gothic"/>
-                </w14:checkbox>
-              </w:sdtPr>
-              <w:sdtContent>
-                <w:r>
-                  <w:rPr>
-                    <w:rFonts w:ascii="MS Gothic" w:eastAsia="MS Gothic" w:hAnsi="MS Gothic" w:hint="eastAsia"/>
-                    <w:szCs w:val="16"/>
-                  </w:rPr>
-                  <w:t>☐</w:t>
+                  <w14:checked w14:val="1"/>
+                  <w14:checkedState w14:val="2612" w14:font="MS Gothic"/>
+                  <w14:uncheckedState w14:val="2610" w14:font="MS Gothic"/>
+                </w14:checkbox>
+              </w:sdtPr>
+              <w:sdtContent>
+                <w:r>
+                  <w:rPr>
+                    <w:rFonts w:ascii="MS Gothic" w:eastAsia="MS Gothic" w:hAnsi="MS Gothic" w:hint="eastAsia"/>
+                    <w:szCs w:val="16"/>
+                  </w:rPr>
+                  <w:t>☒</w:t>
                 </w:r>
               </w:sdtContent>
             </w:sdt>
@@ -3269,18 +3285,18 @@
                 </w:rPr>
                 <w:id w:val="-1725598156"/>
                 <w14:checkbox>
-                  <w14:checked w14:val="0"/>
-                  <w14:checkedState w14:val="2612" w14:font="MS Gothic"/>
-                  <w14:uncheckedState w14:val="2610" w14:font="MS Gothic"/>
-                </w14:checkbox>
-              </w:sdtPr>
-              <w:sdtContent>
-                <w:r>
-                  <w:rPr>
-                    <w:rFonts w:ascii="MS Gothic" w:eastAsia="MS Gothic" w:hAnsi="MS Gothic" w:hint="eastAsia"/>
-                    <w:szCs w:val="16"/>
-                  </w:rPr>
-                  <w:t>☐</w:t>
+                  <w14:checked w14:val="1"/>
+                  <w14:checkedState w14:val="2612" w14:font="MS Gothic"/>
+                  <w14:uncheckedState w14:val="2610" w14:font="MS Gothic"/>
+                </w14:checkbox>
+              </w:sdtPr>
+              <w:sdtContent>
+                <w:r>
+                  <w:rPr>
+                    <w:rFonts w:ascii="MS Gothic" w:eastAsia="MS Gothic" w:hAnsi="MS Gothic" w:hint="eastAsia"/>
+                    <w:szCs w:val="16"/>
+                  </w:rPr>
+                  <w:t>☒</w:t>
                 </w:r>
               </w:sdtContent>
             </w:sdt>
@@ -3391,18 +3407,18 @@
                 </w:rPr>
                 <w:id w:val="-343318952"/>
                 <w14:checkbox>
-                  <w14:checked w14:val="0"/>
-                  <w14:checkedState w14:val="2612" w14:font="MS Gothic"/>
-                  <w14:uncheckedState w14:val="2610" w14:font="MS Gothic"/>
-                </w14:checkbox>
-              </w:sdtPr>
-              <w:sdtContent>
-                <w:r>
-                  <w:rPr>
-                    <w:rFonts w:ascii="MS Gothic" w:eastAsia="MS Gothic" w:hAnsi="MS Gothic" w:hint="eastAsia"/>
-                    <w:szCs w:val="16"/>
-                  </w:rPr>
-                  <w:t>☐</w:t>
+                  <w14:checked w14:val="1"/>
+                  <w14:checkedState w14:val="2612" w14:font="MS Gothic"/>
+                  <w14:uncheckedState w14:val="2610" w14:font="MS Gothic"/>
+                </w14:checkbox>
+              </w:sdtPr>
+              <w:sdtContent>
+                <w:r>
+                  <w:rPr>
+                    <w:rFonts w:ascii="MS Gothic" w:eastAsia="MS Gothic" w:hAnsi="MS Gothic" w:hint="eastAsia"/>
+                    <w:szCs w:val="16"/>
+                  </w:rPr>
+                  <w:t>☒</w:t>
                 </w:r>
               </w:sdtContent>
             </w:sdt>
@@ -3440,18 +3456,18 @@
                 </w:rPr>
                 <w:id w:val="-1643179521"/>
                 <w14:checkbox>
-                  <w14:checked w14:val="0"/>
-                  <w14:checkedState w14:val="2612" w14:font="MS Gothic"/>
-                  <w14:uncheckedState w14:val="2610" w14:font="MS Gothic"/>
-                </w14:checkbox>
-              </w:sdtPr>
-              <w:sdtContent>
-                <w:r>
-                  <w:rPr>
-                    <w:rFonts w:ascii="MS Gothic" w:eastAsia="MS Gothic" w:hAnsi="MS Gothic" w:hint="eastAsia"/>
-                    <w:szCs w:val="16"/>
-                  </w:rPr>
-                  <w:t>☐</w:t>
+                  <w14:checked w14:val="1"/>
+                  <w14:checkedState w14:val="2612" w14:font="MS Gothic"/>
+                  <w14:uncheckedState w14:val="2610" w14:font="MS Gothic"/>
+                </w14:checkbox>
+              </w:sdtPr>
+              <w:sdtContent>
+                <w:r>
+                  <w:rPr>
+                    <w:rFonts w:ascii="MS Gothic" w:eastAsia="MS Gothic" w:hAnsi="MS Gothic" w:hint="eastAsia"/>
+                    <w:szCs w:val="16"/>
+                  </w:rPr>
+                  <w:t>☒</w:t>
                 </w:r>
               </w:sdtContent>
             </w:sdt>
@@ -3538,18 +3554,18 @@
                 </w:rPr>
                 <w:id w:val="-756976329"/>
                 <w14:checkbox>
-                  <w14:checked w14:val="0"/>
-                  <w14:checkedState w14:val="2612" w14:font="MS Gothic"/>
-                  <w14:uncheckedState w14:val="2610" w14:font="MS Gothic"/>
-                </w14:checkbox>
-              </w:sdtPr>
-              <w:sdtContent>
-                <w:r>
-                  <w:rPr>
-                    <w:rFonts w:ascii="MS Gothic" w:eastAsia="MS Gothic" w:hAnsi="MS Gothic" w:hint="eastAsia"/>
-                    <w:szCs w:val="16"/>
-                  </w:rPr>
-                  <w:t>☐</w:t>
+                  <w14:checked w14:val="1"/>
+                  <w14:checkedState w14:val="2612" w14:font="MS Gothic"/>
+                  <w14:uncheckedState w14:val="2610" w14:font="MS Gothic"/>
+                </w14:checkbox>
+              </w:sdtPr>
+              <w:sdtContent>
+                <w:r>
+                  <w:rPr>
+                    <w:rFonts w:ascii="MS Gothic" w:eastAsia="MS Gothic" w:hAnsi="MS Gothic" w:hint="eastAsia"/>
+                    <w:szCs w:val="16"/>
+                  </w:rPr>
+                  <w:t>☒</w:t>
                 </w:r>
               </w:sdtContent>
             </w:sdt>
@@ -3566,18 +3582,18 @@
                 </w:rPr>
                 <w:id w:val="-1844078101"/>
                 <w14:checkbox>
-                  <w14:checked w14:val="0"/>
-                  <w14:checkedState w14:val="2612" w14:font="MS Gothic"/>
-                  <w14:uncheckedState w14:val="2610" w14:font="MS Gothic"/>
-                </w14:checkbox>
-              </w:sdtPr>
-              <w:sdtContent>
-                <w:r>
-                  <w:rPr>
-                    <w:rFonts w:ascii="MS Gothic" w:eastAsia="MS Gothic" w:hAnsi="MS Gothic" w:hint="eastAsia"/>
-                    <w:szCs w:val="16"/>
-                  </w:rPr>
-                  <w:t>☐</w:t>
+                  <w14:checked w14:val="1"/>
+                  <w14:checkedState w14:val="2612" w14:font="MS Gothic"/>
+                  <w14:uncheckedState w14:val="2610" w14:font="MS Gothic"/>
+                </w14:checkbox>
+              </w:sdtPr>
+              <w:sdtContent>
+                <w:r>
+                  <w:rPr>
+                    <w:rFonts w:ascii="MS Gothic" w:eastAsia="MS Gothic" w:hAnsi="MS Gothic" w:hint="eastAsia"/>
+                    <w:szCs w:val="16"/>
+                  </w:rPr>
+                  <w:t>☒</w:t>
                 </w:r>
               </w:sdtContent>
             </w:sdt>
@@ -3594,18 +3610,18 @@
                 </w:rPr>
                 <w:id w:val="924763512"/>
                 <w14:checkbox>
-                  <w14:checked w14:val="0"/>
-                  <w14:checkedState w14:val="2612" w14:font="MS Gothic"/>
-                  <w14:uncheckedState w14:val="2610" w14:font="MS Gothic"/>
-                </w14:checkbox>
-              </w:sdtPr>
-              <w:sdtContent>
-                <w:r>
-                  <w:rPr>
-                    <w:rFonts w:ascii="MS Gothic" w:eastAsia="MS Gothic" w:hAnsi="MS Gothic" w:hint="eastAsia"/>
-                    <w:szCs w:val="16"/>
-                  </w:rPr>
-                  <w:t>☐</w:t>
+                  <w14:checked w14:val="1"/>
+                  <w14:checkedState w14:val="2612" w14:font="MS Gothic"/>
+                  <w14:uncheckedState w14:val="2610" w14:font="MS Gothic"/>
+                </w14:checkbox>
+              </w:sdtPr>
+              <w:sdtContent>
+                <w:r>
+                  <w:rPr>
+                    <w:rFonts w:ascii="MS Gothic" w:eastAsia="MS Gothic" w:hAnsi="MS Gothic" w:hint="eastAsia"/>
+                    <w:szCs w:val="16"/>
+                  </w:rPr>
+                  <w:t>☒</w:t>
                 </w:r>
               </w:sdtContent>
             </w:sdt>
@@ -3835,18 +3851,18 @@
                 </w:rPr>
                 <w:id w:val="1728107737"/>
                 <w14:checkbox>
-                  <w14:checked w14:val="0"/>
-                  <w14:checkedState w14:val="2612" w14:font="MS Gothic"/>
-                  <w14:uncheckedState w14:val="2610" w14:font="MS Gothic"/>
-                </w14:checkbox>
-              </w:sdtPr>
-              <w:sdtContent>
-                <w:r>
-                  <w:rPr>
-                    <w:rFonts w:ascii="MS Gothic" w:eastAsia="MS Gothic" w:hAnsi="MS Gothic" w:hint="eastAsia"/>
-                    <w:szCs w:val="16"/>
-                  </w:rPr>
-                  <w:t>☐</w:t>
+                  <w14:checked w14:val="1"/>
+                  <w14:checkedState w14:val="2612" w14:font="MS Gothic"/>
+                  <w14:uncheckedState w14:val="2610" w14:font="MS Gothic"/>
+                </w14:checkbox>
+              </w:sdtPr>
+              <w:sdtContent>
+                <w:r>
+                  <w:rPr>
+                    <w:rFonts w:ascii="MS Gothic" w:eastAsia="MS Gothic" w:hAnsi="MS Gothic" w:hint="eastAsia"/>
+                    <w:szCs w:val="16"/>
+                  </w:rPr>
+                  <w:t>☒</w:t>
                 </w:r>
               </w:sdtContent>
             </w:sdt>
@@ -3905,18 +3921,18 @@
                 </w:rPr>
                 <w:id w:val="267507046"/>
                 <w14:checkbox>
-                  <w14:checked w14:val="0"/>
-                  <w14:checkedState w14:val="2612" w14:font="MS Gothic"/>
-                  <w14:uncheckedState w14:val="2610" w14:font="MS Gothic"/>
-                </w14:checkbox>
-              </w:sdtPr>
-              <w:sdtContent>
-                <w:r>
-                  <w:rPr>
-                    <w:rFonts w:ascii="MS Gothic" w:eastAsia="MS Gothic" w:hAnsi="MS Gothic" w:hint="eastAsia"/>
-                    <w:szCs w:val="16"/>
-                  </w:rPr>
-                  <w:t>☐</w:t>
+                  <w14:checked w14:val="1"/>
+                  <w14:checkedState w14:val="2612" w14:font="MS Gothic"/>
+                  <w14:uncheckedState w14:val="2610" w14:font="MS Gothic"/>
+                </w14:checkbox>
+              </w:sdtPr>
+              <w:sdtContent>
+                <w:r>
+                  <w:rPr>
+                    <w:rFonts w:ascii="MS Gothic" w:eastAsia="MS Gothic" w:hAnsi="MS Gothic" w:hint="eastAsia"/>
+                    <w:szCs w:val="16"/>
+                  </w:rPr>
+                  <w:t>☒</w:t>
                 </w:r>
               </w:sdtContent>
             </w:sdt>
@@ -3933,18 +3949,18 @@
                 </w:rPr>
                 <w:id w:val="-2097089882"/>
                 <w14:checkbox>
-                  <w14:checked w14:val="0"/>
-                  <w14:checkedState w14:val="2612" w14:font="MS Gothic"/>
-                  <w14:uncheckedState w14:val="2610" w14:font="MS Gothic"/>
-                </w14:checkbox>
-              </w:sdtPr>
-              <w:sdtContent>
-                <w:r>
-                  <w:rPr>
-                    <w:rFonts w:ascii="MS Gothic" w:eastAsia="MS Gothic" w:hAnsi="MS Gothic" w:hint="eastAsia"/>
-                    <w:szCs w:val="16"/>
-                  </w:rPr>
-                  <w:t>☐</w:t>
+                  <w14:checked w14:val="1"/>
+                  <w14:checkedState w14:val="2612" w14:font="MS Gothic"/>
+                  <w14:uncheckedState w14:val="2610" w14:font="MS Gothic"/>
+                </w14:checkbox>
+              </w:sdtPr>
+              <w:sdtContent>
+                <w:r>
+                  <w:rPr>
+                    <w:rFonts w:ascii="MS Gothic" w:eastAsia="MS Gothic" w:hAnsi="MS Gothic" w:hint="eastAsia"/>
+                    <w:szCs w:val="16"/>
+                  </w:rPr>
+                  <w:t>☒</w:t>
                 </w:r>
               </w:sdtContent>
             </w:sdt>
@@ -3961,18 +3977,18 @@
                 </w:rPr>
                 <w:id w:val="1087568462"/>
                 <w14:checkbox>
-                  <w14:checked w14:val="0"/>
-                  <w14:checkedState w14:val="2612" w14:font="MS Gothic"/>
-                  <w14:uncheckedState w14:val="2610" w14:font="MS Gothic"/>
-                </w14:checkbox>
-              </w:sdtPr>
-              <w:sdtContent>
-                <w:r>
-                  <w:rPr>
-                    <w:rFonts w:ascii="MS Gothic" w:eastAsia="MS Gothic" w:hAnsi="MS Gothic" w:hint="eastAsia"/>
-                    <w:szCs w:val="16"/>
-                  </w:rPr>
-                  <w:t>☐</w:t>
+                  <w14:checked w14:val="1"/>
+                  <w14:checkedState w14:val="2612" w14:font="MS Gothic"/>
+                  <w14:uncheckedState w14:val="2610" w14:font="MS Gothic"/>
+                </w14:checkbox>
+              </w:sdtPr>
+              <w:sdtContent>
+                <w:r>
+                  <w:rPr>
+                    <w:rFonts w:ascii="MS Gothic" w:eastAsia="MS Gothic" w:hAnsi="MS Gothic" w:hint="eastAsia"/>
+                    <w:szCs w:val="16"/>
+                  </w:rPr>
+                  <w:t>☒</w:t>
                 </w:r>
               </w:sdtContent>
             </w:sdt>
@@ -4022,18 +4038,18 @@
                 </w:rPr>
                 <w:id w:val="-641575913"/>
                 <w14:checkbox>
-                  <w14:checked w14:val="0"/>
-                  <w14:checkedState w14:val="2612" w14:font="MS Gothic"/>
-                  <w14:uncheckedState w14:val="2610" w14:font="MS Gothic"/>
-                </w14:checkbox>
-              </w:sdtPr>
-              <w:sdtContent>
-                <w:r>
-                  <w:rPr>
-                    <w:rFonts w:ascii="MS Gothic" w:eastAsia="MS Gothic" w:hAnsi="MS Gothic" w:hint="eastAsia"/>
-                    <w:szCs w:val="16"/>
-                  </w:rPr>
-                  <w:t>☐</w:t>
+                  <w14:checked w14:val="1"/>
+                  <w14:checkedState w14:val="2612" w14:font="MS Gothic"/>
+                  <w14:uncheckedState w14:val="2610" w14:font="MS Gothic"/>
+                </w14:checkbox>
+              </w:sdtPr>
+              <w:sdtContent>
+                <w:r>
+                  <w:rPr>
+                    <w:rFonts w:ascii="MS Gothic" w:eastAsia="MS Gothic" w:hAnsi="MS Gothic" w:hint="eastAsia"/>
+                    <w:szCs w:val="16"/>
+                  </w:rPr>
+                  <w:t>☒</w:t>
                 </w:r>
               </w:sdtContent>
             </w:sdt>
@@ -4199,18 +4215,18 @@
                 </w:rPr>
                 <w:id w:val="56446414"/>
                 <w14:checkbox>
-                  <w14:checked w14:val="0"/>
-                  <w14:checkedState w14:val="2612" w14:font="MS Gothic"/>
-                  <w14:uncheckedState w14:val="2610" w14:font="MS Gothic"/>
-                </w14:checkbox>
-              </w:sdtPr>
-              <w:sdtContent>
-                <w:r>
-                  <w:rPr>
-                    <w:rFonts w:ascii="MS Gothic" w:eastAsia="MS Gothic" w:hAnsi="MS Gothic" w:hint="eastAsia"/>
-                    <w:szCs w:val="16"/>
-                  </w:rPr>
-                  <w:t>☐</w:t>
+                  <w14:checked w14:val="1"/>
+                  <w14:checkedState w14:val="2612" w14:font="MS Gothic"/>
+                  <w14:uncheckedState w14:val="2610" w14:font="MS Gothic"/>
+                </w14:checkbox>
+              </w:sdtPr>
+              <w:sdtContent>
+                <w:r>
+                  <w:rPr>
+                    <w:rFonts w:ascii="MS Gothic" w:eastAsia="MS Gothic" w:hAnsi="MS Gothic" w:hint="eastAsia"/>
+                    <w:szCs w:val="16"/>
+                  </w:rPr>
+                  <w:t>☒</w:t>
                 </w:r>
               </w:sdtContent>
             </w:sdt>
@@ -4247,18 +4263,18 @@
                 </w:rPr>
                 <w:id w:val="592672224"/>
                 <w14:checkbox>
-                  <w14:checked w14:val="0"/>
-                  <w14:checkedState w14:val="2612" w14:font="MS Gothic"/>
-                  <w14:uncheckedState w14:val="2610" w14:font="MS Gothic"/>
-                </w14:checkbox>
-              </w:sdtPr>
-              <w:sdtContent>
-                <w:r>
-                  <w:rPr>
-                    <w:rFonts w:ascii="MS Gothic" w:eastAsia="MS Gothic" w:hAnsi="MS Gothic" w:hint="eastAsia"/>
-                    <w:szCs w:val="16"/>
-                  </w:rPr>
-                  <w:t>☐</w:t>
+                  <w14:checked w14:val="1"/>
+                  <w14:checkedState w14:val="2612" w14:font="MS Gothic"/>
+                  <w14:uncheckedState w14:val="2610" w14:font="MS Gothic"/>
+                </w14:checkbox>
+              </w:sdtPr>
+              <w:sdtContent>
+                <w:r>
+                  <w:rPr>
+                    <w:rFonts w:ascii="MS Gothic" w:eastAsia="MS Gothic" w:hAnsi="MS Gothic" w:hint="eastAsia"/>
+                    <w:szCs w:val="16"/>
+                  </w:rPr>
+                  <w:t>☒</w:t>
                 </w:r>
               </w:sdtContent>
             </w:sdt>
@@ -4393,18 +4409,18 @@
                 </w:rPr>
                 <w:id w:val="-608587607"/>
                 <w14:checkbox>
-                  <w14:checked w14:val="0"/>
-                  <w14:checkedState w14:val="2612" w14:font="MS Gothic"/>
-                  <w14:uncheckedState w14:val="2610" w14:font="MS Gothic"/>
-                </w14:checkbox>
-              </w:sdtPr>
-              <w:sdtContent>
-                <w:r>
-                  <w:rPr>
-                    <w:rFonts w:ascii="MS Gothic" w:eastAsia="MS Gothic" w:hAnsi="MS Gothic" w:hint="eastAsia"/>
-                    <w:szCs w:val="16"/>
-                  </w:rPr>
-                  <w:t>☐</w:t>
+                  <w14:checked w14:val="1"/>
+                  <w14:checkedState w14:val="2612" w14:font="MS Gothic"/>
+                  <w14:uncheckedState w14:val="2610" w14:font="MS Gothic"/>
+                </w14:checkbox>
+              </w:sdtPr>
+              <w:sdtContent>
+                <w:r>
+                  <w:rPr>
+                    <w:rFonts w:ascii="MS Gothic" w:eastAsia="MS Gothic" w:hAnsi="MS Gothic" w:hint="eastAsia"/>
+                    <w:szCs w:val="16"/>
+                  </w:rPr>
+                  <w:t>☒</w:t>
                 </w:r>
               </w:sdtContent>
             </w:sdt>
@@ -4421,18 +4437,18 @@
                 </w:rPr>
                 <w:id w:val="-1313410027"/>
                 <w14:checkbox>
-                  <w14:checked w14:val="0"/>
-                  <w14:checkedState w14:val="2612" w14:font="MS Gothic"/>
-                  <w14:uncheckedState w14:val="2610" w14:font="MS Gothic"/>
-                </w14:checkbox>
-              </w:sdtPr>
-              <w:sdtContent>
-                <w:r>
-                  <w:rPr>
-                    <w:rFonts w:ascii="MS Gothic" w:eastAsia="MS Gothic" w:hAnsi="MS Gothic" w:hint="eastAsia"/>
-                    <w:szCs w:val="16"/>
-                  </w:rPr>
-                  <w:t>☐</w:t>
+                  <w14:checked w14:val="1"/>
+                  <w14:checkedState w14:val="2612" w14:font="MS Gothic"/>
+                  <w14:uncheckedState w14:val="2610" w14:font="MS Gothic"/>
+                </w14:checkbox>
+              </w:sdtPr>
+              <w:sdtContent>
+                <w:r>
+                  <w:rPr>
+                    <w:rFonts w:ascii="MS Gothic" w:eastAsia="MS Gothic" w:hAnsi="MS Gothic" w:hint="eastAsia"/>
+                    <w:szCs w:val="16"/>
+                  </w:rPr>
+                  <w:t>☒</w:t>
                 </w:r>
               </w:sdtContent>
             </w:sdt>
@@ -4483,18 +4499,18 @@
                 </w:rPr>
                 <w:id w:val="1107540470"/>
                 <w14:checkbox>
-                  <w14:checked w14:val="0"/>
-                  <w14:checkedState w14:val="2612" w14:font="MS Gothic"/>
-                  <w14:uncheckedState w14:val="2610" w14:font="MS Gothic"/>
-                </w14:checkbox>
-              </w:sdtPr>
-              <w:sdtContent>
-                <w:r>
-                  <w:rPr>
-                    <w:rFonts w:ascii="MS Gothic" w:eastAsia="MS Gothic" w:hAnsi="MS Gothic" w:hint="eastAsia"/>
-                    <w:szCs w:val="16"/>
-                  </w:rPr>
-                  <w:t>☐</w:t>
+                  <w14:checked w14:val="1"/>
+                  <w14:checkedState w14:val="2612" w14:font="MS Gothic"/>
+                  <w14:uncheckedState w14:val="2610" w14:font="MS Gothic"/>
+                </w14:checkbox>
+              </w:sdtPr>
+              <w:sdtContent>
+                <w:r>
+                  <w:rPr>
+                    <w:rFonts w:ascii="MS Gothic" w:eastAsia="MS Gothic" w:hAnsi="MS Gothic" w:hint="eastAsia"/>
+                    <w:szCs w:val="16"/>
+                  </w:rPr>
+                  <w:t>☒</w:t>
                 </w:r>
               </w:sdtContent>
             </w:sdt>
@@ -4526,18 +4542,18 @@
                 </w:rPr>
                 <w:id w:val="1907110318"/>
                 <w14:checkbox>
-                  <w14:checked w14:val="0"/>
-                  <w14:checkedState w14:val="2612" w14:font="MS Gothic"/>
-                  <w14:uncheckedState w14:val="2610" w14:font="MS Gothic"/>
-                </w14:checkbox>
-              </w:sdtPr>
-              <w:sdtContent>
-                <w:r>
-                  <w:rPr>
-                    <w:rFonts w:ascii="MS Gothic" w:eastAsia="MS Gothic" w:hAnsi="MS Gothic" w:hint="eastAsia"/>
-                    <w:szCs w:val="16"/>
-                  </w:rPr>
-                  <w:t>☐</w:t>
+                  <w14:checked w14:val="1"/>
+                  <w14:checkedState w14:val="2612" w14:font="MS Gothic"/>
+                  <w14:uncheckedState w14:val="2610" w14:font="MS Gothic"/>
+                </w14:checkbox>
+              </w:sdtPr>
+              <w:sdtContent>
+                <w:r>
+                  <w:rPr>
+                    <w:rFonts w:ascii="MS Gothic" w:eastAsia="MS Gothic" w:hAnsi="MS Gothic" w:hint="eastAsia"/>
+                    <w:szCs w:val="16"/>
+                  </w:rPr>
+                  <w:t>☒</w:t>
                 </w:r>
               </w:sdtContent>
             </w:sdt>
@@ -4647,18 +4663,18 @@
                 </w:rPr>
                 <w:id w:val="311064076"/>
                 <w14:checkbox>
-                  <w14:checked w14:val="0"/>
-                  <w14:checkedState w14:val="2612" w14:font="MS Gothic"/>
-                  <w14:uncheckedState w14:val="2610" w14:font="MS Gothic"/>
-                </w14:checkbox>
-              </w:sdtPr>
-              <w:sdtContent>
-                <w:r>
-                  <w:rPr>
-                    <w:rFonts w:ascii="MS Gothic" w:eastAsia="MS Gothic" w:hAnsi="MS Gothic" w:hint="eastAsia"/>
-                    <w:szCs w:val="16"/>
-                  </w:rPr>
-                  <w:t>☐</w:t>
+                  <w14:checked w14:val="1"/>
+                  <w14:checkedState w14:val="2612" w14:font="MS Gothic"/>
+                  <w14:uncheckedState w14:val="2610" w14:font="MS Gothic"/>
+                </w14:checkbox>
+              </w:sdtPr>
+              <w:sdtContent>
+                <w:r>
+                  <w:rPr>
+                    <w:rFonts w:ascii="MS Gothic" w:eastAsia="MS Gothic" w:hAnsi="MS Gothic" w:hint="eastAsia"/>
+                    <w:szCs w:val="16"/>
+                  </w:rPr>
+                  <w:t>☒</w:t>
                 </w:r>
               </w:sdtContent>
             </w:sdt>
@@ -4695,18 +4711,18 @@
                 </w:rPr>
                 <w:id w:val="1109858892"/>
                 <w14:checkbox>
-                  <w14:checked w14:val="0"/>
-                  <w14:checkedState w14:val="2612" w14:font="MS Gothic"/>
-                  <w14:uncheckedState w14:val="2610" w14:font="MS Gothic"/>
-                </w14:checkbox>
-              </w:sdtPr>
-              <w:sdtContent>
-                <w:r>
-                  <w:rPr>
-                    <w:rFonts w:ascii="MS Gothic" w:eastAsia="MS Gothic" w:hAnsi="MS Gothic" w:hint="eastAsia"/>
-                    <w:szCs w:val="16"/>
-                  </w:rPr>
-                  <w:t>☐</w:t>
+                  <w14:checked w14:val="1"/>
+                  <w14:checkedState w14:val="2612" w14:font="MS Gothic"/>
+                  <w14:uncheckedState w14:val="2610" w14:font="MS Gothic"/>
+                </w14:checkbox>
+              </w:sdtPr>
+              <w:sdtContent>
+                <w:r>
+                  <w:rPr>
+                    <w:rFonts w:ascii="MS Gothic" w:eastAsia="MS Gothic" w:hAnsi="MS Gothic" w:hint="eastAsia"/>
+                    <w:szCs w:val="16"/>
+                  </w:rPr>
+                  <w:t>☒</w:t>
                 </w:r>
               </w:sdtContent>
             </w:sdt>
@@ -4765,18 +4781,18 @@
                 </w:rPr>
                 <w:id w:val="-1527793347"/>
                 <w14:checkbox>
-                  <w14:checked w14:val="0"/>
-                  <w14:checkedState w14:val="2612" w14:font="MS Gothic"/>
-                  <w14:uncheckedState w14:val="2610" w14:font="MS Gothic"/>
-                </w14:checkbox>
-              </w:sdtPr>
-              <w:sdtContent>
-                <w:r>
-                  <w:rPr>
-                    <w:rFonts w:ascii="MS Gothic" w:eastAsia="MS Gothic" w:hAnsi="MS Gothic" w:hint="eastAsia"/>
-                    <w:szCs w:val="16"/>
-                  </w:rPr>
-                  <w:t>☐</w:t>
+                  <w14:checked w14:val="1"/>
+                  <w14:checkedState w14:val="2612" w14:font="MS Gothic"/>
+                  <w14:uncheckedState w14:val="2610" w14:font="MS Gothic"/>
+                </w14:checkbox>
+              </w:sdtPr>
+              <w:sdtContent>
+                <w:r>
+                  <w:rPr>
+                    <w:rFonts w:ascii="MS Gothic" w:eastAsia="MS Gothic" w:hAnsi="MS Gothic" w:hint="eastAsia"/>
+                    <w:szCs w:val="16"/>
+                  </w:rPr>
+                  <w:t>☒</w:t>
                 </w:r>
               </w:sdtContent>
             </w:sdt>
@@ -4827,18 +4843,18 @@
                 </w:rPr>
                 <w:id w:val="1907958383"/>
                 <w14:checkbox>
-                  <w14:checked w14:val="0"/>
-                  <w14:checkedState w14:val="2612" w14:font="MS Gothic"/>
-                  <w14:uncheckedState w14:val="2610" w14:font="MS Gothic"/>
-                </w14:checkbox>
-              </w:sdtPr>
-              <w:sdtContent>
-                <w:r>
-                  <w:rPr>
-                    <w:rFonts w:ascii="MS Gothic" w:eastAsia="MS Gothic" w:hAnsi="MS Gothic" w:hint="eastAsia"/>
-                    <w:szCs w:val="16"/>
-                  </w:rPr>
-                  <w:t>☐</w:t>
+                  <w14:checked w14:val="1"/>
+                  <w14:checkedState w14:val="2612" w14:font="MS Gothic"/>
+                  <w14:uncheckedState w14:val="2610" w14:font="MS Gothic"/>
+                </w14:checkbox>
+              </w:sdtPr>
+              <w:sdtContent>
+                <w:r>
+                  <w:rPr>
+                    <w:rFonts w:ascii="MS Gothic" w:eastAsia="MS Gothic" w:hAnsi="MS Gothic" w:hint="eastAsia"/>
+                    <w:szCs w:val="16"/>
+                  </w:rPr>
+                  <w:t>☒</w:t>
                 </w:r>
               </w:sdtContent>
             </w:sdt>
@@ -4874,18 +4890,18 @@
                 </w:rPr>
                 <w:id w:val="-833068791"/>
                 <w14:checkbox>
-                  <w14:checked w14:val="0"/>
-                  <w14:checkedState w14:val="2612" w14:font="MS Gothic"/>
-                  <w14:uncheckedState w14:val="2610" w14:font="MS Gothic"/>
-                </w14:checkbox>
-              </w:sdtPr>
-              <w:sdtContent>
-                <w:r>
-                  <w:rPr>
-                    <w:rFonts w:ascii="MS Gothic" w:eastAsia="MS Gothic" w:hAnsi="MS Gothic" w:hint="eastAsia"/>
-                    <w:szCs w:val="16"/>
-                  </w:rPr>
-                  <w:t>☐</w:t>
+                  <w14:checked w14:val="1"/>
+                  <w14:checkedState w14:val="2612" w14:font="MS Gothic"/>
+                  <w14:uncheckedState w14:val="2610" w14:font="MS Gothic"/>
+                </w14:checkbox>
+              </w:sdtPr>
+              <w:sdtContent>
+                <w:r>
+                  <w:rPr>
+                    <w:rFonts w:ascii="MS Gothic" w:eastAsia="MS Gothic" w:hAnsi="MS Gothic" w:hint="eastAsia"/>
+                    <w:szCs w:val="16"/>
+                  </w:rPr>
+                  <w:t>☒</w:t>
                 </w:r>
               </w:sdtContent>
             </w:sdt>
@@ -5001,18 +5017,18 @@
                 </w:rPr>
                 <w:id w:val="-419485546"/>
                 <w14:checkbox>
-                  <w14:checked w14:val="0"/>
-                  <w14:checkedState w14:val="2612" w14:font="MS Gothic"/>
-                  <w14:uncheckedState w14:val="2610" w14:font="MS Gothic"/>
-                </w14:checkbox>
-              </w:sdtPr>
-              <w:sdtContent>
-                <w:r>
-                  <w:rPr>
-                    <w:rFonts w:ascii="MS Gothic" w:eastAsia="MS Gothic" w:hAnsi="MS Gothic" w:hint="eastAsia"/>
-                    <w:szCs w:val="16"/>
-                  </w:rPr>
-                  <w:t>☐</w:t>
+                  <w14:checked w14:val="1"/>
+                  <w14:checkedState w14:val="2612" w14:font="MS Gothic"/>
+                  <w14:uncheckedState w14:val="2610" w14:font="MS Gothic"/>
+                </w14:checkbox>
+              </w:sdtPr>
+              <w:sdtContent>
+                <w:r>
+                  <w:rPr>
+                    <w:rFonts w:ascii="MS Gothic" w:eastAsia="MS Gothic" w:hAnsi="MS Gothic" w:hint="eastAsia"/>
+                    <w:szCs w:val="16"/>
+                  </w:rPr>
+                  <w:t>☒</w:t>
                 </w:r>
               </w:sdtContent>
             </w:sdt>
@@ -5053,18 +5069,18 @@
                 </w:rPr>
                 <w:id w:val="1191956076"/>
                 <w14:checkbox>
-                  <w14:checked w14:val="0"/>
-                  <w14:checkedState w14:val="2612" w14:font="MS Gothic"/>
-                  <w14:uncheckedState w14:val="2610" w14:font="MS Gothic"/>
-                </w14:checkbox>
-              </w:sdtPr>
-              <w:sdtContent>
-                <w:r>
-                  <w:rPr>
-                    <w:rFonts w:ascii="MS Gothic" w:eastAsia="MS Gothic" w:hAnsi="MS Gothic" w:hint="eastAsia"/>
-                    <w:szCs w:val="16"/>
-                  </w:rPr>
-                  <w:t>☐</w:t>
+                  <w14:checked w14:val="1"/>
+                  <w14:checkedState w14:val="2612" w14:font="MS Gothic"/>
+                  <w14:uncheckedState w14:val="2610" w14:font="MS Gothic"/>
+                </w14:checkbox>
+              </w:sdtPr>
+              <w:sdtContent>
+                <w:r>
+                  <w:rPr>
+                    <w:rFonts w:ascii="MS Gothic" w:eastAsia="MS Gothic" w:hAnsi="MS Gothic" w:hint="eastAsia"/>
+                    <w:szCs w:val="16"/>
+                  </w:rPr>
+                  <w:t>☒</w:t>
                 </w:r>
               </w:sdtContent>
             </w:sdt>
@@ -5126,18 +5142,18 @@
                 </w:rPr>
                 <w:id w:val="597298004"/>
                 <w14:checkbox>
-                  <w14:checked w14:val="0"/>
-                  <w14:checkedState w14:val="2612" w14:font="MS Gothic"/>
-                  <w14:uncheckedState w14:val="2610" w14:font="MS Gothic"/>
-                </w14:checkbox>
-              </w:sdtPr>
-              <w:sdtContent>
-                <w:r>
-                  <w:rPr>
-                    <w:rFonts w:ascii="MS Gothic" w:eastAsia="MS Gothic" w:hAnsi="MS Gothic" w:hint="eastAsia"/>
-                    <w:szCs w:val="16"/>
-                  </w:rPr>
-                  <w:t>☐</w:t>
+                  <w14:checked w14:val="1"/>
+                  <w14:checkedState w14:val="2612" w14:font="MS Gothic"/>
+                  <w14:uncheckedState w14:val="2610" w14:font="MS Gothic"/>
+                </w14:checkbox>
+              </w:sdtPr>
+              <w:sdtContent>
+                <w:r>
+                  <w:rPr>
+                    <w:rFonts w:ascii="MS Gothic" w:eastAsia="MS Gothic" w:hAnsi="MS Gothic" w:hint="eastAsia"/>
+                    <w:szCs w:val="16"/>
+                  </w:rPr>
+                  <w:t>☒</w:t>
                 </w:r>
               </w:sdtContent>
             </w:sdt>
@@ -5188,18 +5204,18 @@
                 </w:rPr>
                 <w:id w:val="-605504951"/>
                 <w14:checkbox>
-                  <w14:checked w14:val="0"/>
-                  <w14:checkedState w14:val="2612" w14:font="MS Gothic"/>
-                  <w14:uncheckedState w14:val="2610" w14:font="MS Gothic"/>
-                </w14:checkbox>
-              </w:sdtPr>
-              <w:sdtContent>
-                <w:r>
-                  <w:rPr>
-                    <w:rFonts w:ascii="MS Gothic" w:eastAsia="MS Gothic" w:hAnsi="MS Gothic" w:hint="eastAsia"/>
-                    <w:szCs w:val="16"/>
-                  </w:rPr>
-                  <w:t>☐</w:t>
+                  <w14:checked w14:val="1"/>
+                  <w14:checkedState w14:val="2612" w14:font="MS Gothic"/>
+                  <w14:uncheckedState w14:val="2610" w14:font="MS Gothic"/>
+                </w14:checkbox>
+              </w:sdtPr>
+              <w:sdtContent>
+                <w:r>
+                  <w:rPr>
+                    <w:rFonts w:ascii="MS Gothic" w:eastAsia="MS Gothic" w:hAnsi="MS Gothic" w:hint="eastAsia"/>
+                    <w:szCs w:val="16"/>
+                  </w:rPr>
+                  <w:t>☒</w:t>
                 </w:r>
               </w:sdtContent>
             </w:sdt>
@@ -5231,18 +5247,18 @@
                 </w:rPr>
                 <w:id w:val="-2094615928"/>
                 <w14:checkbox>
-                  <w14:checked w14:val="0"/>
-                  <w14:checkedState w14:val="2612" w14:font="MS Gothic"/>
-                  <w14:uncheckedState w14:val="2610" w14:font="MS Gothic"/>
-                </w14:checkbox>
-              </w:sdtPr>
-              <w:sdtContent>
-                <w:r>
-                  <w:rPr>
-                    <w:rFonts w:ascii="MS Gothic" w:eastAsia="MS Gothic" w:hAnsi="MS Gothic" w:hint="eastAsia"/>
-                    <w:szCs w:val="16"/>
-                  </w:rPr>
-                  <w:t>☐</w:t>
+                  <w14:checked w14:val="1"/>
+                  <w14:checkedState w14:val="2612" w14:font="MS Gothic"/>
+                  <w14:uncheckedState w14:val="2610" w14:font="MS Gothic"/>
+                </w14:checkbox>
+              </w:sdtPr>
+              <w:sdtContent>
+                <w:r>
+                  <w:rPr>
+                    <w:rFonts w:ascii="MS Gothic" w:eastAsia="MS Gothic" w:hAnsi="MS Gothic" w:hint="eastAsia"/>
+                    <w:szCs w:val="16"/>
+                  </w:rPr>
+                  <w:t>☒</w:t>
                 </w:r>
               </w:sdtContent>
             </w:sdt>
@@ -5355,18 +5371,18 @@
                 </w:rPr>
                 <w:id w:val="-203948631"/>
                 <w14:checkbox>
-                  <w14:checked w14:val="0"/>
-                  <w14:checkedState w14:val="2612" w14:font="MS Gothic"/>
-                  <w14:uncheckedState w14:val="2610" w14:font="MS Gothic"/>
-                </w14:checkbox>
-              </w:sdtPr>
-              <w:sdtContent>
-                <w:r>
-                  <w:rPr>
-                    <w:rFonts w:ascii="MS Gothic" w:eastAsia="MS Gothic" w:hAnsi="MS Gothic" w:hint="eastAsia"/>
-                    <w:szCs w:val="16"/>
-                  </w:rPr>
-                  <w:t>☐</w:t>
+                  <w14:checked w14:val="1"/>
+                  <w14:checkedState w14:val="2612" w14:font="MS Gothic"/>
+                  <w14:uncheckedState w14:val="2610" w14:font="MS Gothic"/>
+                </w14:checkbox>
+              </w:sdtPr>
+              <w:sdtContent>
+                <w:r>
+                  <w:rPr>
+                    <w:rFonts w:ascii="MS Gothic" w:eastAsia="MS Gothic" w:hAnsi="MS Gothic" w:hint="eastAsia"/>
+                    <w:szCs w:val="16"/>
+                  </w:rPr>
+                  <w:t>☒</w:t>
                 </w:r>
               </w:sdtContent>
             </w:sdt>
@@ -5409,18 +5425,18 @@
                 </w:rPr>
                 <w:id w:val="-1177340703"/>
                 <w14:checkbox>
-                  <w14:checked w14:val="0"/>
-                  <w14:checkedState w14:val="2612" w14:font="MS Gothic"/>
-                  <w14:uncheckedState w14:val="2610" w14:font="MS Gothic"/>
-                </w14:checkbox>
-              </w:sdtPr>
-              <w:sdtContent>
-                <w:r>
-                  <w:rPr>
-                    <w:rFonts w:ascii="MS Gothic" w:eastAsia="MS Gothic" w:hAnsi="MS Gothic" w:hint="eastAsia"/>
-                    <w:szCs w:val="16"/>
-                  </w:rPr>
-                  <w:t>☐</w:t>
+                  <w14:checked w14:val="1"/>
+                  <w14:checkedState w14:val="2612" w14:font="MS Gothic"/>
+                  <w14:uncheckedState w14:val="2610" w14:font="MS Gothic"/>
+                </w14:checkbox>
+              </w:sdtPr>
+              <w:sdtContent>
+                <w:r>
+                  <w:rPr>
+                    <w:rFonts w:ascii="MS Gothic" w:eastAsia="MS Gothic" w:hAnsi="MS Gothic" w:hint="eastAsia"/>
+                    <w:szCs w:val="16"/>
+                  </w:rPr>
+                  <w:t>☒</w:t>
                 </w:r>
               </w:sdtContent>
             </w:sdt>
@@ -5479,18 +5495,18 @@
                 </w:rPr>
                 <w:id w:val="770815545"/>
                 <w14:checkbox>
-                  <w14:checked w14:val="0"/>
-                  <w14:checkedState w14:val="2612" w14:font="MS Gothic"/>
-                  <w14:uncheckedState w14:val="2610" w14:font="MS Gothic"/>
-                </w14:checkbox>
-              </w:sdtPr>
-              <w:sdtContent>
-                <w:r>
-                  <w:rPr>
-                    <w:rFonts w:ascii="MS Gothic" w:eastAsia="MS Gothic" w:hAnsi="MS Gothic" w:hint="eastAsia"/>
-                    <w:szCs w:val="16"/>
-                  </w:rPr>
-                  <w:t>☐</w:t>
+                  <w14:checked w14:val="1"/>
+                  <w14:checkedState w14:val="2612" w14:font="MS Gothic"/>
+                  <w14:uncheckedState w14:val="2610" w14:font="MS Gothic"/>
+                </w14:checkbox>
+              </w:sdtPr>
+              <w:sdtContent>
+                <w:r>
+                  <w:rPr>
+                    <w:rFonts w:ascii="MS Gothic" w:eastAsia="MS Gothic" w:hAnsi="MS Gothic" w:hint="eastAsia"/>
+                    <w:szCs w:val="16"/>
+                  </w:rPr>
+                  <w:t>☒</w:t>
                 </w:r>
               </w:sdtContent>
             </w:sdt>
@@ -5521,18 +5537,18 @@
                 </w:rPr>
                 <w:id w:val="-1036957952"/>
                 <w14:checkbox>
-                  <w14:checked w14:val="0"/>
-                  <w14:checkedState w14:val="2612" w14:font="MS Gothic"/>
-                  <w14:uncheckedState w14:val="2610" w14:font="MS Gothic"/>
-                </w14:checkbox>
-              </w:sdtPr>
-              <w:sdtContent>
-                <w:r>
-                  <w:rPr>
-                    <w:rFonts w:ascii="MS Gothic" w:eastAsia="MS Gothic" w:hAnsi="MS Gothic" w:hint="eastAsia"/>
-                    <w:szCs w:val="16"/>
-                  </w:rPr>
-                  <w:t>☐</w:t>
+                  <w14:checked w14:val="1"/>
+                  <w14:checkedState w14:val="2612" w14:font="MS Gothic"/>
+                  <w14:uncheckedState w14:val="2610" w14:font="MS Gothic"/>
+                </w14:checkbox>
+              </w:sdtPr>
+              <w:sdtContent>
+                <w:r>
+                  <w:rPr>
+                    <w:rFonts w:ascii="MS Gothic" w:eastAsia="MS Gothic" w:hAnsi="MS Gothic" w:hint="eastAsia"/>
+                    <w:szCs w:val="16"/>
+                  </w:rPr>
+                  <w:t>☒</w:t>
                 </w:r>
               </w:sdtContent>
             </w:sdt>
@@ -5586,18 +5602,18 @@
                 </w:rPr>
                 <w:id w:val="-482389876"/>
                 <w14:checkbox>
-                  <w14:checked w14:val="0"/>
-                  <w14:checkedState w14:val="2612" w14:font="MS Gothic"/>
-                  <w14:uncheckedState w14:val="2610" w14:font="MS Gothic"/>
-                </w14:checkbox>
-              </w:sdtPr>
-              <w:sdtContent>
-                <w:r>
-                  <w:rPr>
-                    <w:rFonts w:ascii="MS Gothic" w:eastAsia="MS Gothic" w:hAnsi="MS Gothic" w:hint="eastAsia"/>
-                    <w:szCs w:val="16"/>
-                  </w:rPr>
-                  <w:t>☐</w:t>
+                  <w14:checked w14:val="1"/>
+                  <w14:checkedState w14:val="2612" w14:font="MS Gothic"/>
+                  <w14:uncheckedState w14:val="2610" w14:font="MS Gothic"/>
+                </w14:checkbox>
+              </w:sdtPr>
+              <w:sdtContent>
+                <w:r>
+                  <w:rPr>
+                    <w:rFonts w:ascii="MS Gothic" w:eastAsia="MS Gothic" w:hAnsi="MS Gothic" w:hint="eastAsia"/>
+                    <w:szCs w:val="16"/>
+                  </w:rPr>
+                  <w:t>☒</w:t>
                 </w:r>
               </w:sdtContent>
             </w:sdt>
@@ -5633,18 +5649,18 @@
                 </w:rPr>
                 <w:id w:val="1933621021"/>
                 <w14:checkbox>
-                  <w14:checked w14:val="0"/>
-                  <w14:checkedState w14:val="2612" w14:font="MS Gothic"/>
-                  <w14:uncheckedState w14:val="2610" w14:font="MS Gothic"/>
-                </w14:checkbox>
-              </w:sdtPr>
-              <w:sdtContent>
-                <w:r>
-                  <w:rPr>
-                    <w:rFonts w:ascii="MS Gothic" w:eastAsia="MS Gothic" w:hAnsi="MS Gothic" w:hint="eastAsia"/>
-                    <w:szCs w:val="16"/>
-                  </w:rPr>
-                  <w:t>☐</w:t>
+                  <w14:checked w14:val="1"/>
+                  <w14:checkedState w14:val="2612" w14:font="MS Gothic"/>
+                  <w14:uncheckedState w14:val="2610" w14:font="MS Gothic"/>
+                </w14:checkbox>
+              </w:sdtPr>
+              <w:sdtContent>
+                <w:r>
+                  <w:rPr>
+                    <w:rFonts w:ascii="MS Gothic" w:eastAsia="MS Gothic" w:hAnsi="MS Gothic" w:hint="eastAsia"/>
+                    <w:szCs w:val="16"/>
+                  </w:rPr>
+                  <w:t>☒</w:t>
                 </w:r>
               </w:sdtContent>
             </w:sdt>
@@ -5755,18 +5771,18 @@
                 </w:rPr>
                 <w:id w:val="676398244"/>
                 <w14:checkbox>
-                  <w14:checked w14:val="0"/>
-                  <w14:checkedState w14:val="2612" w14:font="MS Gothic"/>
-                  <w14:uncheckedState w14:val="2610" w14:font="MS Gothic"/>
-                </w14:checkbox>
-              </w:sdtPr>
-              <w:sdtContent>
-                <w:r>
-                  <w:rPr>
-                    <w:rFonts w:ascii="MS Gothic" w:eastAsia="MS Gothic" w:hAnsi="MS Gothic" w:hint="eastAsia"/>
-                    <w:szCs w:val="16"/>
-                  </w:rPr>
-                  <w:t>☐</w:t>
+                  <w14:checked w14:val="1"/>
+                  <w14:checkedState w14:val="2612" w14:font="MS Gothic"/>
+                  <w14:uncheckedState w14:val="2610" w14:font="MS Gothic"/>
+                </w14:checkbox>
+              </w:sdtPr>
+              <w:sdtContent>
+                <w:r>
+                  <w:rPr>
+                    <w:rFonts w:ascii="MS Gothic" w:eastAsia="MS Gothic" w:hAnsi="MS Gothic" w:hint="eastAsia"/>
+                    <w:szCs w:val="16"/>
+                  </w:rPr>
+                  <w:t>☒</w:t>
                 </w:r>
               </w:sdtContent>
             </w:sdt>
@@ -5809,18 +5825,18 @@
                 </w:rPr>
                 <w:id w:val="1689950247"/>
                 <w14:checkbox>
-                  <w14:checked w14:val="0"/>
-                  <w14:checkedState w14:val="2612" w14:font="MS Gothic"/>
-                  <w14:uncheckedState w14:val="2610" w14:font="MS Gothic"/>
-                </w14:checkbox>
-              </w:sdtPr>
-              <w:sdtContent>
-                <w:r>
-                  <w:rPr>
-                    <w:rFonts w:ascii="MS Gothic" w:eastAsia="MS Gothic" w:hAnsi="MS Gothic" w:hint="eastAsia"/>
-                    <w:szCs w:val="16"/>
-                  </w:rPr>
-                  <w:t>☐</w:t>
+                  <w14:checked w14:val="1"/>
+                  <w14:checkedState w14:val="2612" w14:font="MS Gothic"/>
+                  <w14:uncheckedState w14:val="2610" w14:font="MS Gothic"/>
+                </w14:checkbox>
+              </w:sdtPr>
+              <w:sdtContent>
+                <w:r>
+                  <w:rPr>
+                    <w:rFonts w:ascii="MS Gothic" w:eastAsia="MS Gothic" w:hAnsi="MS Gothic" w:hint="eastAsia"/>
+                    <w:szCs w:val="16"/>
+                  </w:rPr>
+                  <w:t>☒</w:t>
                 </w:r>
               </w:sdtContent>
             </w:sdt>
@@ -5885,18 +5901,18 @@
                 </w:rPr>
                 <w:id w:val="-728218106"/>
                 <w14:checkbox>
-                  <w14:checked w14:val="0"/>
-                  <w14:checkedState w14:val="2612" w14:font="MS Gothic"/>
-                  <w14:uncheckedState w14:val="2610" w14:font="MS Gothic"/>
-                </w14:checkbox>
-              </w:sdtPr>
-              <w:sdtContent>
-                <w:r>
-                  <w:rPr>
-                    <w:rFonts w:ascii="MS Gothic" w:eastAsia="MS Gothic" w:hAnsi="MS Gothic" w:hint="eastAsia"/>
-                    <w:szCs w:val="16"/>
-                  </w:rPr>
-                  <w:t>☐</w:t>
+                  <w14:checked w14:val="1"/>
+                  <w14:checkedState w14:val="2612" w14:font="MS Gothic"/>
+                  <w14:uncheckedState w14:val="2610" w14:font="MS Gothic"/>
+                </w14:checkbox>
+              </w:sdtPr>
+              <w:sdtContent>
+                <w:r>
+                  <w:rPr>
+                    <w:rFonts w:ascii="MS Gothic" w:eastAsia="MS Gothic" w:hAnsi="MS Gothic" w:hint="eastAsia"/>
+                    <w:szCs w:val="16"/>
+                  </w:rPr>
+                  <w:t>☒</w:t>
                 </w:r>
               </w:sdtContent>
             </w:sdt>
@@ -5947,18 +5963,18 @@
                 </w:rPr>
                 <w:id w:val="-1363199324"/>
                 <w14:checkbox>
-                  <w14:checked w14:val="0"/>
-                  <w14:checkedState w14:val="2612" w14:font="MS Gothic"/>
-                  <w14:uncheckedState w14:val="2610" w14:font="MS Gothic"/>
-                </w14:checkbox>
-              </w:sdtPr>
-              <w:sdtContent>
-                <w:r>
-                  <w:rPr>
-                    <w:rFonts w:ascii="MS Gothic" w:eastAsia="MS Gothic" w:hAnsi="MS Gothic" w:hint="eastAsia"/>
-                    <w:szCs w:val="16"/>
-                  </w:rPr>
-                  <w:t>☐</w:t>
+                  <w14:checked w14:val="1"/>
+                  <w14:checkedState w14:val="2612" w14:font="MS Gothic"/>
+                  <w14:uncheckedState w14:val="2610" w14:font="MS Gothic"/>
+                </w14:checkbox>
+              </w:sdtPr>
+              <w:sdtContent>
+                <w:r>
+                  <w:rPr>
+                    <w:rFonts w:ascii="MS Gothic" w:eastAsia="MS Gothic" w:hAnsi="MS Gothic" w:hint="eastAsia"/>
+                    <w:szCs w:val="16"/>
+                  </w:rPr>
+                  <w:t>☒</w:t>
                 </w:r>
               </w:sdtContent>
             </w:sdt>
@@ -6063,18 +6079,18 @@
                 </w:rPr>
                 <w:id w:val="1491903644"/>
                 <w14:checkbox>
-                  <w14:checked w14:val="0"/>
-                  <w14:checkedState w14:val="2612" w14:font="MS Gothic"/>
-                  <w14:uncheckedState w14:val="2610" w14:font="MS Gothic"/>
-                </w14:checkbox>
-              </w:sdtPr>
-              <w:sdtContent>
-                <w:r>
-                  <w:rPr>
-                    <w:rFonts w:ascii="MS Gothic" w:eastAsia="MS Gothic" w:hAnsi="MS Gothic" w:hint="eastAsia"/>
-                    <w:szCs w:val="16"/>
-                  </w:rPr>
-                  <w:t>☐</w:t>
+                  <w14:checked w14:val="1"/>
+                  <w14:checkedState w14:val="2612" w14:font="MS Gothic"/>
+                  <w14:uncheckedState w14:val="2610" w14:font="MS Gothic"/>
+                </w14:checkbox>
+              </w:sdtPr>
+              <w:sdtContent>
+                <w:r>
+                  <w:rPr>
+                    <w:rFonts w:ascii="MS Gothic" w:eastAsia="MS Gothic" w:hAnsi="MS Gothic" w:hint="eastAsia"/>
+                    <w:szCs w:val="16"/>
+                  </w:rPr>
+                  <w:t>☒</w:t>
                 </w:r>
               </w:sdtContent>
             </w:sdt>
@@ -6117,18 +6133,18 @@
                 </w:rPr>
                 <w:id w:val="1295724614"/>
                 <w14:checkbox>
-                  <w14:checked w14:val="0"/>
-                  <w14:checkedState w14:val="2612" w14:font="MS Gothic"/>
-                  <w14:uncheckedState w14:val="2610" w14:font="MS Gothic"/>
-                </w14:checkbox>
-              </w:sdtPr>
-              <w:sdtContent>
-                <w:r>
-                  <w:rPr>
-                    <w:rFonts w:ascii="MS Gothic" w:eastAsia="MS Gothic" w:hAnsi="MS Gothic" w:hint="eastAsia"/>
-                    <w:szCs w:val="16"/>
-                  </w:rPr>
-                  <w:t>☐</w:t>
+                  <w14:checked w14:val="1"/>
+                  <w14:checkedState w14:val="2612" w14:font="MS Gothic"/>
+                  <w14:uncheckedState w14:val="2610" w14:font="MS Gothic"/>
+                </w14:checkbox>
+              </w:sdtPr>
+              <w:sdtContent>
+                <w:r>
+                  <w:rPr>
+                    <w:rFonts w:ascii="MS Gothic" w:eastAsia="MS Gothic" w:hAnsi="MS Gothic" w:hint="eastAsia"/>
+                    <w:szCs w:val="16"/>
+                  </w:rPr>
+                  <w:t>☒</w:t>
                 </w:r>
               </w:sdtContent>
             </w:sdt>
@@ -6181,18 +6197,18 @@
                 </w:rPr>
                 <w:id w:val="1524891215"/>
                 <w14:checkbox>
-                  <w14:checked w14:val="0"/>
-                  <w14:checkedState w14:val="2612" w14:font="MS Gothic"/>
-                  <w14:uncheckedState w14:val="2610" w14:font="MS Gothic"/>
-                </w14:checkbox>
-              </w:sdtPr>
-              <w:sdtContent>
-                <w:r>
-                  <w:rPr>
-                    <w:rFonts w:ascii="MS Gothic" w:eastAsia="MS Gothic" w:hAnsi="MS Gothic" w:hint="eastAsia"/>
-                    <w:szCs w:val="16"/>
-                  </w:rPr>
-                  <w:t>☐</w:t>
+                  <w14:checked w14:val="1"/>
+                  <w14:checkedState w14:val="2612" w14:font="MS Gothic"/>
+                  <w14:uncheckedState w14:val="2610" w14:font="MS Gothic"/>
+                </w14:checkbox>
+              </w:sdtPr>
+              <w:sdtContent>
+                <w:r>
+                  <w:rPr>
+                    <w:rFonts w:ascii="MS Gothic" w:eastAsia="MS Gothic" w:hAnsi="MS Gothic" w:hint="eastAsia"/>
+                    <w:szCs w:val="16"/>
+                  </w:rPr>
+                  <w:t>☒</w:t>
                 </w:r>
               </w:sdtContent>
             </w:sdt>
@@ -6237,18 +6253,18 @@
                 </w:rPr>
                 <w:id w:val="-972369309"/>
                 <w14:checkbox>
-                  <w14:checked w14:val="0"/>
-                  <w14:checkedState w14:val="2612" w14:font="MS Gothic"/>
-                  <w14:uncheckedState w14:val="2610" w14:font="MS Gothic"/>
-                </w14:checkbox>
-              </w:sdtPr>
-              <w:sdtContent>
-                <w:r>
-                  <w:rPr>
-                    <w:rFonts w:ascii="MS Gothic" w:eastAsia="MS Gothic" w:hAnsi="MS Gothic" w:hint="eastAsia"/>
-                    <w:szCs w:val="16"/>
-                  </w:rPr>
-                  <w:t>☐</w:t>
+                  <w14:checked w14:val="1"/>
+                  <w14:checkedState w14:val="2612" w14:font="MS Gothic"/>
+                  <w14:uncheckedState w14:val="2610" w14:font="MS Gothic"/>
+                </w14:checkbox>
+              </w:sdtPr>
+              <w:sdtContent>
+                <w:r>
+                  <w:rPr>
+                    <w:rFonts w:ascii="MS Gothic" w:eastAsia="MS Gothic" w:hAnsi="MS Gothic" w:hint="eastAsia"/>
+                    <w:szCs w:val="16"/>
+                  </w:rPr>
+                  <w:t>☒</w:t>
                 </w:r>
               </w:sdtContent>
             </w:sdt>
@@ -6353,18 +6369,18 @@
                 </w:rPr>
                 <w:id w:val="-592938809"/>
                 <w14:checkbox>
-                  <w14:checked w14:val="0"/>
-                  <w14:checkedState w14:val="2612" w14:font="MS Gothic"/>
-                  <w14:uncheckedState w14:val="2610" w14:font="MS Gothic"/>
-                </w14:checkbox>
-              </w:sdtPr>
-              <w:sdtContent>
-                <w:r>
-                  <w:rPr>
-                    <w:rFonts w:ascii="MS Gothic" w:eastAsia="MS Gothic" w:hAnsi="MS Gothic" w:hint="eastAsia"/>
-                    <w:szCs w:val="16"/>
-                  </w:rPr>
-                  <w:t>☐</w:t>
+                  <w14:checked w14:val="1"/>
+                  <w14:checkedState w14:val="2612" w14:font="MS Gothic"/>
+                  <w14:uncheckedState w14:val="2610" w14:font="MS Gothic"/>
+                </w14:checkbox>
+              </w:sdtPr>
+              <w:sdtContent>
+                <w:r>
+                  <w:rPr>
+                    <w:rFonts w:ascii="MS Gothic" w:eastAsia="MS Gothic" w:hAnsi="MS Gothic" w:hint="eastAsia"/>
+                    <w:szCs w:val="16"/>
+                  </w:rPr>
+                  <w:t>☒</w:t>
                 </w:r>
               </w:sdtContent>
             </w:sdt>
@@ -6423,18 +6439,18 @@
                 </w:rPr>
                 <w:id w:val="-1559630571"/>
                 <w14:checkbox>
-                  <w14:checked w14:val="0"/>
-                  <w14:checkedState w14:val="2612" w14:font="MS Gothic"/>
-                  <w14:uncheckedState w14:val="2610" w14:font="MS Gothic"/>
-                </w14:checkbox>
-              </w:sdtPr>
-              <w:sdtContent>
-                <w:r>
-                  <w:rPr>
-                    <w:rFonts w:ascii="MS Gothic" w:eastAsia="MS Gothic" w:hAnsi="MS Gothic" w:hint="eastAsia"/>
-                    <w:szCs w:val="16"/>
-                  </w:rPr>
-                  <w:t>☐</w:t>
+                  <w14:checked w14:val="1"/>
+                  <w14:checkedState w14:val="2612" w14:font="MS Gothic"/>
+                  <w14:uncheckedState w14:val="2610" w14:font="MS Gothic"/>
+                </w14:checkbox>
+              </w:sdtPr>
+              <w:sdtContent>
+                <w:r>
+                  <w:rPr>
+                    <w:rFonts w:ascii="MS Gothic" w:eastAsia="MS Gothic" w:hAnsi="MS Gothic" w:hint="eastAsia"/>
+                    <w:szCs w:val="16"/>
+                  </w:rPr>
+                  <w:t>☒</w:t>
                 </w:r>
               </w:sdtContent>
             </w:sdt>
@@ -6485,18 +6501,18 @@
                 </w:rPr>
                 <w:id w:val="-428577918"/>
                 <w14:checkbox>
-                  <w14:checked w14:val="0"/>
-                  <w14:checkedState w14:val="2612" w14:font="MS Gothic"/>
-                  <w14:uncheckedState w14:val="2610" w14:font="MS Gothic"/>
-                </w14:checkbox>
-              </w:sdtPr>
-              <w:sdtContent>
-                <w:r>
-                  <w:rPr>
-                    <w:rFonts w:ascii="MS Gothic" w:eastAsia="MS Gothic" w:hAnsi="MS Gothic" w:hint="eastAsia"/>
-                    <w:szCs w:val="16"/>
-                  </w:rPr>
-                  <w:t>☐</w:t>
+                  <w14:checked w14:val="1"/>
+                  <w14:checkedState w14:val="2612" w14:font="MS Gothic"/>
+                  <w14:uncheckedState w14:val="2610" w14:font="MS Gothic"/>
+                </w14:checkbox>
+              </w:sdtPr>
+              <w:sdtContent>
+                <w:r>
+                  <w:rPr>
+                    <w:rFonts w:ascii="MS Gothic" w:eastAsia="MS Gothic" w:hAnsi="MS Gothic" w:hint="eastAsia"/>
+                    <w:szCs w:val="16"/>
+                  </w:rPr>
+                  <w:t>☒</w:t>
                 </w:r>
               </w:sdtContent>
             </w:sdt>
@@ -6601,18 +6617,18 @@
                 </w:rPr>
                 <w:id w:val="-395670297"/>
                 <w14:checkbox>
-                  <w14:checked w14:val="0"/>
-                  <w14:checkedState w14:val="2612" w14:font="MS Gothic"/>
-                  <w14:uncheckedState w14:val="2610" w14:font="MS Gothic"/>
-                </w14:checkbox>
-              </w:sdtPr>
-              <w:sdtContent>
-                <w:r>
-                  <w:rPr>
-                    <w:rFonts w:ascii="MS Gothic" w:eastAsia="MS Gothic" w:hAnsi="MS Gothic" w:hint="eastAsia"/>
-                    <w:szCs w:val="16"/>
-                  </w:rPr>
-                  <w:t>☐</w:t>
+                  <w14:checked w14:val="1"/>
+                  <w14:checkedState w14:val="2612" w14:font="MS Gothic"/>
+                  <w14:uncheckedState w14:val="2610" w14:font="MS Gothic"/>
+                </w14:checkbox>
+              </w:sdtPr>
+              <w:sdtContent>
+                <w:r>
+                  <w:rPr>
+                    <w:rFonts w:ascii="MS Gothic" w:eastAsia="MS Gothic" w:hAnsi="MS Gothic" w:hint="eastAsia"/>
+                    <w:szCs w:val="16"/>
+                  </w:rPr>
+                  <w:t>☒</w:t>
                 </w:r>
               </w:sdtContent>
             </w:sdt>
@@ -6649,18 +6665,18 @@
                 </w:rPr>
                 <w:id w:val="234128927"/>
                 <w14:checkbox>
-                  <w14:checked w14:val="0"/>
-                  <w14:checkedState w14:val="2612" w14:font="MS Gothic"/>
-                  <w14:uncheckedState w14:val="2610" w14:font="MS Gothic"/>
-                </w14:checkbox>
-              </w:sdtPr>
-              <w:sdtContent>
-                <w:r>
-                  <w:rPr>
-                    <w:rFonts w:ascii="MS Gothic" w:eastAsia="MS Gothic" w:hAnsi="MS Gothic" w:hint="eastAsia"/>
-                    <w:szCs w:val="16"/>
-                  </w:rPr>
-                  <w:t>☐</w:t>
+                  <w14:checked w14:val="1"/>
+                  <w14:checkedState w14:val="2612" w14:font="MS Gothic"/>
+                  <w14:uncheckedState w14:val="2610" w14:font="MS Gothic"/>
+                </w14:checkbox>
+              </w:sdtPr>
+              <w:sdtContent>
+                <w:r>
+                  <w:rPr>
+                    <w:rFonts w:ascii="MS Gothic" w:eastAsia="MS Gothic" w:hAnsi="MS Gothic" w:hint="eastAsia"/>
+                    <w:szCs w:val="16"/>
+                  </w:rPr>
+                  <w:t>☒</w:t>
                 </w:r>
               </w:sdtContent>
             </w:sdt>
@@ -6745,18 +6761,18 @@
                 </w:rPr>
                 <w:id w:val="1613622961"/>
                 <w14:checkbox>
-                  <w14:checked w14:val="0"/>
-                  <w14:checkedState w14:val="2612" w14:font="MS Gothic"/>
-                  <w14:uncheckedState w14:val="2610" w14:font="MS Gothic"/>
-                </w14:checkbox>
-              </w:sdtPr>
-              <w:sdtContent>
-                <w:r>
-                  <w:rPr>
-                    <w:rFonts w:ascii="MS Gothic" w:eastAsia="MS Gothic" w:hAnsi="MS Gothic" w:hint="eastAsia"/>
-                    <w:szCs w:val="16"/>
-                  </w:rPr>
-                  <w:t>☐</w:t>
+                  <w14:checked w14:val="1"/>
+                  <w14:checkedState w14:val="2612" w14:font="MS Gothic"/>
+                  <w14:uncheckedState w14:val="2610" w14:font="MS Gothic"/>
+                </w14:checkbox>
+              </w:sdtPr>
+              <w:sdtContent>
+                <w:r>
+                  <w:rPr>
+                    <w:rFonts w:ascii="MS Gothic" w:eastAsia="MS Gothic" w:hAnsi="MS Gothic" w:hint="eastAsia"/>
+                    <w:szCs w:val="16"/>
+                  </w:rPr>
+                  <w:t>☒</w:t>
                 </w:r>
               </w:sdtContent>
             </w:sdt>
@@ -6849,18 +6865,18 @@
                 </w:rPr>
                 <w:id w:val="-107972681"/>
                 <w14:checkbox>
-                  <w14:checked w14:val="0"/>
-                  <w14:checkedState w14:val="2612" w14:font="MS Gothic"/>
-                  <w14:uncheckedState w14:val="2610" w14:font="MS Gothic"/>
-                </w14:checkbox>
-              </w:sdtPr>
-              <w:sdtContent>
-                <w:r>
-                  <w:rPr>
-                    <w:rFonts w:ascii="MS Gothic" w:eastAsia="MS Gothic" w:hAnsi="MS Gothic" w:hint="eastAsia"/>
-                    <w:szCs w:val="16"/>
-                  </w:rPr>
-                  <w:t>☐</w:t>
+                  <w14:checked w14:val="1"/>
+                  <w14:checkedState w14:val="2612" w14:font="MS Gothic"/>
+                  <w14:uncheckedState w14:val="2610" w14:font="MS Gothic"/>
+                </w14:checkbox>
+              </w:sdtPr>
+              <w:sdtContent>
+                <w:r>
+                  <w:rPr>
+                    <w:rFonts w:ascii="MS Gothic" w:eastAsia="MS Gothic" w:hAnsi="MS Gothic" w:hint="eastAsia"/>
+                    <w:szCs w:val="16"/>
+                  </w:rPr>
+                  <w:t>☒</w:t>
                 </w:r>
               </w:sdtContent>
             </w:sdt>
@@ -7007,18 +7023,18 @@
                 </w:rPr>
                 <w:id w:val="1364787115"/>
                 <w14:checkbox>
-                  <w14:checked w14:val="0"/>
-                  <w14:checkedState w14:val="2612" w14:font="MS Gothic"/>
-                  <w14:uncheckedState w14:val="2610" w14:font="MS Gothic"/>
-                </w14:checkbox>
-              </w:sdtPr>
-              <w:sdtContent>
-                <w:r>
-                  <w:rPr>
-                    <w:rFonts w:ascii="MS Gothic" w:eastAsia="MS Gothic" w:hAnsi="MS Gothic" w:hint="eastAsia"/>
-                    <w:szCs w:val="16"/>
-                  </w:rPr>
-                  <w:t>☐</w:t>
+                  <w14:checked w14:val="1"/>
+                  <w14:checkedState w14:val="2612" w14:font="MS Gothic"/>
+                  <w14:uncheckedState w14:val="2610" w14:font="MS Gothic"/>
+                </w14:checkbox>
+              </w:sdtPr>
+              <w:sdtContent>
+                <w:r>
+                  <w:rPr>
+                    <w:rFonts w:ascii="MS Gothic" w:eastAsia="MS Gothic" w:hAnsi="MS Gothic" w:hint="eastAsia"/>
+                    <w:szCs w:val="16"/>
+                  </w:rPr>
+                  <w:t>☒</w:t>
                 </w:r>
               </w:sdtContent>
             </w:sdt>
@@ -7055,18 +7071,18 @@
                 </w:rPr>
                 <w:id w:val="-1840151148"/>
                 <w14:checkbox>
-                  <w14:checked w14:val="0"/>
-                  <w14:checkedState w14:val="2612" w14:font="MS Gothic"/>
-                  <w14:uncheckedState w14:val="2610" w14:font="MS Gothic"/>
-                </w14:checkbox>
-              </w:sdtPr>
-              <w:sdtContent>
-                <w:r>
-                  <w:rPr>
-                    <w:rFonts w:ascii="MS Gothic" w:eastAsia="MS Gothic" w:hAnsi="MS Gothic" w:hint="eastAsia"/>
-                    <w:szCs w:val="16"/>
-                  </w:rPr>
-                  <w:t>☐</w:t>
+                  <w14:checked w14:val="1"/>
+                  <w14:checkedState w14:val="2612" w14:font="MS Gothic"/>
+                  <w14:uncheckedState w14:val="2610" w14:font="MS Gothic"/>
+                </w14:checkbox>
+              </w:sdtPr>
+              <w:sdtContent>
+                <w:r>
+                  <w:rPr>
+                    <w:rFonts w:ascii="MS Gothic" w:eastAsia="MS Gothic" w:hAnsi="MS Gothic" w:hint="eastAsia"/>
+                    <w:szCs w:val="16"/>
+                  </w:rPr>
+                  <w:t>☒</w:t>
                 </w:r>
               </w:sdtContent>
             </w:sdt>
@@ -7125,18 +7141,18 @@
                 </w:rPr>
                 <w:id w:val="1363173922"/>
                 <w14:checkbox>
-                  <w14:checked w14:val="0"/>
-                  <w14:checkedState w14:val="2612" w14:font="MS Gothic"/>
-                  <w14:uncheckedState w14:val="2610" w14:font="MS Gothic"/>
-                </w14:checkbox>
-              </w:sdtPr>
-              <w:sdtContent>
-                <w:r>
-                  <w:rPr>
-                    <w:rFonts w:ascii="MS Gothic" w:eastAsia="MS Gothic" w:hAnsi="MS Gothic" w:hint="eastAsia"/>
-                    <w:szCs w:val="16"/>
-                  </w:rPr>
-                  <w:t>☐</w:t>
+                  <w14:checked w14:val="1"/>
+                  <w14:checkedState w14:val="2612" w14:font="MS Gothic"/>
+                  <w14:uncheckedState w14:val="2610" w14:font="MS Gothic"/>
+                </w14:checkbox>
+              </w:sdtPr>
+              <w:sdtContent>
+                <w:r>
+                  <w:rPr>
+                    <w:rFonts w:ascii="MS Gothic" w:eastAsia="MS Gothic" w:hAnsi="MS Gothic" w:hint="eastAsia"/>
+                    <w:szCs w:val="16"/>
+                  </w:rPr>
+                  <w:t>☒</w:t>
                 </w:r>
               </w:sdtContent>
             </w:sdt>
@@ -7302,18 +7318,18 @@
                 </w:rPr>
                 <w:id w:val="1505860725"/>
                 <w14:checkbox>
-                  <w14:checked w14:val="0"/>
-                  <w14:checkedState w14:val="2612" w14:font="MS Gothic"/>
-                  <w14:uncheckedState w14:val="2610" w14:font="MS Gothic"/>
-                </w14:checkbox>
-              </w:sdtPr>
-              <w:sdtContent>
-                <w:r>
-                  <w:rPr>
-                    <w:rFonts w:ascii="MS Gothic" w:eastAsia="MS Gothic" w:hAnsi="MS Gothic" w:hint="eastAsia"/>
-                    <w:szCs w:val="16"/>
-                  </w:rPr>
-                  <w:t>☐</w:t>
+                  <w14:checked w14:val="1"/>
+                  <w14:checkedState w14:val="2612" w14:font="MS Gothic"/>
+                  <w14:uncheckedState w14:val="2610" w14:font="MS Gothic"/>
+                </w14:checkbox>
+              </w:sdtPr>
+              <w:sdtContent>
+                <w:r>
+                  <w:rPr>
+                    <w:rFonts w:ascii="MS Gothic" w:eastAsia="MS Gothic" w:hAnsi="MS Gothic" w:hint="eastAsia"/>
+                    <w:szCs w:val="16"/>
+                  </w:rPr>
+                  <w:t>☒</w:t>
                 </w:r>
               </w:sdtContent>
             </w:sdt>
@@ -7350,18 +7366,18 @@
                 </w:rPr>
                 <w:id w:val="-752582397"/>
                 <w14:checkbox>
-                  <w14:checked w14:val="0"/>
-                  <w14:checkedState w14:val="2612" w14:font="MS Gothic"/>
-                  <w14:uncheckedState w14:val="2610" w14:font="MS Gothic"/>
-                </w14:checkbox>
-              </w:sdtPr>
-              <w:sdtContent>
-                <w:r>
-                  <w:rPr>
-                    <w:rFonts w:ascii="MS Gothic" w:eastAsia="MS Gothic" w:hAnsi="MS Gothic" w:hint="eastAsia"/>
-                    <w:szCs w:val="16"/>
-                  </w:rPr>
-                  <w:t>☐</w:t>
+                  <w14:checked w14:val="1"/>
+                  <w14:checkedState w14:val="2612" w14:font="MS Gothic"/>
+                  <w14:uncheckedState w14:val="2610" w14:font="MS Gothic"/>
+                </w14:checkbox>
+              </w:sdtPr>
+              <w:sdtContent>
+                <w:r>
+                  <w:rPr>
+                    <w:rFonts w:ascii="MS Gothic" w:eastAsia="MS Gothic" w:hAnsi="MS Gothic" w:hint="eastAsia"/>
+                    <w:szCs w:val="16"/>
+                  </w:rPr>
+                  <w:t>☒</w:t>
                 </w:r>
               </w:sdtContent>
             </w:sdt>
@@ -7398,18 +7414,18 @@
                 </w:rPr>
                 <w:id w:val="375742345"/>
                 <w14:checkbox>
-                  <w14:checked w14:val="0"/>
-                  <w14:checkedState w14:val="2612" w14:font="MS Gothic"/>
-                  <w14:uncheckedState w14:val="2610" w14:font="MS Gothic"/>
-                </w14:checkbox>
-              </w:sdtPr>
-              <w:sdtContent>
-                <w:r>
-                  <w:rPr>
-                    <w:rFonts w:ascii="MS Gothic" w:eastAsia="MS Gothic" w:hAnsi="MS Gothic" w:hint="eastAsia"/>
-                    <w:szCs w:val="16"/>
-                  </w:rPr>
-                  <w:t>☐</w:t>
+                  <w14:checked w14:val="1"/>
+                  <w14:checkedState w14:val="2612" w14:font="MS Gothic"/>
+                  <w14:uncheckedState w14:val="2610" w14:font="MS Gothic"/>
+                </w14:checkbox>
+              </w:sdtPr>
+              <w:sdtContent>
+                <w:r>
+                  <w:rPr>
+                    <w:rFonts w:ascii="MS Gothic" w:eastAsia="MS Gothic" w:hAnsi="MS Gothic" w:hint="eastAsia"/>
+                    <w:szCs w:val="16"/>
+                  </w:rPr>
+                  <w:t>☒</w:t>
                 </w:r>
               </w:sdtContent>
             </w:sdt>
@@ -7468,18 +7484,18 @@
                 </w:rPr>
                 <w:id w:val="254951720"/>
                 <w14:checkbox>
-                  <w14:checked w14:val="0"/>
-                  <w14:checkedState w14:val="2612" w14:font="MS Gothic"/>
-                  <w14:uncheckedState w14:val="2610" w14:font="MS Gothic"/>
-                </w14:checkbox>
-              </w:sdtPr>
-              <w:sdtContent>
-                <w:r>
-                  <w:rPr>
-                    <w:rFonts w:ascii="MS Gothic" w:eastAsia="MS Gothic" w:hAnsi="MS Gothic" w:hint="eastAsia"/>
-                    <w:szCs w:val="16"/>
-                  </w:rPr>
-                  <w:t>☐</w:t>
+                  <w14:checked w14:val="1"/>
+                  <w14:checkedState w14:val="2612" w14:font="MS Gothic"/>
+                  <w14:uncheckedState w14:val="2610" w14:font="MS Gothic"/>
+                </w14:checkbox>
+              </w:sdtPr>
+              <w:sdtContent>
+                <w:r>
+                  <w:rPr>
+                    <w:rFonts w:ascii="MS Gothic" w:eastAsia="MS Gothic" w:hAnsi="MS Gothic" w:hint="eastAsia"/>
+                    <w:szCs w:val="16"/>
+                  </w:rPr>
+                  <w:t>☒</w:t>
                 </w:r>
               </w:sdtContent>
             </w:sdt>
@@ -7524,18 +7540,18 @@
                 </w:rPr>
                 <w:id w:val="-1239856840"/>
                 <w14:checkbox>
-                  <w14:checked w14:val="0"/>
-                  <w14:checkedState w14:val="2612" w14:font="MS Gothic"/>
-                  <w14:uncheckedState w14:val="2610" w14:font="MS Gothic"/>
-                </w14:checkbox>
-              </w:sdtPr>
-              <w:sdtContent>
-                <w:r>
-                  <w:rPr>
-                    <w:rFonts w:ascii="MS Gothic" w:eastAsia="MS Gothic" w:hAnsi="MS Gothic" w:hint="eastAsia"/>
-                    <w:szCs w:val="16"/>
-                  </w:rPr>
-                  <w:t>☐</w:t>
+                  <w14:checked w14:val="1"/>
+                  <w14:checkedState w14:val="2612" w14:font="MS Gothic"/>
+                  <w14:uncheckedState w14:val="2610" w14:font="MS Gothic"/>
+                </w14:checkbox>
+              </w:sdtPr>
+              <w:sdtContent>
+                <w:r>
+                  <w:rPr>
+                    <w:rFonts w:ascii="MS Gothic" w:eastAsia="MS Gothic" w:hAnsi="MS Gothic" w:hint="eastAsia"/>
+                    <w:szCs w:val="16"/>
+                  </w:rPr>
+                  <w:t>☒</w:t>
                 </w:r>
               </w:sdtContent>
             </w:sdt>
@@ -7688,18 +7704,18 @@
                 </w:rPr>
                 <w:id w:val="-1217278415"/>
                 <w14:checkbox>
-                  <w14:checked w14:val="0"/>
-                  <w14:checkedState w14:val="2612" w14:font="MS Gothic"/>
-                  <w14:uncheckedState w14:val="2610" w14:font="MS Gothic"/>
-                </w14:checkbox>
-              </w:sdtPr>
-              <w:sdtContent>
-                <w:r>
-                  <w:rPr>
-                    <w:rFonts w:ascii="MS Gothic" w:eastAsia="MS Gothic" w:hAnsi="MS Gothic" w:hint="eastAsia"/>
-                    <w:szCs w:val="16"/>
-                  </w:rPr>
-                  <w:t>☐</w:t>
+                  <w14:checked w14:val="1"/>
+                  <w14:checkedState w14:val="2612" w14:font="MS Gothic"/>
+                  <w14:uncheckedState w14:val="2610" w14:font="MS Gothic"/>
+                </w14:checkbox>
+              </w:sdtPr>
+              <w:sdtContent>
+                <w:r>
+                  <w:rPr>
+                    <w:rFonts w:ascii="MS Gothic" w:eastAsia="MS Gothic" w:hAnsi="MS Gothic" w:hint="eastAsia"/>
+                    <w:szCs w:val="16"/>
+                  </w:rPr>
+                  <w:t>☒</w:t>
                 </w:r>
               </w:sdtContent>
             </w:sdt>
@@ -7752,18 +7768,18 @@
                 </w:rPr>
                 <w:id w:val="-1845621198"/>
                 <w14:checkbox>
-                  <w14:checked w14:val="0"/>
-                  <w14:checkedState w14:val="2612" w14:font="MS Gothic"/>
-                  <w14:uncheckedState w14:val="2610" w14:font="MS Gothic"/>
-                </w14:checkbox>
-              </w:sdtPr>
-              <w:sdtContent>
-                <w:r>
-                  <w:rPr>
-                    <w:rFonts w:ascii="MS Gothic" w:eastAsia="MS Gothic" w:hAnsi="MS Gothic" w:hint="eastAsia"/>
-                    <w:szCs w:val="16"/>
-                  </w:rPr>
-                  <w:t>☐</w:t>
+                  <w14:checked w14:val="1"/>
+                  <w14:checkedState w14:val="2612" w14:font="MS Gothic"/>
+                  <w14:uncheckedState w14:val="2610" w14:font="MS Gothic"/>
+                </w14:checkbox>
+              </w:sdtPr>
+              <w:sdtContent>
+                <w:r>
+                  <w:rPr>
+                    <w:rFonts w:ascii="MS Gothic" w:eastAsia="MS Gothic" w:hAnsi="MS Gothic" w:hint="eastAsia"/>
+                    <w:szCs w:val="16"/>
+                  </w:rPr>
+                  <w:t>☒</w:t>
                 </w:r>
               </w:sdtContent>
             </w:sdt>
@@ -7808,18 +7824,18 @@
                 </w:rPr>
                 <w:id w:val="-1625845014"/>
                 <w14:checkbox>
-                  <w14:checked w14:val="0"/>
-                  <w14:checkedState w14:val="2612" w14:font="MS Gothic"/>
-                  <w14:uncheckedState w14:val="2610" w14:font="MS Gothic"/>
-                </w14:checkbox>
-              </w:sdtPr>
-              <w:sdtContent>
-                <w:r>
-                  <w:rPr>
-                    <w:rFonts w:ascii="MS Gothic" w:eastAsia="MS Gothic" w:hAnsi="MS Gothic" w:hint="eastAsia"/>
-                    <w:szCs w:val="16"/>
-                  </w:rPr>
-                  <w:t>☐</w:t>
+                  <w14:checked w14:val="1"/>
+                  <w14:checkedState w14:val="2612" w14:font="MS Gothic"/>
+                  <w14:uncheckedState w14:val="2610" w14:font="MS Gothic"/>
+                </w14:checkbox>
+              </w:sdtPr>
+              <w:sdtContent>
+                <w:r>
+                  <w:rPr>
+                    <w:rFonts w:ascii="MS Gothic" w:eastAsia="MS Gothic" w:hAnsi="MS Gothic" w:hint="eastAsia"/>
+                    <w:szCs w:val="16"/>
+                  </w:rPr>
+                  <w:t>☒</w:t>
                 </w:r>
               </w:sdtContent>
             </w:sdt>
@@ -7933,18 +7949,18 @@
                 </w:rPr>
                 <w:id w:val="-2013672406"/>
                 <w14:checkbox>
-                  <w14:checked w14:val="0"/>
-                  <w14:checkedState w14:val="2612" w14:font="MS Gothic"/>
-                  <w14:uncheckedState w14:val="2610" w14:font="MS Gothic"/>
-                </w14:checkbox>
-              </w:sdtPr>
-              <w:sdtContent>
-                <w:r>
-                  <w:rPr>
-                    <w:rFonts w:ascii="MS Gothic" w:eastAsia="MS Gothic" w:hAnsi="MS Gothic" w:hint="eastAsia"/>
-                    <w:szCs w:val="16"/>
-                  </w:rPr>
-                  <w:t>☐</w:t>
+                  <w14:checked w14:val="1"/>
+                  <w14:checkedState w14:val="2612" w14:font="MS Gothic"/>
+                  <w14:uncheckedState w14:val="2610" w14:font="MS Gothic"/>
+                </w14:checkbox>
+              </w:sdtPr>
+              <w:sdtContent>
+                <w:r>
+                  <w:rPr>
+                    <w:rFonts w:ascii="MS Gothic" w:eastAsia="MS Gothic" w:hAnsi="MS Gothic" w:hint="eastAsia"/>
+                    <w:szCs w:val="16"/>
+                  </w:rPr>
+                  <w:t>☒</w:t>
                 </w:r>
               </w:sdtContent>
             </w:sdt>
@@ -8001,18 +8017,18 @@
                 </w:rPr>
                 <w:id w:val="-652226082"/>
                 <w14:checkbox>
-                  <w14:checked w14:val="0"/>
-                  <w14:checkedState w14:val="2612" w14:font="MS Gothic"/>
-                  <w14:uncheckedState w14:val="2610" w14:font="MS Gothic"/>
-                </w14:checkbox>
-              </w:sdtPr>
-              <w:sdtContent>
-                <w:r>
-                  <w:rPr>
-                    <w:rFonts w:ascii="MS Gothic" w:eastAsia="MS Gothic" w:hAnsi="MS Gothic" w:hint="eastAsia"/>
-                    <w:szCs w:val="16"/>
-                  </w:rPr>
-                  <w:t>☐</w:t>
+                  <w14:checked w14:val="1"/>
+                  <w14:checkedState w14:val="2612" w14:font="MS Gothic"/>
+                  <w14:uncheckedState w14:val="2610" w14:font="MS Gothic"/>
+                </w14:checkbox>
+              </w:sdtPr>
+              <w:sdtContent>
+                <w:r>
+                  <w:rPr>
+                    <w:rFonts w:ascii="MS Gothic" w:eastAsia="MS Gothic" w:hAnsi="MS Gothic" w:hint="eastAsia"/>
+                    <w:szCs w:val="16"/>
+                  </w:rPr>
+                  <w:t>☒</w:t>
                 </w:r>
               </w:sdtContent>
             </w:sdt>
@@ -8058,18 +8074,18 @@
                 </w:rPr>
                 <w:id w:val="-742721502"/>
                 <w14:checkbox>
-                  <w14:checked w14:val="0"/>
-                  <w14:checkedState w14:val="2612" w14:font="MS Gothic"/>
-                  <w14:uncheckedState w14:val="2610" w14:font="MS Gothic"/>
-                </w14:checkbox>
-              </w:sdtPr>
-              <w:sdtContent>
-                <w:r>
-                  <w:rPr>
-                    <w:rFonts w:ascii="MS Gothic" w:eastAsia="MS Gothic" w:hAnsi="MS Gothic" w:hint="eastAsia"/>
-                    <w:szCs w:val="16"/>
-                  </w:rPr>
-                  <w:t>☐</w:t>
+                  <w14:checked w14:val="1"/>
+                  <w14:checkedState w14:val="2612" w14:font="MS Gothic"/>
+                  <w14:uncheckedState w14:val="2610" w14:font="MS Gothic"/>
+                </w14:checkbox>
+              </w:sdtPr>
+              <w:sdtContent>
+                <w:r>
+                  <w:rPr>
+                    <w:rFonts w:ascii="MS Gothic" w:eastAsia="MS Gothic" w:hAnsi="MS Gothic" w:hint="eastAsia"/>
+                    <w:szCs w:val="16"/>
+                  </w:rPr>
+                  <w:t>☒</w:t>
                 </w:r>
               </w:sdtContent>
             </w:sdt>
@@ -8177,18 +8193,18 @@
                 </w:rPr>
                 <w:id w:val="1909718004"/>
                 <w14:checkbox>
-                  <w14:checked w14:val="0"/>
-                  <w14:checkedState w14:val="2612" w14:font="MS Gothic"/>
-                  <w14:uncheckedState w14:val="2610" w14:font="MS Gothic"/>
-                </w14:checkbox>
-              </w:sdtPr>
-              <w:sdtContent>
-                <w:r>
-                  <w:rPr>
-                    <w:rFonts w:ascii="MS Gothic" w:eastAsia="MS Gothic" w:hAnsi="MS Gothic" w:hint="eastAsia"/>
-                    <w:szCs w:val="16"/>
-                  </w:rPr>
-                  <w:t>☐</w:t>
+                  <w14:checked w14:val="1"/>
+                  <w14:checkedState w14:val="2612" w14:font="MS Gothic"/>
+                  <w14:uncheckedState w14:val="2610" w14:font="MS Gothic"/>
+                </w14:checkbox>
+              </w:sdtPr>
+              <w:sdtContent>
+                <w:r>
+                  <w:rPr>
+                    <w:rFonts w:ascii="MS Gothic" w:eastAsia="MS Gothic" w:hAnsi="MS Gothic" w:hint="eastAsia"/>
+                    <w:szCs w:val="16"/>
+                  </w:rPr>
+                  <w:t>☒</w:t>
                 </w:r>
               </w:sdtContent>
             </w:sdt>
@@ -8228,18 +8244,18 @@
                 </w:rPr>
                 <w:id w:val="-642575372"/>
                 <w14:checkbox>
-                  <w14:checked w14:val="0"/>
-                  <w14:checkedState w14:val="2612" w14:font="MS Gothic"/>
-                  <w14:uncheckedState w14:val="2610" w14:font="MS Gothic"/>
-                </w14:checkbox>
-              </w:sdtPr>
-              <w:sdtContent>
-                <w:r>
-                  <w:rPr>
-                    <w:rFonts w:ascii="MS Gothic" w:eastAsia="MS Gothic" w:hAnsi="MS Gothic" w:hint="eastAsia"/>
-                    <w:szCs w:val="16"/>
-                  </w:rPr>
-                  <w:t>☐</w:t>
+                  <w14:checked w14:val="1"/>
+                  <w14:checkedState w14:val="2612" w14:font="MS Gothic"/>
+                  <w14:uncheckedState w14:val="2610" w14:font="MS Gothic"/>
+                </w14:checkbox>
+              </w:sdtPr>
+              <w:sdtContent>
+                <w:r>
+                  <w:rPr>
+                    <w:rFonts w:ascii="MS Gothic" w:eastAsia="MS Gothic" w:hAnsi="MS Gothic" w:hint="eastAsia"/>
+                    <w:szCs w:val="16"/>
+                  </w:rPr>
+                  <w:t>☒</w:t>
                 </w:r>
               </w:sdtContent>
             </w:sdt>
@@ -8301,18 +8317,18 @@
                 </w:rPr>
                 <w:id w:val="1561746113"/>
                 <w14:checkbox>
-                  <w14:checked w14:val="0"/>
-                  <w14:checkedState w14:val="2612" w14:font="MS Gothic"/>
-                  <w14:uncheckedState w14:val="2610" w14:font="MS Gothic"/>
-                </w14:checkbox>
-              </w:sdtPr>
-              <w:sdtContent>
-                <w:r>
-                  <w:rPr>
-                    <w:rFonts w:ascii="MS Gothic" w:eastAsia="MS Gothic" w:hAnsi="MS Gothic" w:hint="eastAsia"/>
-                    <w:szCs w:val="16"/>
-                  </w:rPr>
-                  <w:t>☐</w:t>
+                  <w14:checked w14:val="1"/>
+                  <w14:checkedState w14:val="2612" w14:font="MS Gothic"/>
+                  <w14:uncheckedState w14:val="2610" w14:font="MS Gothic"/>
+                </w14:checkbox>
+              </w:sdtPr>
+              <w:sdtContent>
+                <w:r>
+                  <w:rPr>
+                    <w:rFonts w:ascii="MS Gothic" w:eastAsia="MS Gothic" w:hAnsi="MS Gothic" w:hint="eastAsia"/>
+                    <w:szCs w:val="16"/>
+                  </w:rPr>
+                  <w:t>☒</w:t>
                 </w:r>
               </w:sdtContent>
             </w:sdt>
@@ -8357,18 +8373,18 @@
                 </w:rPr>
                 <w:id w:val="1174913357"/>
                 <w14:checkbox>
-                  <w14:checked w14:val="0"/>
-                  <w14:checkedState w14:val="2612" w14:font="MS Gothic"/>
-                  <w14:uncheckedState w14:val="2610" w14:font="MS Gothic"/>
-                </w14:checkbox>
-              </w:sdtPr>
-              <w:sdtContent>
-                <w:r>
-                  <w:rPr>
-                    <w:rFonts w:ascii="MS Gothic" w:eastAsia="MS Gothic" w:hAnsi="MS Gothic" w:hint="eastAsia"/>
-                    <w:szCs w:val="16"/>
-                  </w:rPr>
-                  <w:t>☐</w:t>
+                  <w14:checked w14:val="1"/>
+                  <w14:checkedState w14:val="2612" w14:font="MS Gothic"/>
+                  <w14:uncheckedState w14:val="2610" w14:font="MS Gothic"/>
+                </w14:checkbox>
+              </w:sdtPr>
+              <w:sdtContent>
+                <w:r>
+                  <w:rPr>
+                    <w:rFonts w:ascii="MS Gothic" w:eastAsia="MS Gothic" w:hAnsi="MS Gothic" w:hint="eastAsia"/>
+                    <w:szCs w:val="16"/>
+                  </w:rPr>
+                  <w:t>☒</w:t>
                 </w:r>
               </w:sdtContent>
             </w:sdt>
@@ -8476,18 +8492,18 @@
                 </w:rPr>
                 <w:id w:val="-27030272"/>
                 <w14:checkbox>
-                  <w14:checked w14:val="0"/>
-                  <w14:checkedState w14:val="2612" w14:font="MS Gothic"/>
-                  <w14:uncheckedState w14:val="2610" w14:font="MS Gothic"/>
-                </w14:checkbox>
-              </w:sdtPr>
-              <w:sdtContent>
-                <w:r>
-                  <w:rPr>
-                    <w:rFonts w:ascii="MS Gothic" w:eastAsia="MS Gothic" w:hAnsi="MS Gothic" w:hint="eastAsia"/>
-                    <w:szCs w:val="16"/>
-                  </w:rPr>
-                  <w:t>☐</w:t>
+                  <w14:checked w14:val="1"/>
+                  <w14:checkedState w14:val="2612" w14:font="MS Gothic"/>
+                  <w14:uncheckedState w14:val="2610" w14:font="MS Gothic"/>
+                </w14:checkbox>
+              </w:sdtPr>
+              <w:sdtContent>
+                <w:r>
+                  <w:rPr>
+                    <w:rFonts w:ascii="MS Gothic" w:eastAsia="MS Gothic" w:hAnsi="MS Gothic" w:hint="eastAsia"/>
+                    <w:szCs w:val="16"/>
+                  </w:rPr>
+                  <w:t>☒</w:t>
                 </w:r>
               </w:sdtContent>
             </w:sdt>
@@ -8527,18 +8543,18 @@
                 </w:rPr>
                 <w:id w:val="1047643690"/>
                 <w14:checkbox>
-                  <w14:checked w14:val="0"/>
-                  <w14:checkedState w14:val="2612" w14:font="MS Gothic"/>
-                  <w14:uncheckedState w14:val="2610" w14:font="MS Gothic"/>
-                </w14:checkbox>
-              </w:sdtPr>
-              <w:sdtContent>
-                <w:r>
-                  <w:rPr>
-                    <w:rFonts w:ascii="MS Gothic" w:eastAsia="MS Gothic" w:hAnsi="MS Gothic" w:hint="eastAsia"/>
-                    <w:szCs w:val="16"/>
-                  </w:rPr>
-                  <w:t>☐</w:t>
+                  <w14:checked w14:val="1"/>
+                  <w14:checkedState w14:val="2612" w14:font="MS Gothic"/>
+                  <w14:uncheckedState w14:val="2610" w14:font="MS Gothic"/>
+                </w14:checkbox>
+              </w:sdtPr>
+              <w:sdtContent>
+                <w:r>
+                  <w:rPr>
+                    <w:rFonts w:ascii="MS Gothic" w:eastAsia="MS Gothic" w:hAnsi="MS Gothic" w:hint="eastAsia"/>
+                    <w:szCs w:val="16"/>
+                  </w:rPr>
+                  <w:t>☒</w:t>
                 </w:r>
               </w:sdtContent>
             </w:sdt>
@@ -8627,18 +8643,18 @@
                 </w:rPr>
                 <w:id w:val="633529087"/>
                 <w14:checkbox>
-                  <w14:checked w14:val="0"/>
-                  <w14:checkedState w14:val="2612" w14:font="MS Gothic"/>
-                  <w14:uncheckedState w14:val="2610" w14:font="MS Gothic"/>
-                </w14:checkbox>
-              </w:sdtPr>
-              <w:sdtContent>
-                <w:r>
-                  <w:rPr>
-                    <w:rFonts w:ascii="MS Gothic" w:eastAsia="MS Gothic" w:hAnsi="MS Gothic" w:hint="eastAsia"/>
-                    <w:szCs w:val="16"/>
-                  </w:rPr>
-                  <w:t>☐</w:t>
+                  <w14:checked w14:val="1"/>
+                  <w14:checkedState w14:val="2612" w14:font="MS Gothic"/>
+                  <w14:uncheckedState w14:val="2610" w14:font="MS Gothic"/>
+                </w14:checkbox>
+              </w:sdtPr>
+              <w:sdtContent>
+                <w:r>
+                  <w:rPr>
+                    <w:rFonts w:ascii="MS Gothic" w:eastAsia="MS Gothic" w:hAnsi="MS Gothic" w:hint="eastAsia"/>
+                    <w:szCs w:val="16"/>
+                  </w:rPr>
+                  <w:t>☒</w:t>
                 </w:r>
               </w:sdtContent>
             </w:sdt>
@@ -8751,18 +8767,18 @@
                 </w:rPr>
                 <w:id w:val="-969513079"/>
                 <w14:checkbox>
-                  <w14:checked w14:val="0"/>
-                  <w14:checkedState w14:val="2612" w14:font="MS Gothic"/>
-                  <w14:uncheckedState w14:val="2610" w14:font="MS Gothic"/>
-                </w14:checkbox>
-              </w:sdtPr>
-              <w:sdtContent>
-                <w:r>
-                  <w:rPr>
-                    <w:rFonts w:ascii="MS Gothic" w:eastAsia="MS Gothic" w:hAnsi="MS Gothic" w:hint="eastAsia"/>
-                    <w:szCs w:val="16"/>
-                  </w:rPr>
-                  <w:t>☐</w:t>
+                  <w14:checked w14:val="1"/>
+                  <w14:checkedState w14:val="2612" w14:font="MS Gothic"/>
+                  <w14:uncheckedState w14:val="2610" w14:font="MS Gothic"/>
+                </w14:checkbox>
+              </w:sdtPr>
+              <w:sdtContent>
+                <w:r>
+                  <w:rPr>
+                    <w:rFonts w:ascii="MS Gothic" w:eastAsia="MS Gothic" w:hAnsi="MS Gothic" w:hint="eastAsia"/>
+                    <w:szCs w:val="16"/>
+                  </w:rPr>
+                  <w:t>☒</w:t>
                 </w:r>
               </w:sdtContent>
             </w:sdt>
@@ -8802,18 +8818,18 @@
                 </w:rPr>
                 <w:id w:val="396944265"/>
                 <w14:checkbox>
-                  <w14:checked w14:val="0"/>
-                  <w14:checkedState w14:val="2612" w14:font="MS Gothic"/>
-                  <w14:uncheckedState w14:val="2610" w14:font="MS Gothic"/>
-                </w14:checkbox>
-              </w:sdtPr>
-              <w:sdtContent>
-                <w:r>
-                  <w:rPr>
-                    <w:rFonts w:ascii="MS Gothic" w:eastAsia="MS Gothic" w:hAnsi="MS Gothic" w:hint="eastAsia"/>
-                    <w:szCs w:val="16"/>
-                  </w:rPr>
-                  <w:t>☐</w:t>
+                  <w14:checked w14:val="1"/>
+                  <w14:checkedState w14:val="2612" w14:font="MS Gothic"/>
+                  <w14:uncheckedState w14:val="2610" w14:font="MS Gothic"/>
+                </w14:checkbox>
+              </w:sdtPr>
+              <w:sdtContent>
+                <w:r>
+                  <w:rPr>
+                    <w:rFonts w:ascii="MS Gothic" w:eastAsia="MS Gothic" w:hAnsi="MS Gothic" w:hint="eastAsia"/>
+                    <w:szCs w:val="16"/>
+                  </w:rPr>
+                  <w:t>☒</w:t>
                 </w:r>
               </w:sdtContent>
             </w:sdt>
@@ -9235,18 +9251,18 @@
                 </w:rPr>
                 <w:id w:val="-557397118"/>
                 <w14:checkbox>
-                  <w14:checked w14:val="0"/>
-                  <w14:checkedState w14:val="2612" w14:font="MS Gothic"/>
-                  <w14:uncheckedState w14:val="2610" w14:font="MS Gothic"/>
-                </w14:checkbox>
-              </w:sdtPr>
-              <w:sdtContent>
-                <w:r>
-                  <w:rPr>
-                    <w:rFonts w:ascii="MS Gothic" w:eastAsia="MS Gothic" w:hAnsi="MS Gothic" w:hint="eastAsia"/>
-                    <w:szCs w:val="16"/>
-                  </w:rPr>
-                  <w:t>☐</w:t>
+                  <w14:checked w14:val="1"/>
+                  <w14:checkedState w14:val="2612" w14:font="MS Gothic"/>
+                  <w14:uncheckedState w14:val="2610" w14:font="MS Gothic"/>
+                </w14:checkbox>
+              </w:sdtPr>
+              <w:sdtContent>
+                <w:r>
+                  <w:rPr>
+                    <w:rFonts w:ascii="MS Gothic" w:eastAsia="MS Gothic" w:hAnsi="MS Gothic" w:hint="eastAsia"/>
+                    <w:szCs w:val="16"/>
+                  </w:rPr>
+                  <w:t>☒</w:t>
                 </w:r>
               </w:sdtContent>
             </w:sdt>
@@ -9448,18 +9464,18 @@
                 </w:rPr>
                 <w:id w:val="976184896"/>
                 <w14:checkbox>
-                  <w14:checked w14:val="0"/>
-                  <w14:checkedState w14:val="2612" w14:font="MS Gothic"/>
-                  <w14:uncheckedState w14:val="2610" w14:font="MS Gothic"/>
-                </w14:checkbox>
-              </w:sdtPr>
-              <w:sdtContent>
-                <w:r>
-                  <w:rPr>
-                    <w:rFonts w:ascii="MS Gothic" w:eastAsia="MS Gothic" w:hAnsi="MS Gothic" w:hint="eastAsia"/>
-                    <w:szCs w:val="16"/>
-                  </w:rPr>
-                  <w:t>☐</w:t>
+                  <w14:checked w14:val="1"/>
+                  <w14:checkedState w14:val="2612" w14:font="MS Gothic"/>
+                  <w14:uncheckedState w14:val="2610" w14:font="MS Gothic"/>
+                </w14:checkbox>
+              </w:sdtPr>
+              <w:sdtContent>
+                <w:r>
+                  <w:rPr>
+                    <w:rFonts w:ascii="MS Gothic" w:eastAsia="MS Gothic" w:hAnsi="MS Gothic" w:hint="eastAsia"/>
+                    <w:szCs w:val="16"/>
+                  </w:rPr>
+                  <w:t>☒</w:t>
                 </w:r>
               </w:sdtContent>
             </w:sdt>
@@ -9609,18 +9625,18 @@
                 </w:rPr>
                 <w:id w:val="-880474835"/>
                 <w14:checkbox>
-                  <w14:checked w14:val="0"/>
-                  <w14:checkedState w14:val="2612" w14:font="MS Gothic"/>
-                  <w14:uncheckedState w14:val="2610" w14:font="MS Gothic"/>
-                </w14:checkbox>
-              </w:sdtPr>
-              <w:sdtContent>
-                <w:r>
-                  <w:rPr>
-                    <w:rFonts w:ascii="MS Gothic" w:eastAsia="MS Gothic" w:hAnsi="MS Gothic" w:hint="eastAsia"/>
-                    <w:szCs w:val="16"/>
-                  </w:rPr>
-                  <w:t>☐</w:t>
+                  <w14:checked w14:val="1"/>
+                  <w14:checkedState w14:val="2612" w14:font="MS Gothic"/>
+                  <w14:uncheckedState w14:val="2610" w14:font="MS Gothic"/>
+                </w14:checkbox>
+              </w:sdtPr>
+              <w:sdtContent>
+                <w:r>
+                  <w:rPr>
+                    <w:rFonts w:ascii="MS Gothic" w:eastAsia="MS Gothic" w:hAnsi="MS Gothic" w:hint="eastAsia"/>
+                    <w:szCs w:val="16"/>
+                  </w:rPr>
+                  <w:t>☒</w:t>
                 </w:r>
               </w:sdtContent>
             </w:sdt>
@@ -9780,18 +9796,18 @@
                 </w:rPr>
                 <w:id w:val="1852289813"/>
                 <w14:checkbox>
-                  <w14:checked w14:val="0"/>
-                  <w14:checkedState w14:val="2612" w14:font="MS Gothic"/>
-                  <w14:uncheckedState w14:val="2610" w14:font="MS Gothic"/>
-                </w14:checkbox>
-              </w:sdtPr>
-              <w:sdtContent>
-                <w:r>
-                  <w:rPr>
-                    <w:rFonts w:ascii="MS Gothic" w:eastAsia="MS Gothic" w:hAnsi="MS Gothic" w:hint="eastAsia"/>
-                    <w:szCs w:val="16"/>
-                  </w:rPr>
-                  <w:t>☐</w:t>
+                  <w14:checked w14:val="1"/>
+                  <w14:checkedState w14:val="2612" w14:font="MS Gothic"/>
+                  <w14:uncheckedState w14:val="2610" w14:font="MS Gothic"/>
+                </w14:checkbox>
+              </w:sdtPr>
+              <w:sdtContent>
+                <w:r>
+                  <w:rPr>
+                    <w:rFonts w:ascii="MS Gothic" w:eastAsia="MS Gothic" w:hAnsi="MS Gothic" w:hint="eastAsia"/>
+                    <w:szCs w:val="16"/>
+                  </w:rPr>
+                  <w:t>☒</w:t>
                 </w:r>
               </w:sdtContent>
             </w:sdt>
@@ -9947,18 +9963,18 @@
                 </w:rPr>
                 <w:id w:val="-1817634417"/>
                 <w14:checkbox>
-                  <w14:checked w14:val="0"/>
-                  <w14:checkedState w14:val="2612" w14:font="MS Gothic"/>
-                  <w14:uncheckedState w14:val="2610" w14:font="MS Gothic"/>
-                </w14:checkbox>
-              </w:sdtPr>
-              <w:sdtContent>
-                <w:r>
-                  <w:rPr>
-                    <w:rFonts w:ascii="MS Gothic" w:eastAsia="MS Gothic" w:hAnsi="MS Gothic" w:hint="eastAsia"/>
-                    <w:szCs w:val="16"/>
-                  </w:rPr>
-                  <w:t>☐</w:t>
+                  <w14:checked w14:val="1"/>
+                  <w14:checkedState w14:val="2612" w14:font="MS Gothic"/>
+                  <w14:uncheckedState w14:val="2610" w14:font="MS Gothic"/>
+                </w14:checkbox>
+              </w:sdtPr>
+              <w:sdtContent>
+                <w:r>
+                  <w:rPr>
+                    <w:rFonts w:ascii="MS Gothic" w:eastAsia="MS Gothic" w:hAnsi="MS Gothic" w:hint="eastAsia"/>
+                    <w:szCs w:val="16"/>
+                  </w:rPr>
+                  <w:t>☒</w:t>
                 </w:r>
               </w:sdtContent>
             </w:sdt>
@@ -10071,18 +10087,18 @@
                 </w:rPr>
                 <w:id w:val="1343590868"/>
                 <w14:checkbox>
-                  <w14:checked w14:val="0"/>
-                  <w14:checkedState w14:val="2612" w14:font="MS Gothic"/>
-                  <w14:uncheckedState w14:val="2610" w14:font="MS Gothic"/>
-                </w14:checkbox>
-              </w:sdtPr>
-              <w:sdtContent>
-                <w:r>
-                  <w:rPr>
-                    <w:rFonts w:ascii="MS Gothic" w:eastAsia="MS Gothic" w:hAnsi="MS Gothic" w:hint="eastAsia"/>
-                    <w:szCs w:val="16"/>
-                  </w:rPr>
-                  <w:t>☐</w:t>
+                  <w14:checked w14:val="1"/>
+                  <w14:checkedState w14:val="2612" w14:font="MS Gothic"/>
+                  <w14:uncheckedState w14:val="2610" w14:font="MS Gothic"/>
+                </w14:checkbox>
+              </w:sdtPr>
+              <w:sdtContent>
+                <w:r>
+                  <w:rPr>
+                    <w:rFonts w:ascii="MS Gothic" w:eastAsia="MS Gothic" w:hAnsi="MS Gothic" w:hint="eastAsia"/>
+                    <w:szCs w:val="16"/>
+                  </w:rPr>
+                  <w:t>☒</w:t>
                 </w:r>
               </w:sdtContent>
             </w:sdt>
@@ -10128,18 +10144,18 @@
                 </w:rPr>
                 <w:id w:val="1323083298"/>
                 <w14:checkbox>
-                  <w14:checked w14:val="0"/>
-                  <w14:checkedState w14:val="2612" w14:font="MS Gothic"/>
-                  <w14:uncheckedState w14:val="2610" w14:font="MS Gothic"/>
-                </w14:checkbox>
-              </w:sdtPr>
-              <w:sdtContent>
-                <w:r>
-                  <w:rPr>
-                    <w:rFonts w:ascii="MS Gothic" w:eastAsia="MS Gothic" w:hAnsi="MS Gothic" w:hint="eastAsia"/>
-                    <w:szCs w:val="16"/>
-                  </w:rPr>
-                  <w:t>☐</w:t>
+                  <w14:checked w14:val="1"/>
+                  <w14:checkedState w14:val="2612" w14:font="MS Gothic"/>
+                  <w14:uncheckedState w14:val="2610" w14:font="MS Gothic"/>
+                </w14:checkbox>
+              </w:sdtPr>
+              <w:sdtContent>
+                <w:r>
+                  <w:rPr>
+                    <w:rFonts w:ascii="MS Gothic" w:eastAsia="MS Gothic" w:hAnsi="MS Gothic" w:hint="eastAsia"/>
+                    <w:szCs w:val="16"/>
+                  </w:rPr>
+                  <w:t>☒</w:t>
                 </w:r>
               </w:sdtContent>
             </w:sdt>
@@ -10185,18 +10201,18 @@
                 </w:rPr>
                 <w:id w:val="-1051689656"/>
                 <w14:checkbox>
-                  <w14:checked w14:val="0"/>
-                  <w14:checkedState w14:val="2612" w14:font="MS Gothic"/>
-                  <w14:uncheckedState w14:val="2610" w14:font="MS Gothic"/>
-                </w14:checkbox>
-              </w:sdtPr>
-              <w:sdtContent>
-                <w:r>
-                  <w:rPr>
-                    <w:rFonts w:ascii="MS Gothic" w:eastAsia="MS Gothic" w:hAnsi="MS Gothic" w:hint="eastAsia"/>
-                    <w:szCs w:val="16"/>
-                  </w:rPr>
-                  <w:t>☐</w:t>
+                  <w14:checked w14:val="1"/>
+                  <w14:checkedState w14:val="2612" w14:font="MS Gothic"/>
+                  <w14:uncheckedState w14:val="2610" w14:font="MS Gothic"/>
+                </w14:checkbox>
+              </w:sdtPr>
+              <w:sdtContent>
+                <w:r>
+                  <w:rPr>
+                    <w:rFonts w:ascii="MS Gothic" w:eastAsia="MS Gothic" w:hAnsi="MS Gothic" w:hint="eastAsia"/>
+                    <w:szCs w:val="16"/>
+                  </w:rPr>
+                  <w:t>☒</w:t>
                 </w:r>
               </w:sdtContent>
             </w:sdt>
@@ -10241,18 +10257,18 @@
                 </w:rPr>
                 <w:id w:val="-1915078076"/>
                 <w14:checkbox>
-                  <w14:checked w14:val="0"/>
-                  <w14:checkedState w14:val="2612" w14:font="MS Gothic"/>
-                  <w14:uncheckedState w14:val="2610" w14:font="MS Gothic"/>
-                </w14:checkbox>
-              </w:sdtPr>
-              <w:sdtContent>
-                <w:r>
-                  <w:rPr>
-                    <w:rFonts w:ascii="MS Gothic" w:eastAsia="MS Gothic" w:hAnsi="MS Gothic" w:hint="eastAsia"/>
-                    <w:szCs w:val="16"/>
-                  </w:rPr>
-                  <w:t>☐</w:t>
+                  <w14:checked w14:val="1"/>
+                  <w14:checkedState w14:val="2612" w14:font="MS Gothic"/>
+                  <w14:uncheckedState w14:val="2610" w14:font="MS Gothic"/>
+                </w14:checkbox>
+              </w:sdtPr>
+              <w:sdtContent>
+                <w:r>
+                  <w:rPr>
+                    <w:rFonts w:ascii="MS Gothic" w:eastAsia="MS Gothic" w:hAnsi="MS Gothic" w:hint="eastAsia"/>
+                    <w:szCs w:val="16"/>
+                  </w:rPr>
+                  <w:t>☒</w:t>
                 </w:r>
               </w:sdtContent>
             </w:sdt>
@@ -10407,18 +10423,18 @@
                 </w:rPr>
                 <w:id w:val="-386493587"/>
                 <w14:checkbox>
-                  <w14:checked w14:val="0"/>
-                  <w14:checkedState w14:val="2612" w14:font="MS Gothic"/>
-                  <w14:uncheckedState w14:val="2610" w14:font="MS Gothic"/>
-                </w14:checkbox>
-              </w:sdtPr>
-              <w:sdtContent>
-                <w:r>
-                  <w:rPr>
-                    <w:rFonts w:ascii="MS Gothic" w:eastAsia="MS Gothic" w:hAnsi="MS Gothic" w:hint="eastAsia"/>
-                    <w:szCs w:val="16"/>
-                  </w:rPr>
-                  <w:t>☐</w:t>
+                  <w14:checked w14:val="1"/>
+                  <w14:checkedState w14:val="2612" w14:font="MS Gothic"/>
+                  <w14:uncheckedState w14:val="2610" w14:font="MS Gothic"/>
+                </w14:checkbox>
+              </w:sdtPr>
+              <w:sdtContent>
+                <w:r>
+                  <w:rPr>
+                    <w:rFonts w:ascii="MS Gothic" w:eastAsia="MS Gothic" w:hAnsi="MS Gothic" w:hint="eastAsia"/>
+                    <w:szCs w:val="16"/>
+                  </w:rPr>
+                  <w:t>☒</w:t>
                 </w:r>
               </w:sdtContent>
             </w:sdt>
@@ -10526,18 +10542,18 @@
                 </w:rPr>
                 <w:id w:val="-1043672507"/>
                 <w14:checkbox>
-                  <w14:checked w14:val="0"/>
-                  <w14:checkedState w14:val="2612" w14:font="MS Gothic"/>
-                  <w14:uncheckedState w14:val="2610" w14:font="MS Gothic"/>
-                </w14:checkbox>
-              </w:sdtPr>
-              <w:sdtContent>
-                <w:r>
-                  <w:rPr>
-                    <w:rFonts w:ascii="MS Gothic" w:eastAsia="MS Gothic" w:hAnsi="MS Gothic" w:hint="eastAsia"/>
-                    <w:szCs w:val="16"/>
-                  </w:rPr>
-                  <w:t>☐</w:t>
+                  <w14:checked w14:val="1"/>
+                  <w14:checkedState w14:val="2612" w14:font="MS Gothic"/>
+                  <w14:uncheckedState w14:val="2610" w14:font="MS Gothic"/>
+                </w14:checkbox>
+              </w:sdtPr>
+              <w:sdtContent>
+                <w:r>
+                  <w:rPr>
+                    <w:rFonts w:ascii="MS Gothic" w:eastAsia="MS Gothic" w:hAnsi="MS Gothic" w:hint="eastAsia"/>
+                    <w:szCs w:val="16"/>
+                  </w:rPr>
+                  <w:t>☒</w:t>
                 </w:r>
               </w:sdtContent>
             </w:sdt>
@@ -10577,18 +10593,18 @@
                 </w:rPr>
                 <w:id w:val="255028364"/>
                 <w14:checkbox>
-                  <w14:checked w14:val="0"/>
-                  <w14:checkedState w14:val="2612" w14:font="MS Gothic"/>
-                  <w14:uncheckedState w14:val="2610" w14:font="MS Gothic"/>
-                </w14:checkbox>
-              </w:sdtPr>
-              <w:sdtContent>
-                <w:r>
-                  <w:rPr>
-                    <w:rFonts w:ascii="MS Gothic" w:eastAsia="MS Gothic" w:hAnsi="MS Gothic" w:hint="eastAsia"/>
-                    <w:szCs w:val="16"/>
-                  </w:rPr>
-                  <w:t>☐</w:t>
+                  <w14:checked w14:val="1"/>
+                  <w14:checkedState w14:val="2612" w14:font="MS Gothic"/>
+                  <w14:uncheckedState w14:val="2610" w14:font="MS Gothic"/>
+                </w14:checkbox>
+              </w:sdtPr>
+              <w:sdtContent>
+                <w:r>
+                  <w:rPr>
+                    <w:rFonts w:ascii="MS Gothic" w:eastAsia="MS Gothic" w:hAnsi="MS Gothic" w:hint="eastAsia"/>
+                    <w:szCs w:val="16"/>
+                  </w:rPr>
+                  <w:t>☒</w:t>
                 </w:r>
               </w:sdtContent>
             </w:sdt>
@@ -10700,18 +10716,18 @@
                 </w:rPr>
                 <w:id w:val="256561630"/>
                 <w14:checkbox>
-                  <w14:checked w14:val="0"/>
-                  <w14:checkedState w14:val="2612" w14:font="MS Gothic"/>
-                  <w14:uncheckedState w14:val="2610" w14:font="MS Gothic"/>
-                </w14:checkbox>
-              </w:sdtPr>
-              <w:sdtContent>
-                <w:r>
-                  <w:rPr>
-                    <w:rFonts w:ascii="MS Gothic" w:eastAsia="MS Gothic" w:hAnsi="MS Gothic" w:hint="eastAsia"/>
-                    <w:szCs w:val="16"/>
-                  </w:rPr>
-                  <w:t>☐</w:t>
+                  <w14:checked w14:val="1"/>
+                  <w14:checkedState w14:val="2612" w14:font="MS Gothic"/>
+                  <w14:uncheckedState w14:val="2610" w14:font="MS Gothic"/>
+                </w14:checkbox>
+              </w:sdtPr>
+              <w:sdtContent>
+                <w:r>
+                  <w:rPr>
+                    <w:rFonts w:ascii="MS Gothic" w:eastAsia="MS Gothic" w:hAnsi="MS Gothic" w:hint="eastAsia"/>
+                    <w:szCs w:val="16"/>
+                  </w:rPr>
+                  <w:t>☒</w:t>
                 </w:r>
               </w:sdtContent>
             </w:sdt>
@@ -10742,18 +10758,18 @@
                 </w:rPr>
                 <w:id w:val="1840120532"/>
                 <w14:checkbox>
-                  <w14:checked w14:val="0"/>
-                  <w14:checkedState w14:val="2612" w14:font="MS Gothic"/>
-                  <w14:uncheckedState w14:val="2610" w14:font="MS Gothic"/>
-                </w14:checkbox>
-              </w:sdtPr>
-              <w:sdtContent>
-                <w:r>
-                  <w:rPr>
-                    <w:rFonts w:ascii="MS Gothic" w:eastAsia="MS Gothic" w:hAnsi="MS Gothic" w:hint="eastAsia"/>
-                    <w:szCs w:val="16"/>
-                  </w:rPr>
-                  <w:t>☐</w:t>
+                  <w14:checked w14:val="1"/>
+                  <w14:checkedState w14:val="2612" w14:font="MS Gothic"/>
+                  <w14:uncheckedState w14:val="2610" w14:font="MS Gothic"/>
+                </w14:checkbox>
+              </w:sdtPr>
+              <w:sdtContent>
+                <w:r>
+                  <w:rPr>
+                    <w:rFonts w:ascii="MS Gothic" w:eastAsia="MS Gothic" w:hAnsi="MS Gothic" w:hint="eastAsia"/>
+                    <w:szCs w:val="16"/>
+                  </w:rPr>
+                  <w:t>☒</w:t>
                 </w:r>
               </w:sdtContent>
             </w:sdt>
@@ -10858,18 +10874,18 @@
                 </w:rPr>
                 <w:id w:val="-460350139"/>
                 <w14:checkbox>
-                  <w14:checked w14:val="0"/>
-                  <w14:checkedState w14:val="2612" w14:font="MS Gothic"/>
-                  <w14:uncheckedState w14:val="2610" w14:font="MS Gothic"/>
-                </w14:checkbox>
-              </w:sdtPr>
-              <w:sdtContent>
-                <w:r>
-                  <w:rPr>
-                    <w:rFonts w:ascii="MS Gothic" w:eastAsia="MS Gothic" w:hAnsi="MS Gothic" w:hint="eastAsia"/>
-                    <w:szCs w:val="16"/>
-                  </w:rPr>
-                  <w:t>☐</w:t>
+                  <w14:checked w14:val="1"/>
+                  <w14:checkedState w14:val="2612" w14:font="MS Gothic"/>
+                  <w14:uncheckedState w14:val="2610" w14:font="MS Gothic"/>
+                </w14:checkbox>
+              </w:sdtPr>
+              <w:sdtContent>
+                <w:r>
+                  <w:rPr>
+                    <w:rFonts w:ascii="MS Gothic" w:eastAsia="MS Gothic" w:hAnsi="MS Gothic" w:hint="eastAsia"/>
+                    <w:szCs w:val="16"/>
+                  </w:rPr>
+                  <w:t>☒</w:t>
                 </w:r>
               </w:sdtContent>
             </w:sdt>
@@ -10981,18 +10997,18 @@
                 </w:rPr>
                 <w:id w:val="-1683823169"/>
                 <w14:checkbox>
-                  <w14:checked w14:val="0"/>
-                  <w14:checkedState w14:val="2612" w14:font="MS Gothic"/>
-                  <w14:uncheckedState w14:val="2610" w14:font="MS Gothic"/>
-                </w14:checkbox>
-              </w:sdtPr>
-              <w:sdtContent>
-                <w:r>
-                  <w:rPr>
-                    <w:rFonts w:ascii="MS Gothic" w:eastAsia="MS Gothic" w:hAnsi="MS Gothic" w:hint="eastAsia"/>
-                    <w:szCs w:val="16"/>
-                  </w:rPr>
-                  <w:t>☐</w:t>
+                  <w14:checked w14:val="1"/>
+                  <w14:checkedState w14:val="2612" w14:font="MS Gothic"/>
+                  <w14:uncheckedState w14:val="2610" w14:font="MS Gothic"/>
+                </w14:checkbox>
+              </w:sdtPr>
+              <w:sdtContent>
+                <w:r>
+                  <w:rPr>
+                    <w:rFonts w:ascii="MS Gothic" w:eastAsia="MS Gothic" w:hAnsi="MS Gothic" w:hint="eastAsia"/>
+                    <w:szCs w:val="16"/>
+                  </w:rPr>
+                  <w:t>☒</w:t>
                 </w:r>
               </w:sdtContent>
             </w:sdt>
@@ -11023,18 +11039,18 @@
                 </w:rPr>
                 <w:id w:val="-1154678992"/>
                 <w14:checkbox>
-                  <w14:checked w14:val="0"/>
-                  <w14:checkedState w14:val="2612" w14:font="MS Gothic"/>
-                  <w14:uncheckedState w14:val="2610" w14:font="MS Gothic"/>
-                </w14:checkbox>
-              </w:sdtPr>
-              <w:sdtContent>
-                <w:r>
-                  <w:rPr>
-                    <w:rFonts w:ascii="MS Gothic" w:eastAsia="MS Gothic" w:hAnsi="MS Gothic" w:hint="eastAsia"/>
-                    <w:szCs w:val="16"/>
-                  </w:rPr>
-                  <w:t>☐</w:t>
+                  <w14:checked w14:val="1"/>
+                  <w14:checkedState w14:val="2612" w14:font="MS Gothic"/>
+                  <w14:uncheckedState w14:val="2610" w14:font="MS Gothic"/>
+                </w14:checkbox>
+              </w:sdtPr>
+              <w:sdtContent>
+                <w:r>
+                  <w:rPr>
+                    <w:rFonts w:ascii="MS Gothic" w:eastAsia="MS Gothic" w:hAnsi="MS Gothic" w:hint="eastAsia"/>
+                    <w:szCs w:val="16"/>
+                  </w:rPr>
+                  <w:t>☒</w:t>
                 </w:r>
               </w:sdtContent>
             </w:sdt>
@@ -11196,18 +11212,18 @@
                 </w:rPr>
                 <w:id w:val="928775596"/>
                 <w14:checkbox>
-                  <w14:checked w14:val="0"/>
-                  <w14:checkedState w14:val="2612" w14:font="MS Gothic"/>
-                  <w14:uncheckedState w14:val="2610" w14:font="MS Gothic"/>
-                </w14:checkbox>
-              </w:sdtPr>
-              <w:sdtContent>
-                <w:r>
-                  <w:rPr>
-                    <w:rFonts w:ascii="MS Gothic" w:eastAsia="MS Gothic" w:hAnsi="MS Gothic" w:hint="eastAsia"/>
-                    <w:szCs w:val="16"/>
-                  </w:rPr>
-                  <w:t>☐</w:t>
+                  <w14:checked w14:val="1"/>
+                  <w14:checkedState w14:val="2612" w14:font="MS Gothic"/>
+                  <w14:uncheckedState w14:val="2610" w14:font="MS Gothic"/>
+                </w14:checkbox>
+              </w:sdtPr>
+              <w:sdtContent>
+                <w:r>
+                  <w:rPr>
+                    <w:rFonts w:ascii="MS Gothic" w:eastAsia="MS Gothic" w:hAnsi="MS Gothic" w:hint="eastAsia"/>
+                    <w:szCs w:val="16"/>
+                  </w:rPr>
+                  <w:t>☒</w:t>
                 </w:r>
               </w:sdtContent>
             </w:sdt>
@@ -11312,18 +11328,18 @@
                 </w:rPr>
                 <w:id w:val="2050958143"/>
                 <w14:checkbox>
-                  <w14:checked w14:val="0"/>
-                  <w14:checkedState w14:val="2612" w14:font="MS Gothic"/>
-                  <w14:uncheckedState w14:val="2610" w14:font="MS Gothic"/>
-                </w14:checkbox>
-              </w:sdtPr>
-              <w:sdtContent>
-                <w:r>
-                  <w:rPr>
-                    <w:rFonts w:ascii="MS Gothic" w:eastAsia="MS Gothic" w:hAnsi="MS Gothic" w:hint="eastAsia"/>
-                    <w:szCs w:val="16"/>
-                  </w:rPr>
-                  <w:t>☐</w:t>
+                  <w14:checked w14:val="1"/>
+                  <w14:checkedState w14:val="2612" w14:font="MS Gothic"/>
+                  <w14:uncheckedState w14:val="2610" w14:font="MS Gothic"/>
+                </w14:checkbox>
+              </w:sdtPr>
+              <w:sdtContent>
+                <w:r>
+                  <w:rPr>
+                    <w:rFonts w:ascii="MS Gothic" w:eastAsia="MS Gothic" w:hAnsi="MS Gothic" w:hint="eastAsia"/>
+                    <w:szCs w:val="16"/>
+                  </w:rPr>
+                  <w:t>☒</w:t>
                 </w:r>
               </w:sdtContent>
             </w:sdt>
@@ -11437,18 +11453,18 @@
                 </w:rPr>
                 <w:id w:val="844836469"/>
                 <w14:checkbox>
-                  <w14:checked w14:val="0"/>
-                  <w14:checkedState w14:val="2612" w14:font="MS Gothic"/>
-                  <w14:uncheckedState w14:val="2610" w14:font="MS Gothic"/>
-                </w14:checkbox>
-              </w:sdtPr>
-              <w:sdtContent>
-                <w:r>
-                  <w:rPr>
-                    <w:rFonts w:ascii="MS Gothic" w:eastAsia="MS Gothic" w:hAnsi="MS Gothic" w:hint="eastAsia"/>
-                    <w:szCs w:val="16"/>
-                  </w:rPr>
-                  <w:t>☐</w:t>
+                  <w14:checked w14:val="1"/>
+                  <w14:checkedState w14:val="2612" w14:font="MS Gothic"/>
+                  <w14:uncheckedState w14:val="2610" w14:font="MS Gothic"/>
+                </w14:checkbox>
+              </w:sdtPr>
+              <w:sdtContent>
+                <w:r>
+                  <w:rPr>
+                    <w:rFonts w:ascii="MS Gothic" w:eastAsia="MS Gothic" w:hAnsi="MS Gothic" w:hint="eastAsia"/>
+                    <w:szCs w:val="16"/>
+                  </w:rPr>
+                  <w:t>☒</w:t>
                 </w:r>
               </w:sdtContent>
             </w:sdt>
@@ -11583,18 +11599,18 @@
                 </w:rPr>
                 <w:id w:val="797958258"/>
                 <w14:checkbox>
-                  <w14:checked w14:val="0"/>
-                  <w14:checkedState w14:val="2612" w14:font="MS Gothic"/>
-                  <w14:uncheckedState w14:val="2610" w14:font="MS Gothic"/>
-                </w14:checkbox>
-              </w:sdtPr>
-              <w:sdtContent>
-                <w:r>
-                  <w:rPr>
-                    <w:rFonts w:ascii="MS Gothic" w:eastAsia="MS Gothic" w:hAnsi="MS Gothic" w:hint="eastAsia"/>
-                    <w:szCs w:val="16"/>
-                  </w:rPr>
-                  <w:t>☐</w:t>
+                  <w14:checked w14:val="1"/>
+                  <w14:checkedState w14:val="2612" w14:font="MS Gothic"/>
+                  <w14:uncheckedState w14:val="2610" w14:font="MS Gothic"/>
+                </w14:checkbox>
+              </w:sdtPr>
+              <w:sdtContent>
+                <w:r>
+                  <w:rPr>
+                    <w:rFonts w:ascii="MS Gothic" w:eastAsia="MS Gothic" w:hAnsi="MS Gothic" w:hint="eastAsia"/>
+                    <w:szCs w:val="16"/>
+                  </w:rPr>
+                  <w:t>☒</w:t>
                 </w:r>
               </w:sdtContent>
             </w:sdt>
@@ -11703,18 +11719,18 @@
                 </w:rPr>
                 <w:id w:val="-708027018"/>
                 <w14:checkbox>
-                  <w14:checked w14:val="0"/>
-                  <w14:checkedState w14:val="2612" w14:font="MS Gothic"/>
-                  <w14:uncheckedState w14:val="2610" w14:font="MS Gothic"/>
-                </w14:checkbox>
-              </w:sdtPr>
-              <w:sdtContent>
-                <w:r>
-                  <w:rPr>
-                    <w:rFonts w:ascii="MS Gothic" w:eastAsia="MS Gothic" w:hAnsi="MS Gothic" w:hint="eastAsia"/>
-                    <w:szCs w:val="16"/>
-                  </w:rPr>
-                  <w:t>☐</w:t>
+                  <w14:checked w14:val="1"/>
+                  <w14:checkedState w14:val="2612" w14:font="MS Gothic"/>
+                  <w14:uncheckedState w14:val="2610" w14:font="MS Gothic"/>
+                </w14:checkbox>
+              </w:sdtPr>
+              <w:sdtContent>
+                <w:r>
+                  <w:rPr>
+                    <w:rFonts w:ascii="MS Gothic" w:eastAsia="MS Gothic" w:hAnsi="MS Gothic" w:hint="eastAsia"/>
+                    <w:szCs w:val="16"/>
+                  </w:rPr>
+                  <w:t>☒</w:t>
                 </w:r>
               </w:sdtContent>
             </w:sdt>
@@ -11784,18 +11800,18 @@
                 </w:rPr>
                 <w:id w:val="-372848325"/>
                 <w14:checkbox>
-                  <w14:checked w14:val="0"/>
-                  <w14:checkedState w14:val="2612" w14:font="MS Gothic"/>
-                  <w14:uncheckedState w14:val="2610" w14:font="MS Gothic"/>
-                </w14:checkbox>
-              </w:sdtPr>
-              <w:sdtContent>
-                <w:r>
-                  <w:rPr>
-                    <w:rFonts w:ascii="MS Gothic" w:eastAsia="MS Gothic" w:hAnsi="MS Gothic" w:hint="eastAsia"/>
-                    <w:szCs w:val="16"/>
-                  </w:rPr>
-                  <w:t>☐</w:t>
+                  <w14:checked w14:val="1"/>
+                  <w14:checkedState w14:val="2612" w14:font="MS Gothic"/>
+                  <w14:uncheckedState w14:val="2610" w14:font="MS Gothic"/>
+                </w14:checkbox>
+              </w:sdtPr>
+              <w:sdtContent>
+                <w:r>
+                  <w:rPr>
+                    <w:rFonts w:ascii="MS Gothic" w:eastAsia="MS Gothic" w:hAnsi="MS Gothic" w:hint="eastAsia"/>
+                    <w:szCs w:val="16"/>
+                  </w:rPr>
+                  <w:t>☒</w:t>
                 </w:r>
               </w:sdtContent>
             </w:sdt>
@@ -11847,18 +11863,18 @@
                 </w:rPr>
                 <w:id w:val="2113548029"/>
                 <w14:checkbox>
-                  <w14:checked w14:val="0"/>
-                  <w14:checkedState w14:val="2612" w14:font="MS Gothic"/>
-                  <w14:uncheckedState w14:val="2610" w14:font="MS Gothic"/>
-                </w14:checkbox>
-              </w:sdtPr>
-              <w:sdtContent>
-                <w:r>
-                  <w:rPr>
-                    <w:rFonts w:ascii="MS Gothic" w:eastAsia="MS Gothic" w:hAnsi="MS Gothic" w:hint="eastAsia"/>
-                    <w:szCs w:val="16"/>
-                  </w:rPr>
-                  <w:t>☐</w:t>
+                  <w14:checked w14:val="1"/>
+                  <w14:checkedState w14:val="2612" w14:font="MS Gothic"/>
+                  <w14:uncheckedState w14:val="2610" w14:font="MS Gothic"/>
+                </w14:checkbox>
+              </w:sdtPr>
+              <w:sdtContent>
+                <w:r>
+                  <w:rPr>
+                    <w:rFonts w:ascii="MS Gothic" w:eastAsia="MS Gothic" w:hAnsi="MS Gothic" w:hint="eastAsia"/>
+                    <w:szCs w:val="16"/>
+                  </w:rPr>
+                  <w:t>☒</w:t>
                 </w:r>
               </w:sdtContent>
             </w:sdt>
@@ -11975,18 +11991,18 @@
                 </w:rPr>
                 <w:id w:val="-739937356"/>
                 <w14:checkbox>
-                  <w14:checked w14:val="0"/>
-                  <w14:checkedState w14:val="2612" w14:font="MS Gothic"/>
-                  <w14:uncheckedState w14:val="2610" w14:font="MS Gothic"/>
-                </w14:checkbox>
-              </w:sdtPr>
-              <w:sdtContent>
-                <w:r>
-                  <w:rPr>
-                    <w:rFonts w:ascii="MS Gothic" w:eastAsia="MS Gothic" w:hAnsi="MS Gothic" w:hint="eastAsia"/>
-                    <w:szCs w:val="16"/>
-                  </w:rPr>
-                  <w:t>☐</w:t>
+                  <w14:checked w14:val="1"/>
+                  <w14:checkedState w14:val="2612" w14:font="MS Gothic"/>
+                  <w14:uncheckedState w14:val="2610" w14:font="MS Gothic"/>
+                </w14:checkbox>
+              </w:sdtPr>
+              <w:sdtContent>
+                <w:r>
+                  <w:rPr>
+                    <w:rFonts w:ascii="MS Gothic" w:eastAsia="MS Gothic" w:hAnsi="MS Gothic" w:hint="eastAsia"/>
+                    <w:szCs w:val="16"/>
+                  </w:rPr>
+                  <w:t>☒</w:t>
                 </w:r>
               </w:sdtContent>
             </w:sdt>
@@ -12048,18 +12064,18 @@
                 </w:rPr>
                 <w:id w:val="886144730"/>
                 <w14:checkbox>
-                  <w14:checked w14:val="0"/>
-                  <w14:checkedState w14:val="2612" w14:font="MS Gothic"/>
-                  <w14:uncheckedState w14:val="2610" w14:font="MS Gothic"/>
-                </w14:checkbox>
-              </w:sdtPr>
-              <w:sdtContent>
-                <w:r>
-                  <w:rPr>
-                    <w:rFonts w:ascii="MS Gothic" w:eastAsia="MS Gothic" w:hAnsi="MS Gothic" w:hint="eastAsia"/>
-                    <w:szCs w:val="16"/>
-                  </w:rPr>
-                  <w:t>☐</w:t>
+                  <w14:checked w14:val="1"/>
+                  <w14:checkedState w14:val="2612" w14:font="MS Gothic"/>
+                  <w14:uncheckedState w14:val="2610" w14:font="MS Gothic"/>
+                </w14:checkbox>
+              </w:sdtPr>
+              <w:sdtContent>
+                <w:r>
+                  <w:rPr>
+                    <w:rFonts w:ascii="MS Gothic" w:eastAsia="MS Gothic" w:hAnsi="MS Gothic" w:hint="eastAsia"/>
+                    <w:szCs w:val="16"/>
+                  </w:rPr>
+                  <w:t>☒</w:t>
                 </w:r>
               </w:sdtContent>
             </w:sdt>
@@ -12152,18 +12168,18 @@
                 </w:rPr>
                 <w:id w:val="-601407259"/>
                 <w14:checkbox>
-                  <w14:checked w14:val="0"/>
-                  <w14:checkedState w14:val="2612" w14:font="MS Gothic"/>
-                  <w14:uncheckedState w14:val="2610" w14:font="MS Gothic"/>
-                </w14:checkbox>
-              </w:sdtPr>
-              <w:sdtContent>
-                <w:r>
-                  <w:rPr>
-                    <w:rFonts w:ascii="MS Gothic" w:eastAsia="MS Gothic" w:hAnsi="MS Gothic" w:hint="eastAsia"/>
-                    <w:szCs w:val="16"/>
-                  </w:rPr>
-                  <w:t>☐</w:t>
+                  <w14:checked w14:val="1"/>
+                  <w14:checkedState w14:val="2612" w14:font="MS Gothic"/>
+                  <w14:uncheckedState w14:val="2610" w14:font="MS Gothic"/>
+                </w14:checkbox>
+              </w:sdtPr>
+              <w:sdtContent>
+                <w:r>
+                  <w:rPr>
+                    <w:rFonts w:ascii="MS Gothic" w:eastAsia="MS Gothic" w:hAnsi="MS Gothic" w:hint="eastAsia"/>
+                    <w:szCs w:val="16"/>
+                  </w:rPr>
+                  <w:t>☒</w:t>
                 </w:r>
               </w:sdtContent>
             </w:sdt>
@@ -12270,18 +12286,18 @@
                 </w:rPr>
                 <w:id w:val="381452194"/>
                 <w14:checkbox>
-                  <w14:checked w14:val="0"/>
-                  <w14:checkedState w14:val="2612" w14:font="MS Gothic"/>
-                  <w14:uncheckedState w14:val="2610" w14:font="MS Gothic"/>
-                </w14:checkbox>
-              </w:sdtPr>
-              <w:sdtContent>
-                <w:r>
-                  <w:rPr>
-                    <w:rFonts w:ascii="MS Gothic" w:eastAsia="MS Gothic" w:hAnsi="MS Gothic" w:hint="eastAsia"/>
-                    <w:szCs w:val="16"/>
-                  </w:rPr>
-                  <w:t>☐</w:t>
+                  <w14:checked w14:val="1"/>
+                  <w14:checkedState w14:val="2612" w14:font="MS Gothic"/>
+                  <w14:uncheckedState w14:val="2610" w14:font="MS Gothic"/>
+                </w14:checkbox>
+              </w:sdtPr>
+              <w:sdtContent>
+                <w:r>
+                  <w:rPr>
+                    <w:rFonts w:ascii="MS Gothic" w:eastAsia="MS Gothic" w:hAnsi="MS Gothic" w:hint="eastAsia"/>
+                    <w:szCs w:val="16"/>
+                  </w:rPr>
+                  <w:t>☒</w:t>
                 </w:r>
               </w:sdtContent>
             </w:sdt>
@@ -12318,18 +12334,18 @@
                 </w:rPr>
                 <w:id w:val="-996797115"/>
                 <w14:checkbox>
-                  <w14:checked w14:val="0"/>
-                  <w14:checkedState w14:val="2612" w14:font="MS Gothic"/>
-                  <w14:uncheckedState w14:val="2610" w14:font="MS Gothic"/>
-                </w14:checkbox>
-              </w:sdtPr>
-              <w:sdtContent>
-                <w:r>
-                  <w:rPr>
-                    <w:rFonts w:ascii="MS Gothic" w:eastAsia="MS Gothic" w:hAnsi="MS Gothic" w:hint="eastAsia"/>
-                    <w:szCs w:val="16"/>
-                  </w:rPr>
-                  <w:t>☐</w:t>
+                  <w14:checked w14:val="1"/>
+                  <w14:checkedState w14:val="2612" w14:font="MS Gothic"/>
+                  <w14:uncheckedState w14:val="2610" w14:font="MS Gothic"/>
+                </w14:checkbox>
+              </w:sdtPr>
+              <w:sdtContent>
+                <w:r>
+                  <w:rPr>
+                    <w:rFonts w:ascii="MS Gothic" w:eastAsia="MS Gothic" w:hAnsi="MS Gothic" w:hint="eastAsia"/>
+                    <w:szCs w:val="16"/>
+                  </w:rPr>
+                  <w:t>☒</w:t>
                 </w:r>
               </w:sdtContent>
             </w:sdt>
@@ -12391,18 +12407,18 @@
                 </w:rPr>
                 <w:id w:val="24534269"/>
                 <w14:checkbox>
-                  <w14:checked w14:val="0"/>
-                  <w14:checkedState w14:val="2612" w14:font="MS Gothic"/>
-                  <w14:uncheckedState w14:val="2610" w14:font="MS Gothic"/>
-                </w14:checkbox>
-              </w:sdtPr>
-              <w:sdtContent>
-                <w:r>
-                  <w:rPr>
-                    <w:rFonts w:ascii="MS Gothic" w:eastAsia="MS Gothic" w:hAnsi="MS Gothic" w:hint="eastAsia"/>
-                    <w:szCs w:val="16"/>
-                  </w:rPr>
-                  <w:t>☐</w:t>
+                  <w14:checked w14:val="1"/>
+                  <w14:checkedState w14:val="2612" w14:font="MS Gothic"/>
+                  <w14:uncheckedState w14:val="2610" w14:font="MS Gothic"/>
+                </w14:checkbox>
+              </w:sdtPr>
+              <w:sdtContent>
+                <w:r>
+                  <w:rPr>
+                    <w:rFonts w:ascii="MS Gothic" w:eastAsia="MS Gothic" w:hAnsi="MS Gothic" w:hint="eastAsia"/>
+                    <w:szCs w:val="16"/>
+                  </w:rPr>
+                  <w:t>☒</w:t>
                 </w:r>
               </w:sdtContent>
             </w:sdt>
@@ -12524,18 +12540,18 @@
                 </w:rPr>
                 <w:id w:val="1193961500"/>
                 <w14:checkbox>
-                  <w14:checked w14:val="0"/>
-                  <w14:checkedState w14:val="2612" w14:font="MS Gothic"/>
-                  <w14:uncheckedState w14:val="2610" w14:font="MS Gothic"/>
-                </w14:checkbox>
-              </w:sdtPr>
-              <w:sdtContent>
-                <w:r>
-                  <w:rPr>
-                    <w:rFonts w:ascii="MS Gothic" w:eastAsia="MS Gothic" w:hAnsi="MS Gothic" w:hint="eastAsia"/>
-                    <w:szCs w:val="16"/>
-                  </w:rPr>
-                  <w:t>☐</w:t>
+                  <w14:checked w14:val="1"/>
+                  <w14:checkedState w14:val="2612" w14:font="MS Gothic"/>
+                  <w14:uncheckedState w14:val="2610" w14:font="MS Gothic"/>
+                </w14:checkbox>
+              </w:sdtPr>
+              <w:sdtContent>
+                <w:r>
+                  <w:rPr>
+                    <w:rFonts w:ascii="MS Gothic" w:eastAsia="MS Gothic" w:hAnsi="MS Gothic" w:hint="eastAsia"/>
+                    <w:szCs w:val="16"/>
+                  </w:rPr>
+                  <w:t>☒</w:t>
                 </w:r>
               </w:sdtContent>
             </w:sdt>
@@ -12572,18 +12588,18 @@
                 </w:rPr>
                 <w:id w:val="-570581303"/>
                 <w14:checkbox>
-                  <w14:checked w14:val="0"/>
-                  <w14:checkedState w14:val="2612" w14:font="MS Gothic"/>
-                  <w14:uncheckedState w14:val="2610" w14:font="MS Gothic"/>
-                </w14:checkbox>
-              </w:sdtPr>
-              <w:sdtContent>
-                <w:r>
-                  <w:rPr>
-                    <w:rFonts w:ascii="MS Gothic" w:eastAsia="MS Gothic" w:hAnsi="MS Gothic" w:hint="eastAsia"/>
-                    <w:szCs w:val="16"/>
-                  </w:rPr>
-                  <w:t>☐</w:t>
+                  <w14:checked w14:val="1"/>
+                  <w14:checkedState w14:val="2612" w14:font="MS Gothic"/>
+                  <w14:uncheckedState w14:val="2610" w14:font="MS Gothic"/>
+                </w14:checkbox>
+              </w:sdtPr>
+              <w:sdtContent>
+                <w:r>
+                  <w:rPr>
+                    <w:rFonts w:ascii="MS Gothic" w:eastAsia="MS Gothic" w:hAnsi="MS Gothic" w:hint="eastAsia"/>
+                    <w:szCs w:val="16"/>
+                  </w:rPr>
+                  <w:t>☒</w:t>
                 </w:r>
               </w:sdtContent>
             </w:sdt>
@@ -12739,18 +12755,18 @@
                 </w:rPr>
                 <w:id w:val="1346061944"/>
                 <w14:checkbox>
-                  <w14:checked w14:val="0"/>
-                  <w14:checkedState w14:val="2612" w14:font="MS Gothic"/>
-                  <w14:uncheckedState w14:val="2610" w14:font="MS Gothic"/>
-                </w14:checkbox>
-              </w:sdtPr>
-              <w:sdtContent>
-                <w:r>
-                  <w:rPr>
-                    <w:rFonts w:ascii="MS Gothic" w:eastAsia="MS Gothic" w:hAnsi="MS Gothic" w:hint="eastAsia"/>
-                    <w:szCs w:val="16"/>
-                  </w:rPr>
-                  <w:t>☐</w:t>
+                  <w14:checked w14:val="1"/>
+                  <w14:checkedState w14:val="2612" w14:font="MS Gothic"/>
+                  <w14:uncheckedState w14:val="2610" w14:font="MS Gothic"/>
+                </w14:checkbox>
+              </w:sdtPr>
+              <w:sdtContent>
+                <w:r>
+                  <w:rPr>
+                    <w:rFonts w:ascii="MS Gothic" w:eastAsia="MS Gothic" w:hAnsi="MS Gothic" w:hint="eastAsia"/>
+                    <w:szCs w:val="16"/>
+                  </w:rPr>
+                  <w:t>☒</w:t>
                 </w:r>
               </w:sdtContent>
             </w:sdt>
@@ -13051,18 +13067,18 @@
                 </w:rPr>
                 <w:id w:val="2041160684"/>
                 <w14:checkbox>
-                  <w14:checked w14:val="0"/>
-                  <w14:checkedState w14:val="2612" w14:font="MS Gothic"/>
-                  <w14:uncheckedState w14:val="2610" w14:font="MS Gothic"/>
-                </w14:checkbox>
-              </w:sdtPr>
-              <w:sdtContent>
-                <w:r>
-                  <w:rPr>
-                    <w:rFonts w:ascii="MS Gothic" w:eastAsia="MS Gothic" w:hAnsi="MS Gothic" w:hint="eastAsia"/>
-                    <w:szCs w:val="16"/>
-                  </w:rPr>
-                  <w:t>☐</w:t>
+                  <w14:checked w14:val="1"/>
+                  <w14:checkedState w14:val="2612" w14:font="MS Gothic"/>
+                  <w14:uncheckedState w14:val="2610" w14:font="MS Gothic"/>
+                </w14:checkbox>
+              </w:sdtPr>
+              <w:sdtContent>
+                <w:r>
+                  <w:rPr>
+                    <w:rFonts w:ascii="MS Gothic" w:eastAsia="MS Gothic" w:hAnsi="MS Gothic" w:hint="eastAsia"/>
+                    <w:szCs w:val="16"/>
+                  </w:rPr>
+                  <w:t>☒</w:t>
                 </w:r>
               </w:sdtContent>
             </w:sdt>
@@ -13103,18 +13119,18 @@
                 </w:rPr>
                 <w:id w:val="-319428219"/>
                 <w14:checkbox>
-                  <w14:checked w14:val="0"/>
-                  <w14:checkedState w14:val="2612" w14:font="MS Gothic"/>
-                  <w14:uncheckedState w14:val="2610" w14:font="MS Gothic"/>
-                </w14:checkbox>
-              </w:sdtPr>
-              <w:sdtContent>
-                <w:r>
-                  <w:rPr>
-                    <w:rFonts w:ascii="MS Gothic" w:eastAsia="MS Gothic" w:hAnsi="MS Gothic" w:hint="eastAsia"/>
-                    <w:szCs w:val="16"/>
-                  </w:rPr>
-                  <w:t>☐</w:t>
+                  <w14:checked w14:val="1"/>
+                  <w14:checkedState w14:val="2612" w14:font="MS Gothic"/>
+                  <w14:uncheckedState w14:val="2610" w14:font="MS Gothic"/>
+                </w14:checkbox>
+              </w:sdtPr>
+              <w:sdtContent>
+                <w:r>
+                  <w:rPr>
+                    <w:rFonts w:ascii="MS Gothic" w:eastAsia="MS Gothic" w:hAnsi="MS Gothic" w:hint="eastAsia"/>
+                    <w:szCs w:val="16"/>
+                  </w:rPr>
+                  <w:t>☒</w:t>
                 </w:r>
               </w:sdtContent>
             </w:sdt>
@@ -13155,18 +13171,18 @@
                 </w:rPr>
                 <w:id w:val="215948022"/>
                 <w14:checkbox>
-                  <w14:checked w14:val="0"/>
-                  <w14:checkedState w14:val="2612" w14:font="MS Gothic"/>
-                  <w14:uncheckedState w14:val="2610" w14:font="MS Gothic"/>
-                </w14:checkbox>
-              </w:sdtPr>
-              <w:sdtContent>
-                <w:r>
-                  <w:rPr>
-                    <w:rFonts w:ascii="MS Gothic" w:eastAsia="MS Gothic" w:hAnsi="MS Gothic" w:hint="eastAsia"/>
-                    <w:szCs w:val="16"/>
-                  </w:rPr>
-                  <w:t>☐</w:t>
+                  <w14:checked w14:val="1"/>
+                  <w14:checkedState w14:val="2612" w14:font="MS Gothic"/>
+                  <w14:uncheckedState w14:val="2610" w14:font="MS Gothic"/>
+                </w14:checkbox>
+              </w:sdtPr>
+              <w:sdtContent>
+                <w:r>
+                  <w:rPr>
+                    <w:rFonts w:ascii="MS Gothic" w:eastAsia="MS Gothic" w:hAnsi="MS Gothic" w:hint="eastAsia"/>
+                    <w:szCs w:val="16"/>
+                  </w:rPr>
+                  <w:t>☒</w:t>
                 </w:r>
               </w:sdtContent>
             </w:sdt>
@@ -13207,18 +13223,18 @@
                 </w:rPr>
                 <w:id w:val="-1478916483"/>
                 <w14:checkbox>
-                  <w14:checked w14:val="0"/>
-                  <w14:checkedState w14:val="2612" w14:font="MS Gothic"/>
-                  <w14:uncheckedState w14:val="2610" w14:font="MS Gothic"/>
-                </w14:checkbox>
-              </w:sdtPr>
-              <w:sdtContent>
-                <w:r>
-                  <w:rPr>
-                    <w:rFonts w:ascii="MS Gothic" w:eastAsia="MS Gothic" w:hAnsi="MS Gothic" w:hint="eastAsia"/>
-                    <w:szCs w:val="16"/>
-                  </w:rPr>
-                  <w:t>☐</w:t>
+                  <w14:checked w14:val="1"/>
+                  <w14:checkedState w14:val="2612" w14:font="MS Gothic"/>
+                  <w14:uncheckedState w14:val="2610" w14:font="MS Gothic"/>
+                </w14:checkbox>
+              </w:sdtPr>
+              <w:sdtContent>
+                <w:r>
+                  <w:rPr>
+                    <w:rFonts w:ascii="MS Gothic" w:eastAsia="MS Gothic" w:hAnsi="MS Gothic" w:hint="eastAsia"/>
+                    <w:szCs w:val="16"/>
+                  </w:rPr>
+                  <w:t>☒</w:t>
                 </w:r>
               </w:sdtContent>
             </w:sdt>
@@ -13378,18 +13394,18 @@
                 </w:rPr>
                 <w:id w:val="-958342091"/>
                 <w14:checkbox>
-                  <w14:checked w14:val="0"/>
-                  <w14:checkedState w14:val="2612" w14:font="MS Gothic"/>
-                  <w14:uncheckedState w14:val="2610" w14:font="MS Gothic"/>
-                </w14:checkbox>
-              </w:sdtPr>
-              <w:sdtContent>
-                <w:r>
-                  <w:rPr>
-                    <w:rFonts w:ascii="MS Gothic" w:eastAsia="MS Gothic" w:hAnsi="MS Gothic" w:hint="eastAsia"/>
-                    <w:szCs w:val="16"/>
-                  </w:rPr>
-                  <w:t>☐</w:t>
+                  <w14:checked w14:val="1"/>
+                  <w14:checkedState w14:val="2612" w14:font="MS Gothic"/>
+                  <w14:uncheckedState w14:val="2610" w14:font="MS Gothic"/>
+                </w14:checkbox>
+              </w:sdtPr>
+              <w:sdtContent>
+                <w:r>
+                  <w:rPr>
+                    <w:rFonts w:ascii="MS Gothic" w:eastAsia="MS Gothic" w:hAnsi="MS Gothic" w:hint="eastAsia"/>
+                    <w:szCs w:val="16"/>
+                  </w:rPr>
+                  <w:t>☒</w:t>
                 </w:r>
               </w:sdtContent>
             </w:sdt>
@@ -13430,18 +13446,18 @@
                 </w:rPr>
                 <w:id w:val="890005639"/>
                 <w14:checkbox>
-                  <w14:checked w14:val="0"/>
-                  <w14:checkedState w14:val="2612" w14:font="MS Gothic"/>
-                  <w14:uncheckedState w14:val="2610" w14:font="MS Gothic"/>
-                </w14:checkbox>
-              </w:sdtPr>
-              <w:sdtContent>
-                <w:r>
-                  <w:rPr>
-                    <w:rFonts w:ascii="MS Gothic" w:eastAsia="MS Gothic" w:hAnsi="MS Gothic" w:hint="eastAsia"/>
-                    <w:szCs w:val="16"/>
-                  </w:rPr>
-                  <w:t>☐</w:t>
+                  <w14:checked w14:val="1"/>
+                  <w14:checkedState w14:val="2612" w14:font="MS Gothic"/>
+                  <w14:uncheckedState w14:val="2610" w14:font="MS Gothic"/>
+                </w14:checkbox>
+              </w:sdtPr>
+              <w:sdtContent>
+                <w:r>
+                  <w:rPr>
+                    <w:rFonts w:ascii="MS Gothic" w:eastAsia="MS Gothic" w:hAnsi="MS Gothic" w:hint="eastAsia"/>
+                    <w:szCs w:val="16"/>
+                  </w:rPr>
+                  <w:t>☒</w:t>
                 </w:r>
               </w:sdtContent>
             </w:sdt>
@@ -13482,18 +13498,18 @@
                 </w:rPr>
                 <w:id w:val="1343829021"/>
                 <w14:checkbox>
-                  <w14:checked w14:val="0"/>
-                  <w14:checkedState w14:val="2612" w14:font="MS Gothic"/>
-                  <w14:uncheckedState w14:val="2610" w14:font="MS Gothic"/>
-                </w14:checkbox>
-              </w:sdtPr>
-              <w:sdtContent>
-                <w:r>
-                  <w:rPr>
-                    <w:rFonts w:ascii="MS Gothic" w:eastAsia="MS Gothic" w:hAnsi="MS Gothic" w:hint="eastAsia"/>
-                    <w:szCs w:val="16"/>
-                  </w:rPr>
-                  <w:t>☐</w:t>
+                  <w14:checked w14:val="1"/>
+                  <w14:checkedState w14:val="2612" w14:font="MS Gothic"/>
+                  <w14:uncheckedState w14:val="2610" w14:font="MS Gothic"/>
+                </w14:checkbox>
+              </w:sdtPr>
+              <w:sdtContent>
+                <w:r>
+                  <w:rPr>
+                    <w:rFonts w:ascii="MS Gothic" w:eastAsia="MS Gothic" w:hAnsi="MS Gothic" w:hint="eastAsia"/>
+                    <w:szCs w:val="16"/>
+                  </w:rPr>
+                  <w:t>☒</w:t>
                 </w:r>
               </w:sdtContent>
             </w:sdt>
@@ -13533,18 +13549,18 @@
                 </w:rPr>
                 <w:id w:val="-2104095454"/>
                 <w14:checkbox>
-                  <w14:checked w14:val="0"/>
-                  <w14:checkedState w14:val="2612" w14:font="MS Gothic"/>
-                  <w14:uncheckedState w14:val="2610" w14:font="MS Gothic"/>
-                </w14:checkbox>
-              </w:sdtPr>
-              <w:sdtContent>
-                <w:r>
-                  <w:rPr>
-                    <w:rFonts w:ascii="MS Gothic" w:eastAsia="MS Gothic" w:hAnsi="MS Gothic" w:hint="eastAsia"/>
-                    <w:szCs w:val="16"/>
-                  </w:rPr>
-                  <w:t>☐</w:t>
+                  <w14:checked w14:val="1"/>
+                  <w14:checkedState w14:val="2612" w14:font="MS Gothic"/>
+                  <w14:uncheckedState w14:val="2610" w14:font="MS Gothic"/>
+                </w14:checkbox>
+              </w:sdtPr>
+              <w:sdtContent>
+                <w:r>
+                  <w:rPr>
+                    <w:rFonts w:ascii="MS Gothic" w:eastAsia="MS Gothic" w:hAnsi="MS Gothic" w:hint="eastAsia"/>
+                    <w:szCs w:val="16"/>
+                  </w:rPr>
+                  <w:t>☒</w:t>
                 </w:r>
               </w:sdtContent>
             </w:sdt>
@@ -13700,18 +13716,18 @@
                 </w:rPr>
                 <w:id w:val="242770174"/>
                 <w14:checkbox>
-                  <w14:checked w14:val="0"/>
-                  <w14:checkedState w14:val="2612" w14:font="MS Gothic"/>
-                  <w14:uncheckedState w14:val="2610" w14:font="MS Gothic"/>
-                </w14:checkbox>
-              </w:sdtPr>
-              <w:sdtContent>
-                <w:r>
-                  <w:rPr>
-                    <w:rFonts w:ascii="MS Gothic" w:eastAsia="MS Gothic" w:hAnsi="MS Gothic" w:hint="eastAsia"/>
-                    <w:szCs w:val="16"/>
-                  </w:rPr>
-                  <w:t>☐</w:t>
+                  <w14:checked w14:val="1"/>
+                  <w14:checkedState w14:val="2612" w14:font="MS Gothic"/>
+                  <w14:uncheckedState w14:val="2610" w14:font="MS Gothic"/>
+                </w14:checkbox>
+              </w:sdtPr>
+              <w:sdtContent>
+                <w:r>
+                  <w:rPr>
+                    <w:rFonts w:ascii="MS Gothic" w:eastAsia="MS Gothic" w:hAnsi="MS Gothic" w:hint="eastAsia"/>
+                    <w:szCs w:val="16"/>
+                  </w:rPr>
+                  <w:t>☒</w:t>
                 </w:r>
               </w:sdtContent>
             </w:sdt>
@@ -13748,18 +13764,18 @@
                 </w:rPr>
                 <w:id w:val="933473738"/>
                 <w14:checkbox>
-                  <w14:checked w14:val="0"/>
-                  <w14:checkedState w14:val="2612" w14:font="MS Gothic"/>
-                  <w14:uncheckedState w14:val="2610" w14:font="MS Gothic"/>
-                </w14:checkbox>
-              </w:sdtPr>
-              <w:sdtContent>
-                <w:r>
-                  <w:rPr>
-                    <w:rFonts w:ascii="MS Gothic" w:eastAsia="MS Gothic" w:hAnsi="MS Gothic" w:hint="eastAsia"/>
-                    <w:szCs w:val="16"/>
-                  </w:rPr>
-                  <w:t>☐</w:t>
+                  <w14:checked w14:val="1"/>
+                  <w14:checkedState w14:val="2612" w14:font="MS Gothic"/>
+                  <w14:uncheckedState w14:val="2610" w14:font="MS Gothic"/>
+                </w14:checkbox>
+              </w:sdtPr>
+              <w:sdtContent>
+                <w:r>
+                  <w:rPr>
+                    <w:rFonts w:ascii="MS Gothic" w:eastAsia="MS Gothic" w:hAnsi="MS Gothic" w:hint="eastAsia"/>
+                    <w:szCs w:val="16"/>
+                  </w:rPr>
+                  <w:t>☒</w:t>
                 </w:r>
               </w:sdtContent>
             </w:sdt>
@@ -14029,18 +14045,18 @@
                 </w:rPr>
                 <w:id w:val="465621355"/>
                 <w14:checkbox>
-                  <w14:checked w14:val="0"/>
-                  <w14:checkedState w14:val="2612" w14:font="MS Gothic"/>
-                  <w14:uncheckedState w14:val="2610" w14:font="MS Gothic"/>
-                </w14:checkbox>
-              </w:sdtPr>
-              <w:sdtContent>
-                <w:r>
-                  <w:rPr>
-                    <w:rFonts w:ascii="MS Gothic" w:eastAsia="MS Gothic" w:hAnsi="MS Gothic" w:hint="eastAsia"/>
-                    <w:szCs w:val="16"/>
-                  </w:rPr>
-                  <w:t>☐</w:t>
+                  <w14:checked w14:val="1"/>
+                  <w14:checkedState w14:val="2612" w14:font="MS Gothic"/>
+                  <w14:uncheckedState w14:val="2610" w14:font="MS Gothic"/>
+                </w14:checkbox>
+              </w:sdtPr>
+              <w:sdtContent>
+                <w:r>
+                  <w:rPr>
+                    <w:rFonts w:ascii="MS Gothic" w:eastAsia="MS Gothic" w:hAnsi="MS Gothic" w:hint="eastAsia"/>
+                    <w:szCs w:val="16"/>
+                  </w:rPr>
+                  <w:t>☒</w:t>
                 </w:r>
               </w:sdtContent>
             </w:sdt>
@@ -14080,18 +14096,18 @@
                 </w:rPr>
                 <w:id w:val="322322320"/>
                 <w14:checkbox>
-                  <w14:checked w14:val="0"/>
-                  <w14:checkedState w14:val="2612" w14:font="MS Gothic"/>
-                  <w14:uncheckedState w14:val="2610" w14:font="MS Gothic"/>
-                </w14:checkbox>
-              </w:sdtPr>
-              <w:sdtContent>
-                <w:r>
-                  <w:rPr>
-                    <w:rFonts w:ascii="MS Gothic" w:eastAsia="MS Gothic" w:hAnsi="MS Gothic" w:hint="eastAsia"/>
-                    <w:szCs w:val="16"/>
-                  </w:rPr>
-                  <w:t>☐</w:t>
+                  <w14:checked w14:val="1"/>
+                  <w14:checkedState w14:val="2612" w14:font="MS Gothic"/>
+                  <w14:uncheckedState w14:val="2610" w14:font="MS Gothic"/>
+                </w14:checkbox>
+              </w:sdtPr>
+              <w:sdtContent>
+                <w:r>
+                  <w:rPr>
+                    <w:rFonts w:ascii="MS Gothic" w:eastAsia="MS Gothic" w:hAnsi="MS Gothic" w:hint="eastAsia"/>
+                    <w:szCs w:val="16"/>
+                  </w:rPr>
+                  <w:t>☒</w:t>
                 </w:r>
               </w:sdtContent>
             </w:sdt>
@@ -14239,18 +14255,18 @@
                 </w:rPr>
                 <w:id w:val="1946724850"/>
                 <w14:checkbox>
-                  <w14:checked w14:val="0"/>
-                  <w14:checkedState w14:val="2612" w14:font="MS Gothic"/>
-                  <w14:uncheckedState w14:val="2610" w14:font="MS Gothic"/>
-                </w14:checkbox>
-              </w:sdtPr>
-              <w:sdtContent>
-                <w:r>
-                  <w:rPr>
-                    <w:rFonts w:ascii="MS Gothic" w:eastAsia="MS Gothic" w:hAnsi="MS Gothic" w:hint="eastAsia"/>
-                    <w:szCs w:val="16"/>
-                  </w:rPr>
-                  <w:t>☐</w:t>
+                  <w14:checked w14:val="1"/>
+                  <w14:checkedState w14:val="2612" w14:font="MS Gothic"/>
+                  <w14:uncheckedState w14:val="2610" w14:font="MS Gothic"/>
+                </w14:checkbox>
+              </w:sdtPr>
+              <w:sdtContent>
+                <w:r>
+                  <w:rPr>
+                    <w:rFonts w:ascii="MS Gothic" w:eastAsia="MS Gothic" w:hAnsi="MS Gothic" w:hint="eastAsia"/>
+                    <w:szCs w:val="16"/>
+                  </w:rPr>
+                  <w:t>☒</w:t>
                 </w:r>
               </w:sdtContent>
             </w:sdt>
@@ -14290,18 +14306,18 @@
                 </w:rPr>
                 <w:id w:val="-1846080154"/>
                 <w14:checkbox>
-                  <w14:checked w14:val="0"/>
-                  <w14:checkedState w14:val="2612" w14:font="MS Gothic"/>
-                  <w14:uncheckedState w14:val="2610" w14:font="MS Gothic"/>
-                </w14:checkbox>
-              </w:sdtPr>
-              <w:sdtContent>
-                <w:r>
-                  <w:rPr>
-                    <w:rFonts w:ascii="MS Gothic" w:eastAsia="MS Gothic" w:hAnsi="MS Gothic" w:hint="eastAsia"/>
-                    <w:szCs w:val="16"/>
-                  </w:rPr>
-                  <w:t>☐</w:t>
+                  <w14:checked w14:val="1"/>
+                  <w14:checkedState w14:val="2612" w14:font="MS Gothic"/>
+                  <w14:uncheckedState w14:val="2610" w14:font="MS Gothic"/>
+                </w14:checkbox>
+              </w:sdtPr>
+              <w:sdtContent>
+                <w:r>
+                  <w:rPr>
+                    <w:rFonts w:ascii="MS Gothic" w:eastAsia="MS Gothic" w:hAnsi="MS Gothic" w:hint="eastAsia"/>
+                    <w:szCs w:val="16"/>
+                  </w:rPr>
+                  <w:t>☒</w:t>
                 </w:r>
               </w:sdtContent>
             </w:sdt>
@@ -14575,18 +14591,18 @@
                 </w:rPr>
                 <w:id w:val="575018260"/>
                 <w14:checkbox>
-                  <w14:checked w14:val="0"/>
-                  <w14:checkedState w14:val="2612" w14:font="MS Gothic"/>
-                  <w14:uncheckedState w14:val="2610" w14:font="MS Gothic"/>
-                </w14:checkbox>
-              </w:sdtPr>
-              <w:sdtContent>
-                <w:r>
-                  <w:rPr>
-                    <w:rFonts w:ascii="MS Gothic" w:eastAsia="MS Gothic" w:hAnsi="MS Gothic" w:hint="eastAsia"/>
-                    <w:szCs w:val="16"/>
-                  </w:rPr>
-                  <w:t>☐</w:t>
+                  <w14:checked w14:val="1"/>
+                  <w14:checkedState w14:val="2612" w14:font="MS Gothic"/>
+                  <w14:uncheckedState w14:val="2610" w14:font="MS Gothic"/>
+                </w14:checkbox>
+              </w:sdtPr>
+              <w:sdtContent>
+                <w:r>
+                  <w:rPr>
+                    <w:rFonts w:ascii="MS Gothic" w:eastAsia="MS Gothic" w:hAnsi="MS Gothic" w:hint="eastAsia"/>
+                    <w:szCs w:val="16"/>
+                  </w:rPr>
+                  <w:t>☒</w:t>
                 </w:r>
               </w:sdtContent>
             </w:sdt>
@@ -14630,18 +14646,18 @@
                 </w:rPr>
                 <w:id w:val="648562425"/>
                 <w14:checkbox>
-                  <w14:checked w14:val="0"/>
-                  <w14:checkedState w14:val="2612" w14:font="MS Gothic"/>
-                  <w14:uncheckedState w14:val="2610" w14:font="MS Gothic"/>
-                </w14:checkbox>
-              </w:sdtPr>
-              <w:sdtContent>
-                <w:r>
-                  <w:rPr>
-                    <w:rFonts w:ascii="MS Gothic" w:eastAsia="MS Gothic" w:hAnsi="MS Gothic" w:hint="eastAsia"/>
-                    <w:szCs w:val="16"/>
-                  </w:rPr>
-                  <w:t>☐</w:t>
+                  <w14:checked w14:val="1"/>
+                  <w14:checkedState w14:val="2612" w14:font="MS Gothic"/>
+                  <w14:uncheckedState w14:val="2610" w14:font="MS Gothic"/>
+                </w14:checkbox>
+              </w:sdtPr>
+              <w:sdtContent>
+                <w:r>
+                  <w:rPr>
+                    <w:rFonts w:ascii="MS Gothic" w:eastAsia="MS Gothic" w:hAnsi="MS Gothic" w:hint="eastAsia"/>
+                    <w:szCs w:val="16"/>
+                  </w:rPr>
+                  <w:t>☒</w:t>
                 </w:r>
               </w:sdtContent>
             </w:sdt>
@@ -14685,18 +14701,18 @@
                 </w:rPr>
                 <w:id w:val="1949810692"/>
                 <w14:checkbox>
-                  <w14:checked w14:val="0"/>
-                  <w14:checkedState w14:val="2612" w14:font="MS Gothic"/>
-                  <w14:uncheckedState w14:val="2610" w14:font="MS Gothic"/>
-                </w14:checkbox>
-              </w:sdtPr>
-              <w:sdtContent>
-                <w:r>
-                  <w:rPr>
-                    <w:rFonts w:ascii="MS Gothic" w:eastAsia="MS Gothic" w:hAnsi="MS Gothic" w:hint="eastAsia"/>
-                    <w:szCs w:val="16"/>
-                  </w:rPr>
-                  <w:t>☐</w:t>
+                  <w14:checked w14:val="1"/>
+                  <w14:checkedState w14:val="2612" w14:font="MS Gothic"/>
+                  <w14:uncheckedState w14:val="2610" w14:font="MS Gothic"/>
+                </w14:checkbox>
+              </w:sdtPr>
+              <w:sdtContent>
+                <w:r>
+                  <w:rPr>
+                    <w:rFonts w:ascii="MS Gothic" w:eastAsia="MS Gothic" w:hAnsi="MS Gothic" w:hint="eastAsia"/>
+                    <w:szCs w:val="16"/>
+                  </w:rPr>
+                  <w:t>☒</w:t>
                 </w:r>
               </w:sdtContent>
             </w:sdt>
@@ -14740,18 +14756,18 @@
                 </w:rPr>
                 <w:id w:val="-98947259"/>
                 <w14:checkbox>
-                  <w14:checked w14:val="0"/>
-                  <w14:checkedState w14:val="2612" w14:font="MS Gothic"/>
-                  <w14:uncheckedState w14:val="2610" w14:font="MS Gothic"/>
-                </w14:checkbox>
-              </w:sdtPr>
-              <w:sdtContent>
-                <w:r>
-                  <w:rPr>
-                    <w:rFonts w:ascii="MS Gothic" w:eastAsia="MS Gothic" w:hAnsi="MS Gothic" w:hint="eastAsia"/>
-                    <w:szCs w:val="16"/>
-                  </w:rPr>
-                  <w:t>☐</w:t>
+                  <w14:checked w14:val="1"/>
+                  <w14:checkedState w14:val="2612" w14:font="MS Gothic"/>
+                  <w14:uncheckedState w14:val="2610" w14:font="MS Gothic"/>
+                </w14:checkbox>
+              </w:sdtPr>
+              <w:sdtContent>
+                <w:r>
+                  <w:rPr>
+                    <w:rFonts w:ascii="MS Gothic" w:eastAsia="MS Gothic" w:hAnsi="MS Gothic" w:hint="eastAsia"/>
+                    <w:szCs w:val="16"/>
+                  </w:rPr>
+                  <w:t>☒</w:t>
                 </w:r>
               </w:sdtContent>
             </w:sdt>

--- a/checklists/2.docx
+++ b/checklists/2.docx
@@ -1,6 +1,6 @@
 
 <file path=word/document.xml><?xml version="1.0" encoding="utf-8"?>
-<w:document xmlns:wpc="http://schemas.microsoft.com/office/word/2010/wordprocessingCanvas" xmlns:cx="http://schemas.microsoft.com/office/drawing/2014/chartex" xmlns:cx1="http://schemas.microsoft.com/office/drawing/2015/9/8/chartex" xmlns:cx2="http://schemas.microsoft.com/office/drawing/2015/10/21/chartex" xmlns:cx3="http://schemas.microsoft.com/office/drawing/2016/5/9/chartex" xmlns:cx4="http://schemas.microsoft.com/office/drawing/2016/5/10/chartex" xmlns:cx5="http://schemas.microsoft.com/office/drawing/2016/5/11/chartex" xmlns:cx6="http://schemas.microsoft.com/office/drawing/2016/5/12/chartex" xmlns:cx7="http://schemas.microsoft.com/office/drawing/2016/5/13/chartex" xmlns:cx8="http://schemas.microsoft.com/office/drawing/2016/5/14/chartex" xmlns:mc="http://schemas.openxmlformats.org/markup-compatibility/2006" xmlns:aink="http://schemas.microsoft.com/office/drawing/2016/ink" xmlns:am3d="http://schemas.microsoft.com/office/drawing/2017/model3d" xmlns:o="urn:schemas-microsoft-com:office:office" xmlns:oel="http://schemas.microsoft.com/office/2019/extlst" xmlns:r="http://schemas.openxmlformats.org/officeDocument/2006/relationships" xmlns:m="http://schemas.openxmlformats.org/officeDocument/2006/math" xmlns:v="urn:schemas-microsoft-com:vml" xmlns:wp14="http://schemas.microsoft.com/office/word/2010/wordprocessingDrawing" xmlns:wp="http://schemas.openxmlformats.org/drawingml/2006/wordprocessingDrawing" xmlns:w10="urn:schemas-microsoft-com:office:word" xmlns:w="http://schemas.openxmlformats.org/wordprocessingml/2006/main" xmlns:w14="http://schemas.microsoft.com/office/word/2010/wordml" xmlns:w15="http://schemas.microsoft.com/office/word/2012/wordml" xmlns:w16cex="http://schemas.microsoft.com/office/word/2018/wordml/cex" xmlns:w16cid="http://schemas.microsoft.com/office/word/2016/wordml/cid" xmlns:w16="http://schemas.microsoft.com/office/word/2018/wordml" xmlns:w16du="http://schemas.microsoft.com/office/word/2023/wordml/word16du" xmlns:w16sdtdh="http://schemas.microsoft.com/office/word/2020/wordml/sdtdatahash" xmlns:w16sdtfl="http://schemas.microsoft.com/office/word/2024/wordml/sdtformatlock" xmlns:w16se="http://schemas.microsoft.com/office/word/2015/wordml/symex" xmlns:wpg="http://schemas.microsoft.com/office/word/2010/wordprocessingGroup" xmlns:wpi="http://schemas.microsoft.com/office/word/2010/wordprocessingInk" xmlns:wne="http://schemas.microsoft.com/office/word/2006/wordml" xmlns:wps="http://schemas.microsoft.com/office/word/2010/wordprocessingShape" mc:Ignorable="w14 w15 w16se w16cid w16 w16cex w16sdtdh w16sdtfl w16du wp14">
+<w:document xmlns:wpc="http://schemas.microsoft.com/office/word/2010/wordprocessingCanvas" xmlns:cx="http://schemas.microsoft.com/office/drawing/2014/chartex" xmlns:cx1="http://schemas.microsoft.com/office/drawing/2015/9/8/chartex" xmlns:cx2="http://schemas.microsoft.com/office/drawing/2015/10/21/chartex" xmlns:cx3="http://schemas.microsoft.com/office/drawing/2016/5/9/chartex" xmlns:cx4="http://schemas.microsoft.com/office/drawing/2016/5/10/chartex" xmlns:cx5="http://schemas.microsoft.com/office/drawing/2016/5/11/chartex" xmlns:cx6="http://schemas.microsoft.com/office/drawing/2016/5/12/chartex" xmlns:cx7="http://schemas.microsoft.com/office/drawing/2016/5/13/chartex" xmlns:cx8="http://schemas.microsoft.com/office/drawing/2016/5/14/chartex" xmlns:mc="http://schemas.openxmlformats.org/markup-compatibility/2006" xmlns:aink="http://schemas.microsoft.com/office/drawing/2016/ink" xmlns:am3d="http://schemas.microsoft.com/office/drawing/2017/model3d" xmlns:o="urn:schemas-microsoft-com:office:office" xmlns:r="http://schemas.openxmlformats.org/officeDocument/2006/relationships" xmlns:m="http://schemas.openxmlformats.org/officeDocument/2006/math" xmlns:v="urn:schemas-microsoft-com:vml" xmlns:wp14="http://schemas.microsoft.com/office/word/2010/wordprocessingDrawing" xmlns:wp="http://schemas.openxmlformats.org/drawingml/2006/wordprocessingDrawing" xmlns:w10="urn:schemas-microsoft-com:office:word" xmlns:w="http://schemas.openxmlformats.org/wordprocessingml/2006/main" xmlns:w14="http://schemas.microsoft.com/office/word/2010/wordml" xmlns:w15="http://schemas.microsoft.com/office/word/2012/wordml" xmlns:w16cex="http://schemas.microsoft.com/office/word/2018/wordml/cex" xmlns:w16cid="http://schemas.microsoft.com/office/word/2016/wordml/cid" xmlns:w16="http://schemas.microsoft.com/office/word/2018/wordml" xmlns:w16sdtdh="http://schemas.microsoft.com/office/word/2020/wordml/sdtdatahash" xmlns:w16se="http://schemas.microsoft.com/office/word/2015/wordml/symex" xmlns:wpg="http://schemas.microsoft.com/office/word/2010/wordprocessingGroup" xmlns:wpi="http://schemas.microsoft.com/office/word/2010/wordprocessingInk" xmlns:wne="http://schemas.microsoft.com/office/word/2006/wordml" xmlns:wps="http://schemas.microsoft.com/office/word/2010/wordprocessingShape" mc:Ignorable="w14 w15 w16se w16cid w16 w16cex w16sdtdh wp14">
   <w:body>
     <w:tbl>
       <w:tblPr>
@@ -119,6 +119,12 @@
               </w:rPr>
               <w:t>4</w:t>
             </w:r>
+            <w:r>
+              <w:rPr>
+                <w:szCs w:val="16"/>
+              </w:rPr>
+              <w:t>0</w:t>
+            </w:r>
           </w:p>
         </w:tc>
         <w:tc>
@@ -385,6 +391,7 @@
                   <w14:uncheckedState w14:val="2610" w14:font="MS Gothic"/>
                 </w14:checkbox>
               </w:sdtPr>
+              <w:sdtEndPr/>
               <w:sdtContent>
                 <w:r>
                   <w:rPr>
@@ -413,6 +420,7 @@
                   <w14:uncheckedState w14:val="2610" w14:font="MS Gothic"/>
                 </w14:checkbox>
               </w:sdtPr>
+              <w:sdtEndPr/>
               <w:sdtContent>
                 <w:r>
                   <w:rPr>
@@ -441,6 +449,7 @@
                   <w14:uncheckedState w14:val="2610" w14:font="MS Gothic"/>
                 </w14:checkbox>
               </w:sdtPr>
+              <w:sdtEndPr/>
               <w:sdtContent>
                 <w:r>
                   <w:rPr>
@@ -515,6 +524,7 @@
                   <w14:uncheckedState w14:val="2610" w14:font="MS Gothic"/>
                 </w14:checkbox>
               </w:sdtPr>
+              <w:sdtEndPr/>
               <w:sdtContent>
                 <w:r>
                   <w:rPr>
@@ -561,6 +571,7 @@
                   <w14:uncheckedState w14:val="2610" w14:font="MS Gothic"/>
                 </w14:checkbox>
               </w:sdtPr>
+              <w:sdtEndPr/>
               <w:sdtContent>
                 <w:r>
                   <w:rPr>
@@ -607,6 +618,7 @@
                   <w14:uncheckedState w14:val="2610" w14:font="MS Gothic"/>
                 </w14:checkbox>
               </w:sdtPr>
+              <w:sdtEndPr/>
               <w:sdtContent>
                 <w:r>
                   <w:rPr>
@@ -675,6 +687,7 @@
                   <w14:uncheckedState w14:val="2610" w14:font="MS Gothic"/>
                 </w14:checkbox>
               </w:sdtPr>
+              <w:sdtEndPr/>
               <w:sdtContent>
                 <w:r>
                   <w:rPr>
@@ -703,6 +716,7 @@
                   <w14:uncheckedState w14:val="2610" w14:font="MS Gothic"/>
                 </w14:checkbox>
               </w:sdtPr>
+              <w:sdtEndPr/>
               <w:sdtContent>
                 <w:r>
                   <w:rPr>
@@ -731,6 +745,7 @@
                   <w14:uncheckedState w14:val="2610" w14:font="MS Gothic"/>
                 </w14:checkbox>
               </w:sdtPr>
+              <w:sdtEndPr/>
               <w:sdtContent>
                 <w:r>
                   <w:rPr>
@@ -759,6 +774,7 @@
                   <w14:uncheckedState w14:val="2610" w14:font="MS Gothic"/>
                 </w14:checkbox>
               </w:sdtPr>
+              <w:sdtEndPr/>
               <w:sdtContent>
                 <w:r>
                   <w:rPr>
@@ -821,6 +837,7 @@
                   <w14:uncheckedState w14:val="2610" w14:font="MS Gothic"/>
                 </w14:checkbox>
               </w:sdtPr>
+              <w:sdtEndPr/>
               <w:sdtContent>
                 <w:r>
                   <w:rPr>
@@ -887,6 +904,7 @@
                   <w14:uncheckedState w14:val="2610" w14:font="MS Gothic"/>
                 </w14:checkbox>
               </w:sdtPr>
+              <w:sdtEndPr/>
               <w:sdtContent>
                 <w:r>
                   <w:rPr>
@@ -935,6 +953,7 @@
                   <w14:uncheckedState w14:val="2610" w14:font="MS Gothic"/>
                 </w14:checkbox>
               </w:sdtPr>
+              <w:sdtEndPr/>
               <w:sdtContent>
                 <w:r>
                   <w:rPr>
@@ -963,6 +982,7 @@
                   <w14:uncheckedState w14:val="2610" w14:font="MS Gothic"/>
                 </w14:checkbox>
               </w:sdtPr>
+              <w:sdtEndPr/>
               <w:sdtContent>
                 <w:r>
                   <w:rPr>
@@ -991,6 +1011,7 @@
                   <w14:uncheckedState w14:val="2610" w14:font="MS Gothic"/>
                 </w14:checkbox>
               </w:sdtPr>
+              <w:sdtEndPr/>
               <w:sdtContent>
                 <w:r>
                   <w:rPr>
@@ -1061,6 +1082,7 @@
                   <w14:uncheckedState w14:val="2610" w14:font="MS Gothic"/>
                 </w14:checkbox>
               </w:sdtPr>
+              <w:sdtEndPr/>
               <w:sdtContent>
                 <w:r>
                   <w:rPr>
@@ -1103,6 +1125,7 @@
                   <w14:uncheckedState w14:val="2610" w14:font="MS Gothic"/>
                 </w14:checkbox>
               </w:sdtPr>
+              <w:sdtEndPr/>
               <w:sdtContent>
                 <w:r>
                   <w:rPr>
@@ -1161,6 +1184,7 @@
                   <w14:uncheckedState w14:val="2610" w14:font="MS Gothic"/>
                 </w14:checkbox>
               </w:sdtPr>
+              <w:sdtEndPr/>
               <w:sdtContent>
                 <w:r>
                   <w:rPr>
@@ -1206,6 +1230,7 @@
                   <w14:uncheckedState w14:val="2610" w14:font="MS Gothic"/>
                 </w14:checkbox>
               </w:sdtPr>
+              <w:sdtEndPr/>
               <w:sdtContent>
                 <w:r>
                   <w:rPr>
@@ -1268,6 +1293,7 @@
                   <w14:uncheckedState w14:val="2610" w14:font="MS Gothic"/>
                 </w14:checkbox>
               </w:sdtPr>
+              <w:sdtEndPr/>
               <w:sdtContent>
                 <w:r>
                   <w:rPr>
@@ -1334,6 +1360,7 @@
                   <w14:uncheckedState w14:val="2610" w14:font="MS Gothic"/>
                 </w14:checkbox>
               </w:sdtPr>
+              <w:sdtEndPr/>
               <w:sdtContent>
                 <w:r>
                   <w:rPr>
@@ -1388,6 +1415,7 @@
                   <w14:uncheckedState w14:val="2610" w14:font="MS Gothic"/>
                 </w14:checkbox>
               </w:sdtPr>
+              <w:sdtEndPr/>
               <w:sdtContent>
                 <w:r>
                   <w:rPr>
@@ -1461,6 +1489,7 @@
                   <w14:uncheckedState w14:val="2610" w14:font="MS Gothic"/>
                 </w14:checkbox>
               </w:sdtPr>
+              <w:sdtEndPr/>
               <w:sdtContent>
                 <w:r>
                   <w:rPr>
@@ -1507,6 +1536,7 @@
                   <w14:uncheckedState w14:val="2610" w14:font="MS Gothic"/>
                 </w14:checkbox>
               </w:sdtPr>
+              <w:sdtEndPr/>
               <w:sdtContent>
                 <w:r>
                   <w:rPr>
@@ -1565,6 +1595,7 @@
                   <w14:uncheckedState w14:val="2610" w14:font="MS Gothic"/>
                 </w14:checkbox>
               </w:sdtPr>
+              <w:sdtEndPr/>
               <w:sdtContent>
                 <w:r>
                   <w:rPr>
@@ -1610,6 +1641,7 @@
                   <w14:uncheckedState w14:val="2610" w14:font="MS Gothic"/>
                 </w14:checkbox>
               </w:sdtPr>
+              <w:sdtEndPr/>
               <w:sdtContent>
                 <w:r>
                   <w:rPr>
@@ -1668,6 +1700,7 @@
                   <w14:uncheckedState w14:val="2610" w14:font="MS Gothic"/>
                 </w14:checkbox>
               </w:sdtPr>
+              <w:sdtEndPr/>
               <w:sdtContent>
                 <w:r>
                   <w:rPr>
@@ -1738,6 +1771,7 @@
                   <w14:uncheckedState w14:val="2610" w14:font="MS Gothic"/>
                 </w14:checkbox>
               </w:sdtPr>
+              <w:sdtEndPr/>
               <w:sdtContent>
                 <w:r>
                   <w:rPr>
@@ -1796,6 +1830,7 @@
                   <w14:uncheckedState w14:val="2610" w14:font="MS Gothic"/>
                 </w14:checkbox>
               </w:sdtPr>
+              <w:sdtEndPr/>
               <w:sdtContent>
                 <w:r>
                   <w:rPr>
@@ -1892,6 +1927,7 @@
                   <w14:uncheckedState w14:val="2610" w14:font="MS Gothic"/>
                 </w14:checkbox>
               </w:sdtPr>
+              <w:sdtEndPr/>
               <w:sdtContent>
                 <w:r>
                   <w:rPr>
@@ -1947,6 +1983,7 @@
                   <w14:uncheckedState w14:val="2610" w14:font="MS Gothic"/>
                 </w14:checkbox>
               </w:sdtPr>
+              <w:sdtEndPr/>
               <w:sdtContent>
                 <w:r>
                   <w:rPr>
@@ -2013,6 +2050,7 @@
                   <w14:uncheckedState w14:val="2610" w14:font="MS Gothic"/>
                 </w14:checkbox>
               </w:sdtPr>
+              <w:sdtEndPr/>
               <w:sdtContent>
                 <w:r>
                   <w:rPr>
@@ -2089,6 +2127,7 @@
                   <w14:uncheckedState w14:val="2610" w14:font="MS Gothic"/>
                 </w14:checkbox>
               </w:sdtPr>
+              <w:sdtEndPr/>
               <w:sdtContent>
                 <w:r>
                   <w:rPr>
@@ -2131,6 +2170,7 @@
                   <w14:uncheckedState w14:val="2610" w14:font="MS Gothic"/>
                 </w14:checkbox>
               </w:sdtPr>
+              <w:sdtEndPr/>
               <w:sdtContent>
                 <w:r>
                   <w:rPr>
@@ -2173,6 +2213,7 @@
                   <w14:uncheckedState w14:val="2610" w14:font="MS Gothic"/>
                 </w14:checkbox>
               </w:sdtPr>
+              <w:sdtEndPr/>
               <w:sdtContent>
                 <w:r>
                   <w:rPr>
@@ -2234,6 +2275,7 @@
                   <w14:uncheckedState w14:val="2610" w14:font="MS Gothic"/>
                 </w14:checkbox>
               </w:sdtPr>
+              <w:sdtEndPr/>
               <w:sdtContent>
                 <w:r>
                   <w:rPr>
@@ -2276,6 +2318,7 @@
                   <w14:uncheckedState w14:val="2610" w14:font="MS Gothic"/>
                 </w14:checkbox>
               </w:sdtPr>
+              <w:sdtEndPr/>
               <w:sdtContent>
                 <w:r>
                   <w:rPr>
@@ -2337,6 +2380,7 @@
                   <w14:uncheckedState w14:val="2610" w14:font="MS Gothic"/>
                 </w14:checkbox>
               </w:sdtPr>
+              <w:sdtEndPr/>
               <w:sdtContent>
                 <w:r>
                   <w:rPr>
@@ -2403,6 +2447,7 @@
                   <w14:uncheckedState w14:val="2610" w14:font="MS Gothic"/>
                 </w14:checkbox>
               </w:sdtPr>
+              <w:sdtEndPr/>
               <w:sdtContent>
                 <w:r>
                   <w:rPr>
@@ -2505,6 +2550,7 @@
                   <w14:uncheckedState w14:val="2610" w14:font="MS Gothic"/>
                 </w14:checkbox>
               </w:sdtPr>
+              <w:sdtEndPr/>
               <w:sdtContent>
                 <w:r>
                   <w:rPr>
@@ -2547,6 +2593,7 @@
                   <w14:uncheckedState w14:val="2610" w14:font="MS Gothic"/>
                 </w14:checkbox>
               </w:sdtPr>
+              <w:sdtEndPr/>
               <w:sdtContent>
                 <w:r>
                   <w:rPr>
@@ -2589,6 +2636,7 @@
                   <w14:uncheckedState w14:val="2610" w14:font="MS Gothic"/>
                 </w14:checkbox>
               </w:sdtPr>
+              <w:sdtEndPr/>
               <w:sdtContent>
                 <w:r>
                   <w:rPr>
@@ -2652,6 +2700,7 @@
                   <w14:uncheckedState w14:val="2610" w14:font="MS Gothic"/>
                 </w14:checkbox>
               </w:sdtPr>
+              <w:sdtEndPr/>
               <w:sdtContent>
                 <w:r>
                   <w:rPr>
@@ -2707,6 +2756,7 @@
                   <w14:uncheckedState w14:val="2610" w14:font="MS Gothic"/>
                 </w14:checkbox>
               </w:sdtPr>
+              <w:sdtEndPr/>
               <w:sdtContent>
                 <w:r>
                   <w:rPr>
@@ -2785,6 +2835,7 @@
                   <w14:uncheckedState w14:val="2610" w14:font="MS Gothic"/>
                 </w14:checkbox>
               </w:sdtPr>
+              <w:sdtEndPr/>
               <w:sdtContent>
                 <w:r>
                   <w:rPr>
@@ -2833,23 +2884,7 @@
                 <w:sz w:val="14"/>
                 <w:szCs w:val="14"/>
               </w:rPr>
-              <w:t xml:space="preserve">плитка, </w:t>
-            </w:r>
-            <w:proofErr w:type="gramStart"/>
-            <w:r>
-              <w:rPr>
-                <w:sz w:val="14"/>
-                <w:szCs w:val="14"/>
-              </w:rPr>
-              <w:t>метл.лист</w:t>
-            </w:r>
-            <w:proofErr w:type="gramEnd"/>
-            <w:r>
-              <w:rPr>
-                <w:sz w:val="14"/>
-                <w:szCs w:val="14"/>
-              </w:rPr>
-              <w:t>, сэндвич-панель</w:t>
+              <w:t>плитка, метл.лист, сэндвич-панель</w:t>
             </w:r>
           </w:p>
         </w:tc>
@@ -2905,6 +2940,7 @@
                   <w14:uncheckedState w14:val="2610" w14:font="MS Gothic"/>
                 </w14:checkbox>
               </w:sdtPr>
+              <w:sdtEndPr/>
               <w:sdtContent>
                 <w:r>
                   <w:rPr>
@@ -2947,6 +2983,7 @@
                   <w14:uncheckedState w14:val="2610" w14:font="MS Gothic"/>
                 </w14:checkbox>
               </w:sdtPr>
+              <w:sdtEndPr/>
               <w:sdtContent>
                 <w:r>
                   <w:rPr>
@@ -2989,6 +3026,7 @@
                   <w14:uncheckedState w14:val="2610" w14:font="MS Gothic"/>
                 </w14:checkbox>
               </w:sdtPr>
+              <w:sdtEndPr/>
               <w:sdtContent>
                 <w:r>
                   <w:rPr>
@@ -3044,6 +3082,7 @@
                   <w14:uncheckedState w14:val="2610" w14:font="MS Gothic"/>
                 </w14:checkbox>
               </w:sdtPr>
+              <w:sdtEndPr/>
               <w:sdtContent>
                 <w:r>
                   <w:rPr>
@@ -3099,6 +3138,7 @@
                   <w14:uncheckedState w14:val="2610" w14:font="MS Gothic"/>
                 </w14:checkbox>
               </w:sdtPr>
+              <w:sdtEndPr/>
               <w:sdtContent>
                 <w:r>
                   <w:rPr>
@@ -3172,6 +3212,7 @@
                   <w14:uncheckedState w14:val="2610" w14:font="MS Gothic"/>
                 </w14:checkbox>
               </w:sdtPr>
+              <w:sdtEndPr/>
               <w:sdtContent>
                 <w:r>
                   <w:rPr>
@@ -3220,6 +3261,7 @@
                   <w14:uncheckedState w14:val="2610" w14:font="MS Gothic"/>
                 </w14:checkbox>
               </w:sdtPr>
+              <w:sdtEndPr/>
               <w:sdtContent>
                 <w:r>
                   <w:rPr>
@@ -3290,6 +3332,7 @@
                   <w14:uncheckedState w14:val="2610" w14:font="MS Gothic"/>
                 </w14:checkbox>
               </w:sdtPr>
+              <w:sdtEndPr/>
               <w:sdtContent>
                 <w:r>
                   <w:rPr>
@@ -3412,6 +3455,7 @@
                   <w14:uncheckedState w14:val="2610" w14:font="MS Gothic"/>
                 </w14:checkbox>
               </w:sdtPr>
+              <w:sdtEndPr/>
               <w:sdtContent>
                 <w:r>
                   <w:rPr>
@@ -3461,6 +3505,7 @@
                   <w14:uncheckedState w14:val="2610" w14:font="MS Gothic"/>
                 </w14:checkbox>
               </w:sdtPr>
+              <w:sdtEndPr/>
               <w:sdtContent>
                 <w:r>
                   <w:rPr>
@@ -3531,6 +3576,7 @@
                   <w14:uncheckedState w14:val="2610" w14:font="MS Gothic"/>
                 </w14:checkbox>
               </w:sdtPr>
+              <w:sdtEndPr/>
               <w:sdtContent>
                 <w:r>
                   <w:rPr>
@@ -3559,6 +3605,7 @@
                   <w14:uncheckedState w14:val="2610" w14:font="MS Gothic"/>
                 </w14:checkbox>
               </w:sdtPr>
+              <w:sdtEndPr/>
               <w:sdtContent>
                 <w:r>
                   <w:rPr>
@@ -3587,6 +3634,7 @@
                   <w14:uncheckedState w14:val="2610" w14:font="MS Gothic"/>
                 </w14:checkbox>
               </w:sdtPr>
+              <w:sdtEndPr/>
               <w:sdtContent>
                 <w:r>
                   <w:rPr>
@@ -3615,6 +3663,7 @@
                   <w14:uncheckedState w14:val="2610" w14:font="MS Gothic"/>
                 </w14:checkbox>
               </w:sdtPr>
+              <w:sdtEndPr/>
               <w:sdtContent>
                 <w:r>
                   <w:rPr>
@@ -3679,6 +3728,7 @@
                   <w14:uncheckedState w14:val="2610" w14:font="MS Gothic"/>
                 </w14:checkbox>
               </w:sdtPr>
+              <w:sdtEndPr/>
               <w:sdtContent>
                 <w:r>
                   <w:rPr>
@@ -3707,6 +3757,7 @@
                   <w14:uncheckedState w14:val="2610" w14:font="MS Gothic"/>
                 </w14:checkbox>
               </w:sdtPr>
+              <w:sdtEndPr/>
               <w:sdtContent>
                 <w:r>
                   <w:rPr>
@@ -3735,6 +3786,7 @@
                   <w14:uncheckedState w14:val="2610" w14:font="MS Gothic"/>
                 </w14:checkbox>
               </w:sdtPr>
+              <w:sdtEndPr/>
               <w:sdtContent>
                 <w:r>
                   <w:rPr>
@@ -3784,6 +3836,7 @@
               <w14:uncheckedState w14:val="2610" w14:font="MS Gothic"/>
             </w14:checkbox>
           </w:sdtPr>
+          <w:sdtEndPr/>
           <w:sdtContent>
             <w:tc>
               <w:tcPr>
@@ -3856,6 +3909,7 @@
                   <w14:uncheckedState w14:val="2610" w14:font="MS Gothic"/>
                 </w14:checkbox>
               </w:sdtPr>
+              <w:sdtEndPr/>
               <w:sdtContent>
                 <w:r>
                   <w:rPr>
@@ -3926,6 +3980,7 @@
                   <w14:uncheckedState w14:val="2610" w14:font="MS Gothic"/>
                 </w14:checkbox>
               </w:sdtPr>
+              <w:sdtEndPr/>
               <w:sdtContent>
                 <w:r>
                   <w:rPr>
@@ -3954,6 +4009,7 @@
                   <w14:uncheckedState w14:val="2610" w14:font="MS Gothic"/>
                 </w14:checkbox>
               </w:sdtPr>
+              <w:sdtEndPr/>
               <w:sdtContent>
                 <w:r>
                   <w:rPr>
@@ -3982,6 +4038,7 @@
                   <w14:uncheckedState w14:val="2610" w14:font="MS Gothic"/>
                 </w14:checkbox>
               </w:sdtPr>
+              <w:sdtEndPr/>
               <w:sdtContent>
                 <w:r>
                   <w:rPr>
@@ -4043,6 +4100,7 @@
                   <w14:uncheckedState w14:val="2610" w14:font="MS Gothic"/>
                 </w14:checkbox>
               </w:sdtPr>
+              <w:sdtEndPr/>
               <w:sdtContent>
                 <w:r>
                   <w:rPr>
@@ -4071,6 +4129,7 @@
                   <w14:uncheckedState w14:val="2610" w14:font="MS Gothic"/>
                 </w14:checkbox>
               </w:sdtPr>
+              <w:sdtEndPr/>
               <w:sdtContent>
                 <w:r>
                   <w:rPr>
@@ -4099,6 +4158,7 @@
                   <w14:uncheckedState w14:val="2610" w14:font="MS Gothic"/>
                 </w14:checkbox>
               </w:sdtPr>
+              <w:sdtEndPr/>
               <w:sdtContent>
                 <w:r>
                   <w:rPr>
@@ -4148,6 +4208,7 @@
               <w14:uncheckedState w14:val="2610" w14:font="MS Gothic"/>
             </w14:checkbox>
           </w:sdtPr>
+          <w:sdtEndPr/>
           <w:sdtContent>
             <w:tc>
               <w:tcPr>
@@ -4220,6 +4281,7 @@
                   <w14:uncheckedState w14:val="2610" w14:font="MS Gothic"/>
                 </w14:checkbox>
               </w:sdtPr>
+              <w:sdtEndPr/>
               <w:sdtContent>
                 <w:r>
                   <w:rPr>
@@ -4268,6 +4330,7 @@
                   <w14:uncheckedState w14:val="2610" w14:font="MS Gothic"/>
                 </w14:checkbox>
               </w:sdtPr>
+              <w:sdtEndPr/>
               <w:sdtContent>
                 <w:r>
                   <w:rPr>
@@ -4316,6 +4379,7 @@
                   <w14:uncheckedState w14:val="2610" w14:font="MS Gothic"/>
                 </w14:checkbox>
               </w:sdtPr>
+              <w:sdtEndPr/>
               <w:sdtContent>
                 <w:r>
                   <w:rPr>
@@ -4386,6 +4450,7 @@
                   <w14:uncheckedState w14:val="2610" w14:font="MS Gothic"/>
                 </w14:checkbox>
               </w:sdtPr>
+              <w:sdtEndPr/>
               <w:sdtContent>
                 <w:r>
                   <w:rPr>
@@ -4414,6 +4479,7 @@
                   <w14:uncheckedState w14:val="2610" w14:font="MS Gothic"/>
                 </w14:checkbox>
               </w:sdtPr>
+              <w:sdtEndPr/>
               <w:sdtContent>
                 <w:r>
                   <w:rPr>
@@ -4442,6 +4508,7 @@
                   <w14:uncheckedState w14:val="2610" w14:font="MS Gothic"/>
                 </w14:checkbox>
               </w:sdtPr>
+              <w:sdtEndPr/>
               <w:sdtContent>
                 <w:r>
                   <w:rPr>
@@ -4504,6 +4571,7 @@
                   <w14:uncheckedState w14:val="2610" w14:font="MS Gothic"/>
                 </w14:checkbox>
               </w:sdtPr>
+              <w:sdtEndPr/>
               <w:sdtContent>
                 <w:r>
                   <w:rPr>
@@ -4547,6 +4615,7 @@
                   <w14:uncheckedState w14:val="2610" w14:font="MS Gothic"/>
                 </w14:checkbox>
               </w:sdtPr>
+              <w:sdtEndPr/>
               <w:sdtContent>
                 <w:r>
                   <w:rPr>
@@ -4596,6 +4665,7 @@
               <w14:uncheckedState w14:val="2610" w14:font="MS Gothic"/>
             </w14:checkbox>
           </w:sdtPr>
+          <w:sdtEndPr/>
           <w:sdtContent>
             <w:tc>
               <w:tcPr>
@@ -4668,6 +4738,7 @@
                   <w14:uncheckedState w14:val="2610" w14:font="MS Gothic"/>
                 </w14:checkbox>
               </w:sdtPr>
+              <w:sdtEndPr/>
               <w:sdtContent>
                 <w:r>
                   <w:rPr>
@@ -4716,6 +4787,7 @@
                   <w14:uncheckedState w14:val="2610" w14:font="MS Gothic"/>
                 </w14:checkbox>
               </w:sdtPr>
+              <w:sdtEndPr/>
               <w:sdtContent>
                 <w:r>
                   <w:rPr>
@@ -4786,6 +4858,7 @@
                   <w14:uncheckedState w14:val="2610" w14:font="MS Gothic"/>
                 </w14:checkbox>
               </w:sdtPr>
+              <w:sdtEndPr/>
               <w:sdtContent>
                 <w:r>
                   <w:rPr>
@@ -4848,6 +4921,7 @@
                   <w14:uncheckedState w14:val="2610" w14:font="MS Gothic"/>
                 </w14:checkbox>
               </w:sdtPr>
+              <w:sdtEndPr/>
               <w:sdtContent>
                 <w:r>
                   <w:rPr>
@@ -4895,6 +4969,7 @@
                   <w14:uncheckedState w14:val="2610" w14:font="MS Gothic"/>
                 </w14:checkbox>
               </w:sdtPr>
+              <w:sdtEndPr/>
               <w:sdtContent>
                 <w:r>
                   <w:rPr>
@@ -4947,6 +5022,7 @@
               <w14:uncheckedState w14:val="2610" w14:font="MS Gothic"/>
             </w14:checkbox>
           </w:sdtPr>
+          <w:sdtEndPr/>
           <w:sdtContent>
             <w:tc>
               <w:tcPr>
@@ -5022,6 +5098,7 @@
                   <w14:uncheckedState w14:val="2610" w14:font="MS Gothic"/>
                 </w14:checkbox>
               </w:sdtPr>
+              <w:sdtEndPr/>
               <w:sdtContent>
                 <w:r>
                   <w:rPr>
@@ -5074,6 +5151,7 @@
                   <w14:uncheckedState w14:val="2610" w14:font="MS Gothic"/>
                 </w14:checkbox>
               </w:sdtPr>
+              <w:sdtEndPr/>
               <w:sdtContent>
                 <w:r>
                   <w:rPr>
@@ -5147,6 +5225,7 @@
                   <w14:uncheckedState w14:val="2610" w14:font="MS Gothic"/>
                 </w14:checkbox>
               </w:sdtPr>
+              <w:sdtEndPr/>
               <w:sdtContent>
                 <w:r>
                   <w:rPr>
@@ -5209,6 +5288,7 @@
                   <w14:uncheckedState w14:val="2610" w14:font="MS Gothic"/>
                 </w14:checkbox>
               </w:sdtPr>
+              <w:sdtEndPr/>
               <w:sdtContent>
                 <w:r>
                   <w:rPr>
@@ -5252,6 +5332,7 @@
                   <w14:uncheckedState w14:val="2610" w14:font="MS Gothic"/>
                 </w14:checkbox>
               </w:sdtPr>
+              <w:sdtEndPr/>
               <w:sdtContent>
                 <w:r>
                   <w:rPr>
@@ -5301,6 +5382,7 @@
               <w14:uncheckedState w14:val="2610" w14:font="MS Gothic"/>
             </w14:checkbox>
           </w:sdtPr>
+          <w:sdtEndPr/>
           <w:sdtContent>
             <w:tc>
               <w:tcPr>
@@ -5376,6 +5458,7 @@
                   <w14:uncheckedState w14:val="2610" w14:font="MS Gothic"/>
                 </w14:checkbox>
               </w:sdtPr>
+              <w:sdtEndPr/>
               <w:sdtContent>
                 <w:r>
                   <w:rPr>
@@ -5430,6 +5513,7 @@
                   <w14:uncheckedState w14:val="2610" w14:font="MS Gothic"/>
                 </w14:checkbox>
               </w:sdtPr>
+              <w:sdtEndPr/>
               <w:sdtContent>
                 <w:r>
                   <w:rPr>
@@ -5500,6 +5584,7 @@
                   <w14:uncheckedState w14:val="2610" w14:font="MS Gothic"/>
                 </w14:checkbox>
               </w:sdtPr>
+              <w:sdtEndPr/>
               <w:sdtContent>
                 <w:r>
                   <w:rPr>
@@ -5542,6 +5627,7 @@
                   <w14:uncheckedState w14:val="2610" w14:font="MS Gothic"/>
                 </w14:checkbox>
               </w:sdtPr>
+              <w:sdtEndPr/>
               <w:sdtContent>
                 <w:r>
                   <w:rPr>
@@ -5607,6 +5693,7 @@
                   <w14:uncheckedState w14:val="2610" w14:font="MS Gothic"/>
                 </w14:checkbox>
               </w:sdtPr>
+              <w:sdtEndPr/>
               <w:sdtContent>
                 <w:r>
                   <w:rPr>
@@ -5654,6 +5741,7 @@
                   <w14:uncheckedState w14:val="2610" w14:font="MS Gothic"/>
                 </w14:checkbox>
               </w:sdtPr>
+              <w:sdtEndPr/>
               <w:sdtContent>
                 <w:r>
                   <w:rPr>
@@ -5703,6 +5791,7 @@
               <w14:uncheckedState w14:val="2610" w14:font="MS Gothic"/>
             </w14:checkbox>
           </w:sdtPr>
+          <w:sdtEndPr/>
           <w:sdtContent>
             <w:tc>
               <w:tcPr>
@@ -5776,6 +5865,7 @@
                   <w14:uncheckedState w14:val="2610" w14:font="MS Gothic"/>
                 </w14:checkbox>
               </w:sdtPr>
+              <w:sdtEndPr/>
               <w:sdtContent>
                 <w:r>
                   <w:rPr>
@@ -5830,6 +5920,7 @@
                   <w14:uncheckedState w14:val="2610" w14:font="MS Gothic"/>
                 </w14:checkbox>
               </w:sdtPr>
+              <w:sdtEndPr/>
               <w:sdtContent>
                 <w:r>
                   <w:rPr>
@@ -5906,6 +5997,7 @@
                   <w14:uncheckedState w14:val="2610" w14:font="MS Gothic"/>
                 </w14:checkbox>
               </w:sdtPr>
+              <w:sdtEndPr/>
               <w:sdtContent>
                 <w:r>
                   <w:rPr>
@@ -5968,6 +6060,7 @@
                   <w14:uncheckedState w14:val="2610" w14:font="MS Gothic"/>
                 </w14:checkbox>
               </w:sdtPr>
+              <w:sdtEndPr/>
               <w:sdtContent>
                 <w:r>
                   <w:rPr>
@@ -6024,6 +6117,7 @@
                   <w14:uncheckedState w14:val="2610" w14:font="MS Gothic"/>
                 </w14:checkbox>
               </w:sdtPr>
+              <w:sdtEndPr/>
               <w:sdtContent>
                 <w:r>
                   <w:rPr>
@@ -6084,6 +6178,7 @@
                   <w14:uncheckedState w14:val="2610" w14:font="MS Gothic"/>
                 </w14:checkbox>
               </w:sdtPr>
+              <w:sdtEndPr/>
               <w:sdtContent>
                 <w:r>
                   <w:rPr>
@@ -6138,6 +6233,7 @@
                   <w14:uncheckedState w14:val="2610" w14:font="MS Gothic"/>
                 </w14:checkbox>
               </w:sdtPr>
+              <w:sdtEndPr/>
               <w:sdtContent>
                 <w:r>
                   <w:rPr>
@@ -6202,6 +6298,7 @@
                   <w14:uncheckedState w14:val="2610" w14:font="MS Gothic"/>
                 </w14:checkbox>
               </w:sdtPr>
+              <w:sdtEndPr/>
               <w:sdtContent>
                 <w:r>
                   <w:rPr>
@@ -6258,6 +6355,7 @@
                   <w14:uncheckedState w14:val="2610" w14:font="MS Gothic"/>
                 </w14:checkbox>
               </w:sdtPr>
+              <w:sdtEndPr/>
               <w:sdtContent>
                 <w:r>
                   <w:rPr>
@@ -6314,6 +6412,7 @@
                   <w14:uncheckedState w14:val="2610" w14:font="MS Gothic"/>
                 </w14:checkbox>
               </w:sdtPr>
+              <w:sdtEndPr/>
               <w:sdtContent>
                 <w:r>
                   <w:rPr>
@@ -6374,6 +6473,7 @@
                   <w14:uncheckedState w14:val="2610" w14:font="MS Gothic"/>
                 </w14:checkbox>
               </w:sdtPr>
+              <w:sdtEndPr/>
               <w:sdtContent>
                 <w:r>
                   <w:rPr>
@@ -6444,6 +6544,7 @@
                   <w14:uncheckedState w14:val="2610" w14:font="MS Gothic"/>
                 </w14:checkbox>
               </w:sdtPr>
+              <w:sdtEndPr/>
               <w:sdtContent>
                 <w:r>
                   <w:rPr>
@@ -6506,6 +6607,7 @@
                   <w14:uncheckedState w14:val="2610" w14:font="MS Gothic"/>
                 </w14:checkbox>
               </w:sdtPr>
+              <w:sdtEndPr/>
               <w:sdtContent>
                 <w:r>
                   <w:rPr>
@@ -6562,6 +6664,7 @@
                   <w14:uncheckedState w14:val="2610" w14:font="MS Gothic"/>
                 </w14:checkbox>
               </w:sdtPr>
+              <w:sdtEndPr/>
               <w:sdtContent>
                 <w:r>
                   <w:rPr>
@@ -6622,6 +6725,7 @@
                   <w14:uncheckedState w14:val="2610" w14:font="MS Gothic"/>
                 </w14:checkbox>
               </w:sdtPr>
+              <w:sdtEndPr/>
               <w:sdtContent>
                 <w:r>
                   <w:rPr>
@@ -6670,6 +6774,7 @@
                   <w14:uncheckedState w14:val="2610" w14:font="MS Gothic"/>
                 </w14:checkbox>
               </w:sdtPr>
+              <w:sdtEndPr/>
               <w:sdtContent>
                 <w:r>
                   <w:rPr>
@@ -6766,6 +6871,7 @@
                   <w14:uncheckedState w14:val="2610" w14:font="MS Gothic"/>
                 </w14:checkbox>
               </w:sdtPr>
+              <w:sdtEndPr/>
               <w:sdtContent>
                 <w:r>
                   <w:rPr>
@@ -6808,6 +6914,7 @@
                   <w14:uncheckedState w14:val="2610" w14:font="MS Gothic"/>
                 </w14:checkbox>
               </w:sdtPr>
+              <w:sdtEndPr/>
               <w:sdtContent>
                 <w:r>
                   <w:rPr>
@@ -6870,6 +6977,7 @@
                   <w14:uncheckedState w14:val="2610" w14:font="MS Gothic"/>
                 </w14:checkbox>
               </w:sdtPr>
+              <w:sdtEndPr/>
               <w:sdtContent>
                 <w:r>
                   <w:rPr>
@@ -6912,6 +7020,7 @@
                   <w14:uncheckedState w14:val="2610" w14:font="MS Gothic"/>
                 </w14:checkbox>
               </w:sdtPr>
+              <w:sdtEndPr/>
               <w:sdtContent>
                 <w:r>
                   <w:rPr>
@@ -6968,6 +7077,7 @@
                   <w14:uncheckedState w14:val="2610" w14:font="MS Gothic"/>
                 </w14:checkbox>
               </w:sdtPr>
+              <w:sdtEndPr/>
               <w:sdtContent>
                 <w:r>
                   <w:rPr>
@@ -7028,6 +7138,7 @@
                   <w14:uncheckedState w14:val="2610" w14:font="MS Gothic"/>
                 </w14:checkbox>
               </w:sdtPr>
+              <w:sdtEndPr/>
               <w:sdtContent>
                 <w:r>
                   <w:rPr>
@@ -7076,6 +7187,7 @@
                   <w14:uncheckedState w14:val="2610" w14:font="MS Gothic"/>
                 </w14:checkbox>
               </w:sdtPr>
+              <w:sdtEndPr/>
               <w:sdtContent>
                 <w:r>
                   <w:rPr>
@@ -7146,6 +7258,7 @@
                   <w14:uncheckedState w14:val="2610" w14:font="MS Gothic"/>
                 </w14:checkbox>
               </w:sdtPr>
+              <w:sdtEndPr/>
               <w:sdtContent>
                 <w:r>
                   <w:rPr>
@@ -7208,6 +7321,7 @@
                   <w14:uncheckedState w14:val="2610" w14:font="MS Gothic"/>
                 </w14:checkbox>
               </w:sdtPr>
+              <w:sdtEndPr/>
               <w:sdtContent>
                 <w:r>
                   <w:rPr>
@@ -7264,6 +7378,7 @@
                   <w14:uncheckedState w14:val="2610" w14:font="MS Gothic"/>
                 </w14:checkbox>
               </w:sdtPr>
+              <w:sdtEndPr/>
               <w:sdtContent>
                 <w:r>
                   <w:rPr>
@@ -7323,6 +7438,7 @@
                   <w14:uncheckedState w14:val="2610" w14:font="MS Gothic"/>
                 </w14:checkbox>
               </w:sdtPr>
+              <w:sdtEndPr/>
               <w:sdtContent>
                 <w:r>
                   <w:rPr>
@@ -7371,6 +7487,7 @@
                   <w14:uncheckedState w14:val="2610" w14:font="MS Gothic"/>
                 </w14:checkbox>
               </w:sdtPr>
+              <w:sdtEndPr/>
               <w:sdtContent>
                 <w:r>
                   <w:rPr>
@@ -7419,6 +7536,7 @@
                   <w14:uncheckedState w14:val="2610" w14:font="MS Gothic"/>
                 </w14:checkbox>
               </w:sdtPr>
+              <w:sdtEndPr/>
               <w:sdtContent>
                 <w:r>
                   <w:rPr>
@@ -7489,6 +7607,7 @@
                   <w14:uncheckedState w14:val="2610" w14:font="MS Gothic"/>
                 </w14:checkbox>
               </w:sdtPr>
+              <w:sdtEndPr/>
               <w:sdtContent>
                 <w:r>
                   <w:rPr>
@@ -7545,6 +7664,7 @@
                   <w14:uncheckedState w14:val="2610" w14:font="MS Gothic"/>
                 </w14:checkbox>
               </w:sdtPr>
+              <w:sdtEndPr/>
               <w:sdtContent>
                 <w:r>
                   <w:rPr>
@@ -7601,6 +7721,7 @@
                   <w14:uncheckedState w14:val="2610" w14:font="MS Gothic"/>
                 </w14:checkbox>
               </w:sdtPr>
+              <w:sdtEndPr/>
               <w:sdtContent>
                 <w:r>
                   <w:rPr>
@@ -7661,6 +7782,7 @@
                   <w14:uncheckedState w14:val="2610" w14:font="MS Gothic"/>
                 </w14:checkbox>
               </w:sdtPr>
+              <w:sdtEndPr/>
               <w:sdtContent>
                 <w:r>
                   <w:rPr>
@@ -7709,6 +7831,7 @@
                   <w14:uncheckedState w14:val="2610" w14:font="MS Gothic"/>
                 </w14:checkbox>
               </w:sdtPr>
+              <w:sdtEndPr/>
               <w:sdtContent>
                 <w:r>
                   <w:rPr>
@@ -7773,6 +7896,7 @@
                   <w14:uncheckedState w14:val="2610" w14:font="MS Gothic"/>
                 </w14:checkbox>
               </w:sdtPr>
+              <w:sdtEndPr/>
               <w:sdtContent>
                 <w:r>
                   <w:rPr>
@@ -7829,6 +7953,7 @@
                   <w14:uncheckedState w14:val="2610" w14:font="MS Gothic"/>
                 </w14:checkbox>
               </w:sdtPr>
+              <w:sdtEndPr/>
               <w:sdtContent>
                 <w:r>
                   <w:rPr>
@@ -7891,6 +8016,7 @@
                   <w14:uncheckedState w14:val="2610" w14:font="MS Gothic"/>
                 </w14:checkbox>
               </w:sdtPr>
+              <w:sdtEndPr/>
               <w:sdtContent>
                 <w:r>
                   <w:rPr>
@@ -7954,6 +8080,7 @@
                   <w14:uncheckedState w14:val="2610" w14:font="MS Gothic"/>
                 </w14:checkbox>
               </w:sdtPr>
+              <w:sdtEndPr/>
               <w:sdtContent>
                 <w:r>
                   <w:rPr>
@@ -8022,6 +8149,7 @@
                   <w14:uncheckedState w14:val="2610" w14:font="MS Gothic"/>
                 </w14:checkbox>
               </w:sdtPr>
+              <w:sdtEndPr/>
               <w:sdtContent>
                 <w:r>
                   <w:rPr>
@@ -8079,6 +8207,7 @@
                   <w14:uncheckedState w14:val="2610" w14:font="MS Gothic"/>
                 </w14:checkbox>
               </w:sdtPr>
+              <w:sdtEndPr/>
               <w:sdtContent>
                 <w:r>
                   <w:rPr>
@@ -8135,6 +8264,7 @@
                   <w14:uncheckedState w14:val="2610" w14:font="MS Gothic"/>
                 </w14:checkbox>
               </w:sdtPr>
+              <w:sdtEndPr/>
               <w:sdtContent>
                 <w:r>
                   <w:rPr>
@@ -8198,6 +8328,7 @@
                   <w14:uncheckedState w14:val="2610" w14:font="MS Gothic"/>
                 </w14:checkbox>
               </w:sdtPr>
+              <w:sdtEndPr/>
               <w:sdtContent>
                 <w:r>
                   <w:rPr>
@@ -8249,6 +8380,7 @@
                   <w14:uncheckedState w14:val="2610" w14:font="MS Gothic"/>
                 </w14:checkbox>
               </w:sdtPr>
+              <w:sdtEndPr/>
               <w:sdtContent>
                 <w:r>
                   <w:rPr>
@@ -8322,6 +8454,7 @@
                   <w14:uncheckedState w14:val="2610" w14:font="MS Gothic"/>
                 </w14:checkbox>
               </w:sdtPr>
+              <w:sdtEndPr/>
               <w:sdtContent>
                 <w:r>
                   <w:rPr>
@@ -8378,6 +8511,7 @@
                   <w14:uncheckedState w14:val="2610" w14:font="MS Gothic"/>
                 </w14:checkbox>
               </w:sdtPr>
+              <w:sdtEndPr/>
               <w:sdtContent>
                 <w:r>
                   <w:rPr>
@@ -8434,6 +8568,7 @@
                   <w14:uncheckedState w14:val="2610" w14:font="MS Gothic"/>
                 </w14:checkbox>
               </w:sdtPr>
+              <w:sdtEndPr/>
               <w:sdtContent>
                 <w:r>
                   <w:rPr>
@@ -8497,6 +8632,7 @@
                   <w14:uncheckedState w14:val="2610" w14:font="MS Gothic"/>
                 </w14:checkbox>
               </w:sdtPr>
+              <w:sdtEndPr/>
               <w:sdtContent>
                 <w:r>
                   <w:rPr>
@@ -8548,6 +8684,7 @@
                   <w14:uncheckedState w14:val="2610" w14:font="MS Gothic"/>
                 </w14:checkbox>
               </w:sdtPr>
+              <w:sdtEndPr/>
               <w:sdtContent>
                 <w:r>
                   <w:rPr>
@@ -8648,6 +8785,7 @@
                   <w14:uncheckedState w14:val="2610" w14:font="MS Gothic"/>
                 </w14:checkbox>
               </w:sdtPr>
+              <w:sdtEndPr/>
               <w:sdtContent>
                 <w:r>
                   <w:rPr>
@@ -8710,6 +8848,7 @@
                   <w14:uncheckedState w14:val="2610" w14:font="MS Gothic"/>
                 </w14:checkbox>
               </w:sdtPr>
+              <w:sdtEndPr/>
               <w:sdtContent>
                 <w:r>
                   <w:rPr>
@@ -8772,6 +8911,7 @@
                   <w14:uncheckedState w14:val="2610" w14:font="MS Gothic"/>
                 </w14:checkbox>
               </w:sdtPr>
+              <w:sdtEndPr/>
               <w:sdtContent>
                 <w:r>
                   <w:rPr>
@@ -8823,6 +8963,7 @@
                   <w14:uncheckedState w14:val="2610" w14:font="MS Gothic"/>
                 </w14:checkbox>
               </w:sdtPr>
+              <w:sdtEndPr/>
               <w:sdtContent>
                 <w:r>
                   <w:rPr>
@@ -8895,6 +9036,7 @@
                   <w14:uncheckedState w14:val="2610" w14:font="MS Gothic"/>
                 </w14:checkbox>
               </w:sdtPr>
+              <w:sdtEndPr/>
               <w:sdtContent>
                 <w:r>
                   <w:rPr>
@@ -8940,6 +9082,7 @@
                   <w14:uncheckedState w14:val="2610" w14:font="MS Gothic"/>
                 </w14:checkbox>
               </w:sdtPr>
+              <w:sdtEndPr/>
               <w:sdtContent>
                 <w:r>
                   <w:rPr>
@@ -8982,6 +9125,7 @@
                   <w14:uncheckedState w14:val="2610" w14:font="MS Gothic"/>
                 </w14:checkbox>
               </w:sdtPr>
+              <w:sdtEndPr/>
               <w:sdtContent>
                 <w:r>
                   <w:rPr>
@@ -9024,6 +9168,7 @@
                   <w14:uncheckedState w14:val="2610" w14:font="MS Gothic"/>
                 </w14:checkbox>
               </w:sdtPr>
+              <w:sdtEndPr/>
               <w:sdtContent>
                 <w:r>
                   <w:rPr>
@@ -9081,6 +9226,7 @@
                   <w14:uncheckedState w14:val="2610" w14:font="MS Gothic"/>
                 </w14:checkbox>
               </w:sdtPr>
+              <w:sdtEndPr/>
               <w:sdtContent>
                 <w:r>
                   <w:rPr>
@@ -9109,6 +9255,7 @@
                   <w14:uncheckedState w14:val="2610" w14:font="MS Gothic"/>
                 </w14:checkbox>
               </w:sdtPr>
+              <w:sdtEndPr/>
               <w:sdtContent>
                 <w:r>
                   <w:rPr>
@@ -9137,6 +9284,7 @@
                   <w14:uncheckedState w14:val="2610" w14:font="MS Gothic"/>
                 </w14:checkbox>
               </w:sdtPr>
+              <w:sdtEndPr/>
               <w:sdtContent>
                 <w:r>
                   <w:rPr>
@@ -9193,6 +9341,7 @@
                   <w14:uncheckedState w14:val="2610" w14:font="MS Gothic"/>
                 </w14:checkbox>
               </w:sdtPr>
+              <w:sdtEndPr/>
               <w:sdtContent>
                 <w:r>
                   <w:rPr>
@@ -9256,6 +9405,7 @@
                   <w14:uncheckedState w14:val="2610" w14:font="MS Gothic"/>
                 </w14:checkbox>
               </w:sdtPr>
+              <w:sdtEndPr/>
               <w:sdtContent>
                 <w:r>
                   <w:rPr>
@@ -9322,6 +9472,7 @@
                   <w14:uncheckedState w14:val="2610" w14:font="MS Gothic"/>
                 </w14:checkbox>
               </w:sdtPr>
+              <w:sdtEndPr/>
               <w:sdtContent>
                 <w:r>
                   <w:rPr>
@@ -9368,6 +9519,7 @@
                   <w14:uncheckedState w14:val="2610" w14:font="MS Gothic"/>
                 </w14:checkbox>
               </w:sdtPr>
+              <w:sdtEndPr/>
               <w:sdtContent>
                 <w:r>
                   <w:rPr>
@@ -9413,6 +9565,7 @@
                   <w14:uncheckedState w14:val="2610" w14:font="MS Gothic"/>
                 </w14:checkbox>
               </w:sdtPr>
+              <w:sdtEndPr/>
               <w:sdtContent>
                 <w:r>
                   <w:rPr>
@@ -9469,6 +9622,7 @@
                   <w14:uncheckedState w14:val="2610" w14:font="MS Gothic"/>
                 </w14:checkbox>
               </w:sdtPr>
+              <w:sdtEndPr/>
               <w:sdtContent>
                 <w:r>
                   <w:rPr>
@@ -9511,6 +9665,7 @@
                   <w14:uncheckedState w14:val="2610" w14:font="MS Gothic"/>
                 </w14:checkbox>
               </w:sdtPr>
+              <w:sdtEndPr/>
               <w:sdtContent>
                 <w:r>
                   <w:rPr>
@@ -9554,6 +9709,7 @@
               <w14:uncheckedState w14:val="2610" w14:font="MS Gothic"/>
             </w14:checkbox>
           </w:sdtPr>
+          <w:sdtEndPr/>
           <w:sdtContent>
             <w:tc>
               <w:tcPr>
@@ -9630,6 +9786,7 @@
                   <w14:uncheckedState w14:val="2610" w14:font="MS Gothic"/>
                 </w14:checkbox>
               </w:sdtPr>
+              <w:sdtEndPr/>
               <w:sdtContent>
                 <w:r>
                   <w:rPr>
@@ -9703,6 +9860,7 @@
                   <w14:uncheckedState w14:val="2610" w14:font="MS Gothic"/>
                 </w14:checkbox>
               </w:sdtPr>
+              <w:sdtEndPr/>
               <w:sdtContent>
                 <w:r>
                   <w:rPr>
@@ -9745,6 +9903,7 @@
                   <w14:uncheckedState w14:val="2610" w14:font="MS Gothic"/>
                 </w14:checkbox>
               </w:sdtPr>
+              <w:sdtEndPr/>
               <w:sdtContent>
                 <w:r>
                   <w:rPr>
@@ -9801,6 +9960,7 @@
                   <w14:uncheckedState w14:val="2610" w14:font="MS Gothic"/>
                 </w14:checkbox>
               </w:sdtPr>
+              <w:sdtEndPr/>
               <w:sdtContent>
                 <w:r>
                   <w:rPr>
@@ -9844,6 +10004,7 @@
               <w14:uncheckedState w14:val="2610" w14:font="MS Gothic"/>
             </w14:checkbox>
           </w:sdtPr>
+          <w:sdtEndPr/>
           <w:sdtContent>
             <w:tc>
               <w:tcPr>
@@ -9968,6 +10129,7 @@
                   <w14:uncheckedState w14:val="2610" w14:font="MS Gothic"/>
                 </w14:checkbox>
               </w:sdtPr>
+              <w:sdtEndPr/>
               <w:sdtContent>
                 <w:r>
                   <w:rPr>
@@ -10011,6 +10173,7 @@
               <w14:uncheckedState w14:val="2610" w14:font="MS Gothic"/>
             </w14:checkbox>
           </w:sdtPr>
+          <w:sdtEndPr/>
           <w:sdtContent>
             <w:tc>
               <w:tcPr>
@@ -10092,6 +10255,7 @@
                   <w14:uncheckedState w14:val="2610" w14:font="MS Gothic"/>
                 </w14:checkbox>
               </w:sdtPr>
+              <w:sdtEndPr/>
               <w:sdtContent>
                 <w:r>
                   <w:rPr>
@@ -10149,6 +10313,7 @@
                   <w14:uncheckedState w14:val="2610" w14:font="MS Gothic"/>
                 </w14:checkbox>
               </w:sdtPr>
+              <w:sdtEndPr/>
               <w:sdtContent>
                 <w:r>
                   <w:rPr>
@@ -10206,6 +10371,7 @@
                   <w14:uncheckedState w14:val="2610" w14:font="MS Gothic"/>
                 </w14:checkbox>
               </w:sdtPr>
+              <w:sdtEndPr/>
               <w:sdtContent>
                 <w:r>
                   <w:rPr>
@@ -10262,6 +10428,7 @@
                   <w14:uncheckedState w14:val="2610" w14:font="MS Gothic"/>
                 </w14:checkbox>
               </w:sdtPr>
+              <w:sdtEndPr/>
               <w:sdtContent>
                 <w:r>
                   <w:rPr>
@@ -10329,6 +10496,7 @@
                   <w14:uncheckedState w14:val="2610" w14:font="MS Gothic"/>
                 </w14:checkbox>
               </w:sdtPr>
+              <w:sdtEndPr/>
               <w:sdtContent>
                 <w:r>
                   <w:rPr>
@@ -10357,6 +10525,7 @@
                   <w14:uncheckedState w14:val="2610" w14:font="MS Gothic"/>
                 </w14:checkbox>
               </w:sdtPr>
+              <w:sdtEndPr/>
               <w:sdtContent>
                 <w:r>
                   <w:rPr>
@@ -10385,6 +10554,7 @@
                   <w14:uncheckedState w14:val="2610" w14:font="MS Gothic"/>
                 </w14:checkbox>
               </w:sdtPr>
+              <w:sdtEndPr/>
               <w:sdtContent>
                 <w:r>
                   <w:rPr>
@@ -10428,6 +10598,7 @@
                   <w14:uncheckedState w14:val="2610" w14:font="MS Gothic"/>
                 </w14:checkbox>
               </w:sdtPr>
+              <w:sdtEndPr/>
               <w:sdtContent>
                 <w:r>
                   <w:rPr>
@@ -10471,6 +10642,7 @@
               <w14:uncheckedState w14:val="2610" w14:font="MS Gothic"/>
             </w14:checkbox>
           </w:sdtPr>
+          <w:sdtEndPr/>
           <w:sdtContent>
             <w:tc>
               <w:tcPr>
@@ -10547,6 +10719,7 @@
                   <w14:uncheckedState w14:val="2610" w14:font="MS Gothic"/>
                 </w14:checkbox>
               </w:sdtPr>
+              <w:sdtEndPr/>
               <w:sdtContent>
                 <w:r>
                   <w:rPr>
@@ -10598,6 +10771,7 @@
                   <w14:uncheckedState w14:val="2610" w14:font="MS Gothic"/>
                 </w14:checkbox>
               </w:sdtPr>
+              <w:sdtEndPr/>
               <w:sdtContent>
                 <w:r>
                   <w:rPr>
@@ -10665,6 +10839,7 @@
                   <w14:uncheckedState w14:val="2610" w14:font="MS Gothic"/>
                 </w14:checkbox>
               </w:sdtPr>
+              <w:sdtEndPr/>
               <w:sdtContent>
                 <w:r>
                   <w:rPr>
@@ -10721,6 +10896,7 @@
                   <w14:uncheckedState w14:val="2610" w14:font="MS Gothic"/>
                 </w14:checkbox>
               </w:sdtPr>
+              <w:sdtEndPr/>
               <w:sdtContent>
                 <w:r>
                   <w:rPr>
@@ -10763,6 +10939,7 @@
                   <w14:uncheckedState w14:val="2610" w14:font="MS Gothic"/>
                 </w14:checkbox>
               </w:sdtPr>
+              <w:sdtEndPr/>
               <w:sdtContent>
                 <w:r>
                   <w:rPr>
@@ -10806,6 +10983,7 @@
               <w14:uncheckedState w14:val="2610" w14:font="MS Gothic"/>
             </w14:checkbox>
           </w:sdtPr>
+          <w:sdtEndPr/>
           <w:sdtContent>
             <w:tc>
               <w:tcPr>
@@ -10879,6 +11057,7 @@
                   <w14:uncheckedState w14:val="2610" w14:font="MS Gothic"/>
                 </w14:checkbox>
               </w:sdtPr>
+              <w:sdtEndPr/>
               <w:sdtContent>
                 <w:r>
                   <w:rPr>
@@ -10937,6 +11116,7 @@
               <w14:uncheckedState w14:val="2610" w14:font="MS Gothic"/>
             </w14:checkbox>
           </w:sdtPr>
+          <w:sdtEndPr/>
           <w:sdtContent>
             <w:tc>
               <w:tcPr>
@@ -11002,6 +11182,7 @@
                   <w14:uncheckedState w14:val="2610" w14:font="MS Gothic"/>
                 </w14:checkbox>
               </w:sdtPr>
+              <w:sdtEndPr/>
               <w:sdtContent>
                 <w:r>
                   <w:rPr>
@@ -11044,6 +11225,7 @@
                   <w14:uncheckedState w14:val="2610" w14:font="MS Gothic"/>
                 </w14:checkbox>
               </w:sdtPr>
+              <w:sdtEndPr/>
               <w:sdtContent>
                 <w:r>
                   <w:rPr>
@@ -11093,6 +11275,7 @@
               <w14:uncheckedState w14:val="2610" w14:font="MS Gothic"/>
             </w14:checkbox>
           </w:sdtPr>
+          <w:sdtEndPr/>
           <w:sdtContent>
             <w:tc>
               <w:tcPr>
@@ -11217,6 +11400,7 @@
                   <w14:uncheckedState w14:val="2610" w14:font="MS Gothic"/>
                 </w14:checkbox>
               </w:sdtPr>
+              <w:sdtEndPr/>
               <w:sdtContent>
                 <w:r>
                   <w:rPr>
@@ -11260,6 +11444,7 @@
               <w14:uncheckedState w14:val="2610" w14:font="MS Gothic"/>
             </w14:checkbox>
           </w:sdtPr>
+          <w:sdtEndPr/>
           <w:sdtContent>
             <w:tc>
               <w:tcPr>
@@ -11333,6 +11518,7 @@
                   <w14:uncheckedState w14:val="2610" w14:font="MS Gothic"/>
                 </w14:checkbox>
               </w:sdtPr>
+              <w:sdtEndPr/>
               <w:sdtContent>
                 <w:r>
                   <w:rPr>
@@ -11385,6 +11571,7 @@
                   <w14:uncheckedState w14:val="2610" w14:font="MS Gothic"/>
                 </w14:checkbox>
               </w:sdtPr>
+              <w:sdtEndPr/>
               <w:sdtContent>
                 <w:r>
                   <w:rPr>
@@ -11458,6 +11645,7 @@
                   <w14:uncheckedState w14:val="2610" w14:font="MS Gothic"/>
                 </w14:checkbox>
               </w:sdtPr>
+              <w:sdtEndPr/>
               <w:sdtContent>
                 <w:r>
                   <w:rPr>
@@ -11486,6 +11674,7 @@
                   <w14:uncheckedState w14:val="2610" w14:font="MS Gothic"/>
                 </w14:checkbox>
               </w:sdtPr>
+              <w:sdtEndPr/>
               <w:sdtContent>
                 <w:r>
                   <w:rPr>
@@ -11514,6 +11703,7 @@
                   <w14:uncheckedState w14:val="2610" w14:font="MS Gothic"/>
                 </w14:checkbox>
               </w:sdtPr>
+              <w:sdtEndPr/>
               <w:sdtContent>
                 <w:r>
                   <w:rPr>
@@ -11542,6 +11732,7 @@
                   <w14:uncheckedState w14:val="2610" w14:font="MS Gothic"/>
                 </w14:checkbox>
               </w:sdtPr>
+              <w:sdtEndPr/>
               <w:sdtContent>
                 <w:r>
                   <w:rPr>
@@ -11604,6 +11795,7 @@
                   <w14:uncheckedState w14:val="2610" w14:font="MS Gothic"/>
                 </w14:checkbox>
               </w:sdtPr>
+              <w:sdtEndPr/>
               <w:sdtContent>
                 <w:r>
                   <w:rPr>
@@ -11647,6 +11839,7 @@
               <w14:uncheckedState w14:val="2610" w14:font="MS Gothic"/>
             </w14:checkbox>
           </w:sdtPr>
+          <w:sdtEndPr/>
           <w:sdtContent>
             <w:tc>
               <w:tcPr>
@@ -11724,6 +11917,7 @@
                   <w14:uncheckedState w14:val="2610" w14:font="MS Gothic"/>
                 </w14:checkbox>
               </w:sdtPr>
+              <w:sdtEndPr/>
               <w:sdtContent>
                 <w:r>
                   <w:rPr>
@@ -11805,6 +11999,7 @@
                   <w14:uncheckedState w14:val="2610" w14:font="MS Gothic"/>
                 </w14:checkbox>
               </w:sdtPr>
+              <w:sdtEndPr/>
               <w:sdtContent>
                 <w:r>
                   <w:rPr>
@@ -11868,6 +12063,7 @@
                   <w14:uncheckedState w14:val="2610" w14:font="MS Gothic"/>
                 </w14:checkbox>
               </w:sdtPr>
+              <w:sdtEndPr/>
               <w:sdtContent>
                 <w:r>
                   <w:rPr>
@@ -11915,6 +12111,7 @@
               <w14:uncheckedState w14:val="2610" w14:font="MS Gothic"/>
             </w14:checkbox>
           </w:sdtPr>
+          <w:sdtEndPr/>
           <w:sdtContent>
             <w:tc>
               <w:tcPr>
@@ -11996,6 +12193,7 @@
                   <w14:uncheckedState w14:val="2610" w14:font="MS Gothic"/>
                 </w14:checkbox>
               </w:sdtPr>
+              <w:sdtEndPr/>
               <w:sdtContent>
                 <w:r>
                   <w:rPr>
@@ -12069,6 +12267,7 @@
                   <w14:uncheckedState w14:val="2610" w14:font="MS Gothic"/>
                 </w14:checkbox>
               </w:sdtPr>
+              <w:sdtEndPr/>
               <w:sdtContent>
                 <w:r>
                   <w:rPr>
@@ -12111,6 +12310,7 @@
                   <w14:uncheckedState w14:val="2610" w14:font="MS Gothic"/>
                 </w14:checkbox>
               </w:sdtPr>
+              <w:sdtEndPr/>
               <w:sdtContent>
                 <w:r>
                   <w:rPr>
@@ -12173,6 +12373,7 @@
                   <w14:uncheckedState w14:val="2610" w14:font="MS Gothic"/>
                 </w14:checkbox>
               </w:sdtPr>
+              <w:sdtEndPr/>
               <w:sdtContent>
                 <w:r>
                   <w:rPr>
@@ -12217,6 +12418,7 @@
               <w14:uncheckedState w14:val="2610" w14:font="MS Gothic"/>
             </w14:checkbox>
           </w:sdtPr>
+          <w:sdtEndPr/>
           <w:sdtContent>
             <w:tc>
               <w:tcPr>
@@ -12291,6 +12493,7 @@
                   <w14:uncheckedState w14:val="2610" w14:font="MS Gothic"/>
                 </w14:checkbox>
               </w:sdtPr>
+              <w:sdtEndPr/>
               <w:sdtContent>
                 <w:r>
                   <w:rPr>
@@ -12339,6 +12542,7 @@
                   <w14:uncheckedState w14:val="2610" w14:font="MS Gothic"/>
                 </w14:checkbox>
               </w:sdtPr>
+              <w:sdtEndPr/>
               <w:sdtContent>
                 <w:r>
                   <w:rPr>
@@ -12412,6 +12616,7 @@
                   <w14:uncheckedState w14:val="2610" w14:font="MS Gothic"/>
                 </w14:checkbox>
               </w:sdtPr>
+              <w:sdtEndPr/>
               <w:sdtContent>
                 <w:r>
                   <w:rPr>
@@ -12545,6 +12750,7 @@
                   <w14:uncheckedState w14:val="2610" w14:font="MS Gothic"/>
                 </w14:checkbox>
               </w:sdtPr>
+              <w:sdtEndPr/>
               <w:sdtContent>
                 <w:r>
                   <w:rPr>
@@ -12593,6 +12799,7 @@
                   <w14:uncheckedState w14:val="2610" w14:font="MS Gothic"/>
                 </w14:checkbox>
               </w:sdtPr>
+              <w:sdtEndPr/>
               <w:sdtContent>
                 <w:r>
                   <w:rPr>
@@ -12760,6 +12967,7 @@
                   <w14:uncheckedState w14:val="2610" w14:font="MS Gothic"/>
                 </w14:checkbox>
               </w:sdtPr>
+              <w:sdtEndPr/>
               <w:sdtContent>
                 <w:r>
                   <w:rPr>
@@ -13072,6 +13280,7 @@
                   <w14:uncheckedState w14:val="2610" w14:font="MS Gothic"/>
                 </w14:checkbox>
               </w:sdtPr>
+              <w:sdtEndPr/>
               <w:sdtContent>
                 <w:r>
                   <w:rPr>
@@ -13124,6 +13333,7 @@
                   <w14:uncheckedState w14:val="2610" w14:font="MS Gothic"/>
                 </w14:checkbox>
               </w:sdtPr>
+              <w:sdtEndPr/>
               <w:sdtContent>
                 <w:r>
                   <w:rPr>
@@ -13176,6 +13386,7 @@
                   <w14:uncheckedState w14:val="2610" w14:font="MS Gothic"/>
                 </w14:checkbox>
               </w:sdtPr>
+              <w:sdtEndPr/>
               <w:sdtContent>
                 <w:r>
                   <w:rPr>
@@ -13228,6 +13439,7 @@
                   <w14:uncheckedState w14:val="2610" w14:font="MS Gothic"/>
                 </w14:checkbox>
               </w:sdtPr>
+              <w:sdtEndPr/>
               <w:sdtContent>
                 <w:r>
                   <w:rPr>
@@ -13399,6 +13611,7 @@
                   <w14:uncheckedState w14:val="2610" w14:font="MS Gothic"/>
                 </w14:checkbox>
               </w:sdtPr>
+              <w:sdtEndPr/>
               <w:sdtContent>
                 <w:r>
                   <w:rPr>
@@ -13451,6 +13664,7 @@
                   <w14:uncheckedState w14:val="2610" w14:font="MS Gothic"/>
                 </w14:checkbox>
               </w:sdtPr>
+              <w:sdtEndPr/>
               <w:sdtContent>
                 <w:r>
                   <w:rPr>
@@ -13503,6 +13717,7 @@
                   <w14:uncheckedState w14:val="2610" w14:font="MS Gothic"/>
                 </w14:checkbox>
               </w:sdtPr>
+              <w:sdtEndPr/>
               <w:sdtContent>
                 <w:r>
                   <w:rPr>
@@ -13554,6 +13769,7 @@
                   <w14:uncheckedState w14:val="2610" w14:font="MS Gothic"/>
                 </w14:checkbox>
               </w:sdtPr>
+              <w:sdtEndPr/>
               <w:sdtContent>
                 <w:r>
                   <w:rPr>
@@ -13721,6 +13937,7 @@
                   <w14:uncheckedState w14:val="2610" w14:font="MS Gothic"/>
                 </w14:checkbox>
               </w:sdtPr>
+              <w:sdtEndPr/>
               <w:sdtContent>
                 <w:r>
                   <w:rPr>
@@ -13769,6 +13986,7 @@
                   <w14:uncheckedState w14:val="2610" w14:font="MS Gothic"/>
                 </w14:checkbox>
               </w:sdtPr>
+              <w:sdtEndPr/>
               <w:sdtContent>
                 <w:r>
                   <w:rPr>
@@ -14050,6 +14268,7 @@
                   <w14:uncheckedState w14:val="2610" w14:font="MS Gothic"/>
                 </w14:checkbox>
               </w:sdtPr>
+              <w:sdtEndPr/>
               <w:sdtContent>
                 <w:r>
                   <w:rPr>
@@ -14101,6 +14320,7 @@
                   <w14:uncheckedState w14:val="2610" w14:font="MS Gothic"/>
                 </w14:checkbox>
               </w:sdtPr>
+              <w:sdtEndPr/>
               <w:sdtContent>
                 <w:r>
                   <w:rPr>
@@ -14260,6 +14480,7 @@
                   <w14:uncheckedState w14:val="2610" w14:font="MS Gothic"/>
                 </w14:checkbox>
               </w:sdtPr>
+              <w:sdtEndPr/>
               <w:sdtContent>
                 <w:r>
                   <w:rPr>
@@ -14311,6 +14532,7 @@
                   <w14:uncheckedState w14:val="2610" w14:font="MS Gothic"/>
                 </w14:checkbox>
               </w:sdtPr>
+              <w:sdtEndPr/>
               <w:sdtContent>
                 <w:r>
                   <w:rPr>
@@ -14596,6 +14818,7 @@
                   <w14:uncheckedState w14:val="2610" w14:font="MS Gothic"/>
                 </w14:checkbox>
               </w:sdtPr>
+              <w:sdtEndPr/>
               <w:sdtContent>
                 <w:r>
                   <w:rPr>
@@ -14651,6 +14874,7 @@
                   <w14:uncheckedState w14:val="2610" w14:font="MS Gothic"/>
                 </w14:checkbox>
               </w:sdtPr>
+              <w:sdtEndPr/>
               <w:sdtContent>
                 <w:r>
                   <w:rPr>
@@ -14706,6 +14930,7 @@
                   <w14:uncheckedState w14:val="2610" w14:font="MS Gothic"/>
                 </w14:checkbox>
               </w:sdtPr>
+              <w:sdtEndPr/>
               <w:sdtContent>
                 <w:r>
                   <w:rPr>
@@ -14761,6 +14986,7 @@
                   <w14:uncheckedState w14:val="2610" w14:font="MS Gothic"/>
                 </w14:checkbox>
               </w:sdtPr>
+              <w:sdtEndPr/>
               <w:sdtContent>
                 <w:r>
                   <w:rPr>
@@ -14914,7 +15140,7 @@
 </file>
 
 <file path=word/endnotes.xml><?xml version="1.0" encoding="utf-8"?>
-<w:endnotes xmlns:wpc="http://schemas.microsoft.com/office/word/2010/wordprocessingCanvas" xmlns:cx="http://schemas.microsoft.com/office/drawing/2014/chartex" xmlns:cx1="http://schemas.microsoft.com/office/drawing/2015/9/8/chartex" xmlns:cx2="http://schemas.microsoft.com/office/drawing/2015/10/21/chartex" xmlns:cx3="http://schemas.microsoft.com/office/drawing/2016/5/9/chartex" xmlns:cx4="http://schemas.microsoft.com/office/drawing/2016/5/10/chartex" xmlns:cx5="http://schemas.microsoft.com/office/drawing/2016/5/11/chartex" xmlns:cx6="http://schemas.microsoft.com/office/drawing/2016/5/12/chartex" xmlns:cx7="http://schemas.microsoft.com/office/drawing/2016/5/13/chartex" xmlns:cx8="http://schemas.microsoft.com/office/drawing/2016/5/14/chartex" xmlns:mc="http://schemas.openxmlformats.org/markup-compatibility/2006" xmlns:aink="http://schemas.microsoft.com/office/drawing/2016/ink" xmlns:am3d="http://schemas.microsoft.com/office/drawing/2017/model3d" xmlns:o="urn:schemas-microsoft-com:office:office" xmlns:oel="http://schemas.microsoft.com/office/2019/extlst" xmlns:r="http://schemas.openxmlformats.org/officeDocument/2006/relationships" xmlns:m="http://schemas.openxmlformats.org/officeDocument/2006/math" xmlns:v="urn:schemas-microsoft-com:vml" xmlns:wp14="http://schemas.microsoft.com/office/word/2010/wordprocessingDrawing" xmlns:wp="http://schemas.openxmlformats.org/drawingml/2006/wordprocessingDrawing" xmlns:w10="urn:schemas-microsoft-com:office:word" xmlns:w="http://schemas.openxmlformats.org/wordprocessingml/2006/main" xmlns:w14="http://schemas.microsoft.com/office/word/2010/wordml" xmlns:w15="http://schemas.microsoft.com/office/word/2012/wordml" xmlns:w16cex="http://schemas.microsoft.com/office/word/2018/wordml/cex" xmlns:w16cid="http://schemas.microsoft.com/office/word/2016/wordml/cid" xmlns:w16="http://schemas.microsoft.com/office/word/2018/wordml" xmlns:w16du="http://schemas.microsoft.com/office/word/2023/wordml/word16du" xmlns:w16sdtdh="http://schemas.microsoft.com/office/word/2020/wordml/sdtdatahash" xmlns:w16sdtfl="http://schemas.microsoft.com/office/word/2024/wordml/sdtformatlock" xmlns:w16se="http://schemas.microsoft.com/office/word/2015/wordml/symex" xmlns:wpg="http://schemas.microsoft.com/office/word/2010/wordprocessingGroup" xmlns:wpi="http://schemas.microsoft.com/office/word/2010/wordprocessingInk" xmlns:wne="http://schemas.microsoft.com/office/word/2006/wordml" xmlns:wps="http://schemas.microsoft.com/office/word/2010/wordprocessingShape" mc:Ignorable="w14 w15 w16se w16cid w16 w16cex w16sdtdh w16sdtfl w16du wp14">
+<w:endnotes xmlns:wpc="http://schemas.microsoft.com/office/word/2010/wordprocessingCanvas" xmlns:cx="http://schemas.microsoft.com/office/drawing/2014/chartex" xmlns:cx1="http://schemas.microsoft.com/office/drawing/2015/9/8/chartex" xmlns:cx2="http://schemas.microsoft.com/office/drawing/2015/10/21/chartex" xmlns:cx3="http://schemas.microsoft.com/office/drawing/2016/5/9/chartex" xmlns:cx4="http://schemas.microsoft.com/office/drawing/2016/5/10/chartex" xmlns:cx5="http://schemas.microsoft.com/office/drawing/2016/5/11/chartex" xmlns:cx6="http://schemas.microsoft.com/office/drawing/2016/5/12/chartex" xmlns:cx7="http://schemas.microsoft.com/office/drawing/2016/5/13/chartex" xmlns:cx8="http://schemas.microsoft.com/office/drawing/2016/5/14/chartex" xmlns:mc="http://schemas.openxmlformats.org/markup-compatibility/2006" xmlns:aink="http://schemas.microsoft.com/office/drawing/2016/ink" xmlns:am3d="http://schemas.microsoft.com/office/drawing/2017/model3d" xmlns:o="urn:schemas-microsoft-com:office:office" xmlns:r="http://schemas.openxmlformats.org/officeDocument/2006/relationships" xmlns:m="http://schemas.openxmlformats.org/officeDocument/2006/math" xmlns:v="urn:schemas-microsoft-com:vml" xmlns:wp14="http://schemas.microsoft.com/office/word/2010/wordprocessingDrawing" xmlns:wp="http://schemas.openxmlformats.org/drawingml/2006/wordprocessingDrawing" xmlns:w10="urn:schemas-microsoft-com:office:word" xmlns:w="http://schemas.openxmlformats.org/wordprocessingml/2006/main" xmlns:w14="http://schemas.microsoft.com/office/word/2010/wordml" xmlns:w15="http://schemas.microsoft.com/office/word/2012/wordml" xmlns:w16cex="http://schemas.microsoft.com/office/word/2018/wordml/cex" xmlns:w16cid="http://schemas.microsoft.com/office/word/2016/wordml/cid" xmlns:w16="http://schemas.microsoft.com/office/word/2018/wordml" xmlns:w16sdtdh="http://schemas.microsoft.com/office/word/2020/wordml/sdtdatahash" xmlns:w16se="http://schemas.microsoft.com/office/word/2015/wordml/symex" xmlns:wpg="http://schemas.microsoft.com/office/word/2010/wordprocessingGroup" xmlns:wpi="http://schemas.microsoft.com/office/word/2010/wordprocessingInk" xmlns:wne="http://schemas.microsoft.com/office/word/2006/wordml" xmlns:wps="http://schemas.microsoft.com/office/word/2010/wordprocessingShape" mc:Ignorable="w14 w15 w16se w16cid w16 w16cex w16sdtdh wp14">
   <w:endnote w:type="separator" w:id="-1">
     <w:p>
       <w:r>
@@ -14933,7 +15159,7 @@
 </file>
 
 <file path=word/footer1.xml><?xml version="1.0" encoding="utf-8"?>
-<w:ftr xmlns:wpc="http://schemas.microsoft.com/office/word/2010/wordprocessingCanvas" xmlns:cx="http://schemas.microsoft.com/office/drawing/2014/chartex" xmlns:cx1="http://schemas.microsoft.com/office/drawing/2015/9/8/chartex" xmlns:cx2="http://schemas.microsoft.com/office/drawing/2015/10/21/chartex" xmlns:cx3="http://schemas.microsoft.com/office/drawing/2016/5/9/chartex" xmlns:cx4="http://schemas.microsoft.com/office/drawing/2016/5/10/chartex" xmlns:cx5="http://schemas.microsoft.com/office/drawing/2016/5/11/chartex" xmlns:cx6="http://schemas.microsoft.com/office/drawing/2016/5/12/chartex" xmlns:cx7="http://schemas.microsoft.com/office/drawing/2016/5/13/chartex" xmlns:cx8="http://schemas.microsoft.com/office/drawing/2016/5/14/chartex" xmlns:mc="http://schemas.openxmlformats.org/markup-compatibility/2006" xmlns:aink="http://schemas.microsoft.com/office/drawing/2016/ink" xmlns:am3d="http://schemas.microsoft.com/office/drawing/2017/model3d" xmlns:o="urn:schemas-microsoft-com:office:office" xmlns:oel="http://schemas.microsoft.com/office/2019/extlst" xmlns:r="http://schemas.openxmlformats.org/officeDocument/2006/relationships" xmlns:m="http://schemas.openxmlformats.org/officeDocument/2006/math" xmlns:v="urn:schemas-microsoft-com:vml" xmlns:wp14="http://schemas.microsoft.com/office/word/2010/wordprocessingDrawing" xmlns:wp="http://schemas.openxmlformats.org/drawingml/2006/wordprocessingDrawing" xmlns:w10="urn:schemas-microsoft-com:office:word" xmlns:w="http://schemas.openxmlformats.org/wordprocessingml/2006/main" xmlns:w14="http://schemas.microsoft.com/office/word/2010/wordml" xmlns:w15="http://schemas.microsoft.com/office/word/2012/wordml" xmlns:w16cex="http://schemas.microsoft.com/office/word/2018/wordml/cex" xmlns:w16cid="http://schemas.microsoft.com/office/word/2016/wordml/cid" xmlns:w16="http://schemas.microsoft.com/office/word/2018/wordml" xmlns:w16du="http://schemas.microsoft.com/office/word/2023/wordml/word16du" xmlns:w16sdtdh="http://schemas.microsoft.com/office/word/2020/wordml/sdtdatahash" xmlns:w16sdtfl="http://schemas.microsoft.com/office/word/2024/wordml/sdtformatlock" xmlns:w16se="http://schemas.microsoft.com/office/word/2015/wordml/symex" xmlns:wpg="http://schemas.microsoft.com/office/word/2010/wordprocessingGroup" xmlns:wpi="http://schemas.microsoft.com/office/word/2010/wordprocessingInk" xmlns:wne="http://schemas.microsoft.com/office/word/2006/wordml" xmlns:wps="http://schemas.microsoft.com/office/word/2010/wordprocessingShape" mc:Ignorable="w14 w15 w16se w16cid w16 w16cex w16sdtdh w16sdtfl w16du wp14">
+<w:ftr xmlns:wpc="http://schemas.microsoft.com/office/word/2010/wordprocessingCanvas" xmlns:cx="http://schemas.microsoft.com/office/drawing/2014/chartex" xmlns:cx1="http://schemas.microsoft.com/office/drawing/2015/9/8/chartex" xmlns:cx2="http://schemas.microsoft.com/office/drawing/2015/10/21/chartex" xmlns:cx3="http://schemas.microsoft.com/office/drawing/2016/5/9/chartex" xmlns:cx4="http://schemas.microsoft.com/office/drawing/2016/5/10/chartex" xmlns:cx5="http://schemas.microsoft.com/office/drawing/2016/5/11/chartex" xmlns:cx6="http://schemas.microsoft.com/office/drawing/2016/5/12/chartex" xmlns:cx7="http://schemas.microsoft.com/office/drawing/2016/5/13/chartex" xmlns:cx8="http://schemas.microsoft.com/office/drawing/2016/5/14/chartex" xmlns:mc="http://schemas.openxmlformats.org/markup-compatibility/2006" xmlns:aink="http://schemas.microsoft.com/office/drawing/2016/ink" xmlns:am3d="http://schemas.microsoft.com/office/drawing/2017/model3d" xmlns:o="urn:schemas-microsoft-com:office:office" xmlns:r="http://schemas.openxmlformats.org/officeDocument/2006/relationships" xmlns:m="http://schemas.openxmlformats.org/officeDocument/2006/math" xmlns:v="urn:schemas-microsoft-com:vml" xmlns:wp14="http://schemas.microsoft.com/office/word/2010/wordprocessingDrawing" xmlns:wp="http://schemas.openxmlformats.org/drawingml/2006/wordprocessingDrawing" xmlns:w10="urn:schemas-microsoft-com:office:word" xmlns:w="http://schemas.openxmlformats.org/wordprocessingml/2006/main" xmlns:w14="http://schemas.microsoft.com/office/word/2010/wordml" xmlns:w15="http://schemas.microsoft.com/office/word/2012/wordml" xmlns:w16cex="http://schemas.microsoft.com/office/word/2018/wordml/cex" xmlns:w16cid="http://schemas.microsoft.com/office/word/2016/wordml/cid" xmlns:w16="http://schemas.microsoft.com/office/word/2018/wordml" xmlns:w16sdtdh="http://schemas.microsoft.com/office/word/2020/wordml/sdtdatahash" xmlns:w16se="http://schemas.microsoft.com/office/word/2015/wordml/symex" xmlns:wpg="http://schemas.microsoft.com/office/word/2010/wordprocessingGroup" xmlns:wpi="http://schemas.microsoft.com/office/word/2010/wordprocessingInk" xmlns:wne="http://schemas.microsoft.com/office/word/2006/wordml" xmlns:wps="http://schemas.microsoft.com/office/word/2010/wordprocessingShape" mc:Ignorable="w14 w15 w16se w16cid w16 w16cex w16sdtdh wp14">
   <w:p>
     <w:pPr>
       <w:pStyle w:val="a4"/>
@@ -14947,7 +15173,7 @@
 </file>
 
 <file path=word/footer2.xml><?xml version="1.0" encoding="utf-8"?>
-<w:ftr xmlns:wpc="http://schemas.microsoft.com/office/word/2010/wordprocessingCanvas" xmlns:cx="http://schemas.microsoft.com/office/drawing/2014/chartex" xmlns:cx1="http://schemas.microsoft.com/office/drawing/2015/9/8/chartex" xmlns:cx2="http://schemas.microsoft.com/office/drawing/2015/10/21/chartex" xmlns:cx3="http://schemas.microsoft.com/office/drawing/2016/5/9/chartex" xmlns:cx4="http://schemas.microsoft.com/office/drawing/2016/5/10/chartex" xmlns:cx5="http://schemas.microsoft.com/office/drawing/2016/5/11/chartex" xmlns:cx6="http://schemas.microsoft.com/office/drawing/2016/5/12/chartex" xmlns:cx7="http://schemas.microsoft.com/office/drawing/2016/5/13/chartex" xmlns:cx8="http://schemas.microsoft.com/office/drawing/2016/5/14/chartex" xmlns:mc="http://schemas.openxmlformats.org/markup-compatibility/2006" xmlns:aink="http://schemas.microsoft.com/office/drawing/2016/ink" xmlns:am3d="http://schemas.microsoft.com/office/drawing/2017/model3d" xmlns:o="urn:schemas-microsoft-com:office:office" xmlns:oel="http://schemas.microsoft.com/office/2019/extlst" xmlns:r="http://schemas.openxmlformats.org/officeDocument/2006/relationships" xmlns:m="http://schemas.openxmlformats.org/officeDocument/2006/math" xmlns:v="urn:schemas-microsoft-com:vml" xmlns:wp14="http://schemas.microsoft.com/office/word/2010/wordprocessingDrawing" xmlns:wp="http://schemas.openxmlformats.org/drawingml/2006/wordprocessingDrawing" xmlns:w10="urn:schemas-microsoft-com:office:word" xmlns:w="http://schemas.openxmlformats.org/wordprocessingml/2006/main" xmlns:w14="http://schemas.microsoft.com/office/word/2010/wordml" xmlns:w15="http://schemas.microsoft.com/office/word/2012/wordml" xmlns:w16cex="http://schemas.microsoft.com/office/word/2018/wordml/cex" xmlns:w16cid="http://schemas.microsoft.com/office/word/2016/wordml/cid" xmlns:w16="http://schemas.microsoft.com/office/word/2018/wordml" xmlns:w16du="http://schemas.microsoft.com/office/word/2023/wordml/word16du" xmlns:w16sdtdh="http://schemas.microsoft.com/office/word/2020/wordml/sdtdatahash" xmlns:w16sdtfl="http://schemas.microsoft.com/office/word/2024/wordml/sdtformatlock" xmlns:w16se="http://schemas.microsoft.com/office/word/2015/wordml/symex" xmlns:wpg="http://schemas.microsoft.com/office/word/2010/wordprocessingGroup" xmlns:wpi="http://schemas.microsoft.com/office/word/2010/wordprocessingInk" xmlns:wne="http://schemas.microsoft.com/office/word/2006/wordml" xmlns:wps="http://schemas.microsoft.com/office/word/2010/wordprocessingShape" mc:Ignorable="w14 w15 w16se w16cid w16 w16cex w16sdtdh w16sdtfl w16du wp14">
+<w:ftr xmlns:wpc="http://schemas.microsoft.com/office/word/2010/wordprocessingCanvas" xmlns:cx="http://schemas.microsoft.com/office/drawing/2014/chartex" xmlns:cx1="http://schemas.microsoft.com/office/drawing/2015/9/8/chartex" xmlns:cx2="http://schemas.microsoft.com/office/drawing/2015/10/21/chartex" xmlns:cx3="http://schemas.microsoft.com/office/drawing/2016/5/9/chartex" xmlns:cx4="http://schemas.microsoft.com/office/drawing/2016/5/10/chartex" xmlns:cx5="http://schemas.microsoft.com/office/drawing/2016/5/11/chartex" xmlns:cx6="http://schemas.microsoft.com/office/drawing/2016/5/12/chartex" xmlns:cx7="http://schemas.microsoft.com/office/drawing/2016/5/13/chartex" xmlns:cx8="http://schemas.microsoft.com/office/drawing/2016/5/14/chartex" xmlns:mc="http://schemas.openxmlformats.org/markup-compatibility/2006" xmlns:aink="http://schemas.microsoft.com/office/drawing/2016/ink" xmlns:am3d="http://schemas.microsoft.com/office/drawing/2017/model3d" xmlns:o="urn:schemas-microsoft-com:office:office" xmlns:r="http://schemas.openxmlformats.org/officeDocument/2006/relationships" xmlns:m="http://schemas.openxmlformats.org/officeDocument/2006/math" xmlns:v="urn:schemas-microsoft-com:vml" xmlns:wp14="http://schemas.microsoft.com/office/word/2010/wordprocessingDrawing" xmlns:wp="http://schemas.openxmlformats.org/drawingml/2006/wordprocessingDrawing" xmlns:w10="urn:schemas-microsoft-com:office:word" xmlns:w="http://schemas.openxmlformats.org/wordprocessingml/2006/main" xmlns:w14="http://schemas.microsoft.com/office/word/2010/wordml" xmlns:w15="http://schemas.microsoft.com/office/word/2012/wordml" xmlns:w16cex="http://schemas.microsoft.com/office/word/2018/wordml/cex" xmlns:w16cid="http://schemas.microsoft.com/office/word/2016/wordml/cid" xmlns:w16="http://schemas.microsoft.com/office/word/2018/wordml" xmlns:w16sdtdh="http://schemas.microsoft.com/office/word/2020/wordml/sdtdatahash" xmlns:w16se="http://schemas.microsoft.com/office/word/2015/wordml/symex" xmlns:wpg="http://schemas.microsoft.com/office/word/2010/wordprocessingGroup" xmlns:wpi="http://schemas.microsoft.com/office/word/2010/wordprocessingInk" xmlns:wne="http://schemas.microsoft.com/office/word/2006/wordml" xmlns:wps="http://schemas.microsoft.com/office/word/2010/wordprocessingShape" mc:Ignorable="w14 w15 w16se w16cid w16 w16cex w16sdtdh wp14">
   <w:p>
     <w:pPr>
       <w:pStyle w:val="a4"/>
@@ -15010,7 +15236,7 @@
 </file>
 
 <file path=word/footer3.xml><?xml version="1.0" encoding="utf-8"?>
-<w:ftr xmlns:wpc="http://schemas.microsoft.com/office/word/2010/wordprocessingCanvas" xmlns:cx="http://schemas.microsoft.com/office/drawing/2014/chartex" xmlns:cx1="http://schemas.microsoft.com/office/drawing/2015/9/8/chartex" xmlns:cx2="http://schemas.microsoft.com/office/drawing/2015/10/21/chartex" xmlns:cx3="http://schemas.microsoft.com/office/drawing/2016/5/9/chartex" xmlns:cx4="http://schemas.microsoft.com/office/drawing/2016/5/10/chartex" xmlns:cx5="http://schemas.microsoft.com/office/drawing/2016/5/11/chartex" xmlns:cx6="http://schemas.microsoft.com/office/drawing/2016/5/12/chartex" xmlns:cx7="http://schemas.microsoft.com/office/drawing/2016/5/13/chartex" xmlns:cx8="http://schemas.microsoft.com/office/drawing/2016/5/14/chartex" xmlns:mc="http://schemas.openxmlformats.org/markup-compatibility/2006" xmlns:aink="http://schemas.microsoft.com/office/drawing/2016/ink" xmlns:am3d="http://schemas.microsoft.com/office/drawing/2017/model3d" xmlns:o="urn:schemas-microsoft-com:office:office" xmlns:oel="http://schemas.microsoft.com/office/2019/extlst" xmlns:r="http://schemas.openxmlformats.org/officeDocument/2006/relationships" xmlns:m="http://schemas.openxmlformats.org/officeDocument/2006/math" xmlns:v="urn:schemas-microsoft-com:vml" xmlns:wp14="http://schemas.microsoft.com/office/word/2010/wordprocessingDrawing" xmlns:wp="http://schemas.openxmlformats.org/drawingml/2006/wordprocessingDrawing" xmlns:w10="urn:schemas-microsoft-com:office:word" xmlns:w="http://schemas.openxmlformats.org/wordprocessingml/2006/main" xmlns:w14="http://schemas.microsoft.com/office/word/2010/wordml" xmlns:w15="http://schemas.microsoft.com/office/word/2012/wordml" xmlns:w16cex="http://schemas.microsoft.com/office/word/2018/wordml/cex" xmlns:w16cid="http://schemas.microsoft.com/office/word/2016/wordml/cid" xmlns:w16="http://schemas.microsoft.com/office/word/2018/wordml" xmlns:w16du="http://schemas.microsoft.com/office/word/2023/wordml/word16du" xmlns:w16sdtdh="http://schemas.microsoft.com/office/word/2020/wordml/sdtdatahash" xmlns:w16sdtfl="http://schemas.microsoft.com/office/word/2024/wordml/sdtformatlock" xmlns:w16se="http://schemas.microsoft.com/office/word/2015/wordml/symex" xmlns:wpg="http://schemas.microsoft.com/office/word/2010/wordprocessingGroup" xmlns:wpi="http://schemas.microsoft.com/office/word/2010/wordprocessingInk" xmlns:wne="http://schemas.microsoft.com/office/word/2006/wordml" xmlns:wps="http://schemas.microsoft.com/office/word/2010/wordprocessingShape" mc:Ignorable="w14 w15 w16se w16cid w16 w16cex w16sdtdh w16sdtfl w16du wp14">
+<w:ftr xmlns:wpc="http://schemas.microsoft.com/office/word/2010/wordprocessingCanvas" xmlns:cx="http://schemas.microsoft.com/office/drawing/2014/chartex" xmlns:cx1="http://schemas.microsoft.com/office/drawing/2015/9/8/chartex" xmlns:cx2="http://schemas.microsoft.com/office/drawing/2015/10/21/chartex" xmlns:cx3="http://schemas.microsoft.com/office/drawing/2016/5/9/chartex" xmlns:cx4="http://schemas.microsoft.com/office/drawing/2016/5/10/chartex" xmlns:cx5="http://schemas.microsoft.com/office/drawing/2016/5/11/chartex" xmlns:cx6="http://schemas.microsoft.com/office/drawing/2016/5/12/chartex" xmlns:cx7="http://schemas.microsoft.com/office/drawing/2016/5/13/chartex" xmlns:cx8="http://schemas.microsoft.com/office/drawing/2016/5/14/chartex" xmlns:mc="http://schemas.openxmlformats.org/markup-compatibility/2006" xmlns:aink="http://schemas.microsoft.com/office/drawing/2016/ink" xmlns:am3d="http://schemas.microsoft.com/office/drawing/2017/model3d" xmlns:o="urn:schemas-microsoft-com:office:office" xmlns:r="http://schemas.openxmlformats.org/officeDocument/2006/relationships" xmlns:m="http://schemas.openxmlformats.org/officeDocument/2006/math" xmlns:v="urn:schemas-microsoft-com:vml" xmlns:wp14="http://schemas.microsoft.com/office/word/2010/wordprocessingDrawing" xmlns:wp="http://schemas.openxmlformats.org/drawingml/2006/wordprocessingDrawing" xmlns:w10="urn:schemas-microsoft-com:office:word" xmlns:w="http://schemas.openxmlformats.org/wordprocessingml/2006/main" xmlns:w14="http://schemas.microsoft.com/office/word/2010/wordml" xmlns:w15="http://schemas.microsoft.com/office/word/2012/wordml" xmlns:w16cex="http://schemas.microsoft.com/office/word/2018/wordml/cex" xmlns:w16cid="http://schemas.microsoft.com/office/word/2016/wordml/cid" xmlns:w16="http://schemas.microsoft.com/office/word/2018/wordml" xmlns:w16sdtdh="http://schemas.microsoft.com/office/word/2020/wordml/sdtdatahash" xmlns:w16se="http://schemas.microsoft.com/office/word/2015/wordml/symex" xmlns:wpg="http://schemas.microsoft.com/office/word/2010/wordprocessingGroup" xmlns:wpi="http://schemas.microsoft.com/office/word/2010/wordprocessingInk" xmlns:wne="http://schemas.microsoft.com/office/word/2006/wordml" xmlns:wps="http://schemas.microsoft.com/office/word/2010/wordprocessingShape" mc:Ignorable="w14 w15 w16se w16cid w16 w16cex w16sdtdh wp14">
   <w:p>
     <w:pPr>
       <w:pStyle w:val="a4"/>
@@ -15025,7 +15251,7 @@
 </file>
 
 <file path=word/footnotes.xml><?xml version="1.0" encoding="utf-8"?>
-<w:footnotes xmlns:wpc="http://schemas.microsoft.com/office/word/2010/wordprocessingCanvas" xmlns:cx="http://schemas.microsoft.com/office/drawing/2014/chartex" xmlns:cx1="http://schemas.microsoft.com/office/drawing/2015/9/8/chartex" xmlns:cx2="http://schemas.microsoft.com/office/drawing/2015/10/21/chartex" xmlns:cx3="http://schemas.microsoft.com/office/drawing/2016/5/9/chartex" xmlns:cx4="http://schemas.microsoft.com/office/drawing/2016/5/10/chartex" xmlns:cx5="http://schemas.microsoft.com/office/drawing/2016/5/11/chartex" xmlns:cx6="http://schemas.microsoft.com/office/drawing/2016/5/12/chartex" xmlns:cx7="http://schemas.microsoft.com/office/drawing/2016/5/13/chartex" xmlns:cx8="http://schemas.microsoft.com/office/drawing/2016/5/14/chartex" xmlns:mc="http://schemas.openxmlformats.org/markup-compatibility/2006" xmlns:aink="http://schemas.microsoft.com/office/drawing/2016/ink" xmlns:am3d="http://schemas.microsoft.com/office/drawing/2017/model3d" xmlns:o="urn:schemas-microsoft-com:office:office" xmlns:oel="http://schemas.microsoft.com/office/2019/extlst" xmlns:r="http://schemas.openxmlformats.org/officeDocument/2006/relationships" xmlns:m="http://schemas.openxmlformats.org/officeDocument/2006/math" xmlns:v="urn:schemas-microsoft-com:vml" xmlns:wp14="http://schemas.microsoft.com/office/word/2010/wordprocessingDrawing" xmlns:wp="http://schemas.openxmlformats.org/drawingml/2006/wordprocessingDrawing" xmlns:w10="urn:schemas-microsoft-com:office:word" xmlns:w="http://schemas.openxmlformats.org/wordprocessingml/2006/main" xmlns:w14="http://schemas.microsoft.com/office/word/2010/wordml" xmlns:w15="http://schemas.microsoft.com/office/word/2012/wordml" xmlns:w16cex="http://schemas.microsoft.com/office/word/2018/wordml/cex" xmlns:w16cid="http://schemas.microsoft.com/office/word/2016/wordml/cid" xmlns:w16="http://schemas.microsoft.com/office/word/2018/wordml" xmlns:w16du="http://schemas.microsoft.com/office/word/2023/wordml/word16du" xmlns:w16sdtdh="http://schemas.microsoft.com/office/word/2020/wordml/sdtdatahash" xmlns:w16sdtfl="http://schemas.microsoft.com/office/word/2024/wordml/sdtformatlock" xmlns:w16se="http://schemas.microsoft.com/office/word/2015/wordml/symex" xmlns:wpg="http://schemas.microsoft.com/office/word/2010/wordprocessingGroup" xmlns:wpi="http://schemas.microsoft.com/office/word/2010/wordprocessingInk" xmlns:wne="http://schemas.microsoft.com/office/word/2006/wordml" xmlns:wps="http://schemas.microsoft.com/office/word/2010/wordprocessingShape" mc:Ignorable="w14 w15 w16se w16cid w16 w16cex w16sdtdh w16sdtfl w16du wp14">
+<w:footnotes xmlns:wpc="http://schemas.microsoft.com/office/word/2010/wordprocessingCanvas" xmlns:cx="http://schemas.microsoft.com/office/drawing/2014/chartex" xmlns:cx1="http://schemas.microsoft.com/office/drawing/2015/9/8/chartex" xmlns:cx2="http://schemas.microsoft.com/office/drawing/2015/10/21/chartex" xmlns:cx3="http://schemas.microsoft.com/office/drawing/2016/5/9/chartex" xmlns:cx4="http://schemas.microsoft.com/office/drawing/2016/5/10/chartex" xmlns:cx5="http://schemas.microsoft.com/office/drawing/2016/5/11/chartex" xmlns:cx6="http://schemas.microsoft.com/office/drawing/2016/5/12/chartex" xmlns:cx7="http://schemas.microsoft.com/office/drawing/2016/5/13/chartex" xmlns:cx8="http://schemas.microsoft.com/office/drawing/2016/5/14/chartex" xmlns:mc="http://schemas.openxmlformats.org/markup-compatibility/2006" xmlns:aink="http://schemas.microsoft.com/office/drawing/2016/ink" xmlns:am3d="http://schemas.microsoft.com/office/drawing/2017/model3d" xmlns:o="urn:schemas-microsoft-com:office:office" xmlns:r="http://schemas.openxmlformats.org/officeDocument/2006/relationships" xmlns:m="http://schemas.openxmlformats.org/officeDocument/2006/math" xmlns:v="urn:schemas-microsoft-com:vml" xmlns:wp14="http://schemas.microsoft.com/office/word/2010/wordprocessingDrawing" xmlns:wp="http://schemas.openxmlformats.org/drawingml/2006/wordprocessingDrawing" xmlns:w10="urn:schemas-microsoft-com:office:word" xmlns:w="http://schemas.openxmlformats.org/wordprocessingml/2006/main" xmlns:w14="http://schemas.microsoft.com/office/word/2010/wordml" xmlns:w15="http://schemas.microsoft.com/office/word/2012/wordml" xmlns:w16cex="http://schemas.microsoft.com/office/word/2018/wordml/cex" xmlns:w16cid="http://schemas.microsoft.com/office/word/2016/wordml/cid" xmlns:w16="http://schemas.microsoft.com/office/word/2018/wordml" xmlns:w16sdtdh="http://schemas.microsoft.com/office/word/2020/wordml/sdtdatahash" xmlns:w16se="http://schemas.microsoft.com/office/word/2015/wordml/symex" xmlns:wpg="http://schemas.microsoft.com/office/word/2010/wordprocessingGroup" xmlns:wpi="http://schemas.microsoft.com/office/word/2010/wordprocessingInk" xmlns:wne="http://schemas.microsoft.com/office/word/2006/wordml" xmlns:wps="http://schemas.microsoft.com/office/word/2010/wordprocessingShape" mc:Ignorable="w14 w15 w16se w16cid w16 w16cex w16sdtdh wp14">
   <w:footnote w:type="separator" w:id="-1">
     <w:p>
       <w:r>
@@ -15044,7 +15270,7 @@
 </file>
 
 <file path=word/header1.xml><?xml version="1.0" encoding="utf-8"?>
-<w:hdr xmlns:wpc="http://schemas.microsoft.com/office/word/2010/wordprocessingCanvas" xmlns:cx="http://schemas.microsoft.com/office/drawing/2014/chartex" xmlns:cx1="http://schemas.microsoft.com/office/drawing/2015/9/8/chartex" xmlns:cx2="http://schemas.microsoft.com/office/drawing/2015/10/21/chartex" xmlns:cx3="http://schemas.microsoft.com/office/drawing/2016/5/9/chartex" xmlns:cx4="http://schemas.microsoft.com/office/drawing/2016/5/10/chartex" xmlns:cx5="http://schemas.microsoft.com/office/drawing/2016/5/11/chartex" xmlns:cx6="http://schemas.microsoft.com/office/drawing/2016/5/12/chartex" xmlns:cx7="http://schemas.microsoft.com/office/drawing/2016/5/13/chartex" xmlns:cx8="http://schemas.microsoft.com/office/drawing/2016/5/14/chartex" xmlns:mc="http://schemas.openxmlformats.org/markup-compatibility/2006" xmlns:aink="http://schemas.microsoft.com/office/drawing/2016/ink" xmlns:am3d="http://schemas.microsoft.com/office/drawing/2017/model3d" xmlns:o="urn:schemas-microsoft-com:office:office" xmlns:oel="http://schemas.microsoft.com/office/2019/extlst" xmlns:r="http://schemas.openxmlformats.org/officeDocument/2006/relationships" xmlns:m="http://schemas.openxmlformats.org/officeDocument/2006/math" xmlns:v="urn:schemas-microsoft-com:vml" xmlns:wp14="http://schemas.microsoft.com/office/word/2010/wordprocessingDrawing" xmlns:wp="http://schemas.openxmlformats.org/drawingml/2006/wordprocessingDrawing" xmlns:w10="urn:schemas-microsoft-com:office:word" xmlns:w="http://schemas.openxmlformats.org/wordprocessingml/2006/main" xmlns:w14="http://schemas.microsoft.com/office/word/2010/wordml" xmlns:w15="http://schemas.microsoft.com/office/word/2012/wordml" xmlns:w16cex="http://schemas.microsoft.com/office/word/2018/wordml/cex" xmlns:w16cid="http://schemas.microsoft.com/office/word/2016/wordml/cid" xmlns:w16="http://schemas.microsoft.com/office/word/2018/wordml" xmlns:w16du="http://schemas.microsoft.com/office/word/2023/wordml/word16du" xmlns:w16sdtdh="http://schemas.microsoft.com/office/word/2020/wordml/sdtdatahash" xmlns:w16sdtfl="http://schemas.microsoft.com/office/word/2024/wordml/sdtformatlock" xmlns:w16se="http://schemas.microsoft.com/office/word/2015/wordml/symex" xmlns:wpg="http://schemas.microsoft.com/office/word/2010/wordprocessingGroup" xmlns:wpi="http://schemas.microsoft.com/office/word/2010/wordprocessingInk" xmlns:wne="http://schemas.microsoft.com/office/word/2006/wordml" xmlns:wps="http://schemas.microsoft.com/office/word/2010/wordprocessingShape" mc:Ignorable="w14 w15 w16se w16cid w16 w16cex w16sdtdh w16sdtfl w16du wp14">
+<w:hdr xmlns:wpc="http://schemas.microsoft.com/office/word/2010/wordprocessingCanvas" xmlns:cx="http://schemas.microsoft.com/office/drawing/2014/chartex" xmlns:cx1="http://schemas.microsoft.com/office/drawing/2015/9/8/chartex" xmlns:cx2="http://schemas.microsoft.com/office/drawing/2015/10/21/chartex" xmlns:cx3="http://schemas.microsoft.com/office/drawing/2016/5/9/chartex" xmlns:cx4="http://schemas.microsoft.com/office/drawing/2016/5/10/chartex" xmlns:cx5="http://schemas.microsoft.com/office/drawing/2016/5/11/chartex" xmlns:cx6="http://schemas.microsoft.com/office/drawing/2016/5/12/chartex" xmlns:cx7="http://schemas.microsoft.com/office/drawing/2016/5/13/chartex" xmlns:cx8="http://schemas.microsoft.com/office/drawing/2016/5/14/chartex" xmlns:mc="http://schemas.openxmlformats.org/markup-compatibility/2006" xmlns:aink="http://schemas.microsoft.com/office/drawing/2016/ink" xmlns:am3d="http://schemas.microsoft.com/office/drawing/2017/model3d" xmlns:o="urn:schemas-microsoft-com:office:office" xmlns:r="http://schemas.openxmlformats.org/officeDocument/2006/relationships" xmlns:m="http://schemas.openxmlformats.org/officeDocument/2006/math" xmlns:v="urn:schemas-microsoft-com:vml" xmlns:wp14="http://schemas.microsoft.com/office/word/2010/wordprocessingDrawing" xmlns:wp="http://schemas.openxmlformats.org/drawingml/2006/wordprocessingDrawing" xmlns:w10="urn:schemas-microsoft-com:office:word" xmlns:w="http://schemas.openxmlformats.org/wordprocessingml/2006/main" xmlns:w14="http://schemas.microsoft.com/office/word/2010/wordml" xmlns:w15="http://schemas.microsoft.com/office/word/2012/wordml" xmlns:w16cex="http://schemas.microsoft.com/office/word/2018/wordml/cex" xmlns:w16cid="http://schemas.microsoft.com/office/word/2016/wordml/cid" xmlns:w16="http://schemas.microsoft.com/office/word/2018/wordml" xmlns:w16sdtdh="http://schemas.microsoft.com/office/word/2020/wordml/sdtdatahash" xmlns:w16se="http://schemas.microsoft.com/office/word/2015/wordml/symex" xmlns:wpg="http://schemas.microsoft.com/office/word/2010/wordprocessingGroup" xmlns:wpi="http://schemas.microsoft.com/office/word/2010/wordprocessingInk" xmlns:wne="http://schemas.microsoft.com/office/word/2006/wordml" xmlns:wps="http://schemas.microsoft.com/office/word/2010/wordprocessingShape" mc:Ignorable="w14 w15 w16se w16cid w16 w16cex w16sdtdh wp14">
   <w:p>
     <w:pPr>
       <w:pStyle w:val="a3"/>
@@ -15057,24 +15283,34 @@
         <w:lang w:val="en-US"/>
       </w:rPr>
     </w:pPr>
-    <w:fldSimple w:instr=" TITLE   \* MERGEFORMAT ">
-      <w:r>
-        <w:rPr>
-          <w:rStyle w:val="a6"/>
-          <w:lang w:val="en-US"/>
-        </w:rPr>
-        <w:t>Ф-ХХ</w:t>
-      </w:r>
-      <w:r>
-        <w:t>.2024</w:t>
-      </w:r>
-    </w:fldSimple>
+    <w:r>
+      <w:fldChar w:fldCharType="begin"/>
+    </w:r>
+    <w:r>
+      <w:instrText xml:space="preserve"> TITLE   \* MERGEFORMAT </w:instrText>
+    </w:r>
+    <w:r>
+      <w:fldChar w:fldCharType="separate"/>
+    </w:r>
+    <w:r>
+      <w:rPr>
+        <w:rStyle w:val="a6"/>
+        <w:lang w:val="en-US"/>
+      </w:rPr>
+      <w:t>Ф-ХХ</w:t>
+    </w:r>
+    <w:r>
+      <w:t>.2024</w:t>
+    </w:r>
+    <w:r>
+      <w:fldChar w:fldCharType="end"/>
+    </w:r>
   </w:p>
 </w:hdr>
 </file>
 
 <file path=word/numbering.xml><?xml version="1.0" encoding="utf-8"?>
-<w:numbering xmlns:wpc="http://schemas.microsoft.com/office/word/2010/wordprocessingCanvas" xmlns:cx="http://schemas.microsoft.com/office/drawing/2014/chartex" xmlns:cx1="http://schemas.microsoft.com/office/drawing/2015/9/8/chartex" xmlns:cx2="http://schemas.microsoft.com/office/drawing/2015/10/21/chartex" xmlns:cx3="http://schemas.microsoft.com/office/drawing/2016/5/9/chartex" xmlns:cx4="http://schemas.microsoft.com/office/drawing/2016/5/10/chartex" xmlns:cx5="http://schemas.microsoft.com/office/drawing/2016/5/11/chartex" xmlns:cx6="http://schemas.microsoft.com/office/drawing/2016/5/12/chartex" xmlns:cx7="http://schemas.microsoft.com/office/drawing/2016/5/13/chartex" xmlns:cx8="http://schemas.microsoft.com/office/drawing/2016/5/14/chartex" xmlns:mc="http://schemas.openxmlformats.org/markup-compatibility/2006" xmlns:aink="http://schemas.microsoft.com/office/drawing/2016/ink" xmlns:am3d="http://schemas.microsoft.com/office/drawing/2017/model3d" xmlns:o="urn:schemas-microsoft-com:office:office" xmlns:oel="http://schemas.microsoft.com/office/2019/extlst" xmlns:r="http://schemas.openxmlformats.org/officeDocument/2006/relationships" xmlns:m="http://schemas.openxmlformats.org/officeDocument/2006/math" xmlns:v="urn:schemas-microsoft-com:vml" xmlns:wp14="http://schemas.microsoft.com/office/word/2010/wordprocessingDrawing" xmlns:wp="http://schemas.openxmlformats.org/drawingml/2006/wordprocessingDrawing" xmlns:w10="urn:schemas-microsoft-com:office:word" xmlns:w="http://schemas.openxmlformats.org/wordprocessingml/2006/main" xmlns:w14="http://schemas.microsoft.com/office/word/2010/wordml" xmlns:w15="http://schemas.microsoft.com/office/word/2012/wordml" xmlns:w16cex="http://schemas.microsoft.com/office/word/2018/wordml/cex" xmlns:w16cid="http://schemas.microsoft.com/office/word/2016/wordml/cid" xmlns:w16="http://schemas.microsoft.com/office/word/2018/wordml" xmlns:w16du="http://schemas.microsoft.com/office/word/2023/wordml/word16du" xmlns:w16sdtdh="http://schemas.microsoft.com/office/word/2020/wordml/sdtdatahash" xmlns:w16sdtfl="http://schemas.microsoft.com/office/word/2024/wordml/sdtformatlock" xmlns:w16se="http://schemas.microsoft.com/office/word/2015/wordml/symex" xmlns:wpg="http://schemas.microsoft.com/office/word/2010/wordprocessingGroup" xmlns:wpi="http://schemas.microsoft.com/office/word/2010/wordprocessingInk" xmlns:wne="http://schemas.microsoft.com/office/word/2006/wordml" xmlns:wps="http://schemas.microsoft.com/office/word/2010/wordprocessingShape" mc:Ignorable="w14 w15 w16se w16cid w16 w16cex w16sdtdh w16sdtfl w16du wp14">
+<w:numbering xmlns:wpc="http://schemas.microsoft.com/office/word/2010/wordprocessingCanvas" xmlns:cx="http://schemas.microsoft.com/office/drawing/2014/chartex" xmlns:cx1="http://schemas.microsoft.com/office/drawing/2015/9/8/chartex" xmlns:cx2="http://schemas.microsoft.com/office/drawing/2015/10/21/chartex" xmlns:cx3="http://schemas.microsoft.com/office/drawing/2016/5/9/chartex" xmlns:cx4="http://schemas.microsoft.com/office/drawing/2016/5/10/chartex" xmlns:cx5="http://schemas.microsoft.com/office/drawing/2016/5/11/chartex" xmlns:cx6="http://schemas.microsoft.com/office/drawing/2016/5/12/chartex" xmlns:cx7="http://schemas.microsoft.com/office/drawing/2016/5/13/chartex" xmlns:cx8="http://schemas.microsoft.com/office/drawing/2016/5/14/chartex" xmlns:mc="http://schemas.openxmlformats.org/markup-compatibility/2006" xmlns:aink="http://schemas.microsoft.com/office/drawing/2016/ink" xmlns:am3d="http://schemas.microsoft.com/office/drawing/2017/model3d" xmlns:o="urn:schemas-microsoft-com:office:office" xmlns:r="http://schemas.openxmlformats.org/officeDocument/2006/relationships" xmlns:m="http://schemas.openxmlformats.org/officeDocument/2006/math" xmlns:v="urn:schemas-microsoft-com:vml" xmlns:wp14="http://schemas.microsoft.com/office/word/2010/wordprocessingDrawing" xmlns:wp="http://schemas.openxmlformats.org/drawingml/2006/wordprocessingDrawing" xmlns:w10="urn:schemas-microsoft-com:office:word" xmlns:w="http://schemas.openxmlformats.org/wordprocessingml/2006/main" xmlns:w14="http://schemas.microsoft.com/office/word/2010/wordml" xmlns:w15="http://schemas.microsoft.com/office/word/2012/wordml" xmlns:w16cex="http://schemas.microsoft.com/office/word/2018/wordml/cex" xmlns:w16cid="http://schemas.microsoft.com/office/word/2016/wordml/cid" xmlns:w16="http://schemas.microsoft.com/office/word/2018/wordml" xmlns:w16sdtdh="http://schemas.microsoft.com/office/word/2020/wordml/sdtdatahash" xmlns:w16se="http://schemas.microsoft.com/office/word/2015/wordml/symex" xmlns:wpg="http://schemas.microsoft.com/office/word/2010/wordprocessingGroup" xmlns:wpi="http://schemas.microsoft.com/office/word/2010/wordprocessingInk" xmlns:wne="http://schemas.microsoft.com/office/word/2006/wordml" xmlns:wps="http://schemas.microsoft.com/office/word/2010/wordprocessingShape" mc:Ignorable="w14 w15 w16se w16cid w16 w16cex w16sdtdh wp14">
   <w:abstractNum w:abstractNumId="0" w15:restartNumberingAfterBreak="0">
     <w:nsid w:val="FFFFFF7C"/>
     <w:multiLevelType w:val="singleLevel"/>
@@ -18974,131 +19210,131 @@
       </w:rPr>
     </w:lvl>
   </w:abstractNum>
-  <w:num w:numId="1" w16cid:durableId="1005285058">
+  <w:num w:numId="1">
     <w:abstractNumId w:val="20"/>
   </w:num>
-  <w:num w:numId="2" w16cid:durableId="424034226">
+  <w:num w:numId="2">
     <w:abstractNumId w:val="36"/>
   </w:num>
-  <w:num w:numId="3" w16cid:durableId="689183431">
+  <w:num w:numId="3">
     <w:abstractNumId w:val="27"/>
   </w:num>
-  <w:num w:numId="4" w16cid:durableId="77874513">
+  <w:num w:numId="4">
     <w:abstractNumId w:val="17"/>
   </w:num>
-  <w:num w:numId="5" w16cid:durableId="1765610096">
+  <w:num w:numId="5">
     <w:abstractNumId w:val="16"/>
   </w:num>
-  <w:num w:numId="6" w16cid:durableId="2030333169">
+  <w:num w:numId="6">
     <w:abstractNumId w:val="30"/>
   </w:num>
-  <w:num w:numId="7" w16cid:durableId="1561552132">
+  <w:num w:numId="7">
     <w:abstractNumId w:val="26"/>
   </w:num>
-  <w:num w:numId="8" w16cid:durableId="322390146">
+  <w:num w:numId="8">
     <w:abstractNumId w:val="35"/>
   </w:num>
-  <w:num w:numId="9" w16cid:durableId="887494013">
+  <w:num w:numId="9">
     <w:abstractNumId w:val="31"/>
   </w:num>
-  <w:num w:numId="10" w16cid:durableId="1081020855">
+  <w:num w:numId="10">
     <w:abstractNumId w:val="15"/>
   </w:num>
-  <w:num w:numId="11" w16cid:durableId="521018817">
+  <w:num w:numId="11">
     <w:abstractNumId w:val="24"/>
   </w:num>
-  <w:num w:numId="12" w16cid:durableId="589120089">
+  <w:num w:numId="12">
     <w:abstractNumId w:val="29"/>
   </w:num>
-  <w:num w:numId="13" w16cid:durableId="177474844">
+  <w:num w:numId="13">
     <w:abstractNumId w:val="38"/>
   </w:num>
-  <w:num w:numId="14" w16cid:durableId="344525614">
+  <w:num w:numId="14">
     <w:abstractNumId w:val="23"/>
   </w:num>
-  <w:num w:numId="15" w16cid:durableId="1278365595">
+  <w:num w:numId="15">
     <w:abstractNumId w:val="19"/>
   </w:num>
-  <w:num w:numId="16" w16cid:durableId="1231696258">
+  <w:num w:numId="16">
     <w:abstractNumId w:val="11"/>
   </w:num>
-  <w:num w:numId="17" w16cid:durableId="591545047">
+  <w:num w:numId="17">
     <w:abstractNumId w:val="21"/>
   </w:num>
-  <w:num w:numId="18" w16cid:durableId="1647903336">
+  <w:num w:numId="18">
     <w:abstractNumId w:val="22"/>
   </w:num>
-  <w:num w:numId="19" w16cid:durableId="1111169852">
+  <w:num w:numId="19">
     <w:abstractNumId w:val="37"/>
   </w:num>
-  <w:num w:numId="20" w16cid:durableId="1649944763">
+  <w:num w:numId="20">
     <w:abstractNumId w:val="32"/>
   </w:num>
-  <w:num w:numId="21" w16cid:durableId="1060448028">
+  <w:num w:numId="21">
     <w:abstractNumId w:val="12"/>
   </w:num>
-  <w:num w:numId="22" w16cid:durableId="233668176">
+  <w:num w:numId="22">
     <w:abstractNumId w:val="33"/>
   </w:num>
-  <w:num w:numId="23" w16cid:durableId="934480894">
+  <w:num w:numId="23">
     <w:abstractNumId w:val="25"/>
   </w:num>
-  <w:num w:numId="24" w16cid:durableId="1640380185">
+  <w:num w:numId="24">
     <w:abstractNumId w:val="13"/>
   </w:num>
-  <w:num w:numId="25" w16cid:durableId="497156668">
+  <w:num w:numId="25">
     <w:abstractNumId w:val="28"/>
   </w:num>
-  <w:num w:numId="26" w16cid:durableId="927426180">
+  <w:num w:numId="26">
     <w:abstractNumId w:val="14"/>
   </w:num>
-  <w:num w:numId="27" w16cid:durableId="1042287747">
+  <w:num w:numId="27">
     <w:abstractNumId w:val="9"/>
   </w:num>
-  <w:num w:numId="28" w16cid:durableId="604266896">
+  <w:num w:numId="28">
     <w:abstractNumId w:val="7"/>
   </w:num>
-  <w:num w:numId="29" w16cid:durableId="1429740377">
+  <w:num w:numId="29">
     <w:abstractNumId w:val="6"/>
   </w:num>
-  <w:num w:numId="30" w16cid:durableId="801924860">
+  <w:num w:numId="30">
     <w:abstractNumId w:val="5"/>
   </w:num>
-  <w:num w:numId="31" w16cid:durableId="1037437700">
+  <w:num w:numId="31">
     <w:abstractNumId w:val="4"/>
   </w:num>
-  <w:num w:numId="32" w16cid:durableId="2015764110">
+  <w:num w:numId="32">
     <w:abstractNumId w:val="8"/>
   </w:num>
-  <w:num w:numId="33" w16cid:durableId="2110735384">
+  <w:num w:numId="33">
     <w:abstractNumId w:val="3"/>
   </w:num>
-  <w:num w:numId="34" w16cid:durableId="865288990">
+  <w:num w:numId="34">
     <w:abstractNumId w:val="2"/>
   </w:num>
-  <w:num w:numId="35" w16cid:durableId="944534864">
+  <w:num w:numId="35">
     <w:abstractNumId w:val="1"/>
   </w:num>
-  <w:num w:numId="36" w16cid:durableId="214701909">
+  <w:num w:numId="36">
     <w:abstractNumId w:val="0"/>
   </w:num>
-  <w:num w:numId="37" w16cid:durableId="1565290577">
+  <w:num w:numId="37">
     <w:abstractNumId w:val="13"/>
   </w:num>
-  <w:num w:numId="38" w16cid:durableId="1392071102">
+  <w:num w:numId="38">
     <w:abstractNumId w:val="10"/>
   </w:num>
-  <w:num w:numId="39" w16cid:durableId="81143405">
+  <w:num w:numId="39">
     <w:abstractNumId w:val="18"/>
   </w:num>
-  <w:num w:numId="40" w16cid:durableId="796874316">
+  <w:num w:numId="40">
     <w:abstractNumId w:val="34"/>
   </w:num>
 </w:numbering>
 </file>
 
 <file path=word/styles.xml><?xml version="1.0" encoding="utf-8"?>
-<w:styles xmlns:mc="http://schemas.openxmlformats.org/markup-compatibility/2006" xmlns:r="http://schemas.openxmlformats.org/officeDocument/2006/relationships" xmlns:w="http://schemas.openxmlformats.org/wordprocessingml/2006/main" xmlns:w14="http://schemas.microsoft.com/office/word/2010/wordml" xmlns:w15="http://schemas.microsoft.com/office/word/2012/wordml" xmlns:w16cex="http://schemas.microsoft.com/office/word/2018/wordml/cex" xmlns:w16cid="http://schemas.microsoft.com/office/word/2016/wordml/cid" xmlns:w16="http://schemas.microsoft.com/office/word/2018/wordml" xmlns:w16du="http://schemas.microsoft.com/office/word/2023/wordml/word16du" xmlns:w16sdtdh="http://schemas.microsoft.com/office/word/2020/wordml/sdtdatahash" xmlns:w16sdtfl="http://schemas.microsoft.com/office/word/2024/wordml/sdtformatlock" xmlns:w16se="http://schemas.microsoft.com/office/word/2015/wordml/symex" mc:Ignorable="w14 w15 w16se w16cid w16 w16cex w16sdtdh w16sdtfl w16du">
+<w:styles xmlns:mc="http://schemas.openxmlformats.org/markup-compatibility/2006" xmlns:r="http://schemas.openxmlformats.org/officeDocument/2006/relationships" xmlns:w="http://schemas.openxmlformats.org/wordprocessingml/2006/main" xmlns:w14="http://schemas.microsoft.com/office/word/2010/wordml" xmlns:w15="http://schemas.microsoft.com/office/word/2012/wordml" xmlns:w16cex="http://schemas.microsoft.com/office/word/2018/wordml/cex" xmlns:w16cid="http://schemas.microsoft.com/office/word/2016/wordml/cid" xmlns:w16="http://schemas.microsoft.com/office/word/2018/wordml" xmlns:w16sdtdh="http://schemas.microsoft.com/office/word/2020/wordml/sdtdatahash" xmlns:w16se="http://schemas.microsoft.com/office/word/2015/wordml/symex" mc:Ignorable="w14 w15 w16se w16cid w16 w16cex w16sdtdh">
   <w:docDefaults>
     <w:rPrDefault>
       <w:rPr>

--- a/checklists/2.docx
+++ b/checklists/2.docx
@@ -44,7 +44,8 @@
         <w:gridCol w:w="369"/>
         <w:gridCol w:w="252"/>
         <w:gridCol w:w="337"/>
-        <w:gridCol w:w="283"/>
+        <w:gridCol w:w="229"/>
+        <w:gridCol w:w="54"/>
         <w:gridCol w:w="311"/>
         <w:gridCol w:w="92"/>
         <w:gridCol w:w="842"/>
@@ -83,18 +84,26 @@
                 <w:szCs w:val="16"/>
               </w:rPr>
             </w:pPr>
-            <w:r>
-              <w:rPr>
-                <w:szCs w:val="16"/>
-              </w:rPr>
-              <w:t>Сестрорецкий хлебозавод</w:t>
-            </w:r>
-          </w:p>
-        </w:tc>
-        <w:tc>
-          <w:tcPr>
-            <w:tcW w:w="4855" w:type="dxa"/>
-            <w:gridSpan w:val="11"/>
+            <w:proofErr w:type="spellStart"/>
+            <w:r>
+              <w:rPr>
+                <w:szCs w:val="16"/>
+              </w:rPr>
+              <w:t>Сестрорецкий</w:t>
+            </w:r>
+            <w:proofErr w:type="spellEnd"/>
+            <w:r>
+              <w:rPr>
+                <w:szCs w:val="16"/>
+              </w:rPr>
+              <w:t xml:space="preserve"> хлебозавод</w:t>
+            </w:r>
+          </w:p>
+        </w:tc>
+        <w:tc>
+          <w:tcPr>
+            <w:tcW w:w="2427" w:type="dxa"/>
+            <w:gridSpan w:val="6"/>
             <w:tcBorders>
               <w:left w:val="single" w:sz="18" w:space="0" w:color="auto"/>
             </w:tcBorders>
@@ -117,16 +126,55 @@
               <w:rPr>
                 <w:szCs w:val="16"/>
               </w:rPr>
-              <w:t>4</w:t>
-            </w:r>
-            <w:r>
-              <w:rPr>
-                <w:szCs w:val="16"/>
-              </w:rPr>
-              <w:t>0</w:t>
-            </w:r>
-          </w:p>
-        </w:tc>
+              <w:t>40</w:t>
+            </w:r>
+          </w:p>
+        </w:tc>
+        <w:sdt>
+          <w:sdtPr>
+            <w:rPr>
+              <w:szCs w:val="16"/>
+            </w:rPr>
+            <w:id w:val="425692899"/>
+            <w:placeholder>
+              <w:docPart w:val="CC472F11D66F4887804E1DC5B40A58AD"/>
+            </w:placeholder>
+            <w:dropDownList>
+              <w:listItem w:value="Выберите элемент."/>
+              <w:listItem w:displayText="Общего назначения" w:value="Общего назначения"/>
+              <w:listItem w:displayText="Производственное" w:value="Производственное"/>
+              <w:listItem w:displayText="Бытовое" w:value="Бытовое"/>
+              <w:listItem w:displayText="Складское" w:value="Складское"/>
+              <w:listItem w:displayText="Вспомогательное" w:value="Вспомогательное"/>
+            </w:dropDownList>
+          </w:sdtPr>
+          <w:sdtContent>
+            <w:tc>
+              <w:tcPr>
+                <w:tcW w:w="2428" w:type="dxa"/>
+                <w:gridSpan w:val="6"/>
+                <w:tcBorders>
+                  <w:left w:val="single" w:sz="18" w:space="0" w:color="auto"/>
+                </w:tcBorders>
+                <w:vAlign w:val="bottom"/>
+              </w:tcPr>
+              <w:p>
+                <w:pPr>
+                  <w:pStyle w:val="-0"/>
+                  <w:rPr>
+                    <w:szCs w:val="16"/>
+                  </w:rPr>
+                </w:pPr>
+                <w:r>
+                  <w:rPr>
+                    <w:szCs w:val="16"/>
+                  </w:rPr>
+                  <w:t>Вспомогательное</w:t>
+                </w:r>
+              </w:p>
+            </w:tc>
+          </w:sdtContent>
+        </w:sdt>
         <w:tc>
           <w:tcPr>
             <w:tcW w:w="4237" w:type="dxa"/>
@@ -196,8 +244,8 @@
         </w:tc>
         <w:tc>
           <w:tcPr>
-            <w:tcW w:w="4855" w:type="dxa"/>
-            <w:gridSpan w:val="11"/>
+            <w:tcW w:w="2427" w:type="dxa"/>
+            <w:gridSpan w:val="6"/>
             <w:tcBorders>
               <w:left w:val="single" w:sz="18" w:space="0" w:color="auto"/>
             </w:tcBorders>
@@ -214,6 +262,29 @@
                 <w:szCs w:val="16"/>
               </w:rPr>
               <w:t>(название участка)</w:t>
+            </w:r>
+          </w:p>
+        </w:tc>
+        <w:tc>
+          <w:tcPr>
+            <w:tcW w:w="2428" w:type="dxa"/>
+            <w:gridSpan w:val="6"/>
+            <w:tcBorders>
+              <w:left w:val="single" w:sz="18" w:space="0" w:color="auto"/>
+            </w:tcBorders>
+          </w:tcPr>
+          <w:p>
+            <w:pPr>
+              <w:pStyle w:val="-0"/>
+              <w:rPr>
+                <w:szCs w:val="16"/>
+              </w:rPr>
+            </w:pPr>
+            <w:r>
+              <w:rPr>
+                <w:szCs w:val="16"/>
+              </w:rPr>
+              <w:t>(категория помещения)</w:t>
             </w:r>
           </w:p>
         </w:tc>
@@ -285,7 +356,7 @@
         <w:tc>
           <w:tcPr>
             <w:tcW w:w="4303" w:type="dxa"/>
-            <w:gridSpan w:val="10"/>
+            <w:gridSpan w:val="11"/>
             <w:tcBorders>
               <w:left w:val="single" w:sz="18" w:space="0" w:color="auto"/>
             </w:tcBorders>
@@ -546,7 +617,7 @@
         <w:tc>
           <w:tcPr>
             <w:tcW w:w="1241" w:type="dxa"/>
-            <w:gridSpan w:val="4"/>
+            <w:gridSpan w:val="5"/>
           </w:tcPr>
           <w:p>
             <w:pPr>
@@ -586,8 +657,16 @@
               <w:rPr>
                 <w:szCs w:val="16"/>
               </w:rPr>
-              <w:t xml:space="preserve"> термопоты</w:t>
-            </w:r>
+              <w:t xml:space="preserve"> </w:t>
+            </w:r>
+            <w:proofErr w:type="spellStart"/>
+            <w:r>
+              <w:rPr>
+                <w:szCs w:val="16"/>
+              </w:rPr>
+              <w:t>термопоты</w:t>
+            </w:r>
+            <w:proofErr w:type="spellEnd"/>
           </w:p>
         </w:tc>
         <w:tc>
@@ -727,11 +806,19 @@
                 </w:r>
               </w:sdtContent>
             </w:sdt>
-            <w:r>
-              <w:rPr>
-                <w:szCs w:val="16"/>
-              </w:rPr>
-              <w:t xml:space="preserve">индук. </w:t>
+            <w:proofErr w:type="spellStart"/>
+            <w:r>
+              <w:rPr>
+                <w:szCs w:val="16"/>
+              </w:rPr>
+              <w:t>индук</w:t>
+            </w:r>
+            <w:proofErr w:type="spellEnd"/>
+            <w:r>
+              <w:rPr>
+                <w:szCs w:val="16"/>
+              </w:rPr>
+              <w:t xml:space="preserve">. </w:t>
             </w:r>
             <w:sdt>
               <w:sdtPr>
@@ -760,7 +847,21 @@
               <w:rPr>
                 <w:szCs w:val="16"/>
               </w:rPr>
-              <w:t xml:space="preserve"> элек. </w:t>
+              <w:t xml:space="preserve"> </w:t>
+            </w:r>
+            <w:proofErr w:type="spellStart"/>
+            <w:r>
+              <w:rPr>
+                <w:szCs w:val="16"/>
+              </w:rPr>
+              <w:t>элек</w:t>
+            </w:r>
+            <w:proofErr w:type="spellEnd"/>
+            <w:r>
+              <w:rPr>
+                <w:szCs w:val="16"/>
+              </w:rPr>
+              <w:t xml:space="preserve">. </w:t>
             </w:r>
             <w:sdt>
               <w:sdtPr>
@@ -1104,7 +1205,7 @@
         <w:tc>
           <w:tcPr>
             <w:tcW w:w="1865" w:type="dxa"/>
-            <w:gridSpan w:val="5"/>
+            <w:gridSpan w:val="6"/>
           </w:tcPr>
           <w:p>
             <w:pPr>
@@ -1511,7 +1612,7 @@
         <w:tc>
           <w:tcPr>
             <w:tcW w:w="1865" w:type="dxa"/>
-            <w:gridSpan w:val="5"/>
+            <w:gridSpan w:val="6"/>
             <w:tcMar>
               <w:left w:w="0" w:type="dxa"/>
               <w:right w:w="0" w:type="dxa"/>
@@ -1711,11 +1812,19 @@
                 </w:r>
               </w:sdtContent>
             </w:sdt>
-            <w:r>
-              <w:rPr>
-                <w:szCs w:val="16"/>
-              </w:rPr>
-              <w:t xml:space="preserve">этикетировщики </w:t>
+            <w:proofErr w:type="spellStart"/>
+            <w:r>
+              <w:rPr>
+                <w:szCs w:val="16"/>
+              </w:rPr>
+              <w:t>этикетировщики</w:t>
+            </w:r>
+            <w:proofErr w:type="spellEnd"/>
+            <w:r>
+              <w:rPr>
+                <w:szCs w:val="16"/>
+              </w:rPr>
+              <w:t xml:space="preserve"> </w:t>
             </w:r>
           </w:p>
         </w:tc>
@@ -1881,7 +1990,7 @@
         <w:tc>
           <w:tcPr>
             <w:tcW w:w="4303" w:type="dxa"/>
-            <w:gridSpan w:val="10"/>
+            <w:gridSpan w:val="11"/>
             <w:tcBorders>
               <w:left w:val="single" w:sz="18" w:space="0" w:color="auto"/>
             </w:tcBorders>
@@ -1938,11 +2047,19 @@
                 </w:r>
               </w:sdtContent>
             </w:sdt>
-            <w:r>
-              <w:rPr>
-                <w:szCs w:val="16"/>
-              </w:rPr>
-              <w:t xml:space="preserve">пароконвектоматы </w:t>
+            <w:proofErr w:type="spellStart"/>
+            <w:r>
+              <w:rPr>
+                <w:szCs w:val="16"/>
+              </w:rPr>
+              <w:t>пароконвектоматы</w:t>
+            </w:r>
+            <w:proofErr w:type="spellEnd"/>
+            <w:r>
+              <w:rPr>
+                <w:szCs w:val="16"/>
+              </w:rPr>
+              <w:t xml:space="preserve"> </w:t>
             </w:r>
           </w:p>
         </w:tc>
@@ -2149,7 +2266,7 @@
         <w:tc>
           <w:tcPr>
             <w:tcW w:w="1241" w:type="dxa"/>
-            <w:gridSpan w:val="4"/>
+            <w:gridSpan w:val="5"/>
           </w:tcPr>
           <w:p>
             <w:pPr>
@@ -2572,7 +2689,7 @@
         <w:tc>
           <w:tcPr>
             <w:tcW w:w="1241" w:type="dxa"/>
-            <w:gridSpan w:val="4"/>
+            <w:gridSpan w:val="5"/>
           </w:tcPr>
           <w:p>
             <w:pPr>
@@ -2608,8 +2725,16 @@
               <w:rPr>
                 <w:szCs w:val="16"/>
               </w:rPr>
-              <w:t xml:space="preserve"> мусаты</w:t>
-            </w:r>
+              <w:t xml:space="preserve"> </w:t>
+            </w:r>
+            <w:proofErr w:type="spellStart"/>
+            <w:r>
+              <w:rPr>
+                <w:szCs w:val="16"/>
+              </w:rPr>
+              <w:t>мусаты</w:t>
+            </w:r>
+            <w:proofErr w:type="spellEnd"/>
           </w:p>
         </w:tc>
         <w:tc>
@@ -2711,11 +2836,19 @@
                 </w:r>
               </w:sdtContent>
             </w:sdt>
-            <w:r>
-              <w:rPr>
-                <w:szCs w:val="16"/>
-              </w:rPr>
-              <w:t>расстоечные шкафы</w:t>
+            <w:proofErr w:type="spellStart"/>
+            <w:r>
+              <w:rPr>
+                <w:szCs w:val="16"/>
+              </w:rPr>
+              <w:t>расстоечные</w:t>
+            </w:r>
+            <w:proofErr w:type="spellEnd"/>
+            <w:r>
+              <w:rPr>
+                <w:szCs w:val="16"/>
+              </w:rPr>
+              <w:t xml:space="preserve"> шкафы</w:t>
             </w:r>
           </w:p>
         </w:tc>
@@ -2783,8 +2916,16 @@
               <w:rPr>
                 <w:szCs w:val="16"/>
               </w:rPr>
-              <w:t xml:space="preserve"> клипсаторы</w:t>
-            </w:r>
+              <w:t xml:space="preserve"> </w:t>
+            </w:r>
+            <w:proofErr w:type="spellStart"/>
+            <w:r>
+              <w:rPr>
+                <w:szCs w:val="16"/>
+              </w:rPr>
+              <w:t>клипсаторы</w:t>
+            </w:r>
+            <w:proofErr w:type="spellEnd"/>
           </w:p>
         </w:tc>
         <w:tc>
@@ -2884,7 +3025,25 @@
                 <w:sz w:val="14"/>
                 <w:szCs w:val="14"/>
               </w:rPr>
-              <w:t>плитка, метл.лист, сэндвич-панель</w:t>
+              <w:t xml:space="preserve">плитка, </w:t>
+            </w:r>
+            <w:proofErr w:type="spellStart"/>
+            <w:proofErr w:type="gramStart"/>
+            <w:r>
+              <w:rPr>
+                <w:sz w:val="14"/>
+                <w:szCs w:val="14"/>
+              </w:rPr>
+              <w:t>метл.лист</w:t>
+            </w:r>
+            <w:proofErr w:type="spellEnd"/>
+            <w:proofErr w:type="gramEnd"/>
+            <w:r>
+              <w:rPr>
+                <w:sz w:val="14"/>
+                <w:szCs w:val="14"/>
+              </w:rPr>
+              <w:t>, сэндвич-панель</w:t>
             </w:r>
           </w:p>
         </w:tc>
@@ -2962,7 +3121,7 @@
         <w:tc>
           <w:tcPr>
             <w:tcW w:w="1241" w:type="dxa"/>
-            <w:gridSpan w:val="4"/>
+            <w:gridSpan w:val="5"/>
           </w:tcPr>
           <w:p>
             <w:pPr>
@@ -3308,7 +3467,7 @@
         <w:tc>
           <w:tcPr>
             <w:tcW w:w="3726" w:type="dxa"/>
-            <w:gridSpan w:val="9"/>
+            <w:gridSpan w:val="10"/>
             <w:tcBorders>
               <w:left w:val="single" w:sz="18" w:space="0" w:color="auto"/>
             </w:tcBorders>
@@ -3343,12 +3502,14 @@
                 </w:r>
               </w:sdtContent>
             </w:sdt>
+            <w:proofErr w:type="spellStart"/>
             <w:r>
               <w:rPr>
                 <w:szCs w:val="16"/>
               </w:rPr>
               <w:t>гастроёмкости</w:t>
             </w:r>
+            <w:proofErr w:type="spellEnd"/>
           </w:p>
         </w:tc>
         <w:tc>
@@ -3552,7 +3713,7 @@
         <w:tc>
           <w:tcPr>
             <w:tcW w:w="3726" w:type="dxa"/>
-            <w:gridSpan w:val="9"/>
+            <w:gridSpan w:val="10"/>
             <w:tcBorders>
               <w:left w:val="single" w:sz="18" w:space="0" w:color="auto"/>
             </w:tcBorders>
@@ -3956,7 +4117,7 @@
         <w:tc>
           <w:tcPr>
             <w:tcW w:w="3726" w:type="dxa"/>
-            <w:gridSpan w:val="9"/>
+            <w:gridSpan w:val="10"/>
             <w:tcBorders>
               <w:left w:val="single" w:sz="18" w:space="0" w:color="auto"/>
             </w:tcBorders>
@@ -4426,7 +4587,7 @@
         <w:tc>
           <w:tcPr>
             <w:tcW w:w="3726" w:type="dxa"/>
-            <w:gridSpan w:val="9"/>
+            <w:gridSpan w:val="10"/>
             <w:tcBorders>
               <w:left w:val="single" w:sz="18" w:space="0" w:color="auto"/>
             </w:tcBorders>
@@ -4834,7 +4995,7 @@
         <w:tc>
           <w:tcPr>
             <w:tcW w:w="3726" w:type="dxa"/>
-            <w:gridSpan w:val="9"/>
+            <w:gridSpan w:val="10"/>
             <w:tcBorders>
               <w:left w:val="single" w:sz="18" w:space="0" w:color="auto"/>
             </w:tcBorders>
@@ -4869,11 +5030,19 @@
                 </w:r>
               </w:sdtContent>
             </w:sdt>
-            <w:r>
-              <w:rPr>
-                <w:szCs w:val="16"/>
-              </w:rPr>
-              <w:t>силапеновые коврики</w:t>
+            <w:proofErr w:type="spellStart"/>
+            <w:r>
+              <w:rPr>
+                <w:szCs w:val="16"/>
+              </w:rPr>
+              <w:t>силапеновые</w:t>
+            </w:r>
+            <w:proofErr w:type="spellEnd"/>
+            <w:r>
+              <w:rPr>
+                <w:szCs w:val="16"/>
+              </w:rPr>
+              <w:t xml:space="preserve"> коврики</w:t>
             </w:r>
           </w:p>
         </w:tc>
@@ -4932,11 +5101,19 @@
                 </w:r>
               </w:sdtContent>
             </w:sdt>
-            <w:r>
-              <w:rPr>
-                <w:szCs w:val="16"/>
-              </w:rPr>
-              <w:t xml:space="preserve">бисквиторезки </w:t>
+            <w:proofErr w:type="spellStart"/>
+            <w:r>
+              <w:rPr>
+                <w:szCs w:val="16"/>
+              </w:rPr>
+              <w:t>бисквиторезки</w:t>
+            </w:r>
+            <w:proofErr w:type="spellEnd"/>
+            <w:r>
+              <w:rPr>
+                <w:szCs w:val="16"/>
+              </w:rPr>
+              <w:t xml:space="preserve"> </w:t>
             </w:r>
           </w:p>
         </w:tc>
@@ -5201,7 +5378,7 @@
         <w:tc>
           <w:tcPr>
             <w:tcW w:w="3726" w:type="dxa"/>
-            <w:gridSpan w:val="9"/>
+            <w:gridSpan w:val="10"/>
             <w:tcBorders>
               <w:left w:val="single" w:sz="18" w:space="0" w:color="auto"/>
             </w:tcBorders>
@@ -5347,8 +5524,16 @@
               <w:rPr>
                 <w:szCs w:val="16"/>
               </w:rPr>
-              <w:t xml:space="preserve"> тестоделители</w:t>
-            </w:r>
+              <w:t xml:space="preserve"> </w:t>
+            </w:r>
+            <w:proofErr w:type="spellStart"/>
+            <w:r>
+              <w:rPr>
+                <w:szCs w:val="16"/>
+              </w:rPr>
+              <w:t>тестоделители</w:t>
+            </w:r>
+            <w:proofErr w:type="spellEnd"/>
           </w:p>
         </w:tc>
         <w:tc>
@@ -5595,18 +5780,26 @@
                 </w:r>
               </w:sdtContent>
             </w:sdt>
-            <w:r>
-              <w:rPr>
-                <w:szCs w:val="16"/>
-              </w:rPr>
-              <w:t xml:space="preserve">дежи </w:t>
+            <w:proofErr w:type="spellStart"/>
+            <w:r>
+              <w:rPr>
+                <w:szCs w:val="16"/>
+              </w:rPr>
+              <w:t>дежи</w:t>
+            </w:r>
+            <w:proofErr w:type="spellEnd"/>
+            <w:r>
+              <w:rPr>
+                <w:szCs w:val="16"/>
+              </w:rPr>
+              <w:t xml:space="preserve"> </w:t>
             </w:r>
           </w:p>
         </w:tc>
         <w:tc>
           <w:tcPr>
             <w:tcW w:w="2117" w:type="dxa"/>
-            <w:gridSpan w:val="6"/>
+            <w:gridSpan w:val="7"/>
           </w:tcPr>
           <w:p>
             <w:pPr>
@@ -5704,11 +5897,19 @@
                 </w:r>
               </w:sdtContent>
             </w:sdt>
-            <w:r>
-              <w:rPr>
-                <w:szCs w:val="16"/>
-              </w:rPr>
-              <w:t xml:space="preserve">тестоокруглители </w:t>
+            <w:proofErr w:type="spellStart"/>
+            <w:r>
+              <w:rPr>
+                <w:szCs w:val="16"/>
+              </w:rPr>
+              <w:t>тестоокруглители</w:t>
+            </w:r>
+            <w:proofErr w:type="spellEnd"/>
+            <w:r>
+              <w:rPr>
+                <w:szCs w:val="16"/>
+              </w:rPr>
+              <w:t xml:space="preserve"> </w:t>
             </w:r>
           </w:p>
         </w:tc>
@@ -5752,12 +5953,14 @@
                 </w:r>
               </w:sdtContent>
             </w:sdt>
+            <w:proofErr w:type="spellStart"/>
             <w:r>
               <w:rPr>
                 <w:szCs w:val="16"/>
               </w:rPr>
               <w:t>тестораскатки</w:t>
             </w:r>
+            <w:proofErr w:type="spellEnd"/>
           </w:p>
         </w:tc>
         <w:tc>
@@ -5935,8 +6138,16 @@
               <w:rPr>
                 <w:szCs w:val="16"/>
               </w:rPr>
-              <w:t xml:space="preserve"> ворота/роллета</w:t>
-            </w:r>
+              <w:t xml:space="preserve"> ворота/</w:t>
+            </w:r>
+            <w:proofErr w:type="spellStart"/>
+            <w:r>
+              <w:rPr>
+                <w:szCs w:val="16"/>
+              </w:rPr>
+              <w:t>роллета</w:t>
+            </w:r>
+            <w:proofErr w:type="spellEnd"/>
             <w:r>
               <w:rPr>
                 <w:szCs w:val="16"/>
@@ -5973,7 +6184,7 @@
         <w:tc>
           <w:tcPr>
             <w:tcW w:w="3726" w:type="dxa"/>
-            <w:gridSpan w:val="9"/>
+            <w:gridSpan w:val="10"/>
             <w:tcBorders>
               <w:left w:val="single" w:sz="18" w:space="0" w:color="auto"/>
             </w:tcBorders>
@@ -6012,8 +6223,16 @@
               <w:rPr>
                 <w:szCs w:val="16"/>
               </w:rPr>
-              <w:t>ёмкости для перетаривания</w:t>
-            </w:r>
+              <w:t xml:space="preserve">ёмкости для </w:t>
+            </w:r>
+            <w:proofErr w:type="spellStart"/>
+            <w:r>
+              <w:rPr>
+                <w:szCs w:val="16"/>
+              </w:rPr>
+              <w:t>перетаривания</w:t>
+            </w:r>
+            <w:proofErr w:type="spellEnd"/>
           </w:p>
         </w:tc>
         <w:tc>
@@ -6274,7 +6493,7 @@
         <w:tc>
           <w:tcPr>
             <w:tcW w:w="3726" w:type="dxa"/>
-            <w:gridSpan w:val="9"/>
+            <w:gridSpan w:val="10"/>
             <w:tcBorders>
               <w:left w:val="single" w:sz="18" w:space="0" w:color="auto"/>
             </w:tcBorders>
@@ -6313,7 +6532,21 @@
               <w:rPr>
                 <w:szCs w:val="16"/>
               </w:rPr>
-              <w:t>корзины для расстойки теста</w:t>
+              <w:t xml:space="preserve">корзины для </w:t>
+            </w:r>
+            <w:proofErr w:type="spellStart"/>
+            <w:r>
+              <w:rPr>
+                <w:szCs w:val="16"/>
+              </w:rPr>
+              <w:t>расстойки</w:t>
+            </w:r>
+            <w:proofErr w:type="spellEnd"/>
+            <w:r>
+              <w:rPr>
+                <w:szCs w:val="16"/>
+              </w:rPr>
+              <w:t xml:space="preserve"> теста</w:t>
             </w:r>
           </w:p>
         </w:tc>
@@ -6366,12 +6599,14 @@
                 </w:r>
               </w:sdtContent>
             </w:sdt>
+            <w:proofErr w:type="spellStart"/>
             <w:r>
               <w:rPr>
                 <w:szCs w:val="16"/>
               </w:rPr>
               <w:t>тарталетницы</w:t>
             </w:r>
+            <w:proofErr w:type="spellEnd"/>
           </w:p>
         </w:tc>
         <w:tc>
@@ -6490,11 +6725,19 @@
               </w:rPr>
               <w:t xml:space="preserve"> </w:t>
             </w:r>
-            <w:r>
-              <w:rPr>
-                <w:szCs w:val="16"/>
-              </w:rPr>
-              <w:t>демосистема (контактная поверхность)</w:t>
+            <w:proofErr w:type="spellStart"/>
+            <w:r>
+              <w:rPr>
+                <w:szCs w:val="16"/>
+              </w:rPr>
+              <w:t>демосистема</w:t>
+            </w:r>
+            <w:proofErr w:type="spellEnd"/>
+            <w:r>
+              <w:rPr>
+                <w:szCs w:val="16"/>
+              </w:rPr>
+              <w:t xml:space="preserve"> (контактная поверхность)</w:t>
             </w:r>
           </w:p>
         </w:tc>
@@ -6520,7 +6763,7 @@
         <w:tc>
           <w:tcPr>
             <w:tcW w:w="3726" w:type="dxa"/>
-            <w:gridSpan w:val="9"/>
+            <w:gridSpan w:val="10"/>
             <w:tcBorders>
               <w:left w:val="single" w:sz="18" w:space="0" w:color="auto"/>
             </w:tcBorders>
@@ -6893,7 +7136,7 @@
         <w:tc>
           <w:tcPr>
             <w:tcW w:w="1865" w:type="dxa"/>
-            <w:gridSpan w:val="5"/>
+            <w:gridSpan w:val="6"/>
           </w:tcPr>
           <w:p>
             <w:pPr>
@@ -7234,7 +7477,7 @@
         <w:tc>
           <w:tcPr>
             <w:tcW w:w="3726" w:type="dxa"/>
-            <w:gridSpan w:val="9"/>
+            <w:gridSpan w:val="10"/>
             <w:tcBorders>
               <w:left w:val="single" w:sz="18" w:space="0" w:color="auto"/>
             </w:tcBorders>
@@ -7273,8 +7516,16 @@
               <w:rPr>
                 <w:szCs w:val="16"/>
               </w:rPr>
-              <w:t>тележки подкатные</w:t>
-            </w:r>
+              <w:t xml:space="preserve">тележки </w:t>
+            </w:r>
+            <w:proofErr w:type="spellStart"/>
+            <w:r>
+              <w:rPr>
+                <w:szCs w:val="16"/>
+              </w:rPr>
+              <w:t>подкатные</w:t>
+            </w:r>
+            <w:proofErr w:type="spellEnd"/>
           </w:p>
         </w:tc>
         <w:tc>
@@ -7336,7 +7587,21 @@
               <w:rPr>
                 <w:szCs w:val="16"/>
               </w:rPr>
-              <w:t>машина для резки конд. изделий</w:t>
+              <w:t xml:space="preserve">машина для резки </w:t>
+            </w:r>
+            <w:proofErr w:type="spellStart"/>
+            <w:r>
+              <w:rPr>
+                <w:szCs w:val="16"/>
+              </w:rPr>
+              <w:t>конд</w:t>
+            </w:r>
+            <w:proofErr w:type="spellEnd"/>
+            <w:r>
+              <w:rPr>
+                <w:szCs w:val="16"/>
+              </w:rPr>
+              <w:t>. изделий</w:t>
             </w:r>
           </w:p>
         </w:tc>
@@ -7583,7 +7848,7 @@
         <w:tc>
           <w:tcPr>
             <w:tcW w:w="3726" w:type="dxa"/>
-            <w:gridSpan w:val="9"/>
+            <w:gridSpan w:val="10"/>
             <w:tcBorders>
               <w:left w:val="single" w:sz="18" w:space="0" w:color="auto"/>
             </w:tcBorders>
@@ -7872,7 +8137,7 @@
         <w:tc>
           <w:tcPr>
             <w:tcW w:w="3726" w:type="dxa"/>
-            <w:gridSpan w:val="9"/>
+            <w:gridSpan w:val="10"/>
             <w:tcBorders>
               <w:left w:val="single" w:sz="18" w:space="0" w:color="auto"/>
             </w:tcBorders>
@@ -7911,7 +8176,21 @@
               <w:rPr>
                 <w:szCs w:val="16"/>
               </w:rPr>
-              <w:t>изотермические контейнеры (bigbox)</w:t>
+              <w:t>изотермические контейнеры (</w:t>
+            </w:r>
+            <w:proofErr w:type="spellStart"/>
+            <w:r>
+              <w:rPr>
+                <w:szCs w:val="16"/>
+              </w:rPr>
+              <w:t>bigbox</w:t>
+            </w:r>
+            <w:proofErr w:type="spellEnd"/>
+            <w:r>
+              <w:rPr>
+                <w:szCs w:val="16"/>
+              </w:rPr>
+              <w:t>)</w:t>
             </w:r>
           </w:p>
         </w:tc>
@@ -8124,7 +8403,7 @@
         <w:tc>
           <w:tcPr>
             <w:tcW w:w="3726" w:type="dxa"/>
-            <w:gridSpan w:val="9"/>
+            <w:gridSpan w:val="10"/>
             <w:tcBorders>
               <w:left w:val="single" w:sz="18" w:space="0" w:color="auto"/>
             </w:tcBorders>
@@ -8160,13 +8439,31 @@
                 </w:r>
               </w:sdtContent>
             </w:sdt>
+            <w:proofErr w:type="spellStart"/>
             <w:r>
               <w:rPr>
                 <w:rFonts w:eastAsia="Times New Roman"/>
                 <w:szCs w:val="16"/>
               </w:rPr>
-              <w:t>расстоечные термочехлы</w:t>
-            </w:r>
+              <w:t>расстоечные</w:t>
+            </w:r>
+            <w:proofErr w:type="spellEnd"/>
+            <w:r>
+              <w:rPr>
+                <w:rFonts w:eastAsia="Times New Roman"/>
+                <w:szCs w:val="16"/>
+              </w:rPr>
+              <w:t xml:space="preserve"> </w:t>
+            </w:r>
+            <w:proofErr w:type="spellStart"/>
+            <w:r>
+              <w:rPr>
+                <w:rFonts w:eastAsia="Times New Roman"/>
+                <w:szCs w:val="16"/>
+              </w:rPr>
+              <w:t>термочехлы</w:t>
+            </w:r>
+            <w:proofErr w:type="spellEnd"/>
           </w:p>
         </w:tc>
         <w:tc>
@@ -8218,11 +8515,19 @@
                 </w:r>
               </w:sdtContent>
             </w:sdt>
-            <w:r>
-              <w:rPr>
-                <w:szCs w:val="16"/>
-              </w:rPr>
-              <w:t>минифилы (дозаторы крема)</w:t>
+            <w:proofErr w:type="spellStart"/>
+            <w:r>
+              <w:rPr>
+                <w:szCs w:val="16"/>
+              </w:rPr>
+              <w:t>минифилы</w:t>
+            </w:r>
+            <w:proofErr w:type="spellEnd"/>
+            <w:r>
+              <w:rPr>
+                <w:szCs w:val="16"/>
+              </w:rPr>
+              <w:t xml:space="preserve"> (дозаторы крема)</w:t>
             </w:r>
           </w:p>
         </w:tc>
@@ -8430,7 +8735,7 @@
         <w:tc>
           <w:tcPr>
             <w:tcW w:w="3726" w:type="dxa"/>
-            <w:gridSpan w:val="9"/>
+            <w:gridSpan w:val="10"/>
             <w:tcBorders>
               <w:left w:val="single" w:sz="18" w:space="0" w:color="auto"/>
             </w:tcBorders>
@@ -8734,7 +9039,7 @@
         <w:tc>
           <w:tcPr>
             <w:tcW w:w="4303" w:type="dxa"/>
-            <w:gridSpan w:val="10"/>
+            <w:gridSpan w:val="11"/>
             <w:tcBorders>
               <w:left w:val="single" w:sz="18" w:space="0" w:color="auto"/>
             </w:tcBorders>
@@ -9051,7 +9356,21 @@
               <w:rPr>
                 <w:szCs w:val="16"/>
               </w:rPr>
-              <w:t xml:space="preserve"> мопы </w:t>
+              <w:t xml:space="preserve"> </w:t>
+            </w:r>
+            <w:proofErr w:type="spellStart"/>
+            <w:r>
+              <w:rPr>
+                <w:szCs w:val="16"/>
+              </w:rPr>
+              <w:t>мопы</w:t>
+            </w:r>
+            <w:proofErr w:type="spellEnd"/>
+            <w:r>
+              <w:rPr>
+                <w:szCs w:val="16"/>
+              </w:rPr>
+              <w:t xml:space="preserve"> </w:t>
             </w:r>
           </w:p>
         </w:tc>
@@ -9104,7 +9423,7 @@
         <w:tc>
           <w:tcPr>
             <w:tcW w:w="931" w:type="dxa"/>
-            <w:gridSpan w:val="3"/>
+            <w:gridSpan w:val="4"/>
           </w:tcPr>
           <w:p>
             <w:pPr>
@@ -9237,11 +9556,19 @@
                 </w:r>
               </w:sdtContent>
             </w:sdt>
-            <w:r>
-              <w:rPr>
-                <w:szCs w:val="16"/>
-              </w:rPr>
-              <w:t xml:space="preserve">просеиватели: </w:t>
+            <w:proofErr w:type="spellStart"/>
+            <w:r>
+              <w:rPr>
+                <w:szCs w:val="16"/>
+              </w:rPr>
+              <w:t>просеиватели</w:t>
+            </w:r>
+            <w:proofErr w:type="spellEnd"/>
+            <w:r>
+              <w:rPr>
+                <w:szCs w:val="16"/>
+              </w:rPr>
+              <w:t xml:space="preserve">: </w:t>
             </w:r>
             <w:sdt>
               <w:sdtPr>
@@ -9494,7 +9821,7 @@
         <w:tc>
           <w:tcPr>
             <w:tcW w:w="1955" w:type="dxa"/>
-            <w:gridSpan w:val="7"/>
+            <w:gridSpan w:val="8"/>
             <w:tcMar>
               <w:left w:w="0" w:type="dxa"/>
               <w:right w:w="0" w:type="dxa"/>
@@ -9633,11 +9960,19 @@
                 </w:r>
               </w:sdtContent>
             </w:sdt>
-            <w:r>
-              <w:rPr>
-                <w:szCs w:val="16"/>
-              </w:rPr>
-              <w:t xml:space="preserve">солодоварки </w:t>
+            <w:proofErr w:type="spellStart"/>
+            <w:r>
+              <w:rPr>
+                <w:szCs w:val="16"/>
+              </w:rPr>
+              <w:t>солодоварки</w:t>
+            </w:r>
+            <w:proofErr w:type="spellEnd"/>
+            <w:r>
+              <w:rPr>
+                <w:szCs w:val="16"/>
+              </w:rPr>
+              <w:t xml:space="preserve"> </w:t>
             </w:r>
           </w:p>
         </w:tc>
@@ -9676,12 +10011,14 @@
                 </w:r>
               </w:sdtContent>
             </w:sdt>
+            <w:proofErr w:type="spellStart"/>
             <w:r>
               <w:rPr>
                 <w:szCs w:val="16"/>
               </w:rPr>
               <w:t>ферментаторы</w:t>
             </w:r>
+            <w:proofErr w:type="spellEnd"/>
           </w:p>
         </w:tc>
         <w:tc>
@@ -9882,7 +10219,7 @@
         <w:tc>
           <w:tcPr>
             <w:tcW w:w="1528" w:type="dxa"/>
-            <w:gridSpan w:val="4"/>
+            <w:gridSpan w:val="5"/>
           </w:tcPr>
           <w:p>
             <w:pPr>
@@ -10082,7 +10419,7 @@
         <w:tc>
           <w:tcPr>
             <w:tcW w:w="4303" w:type="dxa"/>
-            <w:gridSpan w:val="10"/>
+            <w:gridSpan w:val="11"/>
             <w:tcBorders>
               <w:left w:val="single" w:sz="18" w:space="0" w:color="auto"/>
             </w:tcBorders>
@@ -10472,7 +10809,7 @@
         <w:tc>
           <w:tcPr>
             <w:tcW w:w="4303" w:type="dxa"/>
-            <w:gridSpan w:val="10"/>
+            <w:gridSpan w:val="11"/>
             <w:tcBorders>
               <w:left w:val="single" w:sz="18" w:space="0" w:color="auto"/>
             </w:tcBorders>
@@ -10815,7 +11152,7 @@
         <w:tc>
           <w:tcPr>
             <w:tcW w:w="3726" w:type="dxa"/>
-            <w:gridSpan w:val="9"/>
+            <w:gridSpan w:val="10"/>
             <w:tcBorders>
               <w:left w:val="single" w:sz="18" w:space="0" w:color="auto"/>
             </w:tcBorders>
@@ -10850,11 +11187,19 @@
                 </w:r>
               </w:sdtContent>
             </w:sdt>
-            <w:r>
-              <w:rPr>
-                <w:szCs w:val="16"/>
-              </w:rPr>
-              <w:t>таромоечная машина</w:t>
+            <w:proofErr w:type="spellStart"/>
+            <w:r>
+              <w:rPr>
+                <w:szCs w:val="16"/>
+              </w:rPr>
+              <w:t>таромоечная</w:t>
+            </w:r>
+            <w:proofErr w:type="spellEnd"/>
+            <w:r>
+              <w:rPr>
+                <w:szCs w:val="16"/>
+              </w:rPr>
+              <w:t xml:space="preserve"> машина</w:t>
             </w:r>
           </w:p>
         </w:tc>
@@ -11121,7 +11466,7 @@
             <w:tc>
               <w:tcPr>
                 <w:tcW w:w="3726" w:type="dxa"/>
-                <w:gridSpan w:val="9"/>
+                <w:gridSpan w:val="10"/>
                 <w:tcBorders>
                   <w:left w:val="single" w:sz="18" w:space="0" w:color="auto"/>
                 </w:tcBorders>
@@ -11236,12 +11581,14 @@
                 </w:r>
               </w:sdtContent>
             </w:sdt>
+            <w:proofErr w:type="spellStart"/>
             <w:r>
               <w:rPr>
                 <w:szCs w:val="16"/>
               </w:rPr>
               <w:t>слайсера</w:t>
             </w:r>
+            <w:proofErr w:type="spellEnd"/>
           </w:p>
         </w:tc>
         <w:tc>
@@ -11353,7 +11700,7 @@
         <w:tc>
           <w:tcPr>
             <w:tcW w:w="4303" w:type="dxa"/>
-            <w:gridSpan w:val="10"/>
+            <w:gridSpan w:val="11"/>
             <w:tcBorders>
               <w:left w:val="single" w:sz="18" w:space="0" w:color="auto"/>
             </w:tcBorders>
@@ -11621,7 +11968,7 @@
         <w:tc>
           <w:tcPr>
             <w:tcW w:w="3726" w:type="dxa"/>
-            <w:gridSpan w:val="9"/>
+            <w:gridSpan w:val="10"/>
             <w:tcBorders>
               <w:left w:val="single" w:sz="18" w:space="0" w:color="auto"/>
             </w:tcBorders>
@@ -11971,7 +12318,7 @@
         <w:tc>
           <w:tcPr>
             <w:tcW w:w="3726" w:type="dxa"/>
-            <w:gridSpan w:val="9"/>
+            <w:gridSpan w:val="10"/>
             <w:tcBorders>
               <w:left w:val="single" w:sz="18" w:space="0" w:color="auto"/>
             </w:tcBorders>
@@ -12289,7 +12636,7 @@
         <w:tc>
           <w:tcPr>
             <w:tcW w:w="2117" w:type="dxa"/>
-            <w:gridSpan w:val="6"/>
+            <w:gridSpan w:val="7"/>
           </w:tcPr>
           <w:p>
             <w:pPr>
@@ -12592,7 +12939,7 @@
         <w:tc>
           <w:tcPr>
             <w:tcW w:w="3726" w:type="dxa"/>
-            <w:gridSpan w:val="9"/>
+            <w:gridSpan w:val="10"/>
             <w:tcBorders>
               <w:left w:val="single" w:sz="18" w:space="0" w:color="auto"/>
             </w:tcBorders>
@@ -12843,7 +13190,7 @@
         <w:tc>
           <w:tcPr>
             <w:tcW w:w="4303" w:type="dxa"/>
-            <w:gridSpan w:val="10"/>
+            <w:gridSpan w:val="11"/>
             <w:tcBorders>
               <w:left w:val="single" w:sz="18" w:space="0" w:color="auto"/>
             </w:tcBorders>
@@ -12864,6 +13211,7 @@
               </w:rPr>
               <w:t xml:space="preserve">Дозирующее оборудование </w:t>
             </w:r>
+            <w:proofErr w:type="spellStart"/>
             <w:r>
               <w:rPr>
                 <w:rStyle w:val="ac"/>
@@ -12872,6 +13220,7 @@
               </w:rPr>
               <w:t>Protwin</w:t>
             </w:r>
+            <w:proofErr w:type="spellEnd"/>
           </w:p>
         </w:tc>
         <w:tc>
@@ -13011,7 +13360,7 @@
         <w:tc>
           <w:tcPr>
             <w:tcW w:w="3726" w:type="dxa"/>
-            <w:gridSpan w:val="9"/>
+            <w:gridSpan w:val="10"/>
             <w:tcBorders>
               <w:left w:val="single" w:sz="18" w:space="0" w:color="auto"/>
             </w:tcBorders>
@@ -13139,7 +13488,7 @@
         <w:tc>
           <w:tcPr>
             <w:tcW w:w="3726" w:type="dxa"/>
-            <w:gridSpan w:val="9"/>
+            <w:gridSpan w:val="10"/>
             <w:tcBorders>
               <w:left w:val="single" w:sz="18" w:space="0" w:color="auto"/>
             </w:tcBorders>
@@ -13489,7 +13838,7 @@
         <w:tc>
           <w:tcPr>
             <w:tcW w:w="3726" w:type="dxa"/>
-            <w:gridSpan w:val="9"/>
+            <w:gridSpan w:val="10"/>
             <w:tcBorders>
               <w:left w:val="single" w:sz="18" w:space="0" w:color="auto"/>
             </w:tcBorders>
@@ -13819,7 +14168,7 @@
         <w:tc>
           <w:tcPr>
             <w:tcW w:w="3726" w:type="dxa"/>
-            <w:gridSpan w:val="9"/>
+            <w:gridSpan w:val="10"/>
             <w:tcBorders>
               <w:left w:val="single" w:sz="18" w:space="0" w:color="auto"/>
             </w:tcBorders>
@@ -14001,8 +14350,16 @@
               <w:rPr>
                 <w:szCs w:val="16"/>
               </w:rPr>
-              <w:t xml:space="preserve"> обувницы</w:t>
-            </w:r>
+              <w:t xml:space="preserve"> </w:t>
+            </w:r>
+            <w:proofErr w:type="spellStart"/>
+            <w:r>
+              <w:rPr>
+                <w:szCs w:val="16"/>
+              </w:rPr>
+              <w:t>обувницы</w:t>
+            </w:r>
+            <w:proofErr w:type="spellEnd"/>
           </w:p>
         </w:tc>
         <w:tc>
@@ -14030,7 +14387,7 @@
         <w:tc>
           <w:tcPr>
             <w:tcW w:w="4303" w:type="dxa"/>
-            <w:gridSpan w:val="10"/>
+            <w:gridSpan w:val="11"/>
             <w:tcBorders>
               <w:left w:val="single" w:sz="18" w:space="0" w:color="auto"/>
             </w:tcBorders>
@@ -14147,7 +14504,7 @@
         <w:tc>
           <w:tcPr>
             <w:tcW w:w="3726" w:type="dxa"/>
-            <w:gridSpan w:val="9"/>
+            <w:gridSpan w:val="10"/>
             <w:tcBorders>
               <w:left w:val="single" w:sz="18" w:space="0" w:color="auto"/>
             </w:tcBorders>
@@ -14364,7 +14721,7 @@
         <w:tc>
           <w:tcPr>
             <w:tcW w:w="4303" w:type="dxa"/>
-            <w:gridSpan w:val="10"/>
+            <w:gridSpan w:val="11"/>
             <w:tcBorders>
               <w:left w:val="single" w:sz="18" w:space="0" w:color="auto"/>
             </w:tcBorders>
@@ -14576,7 +14933,7 @@
         <w:tc>
           <w:tcPr>
             <w:tcW w:w="3726" w:type="dxa"/>
-            <w:gridSpan w:val="9"/>
+            <w:gridSpan w:val="10"/>
             <w:tcBorders>
               <w:left w:val="single" w:sz="18" w:space="0" w:color="auto"/>
             </w:tcBorders>
@@ -14698,7 +15055,7 @@
         <w:tc>
           <w:tcPr>
             <w:tcW w:w="4303" w:type="dxa"/>
-            <w:gridSpan w:val="10"/>
+            <w:gridSpan w:val="11"/>
             <w:tcBorders>
               <w:left w:val="single" w:sz="18" w:space="0" w:color="auto"/>
             </w:tcBorders>
@@ -15030,7 +15387,7 @@
         <w:tc>
           <w:tcPr>
             <w:tcW w:w="3726" w:type="dxa"/>
-            <w:gridSpan w:val="9"/>
+            <w:gridSpan w:val="10"/>
             <w:tcBorders>
               <w:left w:val="single" w:sz="18" w:space="0" w:color="auto"/>
             </w:tcBorders>
@@ -15283,28 +15640,18 @@
         <w:lang w:val="en-US"/>
       </w:rPr>
     </w:pPr>
-    <w:r>
-      <w:fldChar w:fldCharType="begin"/>
-    </w:r>
-    <w:r>
-      <w:instrText xml:space="preserve"> TITLE   \* MERGEFORMAT </w:instrText>
-    </w:r>
-    <w:r>
-      <w:fldChar w:fldCharType="separate"/>
-    </w:r>
-    <w:r>
-      <w:rPr>
-        <w:rStyle w:val="a6"/>
-        <w:lang w:val="en-US"/>
-      </w:rPr>
-      <w:t>Ф-ХХ</w:t>
-    </w:r>
-    <w:r>
-      <w:t>.2024</w:t>
-    </w:r>
-    <w:r>
-      <w:fldChar w:fldCharType="end"/>
-    </w:r>
+    <w:fldSimple w:instr=" TITLE   \* MERGEFORMAT ">
+      <w:r>
+        <w:rPr>
+          <w:rStyle w:val="a6"/>
+          <w:lang w:val="en-US"/>
+        </w:rPr>
+        <w:t>Ф-ХХ</w:t>
+      </w:r>
+      <w:r>
+        <w:t>.2024</w:t>
+      </w:r>
+    </w:fldSimple>
   </w:p>
 </w:hdr>
 </file>
@@ -20613,6 +20960,625 @@
 </w:styles>
 </file>
 
+<file path=word/glossary/document.xml><?xml version="1.0" encoding="utf-8"?>
+<w:glossaryDocument xmlns:wpc="http://schemas.microsoft.com/office/word/2010/wordprocessingCanvas" xmlns:cx="http://schemas.microsoft.com/office/drawing/2014/chartex" xmlns:cx1="http://schemas.microsoft.com/office/drawing/2015/9/8/chartex" xmlns:cx2="http://schemas.microsoft.com/office/drawing/2015/10/21/chartex" xmlns:cx3="http://schemas.microsoft.com/office/drawing/2016/5/9/chartex" xmlns:cx4="http://schemas.microsoft.com/office/drawing/2016/5/10/chartex" xmlns:cx5="http://schemas.microsoft.com/office/drawing/2016/5/11/chartex" xmlns:cx6="http://schemas.microsoft.com/office/drawing/2016/5/12/chartex" xmlns:cx7="http://schemas.microsoft.com/office/drawing/2016/5/13/chartex" xmlns:cx8="http://schemas.microsoft.com/office/drawing/2016/5/14/chartex" xmlns:mc="http://schemas.openxmlformats.org/markup-compatibility/2006" xmlns:aink="http://schemas.microsoft.com/office/drawing/2016/ink" xmlns:am3d="http://schemas.microsoft.com/office/drawing/2017/model3d" xmlns:o="urn:schemas-microsoft-com:office:office" xmlns:r="http://schemas.openxmlformats.org/officeDocument/2006/relationships" xmlns:m="http://schemas.openxmlformats.org/officeDocument/2006/math" xmlns:v="urn:schemas-microsoft-com:vml" xmlns:wp14="http://schemas.microsoft.com/office/word/2010/wordprocessingDrawing" xmlns:wp="http://schemas.openxmlformats.org/drawingml/2006/wordprocessingDrawing" xmlns:w10="urn:schemas-microsoft-com:office:word" xmlns:w="http://schemas.openxmlformats.org/wordprocessingml/2006/main" xmlns:w14="http://schemas.microsoft.com/office/word/2010/wordml" xmlns:w15="http://schemas.microsoft.com/office/word/2012/wordml" xmlns:w16cex="http://schemas.microsoft.com/office/word/2018/wordml/cex" xmlns:w16cid="http://schemas.microsoft.com/office/word/2016/wordml/cid" xmlns:w16="http://schemas.microsoft.com/office/word/2018/wordml" xmlns:w16sdtdh="http://schemas.microsoft.com/office/word/2020/wordml/sdtdatahash" xmlns:w16se="http://schemas.microsoft.com/office/word/2015/wordml/symex" xmlns:wpg="http://schemas.microsoft.com/office/word/2010/wordprocessingGroup" xmlns:wpi="http://schemas.microsoft.com/office/word/2010/wordprocessingInk" xmlns:wne="http://schemas.microsoft.com/office/word/2006/wordml" xmlns:wps="http://schemas.microsoft.com/office/word/2010/wordprocessingShape" mc:Ignorable="w14 w15 w16se w16cid w16 w16cex w16sdtdh wp14">
+  <w:docParts>
+    <w:docPart>
+      <w:docPartPr>
+        <w:name w:val="CC472F11D66F4887804E1DC5B40A58AD"/>
+        <w:category>
+          <w:name w:val="Общие"/>
+          <w:gallery w:val="placeholder"/>
+        </w:category>
+        <w:types>
+          <w:type w:val="bbPlcHdr"/>
+        </w:types>
+        <w:behaviors>
+          <w:behavior w:val="content"/>
+        </w:behaviors>
+        <w:guid w:val="{3E531A4A-8113-472F-981D-2F811413385F}"/>
+      </w:docPartPr>
+      <w:docPartBody>
+        <w:p>
+          <w:pPr>
+            <w:pStyle w:val="CC472F11D66F4887804E1DC5B40A58AD"/>
+          </w:pPr>
+          <w:r>
+            <w:rPr>
+              <w:rStyle w:val="a3"/>
+            </w:rPr>
+            <w:t>Выберите элемент.</w:t>
+          </w:r>
+        </w:p>
+      </w:docPartBody>
+    </w:docPart>
+  </w:docParts>
+</w:glossaryDocument>
+</file>
+
+<file path=word/glossary/fontTable.xml><?xml version="1.0" encoding="utf-8"?>
+<w:fonts xmlns:mc="http://schemas.openxmlformats.org/markup-compatibility/2006" xmlns:r="http://schemas.openxmlformats.org/officeDocument/2006/relationships" xmlns:w="http://schemas.openxmlformats.org/wordprocessingml/2006/main" xmlns:w14="http://schemas.microsoft.com/office/word/2010/wordml" xmlns:w15="http://schemas.microsoft.com/office/word/2012/wordml" xmlns:w16cex="http://schemas.microsoft.com/office/word/2018/wordml/cex" xmlns:w16cid="http://schemas.microsoft.com/office/word/2016/wordml/cid" xmlns:w16="http://schemas.microsoft.com/office/word/2018/wordml" xmlns:w16sdtdh="http://schemas.microsoft.com/office/word/2020/wordml/sdtdatahash" xmlns:w16se="http://schemas.microsoft.com/office/word/2015/wordml/symex" mc:Ignorable="w14 w15 w16se w16cid w16 w16cex w16sdtdh">
+  <w:font w:name="Symbol">
+    <w:panose1 w:val="05050102010706020507"/>
+    <w:charset w:val="02"/>
+    <w:family w:val="roman"/>
+    <w:pitch w:val="variable"/>
+    <w:sig w:usb0="00000000" w:usb1="10000000" w:usb2="00000000" w:usb3="00000000" w:csb0="80000000" w:csb1="00000000"/>
+  </w:font>
+  <w:font w:name="Times New Roman">
+    <w:panose1 w:val="02020603050405020304"/>
+    <w:charset w:val="CC"/>
+    <w:family w:val="roman"/>
+    <w:pitch w:val="variable"/>
+    <w:sig w:usb0="E0002EFF" w:usb1="C000785B" w:usb2="00000009" w:usb3="00000000" w:csb0="000001FF" w:csb1="00000000"/>
+  </w:font>
+  <w:font w:name="Arial">
+    <w:panose1 w:val="020B0604020202020204"/>
+    <w:charset w:val="CC"/>
+    <w:family w:val="swiss"/>
+    <w:pitch w:val="variable"/>
+    <w:sig w:usb0="E0002EFF" w:usb1="C000785B" w:usb2="00000009" w:usb3="00000000" w:csb0="000001FF" w:csb1="00000000"/>
+  </w:font>
+  <w:font w:name="Courier New">
+    <w:panose1 w:val="02070309020205020404"/>
+    <w:charset w:val="CC"/>
+    <w:family w:val="modern"/>
+    <w:pitch w:val="fixed"/>
+    <w:sig w:usb0="E0002EFF" w:usb1="C0007843" w:usb2="00000009" w:usb3="00000000" w:csb0="000001FF" w:csb1="00000000"/>
+  </w:font>
+  <w:font w:name="Wingdings">
+    <w:panose1 w:val="05000000000000000000"/>
+    <w:charset w:val="02"/>
+    <w:family w:val="auto"/>
+    <w:pitch w:val="variable"/>
+    <w:sig w:usb0="00000000" w:usb1="10000000" w:usb2="00000000" w:usb3="00000000" w:csb0="80000000" w:csb1="00000000"/>
+  </w:font>
+  <w:font w:name="Arial CYR">
+    <w:panose1 w:val="020B0604020202020204"/>
+    <w:charset w:val="CC"/>
+    <w:family w:val="swiss"/>
+    <w:pitch w:val="variable"/>
+    <w:sig w:usb0="E0002EFF" w:usb1="C000785B" w:usb2="00000009" w:usb3="00000000" w:csb0="000001FF" w:csb1="00000000"/>
+  </w:font>
+  <w:font w:name="Tahoma">
+    <w:panose1 w:val="020B0604030504040204"/>
+    <w:charset w:val="CC"/>
+    <w:family w:val="swiss"/>
+    <w:pitch w:val="variable"/>
+    <w:sig w:usb0="E1002EFF" w:usb1="C000605B" w:usb2="00000029" w:usb3="00000000" w:csb0="000101FF" w:csb1="00000000"/>
+  </w:font>
+  <w:font w:name="MS Gothic">
+    <w:altName w:val="ＭＳ ゴシック"/>
+    <w:panose1 w:val="020B0609070205080204"/>
+    <w:charset w:val="80"/>
+    <w:family w:val="modern"/>
+    <w:pitch w:val="fixed"/>
+    <w:sig w:usb0="E00002FF" w:usb1="6AC7FDFB" w:usb2="08000012" w:usb3="00000000" w:csb0="0002009F" w:csb1="00000000"/>
+  </w:font>
+  <w:font w:name="Cambria">
+    <w:panose1 w:val="02040503050406030204"/>
+    <w:charset w:val="CC"/>
+    <w:family w:val="roman"/>
+    <w:pitch w:val="variable"/>
+    <w:sig w:usb0="E00006FF" w:usb1="420024FF" w:usb2="02000000" w:usb3="00000000" w:csb0="0000019F" w:csb1="00000000"/>
+  </w:font>
+  <w:font w:name="Calibri">
+    <w:panose1 w:val="020F0502020204030204"/>
+    <w:charset w:val="CC"/>
+    <w:family w:val="swiss"/>
+    <w:pitch w:val="variable"/>
+    <w:sig w:usb0="E4002EFF" w:usb1="C000247B" w:usb2="00000009" w:usb3="00000000" w:csb0="000001FF" w:csb1="00000000"/>
+  </w:font>
+  <w:font w:name="Calibri Light">
+    <w:panose1 w:val="020F0302020204030204"/>
+    <w:charset w:val="CC"/>
+    <w:family w:val="swiss"/>
+    <w:pitch w:val="variable"/>
+    <w:sig w:usb0="E4002EFF" w:usb1="C000247B" w:usb2="00000009" w:usb3="00000000" w:csb0="000001FF" w:csb1="00000000"/>
+  </w:font>
+</w:fonts>
+</file>
+
+<file path=word/glossary/settings.xml><?xml version="1.0" encoding="utf-8"?>
+<w:settings xmlns:mc="http://schemas.openxmlformats.org/markup-compatibility/2006" xmlns:o="urn:schemas-microsoft-com:office:office" xmlns:r="http://schemas.openxmlformats.org/officeDocument/2006/relationships" xmlns:m="http://schemas.openxmlformats.org/officeDocument/2006/math" xmlns:v="urn:schemas-microsoft-com:vml" xmlns:w10="urn:schemas-microsoft-com:office:word" xmlns:w="http://schemas.openxmlformats.org/wordprocessingml/2006/main" xmlns:w14="http://schemas.microsoft.com/office/word/2010/wordml" xmlns:w15="http://schemas.microsoft.com/office/word/2012/wordml" xmlns:w16cex="http://schemas.microsoft.com/office/word/2018/wordml/cex" xmlns:w16cid="http://schemas.microsoft.com/office/word/2016/wordml/cid" xmlns:w16="http://schemas.microsoft.com/office/word/2018/wordml" xmlns:w16sdtdh="http://schemas.microsoft.com/office/word/2020/wordml/sdtdatahash" xmlns:w16se="http://schemas.microsoft.com/office/word/2015/wordml/symex" xmlns:sl="http://schemas.openxmlformats.org/schemaLibrary/2006/main" mc:Ignorable="w14 w15 w16se w16cid w16 w16cex w16sdtdh">
+  <w:view w:val="normal"/>
+  <w:defaultTabStop w:val="708"/>
+  <w:characterSpacingControl w:val="doNotCompress"/>
+  <w:compat>
+    <w:useFELayout/>
+    <w:compatSetting w:name="compatibilityMode" w:uri="http://schemas.microsoft.com/office/word" w:val="15"/>
+    <w:compatSetting w:name="overrideTableStyleFontSizeAndJustification" w:uri="http://schemas.microsoft.com/office/word" w:val="1"/>
+    <w:compatSetting w:name="enableOpenTypeFeatures" w:uri="http://schemas.microsoft.com/office/word" w:val="1"/>
+    <w:compatSetting w:name="doNotFlipMirrorIndents" w:uri="http://schemas.microsoft.com/office/word" w:val="1"/>
+    <w:compatSetting w:name="differentiateMultirowTableHeaders" w:uri="http://schemas.microsoft.com/office/word" w:val="1"/>
+    <w:compatSetting w:name="useWord2013TrackBottomHyphenation" w:uri="http://schemas.microsoft.com/office/word" w:val="0"/>
+  </w:compat>
+  <w:rsids>
+    <w:rsidRoot w:val="003333B4"/>
+    <w:rsid w:val="003333B4"/>
+    <w:rsid w:val="006E0DC2"/>
+  </w:rsids>
+  <m:mathPr>
+    <m:mathFont m:val="Cambria Math"/>
+    <m:brkBin m:val="before"/>
+    <m:brkBinSub m:val="--"/>
+    <m:smallFrac m:val="0"/>
+    <m:dispDef/>
+    <m:lMargin m:val="0"/>
+    <m:rMargin m:val="0"/>
+    <m:defJc m:val="centerGroup"/>
+    <m:wrapIndent m:val="1440"/>
+    <m:intLim m:val="subSup"/>
+    <m:naryLim m:val="undOvr"/>
+  </m:mathPr>
+  <w:themeFontLang w:val="ru-RU"/>
+  <w:clrSchemeMapping w:bg1="light1" w:t1="dark1" w:bg2="light2" w:t2="dark2" w:accent1="accent1" w:accent2="accent2" w:accent3="accent3" w:accent4="accent4" w:accent5="accent5" w:accent6="accent6" w:hyperlink="hyperlink" w:followedHyperlink="followedHyperlink"/>
+  <w:decimalSymbol w:val=","/>
+  <w:listSeparator w:val=";"/>
+  <w15:chartTrackingRefBased/>
+</w:settings>
+</file>
+
+<file path=word/glossary/styles.xml><?xml version="1.0" encoding="utf-8"?>
+<w:styles xmlns:mc="http://schemas.openxmlformats.org/markup-compatibility/2006" xmlns:r="http://schemas.openxmlformats.org/officeDocument/2006/relationships" xmlns:w="http://schemas.openxmlformats.org/wordprocessingml/2006/main" xmlns:w14="http://schemas.microsoft.com/office/word/2010/wordml" xmlns:w15="http://schemas.microsoft.com/office/word/2012/wordml" xmlns:w16cex="http://schemas.microsoft.com/office/word/2018/wordml/cex" xmlns:w16cid="http://schemas.microsoft.com/office/word/2016/wordml/cid" xmlns:w16="http://schemas.microsoft.com/office/word/2018/wordml" xmlns:w16sdtdh="http://schemas.microsoft.com/office/word/2020/wordml/sdtdatahash" xmlns:w16se="http://schemas.microsoft.com/office/word/2015/wordml/symex" mc:Ignorable="w14 w15 w16se w16cid w16 w16cex w16sdtdh">
+  <w:docDefaults>
+    <w:rPrDefault>
+      <w:rPr>
+        <w:rFonts w:asciiTheme="minorHAnsi" w:eastAsiaTheme="minorEastAsia" w:hAnsiTheme="minorHAnsi" w:cstheme="minorBidi"/>
+        <w:sz w:val="22"/>
+        <w:szCs w:val="22"/>
+        <w:lang w:val="ru-RU" w:eastAsia="ru-RU" w:bidi="ar-SA"/>
+      </w:rPr>
+    </w:rPrDefault>
+    <w:pPrDefault>
+      <w:pPr>
+        <w:spacing w:after="160" w:line="259" w:lineRule="auto"/>
+      </w:pPr>
+    </w:pPrDefault>
+  </w:docDefaults>
+  <w:latentStyles w:defLockedState="0" w:defUIPriority="99" w:defSemiHidden="0" w:defUnhideWhenUsed="0" w:defQFormat="0" w:count="376">
+    <w:lsdException w:name="Normal" w:uiPriority="0" w:qFormat="1"/>
+    <w:lsdException w:name="heading 1" w:uiPriority="9" w:qFormat="1"/>
+    <w:lsdException w:name="heading 2" w:semiHidden="1" w:uiPriority="9" w:unhideWhenUsed="1" w:qFormat="1"/>
+    <w:lsdException w:name="heading 3" w:semiHidden="1" w:uiPriority="9" w:unhideWhenUsed="1" w:qFormat="1"/>
+    <w:lsdException w:name="heading 4" w:semiHidden="1" w:uiPriority="9" w:unhideWhenUsed="1" w:qFormat="1"/>
+    <w:lsdException w:name="heading 5" w:semiHidden="1" w:uiPriority="9" w:unhideWhenUsed="1" w:qFormat="1"/>
+    <w:lsdException w:name="heading 6" w:semiHidden="1" w:uiPriority="9" w:unhideWhenUsed="1" w:qFormat="1"/>
+    <w:lsdException w:name="heading 7" w:semiHidden="1" w:uiPriority="9" w:unhideWhenUsed="1" w:qFormat="1"/>
+    <w:lsdException w:name="heading 8" w:semiHidden="1" w:uiPriority="9" w:unhideWhenUsed="1" w:qFormat="1"/>
+    <w:lsdException w:name="heading 9" w:semiHidden="1" w:uiPriority="9" w:unhideWhenUsed="1" w:qFormat="1"/>
+    <w:lsdException w:name="index 1" w:semiHidden="1" w:unhideWhenUsed="1"/>
+    <w:lsdException w:name="index 2" w:semiHidden="1" w:unhideWhenUsed="1"/>
+    <w:lsdException w:name="index 3" w:semiHidden="1" w:unhideWhenUsed="1"/>
+    <w:lsdException w:name="index 4" w:semiHidden="1" w:unhideWhenUsed="1"/>
+    <w:lsdException w:name="index 5" w:semiHidden="1" w:unhideWhenUsed="1"/>
+    <w:lsdException w:name="index 6" w:semiHidden="1" w:unhideWhenUsed="1"/>
+    <w:lsdException w:name="index 7" w:semiHidden="1" w:unhideWhenUsed="1"/>
+    <w:lsdException w:name="index 8" w:semiHidden="1" w:unhideWhenUsed="1"/>
+    <w:lsdException w:name="index 9" w:semiHidden="1" w:unhideWhenUsed="1"/>
+    <w:lsdException w:name="toc 1" w:semiHidden="1" w:uiPriority="39" w:unhideWhenUsed="1"/>
+    <w:lsdException w:name="toc 2" w:semiHidden="1" w:uiPriority="39" w:unhideWhenUsed="1"/>
+    <w:lsdException w:name="toc 3" w:semiHidden="1" w:uiPriority="39" w:unhideWhenUsed="1"/>
+    <w:lsdException w:name="toc 4" w:semiHidden="1" w:uiPriority="39" w:unhideWhenUsed="1"/>
+    <w:lsdException w:name="toc 5" w:semiHidden="1" w:uiPriority="39" w:unhideWhenUsed="1"/>
+    <w:lsdException w:name="toc 6" w:semiHidden="1" w:uiPriority="39" w:unhideWhenUsed="1"/>
+    <w:lsdException w:name="toc 7" w:semiHidden="1" w:uiPriority="39" w:unhideWhenUsed="1"/>
+    <w:lsdException w:name="toc 8" w:semiHidden="1" w:uiPriority="39" w:unhideWhenUsed="1"/>
+    <w:lsdException w:name="toc 9" w:semiHidden="1" w:uiPriority="39" w:unhideWhenUsed="1"/>
+    <w:lsdException w:name="Normal Indent" w:semiHidden="1" w:unhideWhenUsed="1"/>
+    <w:lsdException w:name="footnote text" w:semiHidden="1" w:unhideWhenUsed="1"/>
+    <w:lsdException w:name="annotation text" w:semiHidden="1" w:unhideWhenUsed="1"/>
+    <w:lsdException w:name="header" w:semiHidden="1" w:unhideWhenUsed="1"/>
+    <w:lsdException w:name="footer" w:semiHidden="1" w:unhideWhenUsed="1"/>
+    <w:lsdException w:name="index heading" w:semiHidden="1" w:unhideWhenUsed="1"/>
+    <w:lsdException w:name="caption" w:semiHidden="1" w:uiPriority="35" w:unhideWhenUsed="1" w:qFormat="1"/>
+    <w:lsdException w:name="table of figures" w:semiHidden="1" w:unhideWhenUsed="1"/>
+    <w:lsdException w:name="envelope address" w:semiHidden="1" w:unhideWhenUsed="1"/>
+    <w:lsdException w:name="envelope return" w:semiHidden="1" w:unhideWhenUsed="1"/>
+    <w:lsdException w:name="footnote reference" w:semiHidden="1" w:unhideWhenUsed="1"/>
+    <w:lsdException w:name="annotation reference" w:semiHidden="1" w:unhideWhenUsed="1"/>
+    <w:lsdException w:name="line number" w:semiHidden="1" w:unhideWhenUsed="1"/>
+    <w:lsdException w:name="page number" w:semiHidden="1" w:unhideWhenUsed="1"/>
+    <w:lsdException w:name="endnote reference" w:semiHidden="1" w:unhideWhenUsed="1"/>
+    <w:lsdException w:name="endnote text" w:semiHidden="1" w:unhideWhenUsed="1"/>
+    <w:lsdException w:name="table of authorities" w:semiHidden="1" w:unhideWhenUsed="1"/>
+    <w:lsdException w:name="macro" w:semiHidden="1" w:unhideWhenUsed="1"/>
+    <w:lsdException w:name="toa heading" w:semiHidden="1" w:unhideWhenUsed="1"/>
+    <w:lsdException w:name="List" w:semiHidden="1" w:unhideWhenUsed="1"/>
+    <w:lsdException w:name="List Bullet" w:semiHidden="1" w:unhideWhenUsed="1"/>
+    <w:lsdException w:name="List Number" w:semiHidden="1" w:unhideWhenUsed="1"/>
+    <w:lsdException w:name="List 2" w:semiHidden="1" w:unhideWhenUsed="1"/>
+    <w:lsdException w:name="List 3" w:semiHidden="1" w:unhideWhenUsed="1"/>
+    <w:lsdException w:name="List 4" w:semiHidden="1" w:unhideWhenUsed="1"/>
+    <w:lsdException w:name="List 5" w:semiHidden="1" w:unhideWhenUsed="1"/>
+    <w:lsdException w:name="List Bullet 2" w:semiHidden="1" w:unhideWhenUsed="1"/>
+    <w:lsdException w:name="List Bullet 3" w:semiHidden="1" w:unhideWhenUsed="1"/>
+    <w:lsdException w:name="List Bullet 4" w:semiHidden="1" w:unhideWhenUsed="1"/>
+    <w:lsdException w:name="List Bullet 5" w:semiHidden="1" w:unhideWhenUsed="1"/>
+    <w:lsdException w:name="List Number 2" w:semiHidden="1" w:unhideWhenUsed="1"/>
+    <w:lsdException w:name="List Number 3" w:semiHidden="1" w:unhideWhenUsed="1"/>
+    <w:lsdException w:name="List Number 4" w:semiHidden="1" w:unhideWhenUsed="1"/>
+    <w:lsdException w:name="List Number 5" w:semiHidden="1" w:unhideWhenUsed="1"/>
+    <w:lsdException w:name="Title" w:uiPriority="10" w:qFormat="1"/>
+    <w:lsdException w:name="Closing" w:semiHidden="1" w:unhideWhenUsed="1"/>
+    <w:lsdException w:name="Signature" w:semiHidden="1" w:unhideWhenUsed="1"/>
+    <w:lsdException w:name="Default Paragraph Font" w:semiHidden="1" w:uiPriority="1" w:unhideWhenUsed="1"/>
+    <w:lsdException w:name="Body Text" w:semiHidden="1" w:unhideWhenUsed="1"/>
+    <w:lsdException w:name="Body Text Indent" w:semiHidden="1" w:unhideWhenUsed="1"/>
+    <w:lsdException w:name="List Continue" w:semiHidden="1" w:unhideWhenUsed="1"/>
+    <w:lsdException w:name="List Continue 2" w:semiHidden="1" w:unhideWhenUsed="1"/>
+    <w:lsdException w:name="List Continue 3" w:semiHidden="1" w:unhideWhenUsed="1"/>
+    <w:lsdException w:name="List Continue 4" w:semiHidden="1" w:unhideWhenUsed="1"/>
+    <w:lsdException w:name="List Continue 5" w:semiHidden="1" w:unhideWhenUsed="1"/>
+    <w:lsdException w:name="Message Header" w:semiHidden="1" w:unhideWhenUsed="1"/>
+    <w:lsdException w:name="Subtitle" w:uiPriority="11" w:qFormat="1"/>
+    <w:lsdException w:name="Salutation" w:semiHidden="1" w:unhideWhenUsed="1"/>
+    <w:lsdException w:name="Date" w:semiHidden="1" w:unhideWhenUsed="1"/>
+    <w:lsdException w:name="Body Text First Indent" w:semiHidden="1" w:unhideWhenUsed="1"/>
+    <w:lsdException w:name="Body Text First Indent 2" w:semiHidden="1" w:unhideWhenUsed="1"/>
+    <w:lsdException w:name="Note Heading" w:semiHidden="1" w:unhideWhenUsed="1"/>
+    <w:lsdException w:name="Body Text 2" w:semiHidden="1" w:unhideWhenUsed="1"/>
+    <w:lsdException w:name="Body Text 3" w:semiHidden="1" w:unhideWhenUsed="1"/>
+    <w:lsdException w:name="Body Text Indent 2" w:semiHidden="1" w:unhideWhenUsed="1"/>
+    <w:lsdException w:name="Body Text Indent 3" w:semiHidden="1" w:unhideWhenUsed="1"/>
+    <w:lsdException w:name="Block Text" w:semiHidden="1" w:unhideWhenUsed="1"/>
+    <w:lsdException w:name="Hyperlink" w:semiHidden="1" w:unhideWhenUsed="1"/>
+    <w:lsdException w:name="FollowedHyperlink" w:semiHidden="1" w:unhideWhenUsed="1"/>
+    <w:lsdException w:name="Strong" w:uiPriority="22" w:qFormat="1"/>
+    <w:lsdException w:name="Emphasis" w:uiPriority="20" w:qFormat="1"/>
+    <w:lsdException w:name="Document Map" w:semiHidden="1" w:unhideWhenUsed="1"/>
+    <w:lsdException w:name="Plain Text" w:semiHidden="1" w:unhideWhenUsed="1"/>
+    <w:lsdException w:name="E-mail Signature" w:semiHidden="1" w:unhideWhenUsed="1"/>
+    <w:lsdException w:name="HTML Top of Form" w:semiHidden="1" w:unhideWhenUsed="1"/>
+    <w:lsdException w:name="HTML Bottom of Form" w:semiHidden="1" w:unhideWhenUsed="1"/>
+    <w:lsdException w:name="Normal (Web)" w:semiHidden="1" w:unhideWhenUsed="1"/>
+    <w:lsdException w:name="HTML Acronym" w:semiHidden="1" w:unhideWhenUsed="1"/>
+    <w:lsdException w:name="HTML Address" w:semiHidden="1" w:unhideWhenUsed="1"/>
+    <w:lsdException w:name="HTML Cite" w:semiHidden="1" w:unhideWhenUsed="1"/>
+    <w:lsdException w:name="HTML Code" w:semiHidden="1" w:unhideWhenUsed="1"/>
+    <w:lsdException w:name="HTML Definition" w:semiHidden="1" w:unhideWhenUsed="1"/>
+    <w:lsdException w:name="HTML Keyboard" w:semiHidden="1" w:unhideWhenUsed="1"/>
+    <w:lsdException w:name="HTML Preformatted" w:semiHidden="1" w:unhideWhenUsed="1"/>
+    <w:lsdException w:name="HTML Sample" w:semiHidden="1" w:unhideWhenUsed="1"/>
+    <w:lsdException w:name="HTML Typewriter" w:semiHidden="1" w:unhideWhenUsed="1"/>
+    <w:lsdException w:name="HTML Variable" w:semiHidden="1" w:unhideWhenUsed="1"/>
+    <w:lsdException w:name="Normal Table" w:semiHidden="1" w:unhideWhenUsed="1"/>
+    <w:lsdException w:name="annotation subject" w:semiHidden="1" w:unhideWhenUsed="1"/>
+    <w:lsdException w:name="No List" w:semiHidden="1" w:unhideWhenUsed="1"/>
+    <w:lsdException w:name="Outline List 1" w:semiHidden="1" w:unhideWhenUsed="1"/>
+    <w:lsdException w:name="Outline List 2" w:semiHidden="1" w:unhideWhenUsed="1"/>
+    <w:lsdException w:name="Outline List 3" w:semiHidden="1" w:unhideWhenUsed="1"/>
+    <w:lsdException w:name="Table Simple 1" w:semiHidden="1" w:unhideWhenUsed="1"/>
+    <w:lsdException w:name="Table Simple 2" w:semiHidden="1" w:unhideWhenUsed="1"/>
+    <w:lsdException w:name="Table Simple 3" w:semiHidden="1" w:unhideWhenUsed="1"/>
+    <w:lsdException w:name="Table Classic 1" w:semiHidden="1" w:unhideWhenUsed="1"/>
+    <w:lsdException w:name="Table Classic 2" w:semiHidden="1" w:unhideWhenUsed="1"/>
+    <w:lsdException w:name="Table Classic 3" w:semiHidden="1" w:unhideWhenUsed="1"/>
+    <w:lsdException w:name="Table Classic 4" w:semiHidden="1" w:unhideWhenUsed="1"/>
+    <w:lsdException w:name="Table Colorful 1" w:semiHidden="1" w:unhideWhenUsed="1"/>
+    <w:lsdException w:name="Table Colorful 2" w:semiHidden="1" w:unhideWhenUsed="1"/>
+    <w:lsdException w:name="Table Colorful 3" w:semiHidden="1" w:unhideWhenUsed="1"/>
+    <w:lsdException w:name="Table Columns 1" w:semiHidden="1" w:unhideWhenUsed="1"/>
+    <w:lsdException w:name="Table Columns 2" w:semiHidden="1" w:unhideWhenUsed="1"/>
+    <w:lsdException w:name="Table Columns 3" w:semiHidden="1" w:unhideWhenUsed="1"/>
+    <w:lsdException w:name="Table Columns 4" w:semiHidden="1" w:unhideWhenUsed="1"/>
+    <w:lsdException w:name="Table Columns 5" w:semiHidden="1" w:unhideWhenUsed="1"/>
+    <w:lsdException w:name="Table Grid 1" w:semiHidden="1" w:unhideWhenUsed="1"/>
+    <w:lsdException w:name="Table Grid 2" w:semiHidden="1" w:unhideWhenUsed="1"/>
+    <w:lsdException w:name="Table Grid 3" w:semiHidden="1" w:unhideWhenUsed="1"/>
+    <w:lsdException w:name="Table Grid 4" w:semiHidden="1" w:unhideWhenUsed="1"/>
+    <w:lsdException w:name="Table Grid 5" w:semiHidden="1" w:unhideWhenUsed="1"/>
+    <w:lsdException w:name="Table Grid 6" w:semiHidden="1" w:unhideWhenUsed="1"/>
+    <w:lsdException w:name="Table Grid 7" w:semiHidden="1" w:unhideWhenUsed="1"/>
+    <w:lsdException w:name="Table Grid 8" w:semiHidden="1" w:unhideWhenUsed="1"/>
+    <w:lsdException w:name="Table List 1" w:semiHidden="1" w:unhideWhenUsed="1"/>
+    <w:lsdException w:name="Table List 2" w:semiHidden="1" w:unhideWhenUsed="1"/>
+    <w:lsdException w:name="Table List 3" w:semiHidden="1" w:unhideWhenUsed="1"/>
+    <w:lsdException w:name="Table List 4" w:semiHidden="1" w:unhideWhenUsed="1"/>
+    <w:lsdException w:name="Table List 5" w:semiHidden="1" w:unhideWhenUsed="1"/>
+    <w:lsdException w:name="Table List 6" w:semiHidden="1" w:unhideWhenUsed="1"/>
+    <w:lsdException w:name="Table List 7" w:semiHidden="1" w:unhideWhenUsed="1"/>
+    <w:lsdException w:name="Table List 8" w:semiHidden="1" w:unhideWhenUsed="1"/>
+    <w:lsdException w:name="Table 3D effects 1" w:semiHidden="1" w:unhideWhenUsed="1"/>
+    <w:lsdException w:name="Table 3D effects 2" w:semiHidden="1" w:unhideWhenUsed="1"/>
+    <w:lsdException w:name="Table 3D effects 3" w:semiHidden="1" w:unhideWhenUsed="1"/>
+    <w:lsdException w:name="Table Contemporary" w:semiHidden="1" w:unhideWhenUsed="1"/>
+    <w:lsdException w:name="Table Elegant" w:semiHidden="1" w:unhideWhenUsed="1"/>
+    <w:lsdException w:name="Table Professional" w:semiHidden="1" w:unhideWhenUsed="1"/>
+    <w:lsdException w:name="Table Subtle 1" w:semiHidden="1" w:unhideWhenUsed="1"/>
+    <w:lsdException w:name="Table Subtle 2" w:semiHidden="1" w:unhideWhenUsed="1"/>
+    <w:lsdException w:name="Table Web 1" w:semiHidden="1" w:unhideWhenUsed="1"/>
+    <w:lsdException w:name="Table Web 2" w:semiHidden="1" w:unhideWhenUsed="1"/>
+    <w:lsdException w:name="Table Web 3" w:semiHidden="1" w:unhideWhenUsed="1"/>
+    <w:lsdException w:name="Balloon Text" w:semiHidden="1" w:unhideWhenUsed="1"/>
+    <w:lsdException w:name="Table Grid" w:uiPriority="39"/>
+    <w:lsdException w:name="Table Theme" w:semiHidden="1" w:unhideWhenUsed="1"/>
+    <w:lsdException w:name="Placeholder Text" w:semiHidden="1"/>
+    <w:lsdException w:name="No Spacing" w:uiPriority="1" w:qFormat="1"/>
+    <w:lsdException w:name="Light Shading" w:uiPriority="60"/>
+    <w:lsdException w:name="Light List" w:uiPriority="61"/>
+    <w:lsdException w:name="Light Grid" w:uiPriority="62"/>
+    <w:lsdException w:name="Medium Shading 1" w:uiPriority="63"/>
+    <w:lsdException w:name="Medium Shading 2" w:uiPriority="64"/>
+    <w:lsdException w:name="Medium List 1" w:uiPriority="65"/>
+    <w:lsdException w:name="Medium List 2" w:uiPriority="66"/>
+    <w:lsdException w:name="Medium Grid 1" w:uiPriority="67"/>
+    <w:lsdException w:name="Medium Grid 2" w:uiPriority="68"/>
+    <w:lsdException w:name="Medium Grid 3" w:uiPriority="69"/>
+    <w:lsdException w:name="Dark List" w:uiPriority="70"/>
+    <w:lsdException w:name="Colorful Shading" w:uiPriority="71"/>
+    <w:lsdException w:name="Colorful List" w:uiPriority="72"/>
+    <w:lsdException w:name="Colorful Grid" w:uiPriority="73"/>
+    <w:lsdException w:name="Light Shading Accent 1" w:uiPriority="60"/>
+    <w:lsdException w:name="Light List Accent 1" w:uiPriority="61"/>
+    <w:lsdException w:name="Light Grid Accent 1" w:uiPriority="62"/>
+    <w:lsdException w:name="Medium Shading 1 Accent 1" w:uiPriority="63"/>
+    <w:lsdException w:name="Medium Shading 2 Accent 1" w:uiPriority="64"/>
+    <w:lsdException w:name="Medium List 1 Accent 1" w:uiPriority="65"/>
+    <w:lsdException w:name="Revision" w:semiHidden="1"/>
+    <w:lsdException w:name="List Paragraph" w:uiPriority="34" w:qFormat="1"/>
+    <w:lsdException w:name="Quote" w:uiPriority="29" w:qFormat="1"/>
+    <w:lsdException w:name="Intense Quote" w:uiPriority="30" w:qFormat="1"/>
+    <w:lsdException w:name="Medium List 2 Accent 1" w:uiPriority="66"/>
+    <w:lsdException w:name="Medium Grid 1 Accent 1" w:uiPriority="67"/>
+    <w:lsdException w:name="Medium Grid 2 Accent 1" w:uiPriority="68"/>
+    <w:lsdException w:name="Medium Grid 3 Accent 1" w:uiPriority="69"/>
+    <w:lsdException w:name="Dark List Accent 1" w:uiPriority="70"/>
+    <w:lsdException w:name="Colorful Shading Accent 1" w:uiPriority="71"/>
+    <w:lsdException w:name="Colorful List Accent 1" w:uiPriority="72"/>
+    <w:lsdException w:name="Colorful Grid Accent 1" w:uiPriority="73"/>
+    <w:lsdException w:name="Light Shading Accent 2" w:uiPriority="60"/>
+    <w:lsdException w:name="Light List Accent 2" w:uiPriority="61"/>
+    <w:lsdException w:name="Light Grid Accent 2" w:uiPriority="62"/>
+    <w:lsdException w:name="Medium Shading 1 Accent 2" w:uiPriority="63"/>
+    <w:lsdException w:name="Medium Shading 2 Accent 2" w:uiPriority="64"/>
+    <w:lsdException w:name="Medium List 1 Accent 2" w:uiPriority="65"/>
+    <w:lsdException w:name="Medium List 2 Accent 2" w:uiPriority="66"/>
+    <w:lsdException w:name="Medium Grid 1 Accent 2" w:uiPriority="67"/>
+    <w:lsdException w:name="Medium Grid 2 Accent 2" w:uiPriority="68"/>
+    <w:lsdException w:name="Medium Grid 3 Accent 2" w:uiPriority="69"/>
+    <w:lsdException w:name="Dark List Accent 2" w:uiPriority="70"/>
+    <w:lsdException w:name="Colorful Shading Accent 2" w:uiPriority="71"/>
+    <w:lsdException w:name="Colorful List Accent 2" w:uiPriority="72"/>
+    <w:lsdException w:name="Colorful Grid Accent 2" w:uiPriority="73"/>
+    <w:lsdException w:name="Light Shading Accent 3" w:uiPriority="60"/>
+    <w:lsdException w:name="Light List Accent 3" w:uiPriority="61"/>
+    <w:lsdException w:name="Light Grid Accent 3" w:uiPriority="62"/>
+    <w:lsdException w:name="Medium Shading 1 Accent 3" w:uiPriority="63"/>
+    <w:lsdException w:name="Medium Shading 2 Accent 3" w:uiPriority="64"/>
+    <w:lsdException w:name="Medium List 1 Accent 3" w:uiPriority="65"/>
+    <w:lsdException w:name="Medium List 2 Accent 3" w:uiPriority="66"/>
+    <w:lsdException w:name="Medium Grid 1 Accent 3" w:uiPriority="67"/>
+    <w:lsdException w:name="Medium Grid 2 Accent 3" w:uiPriority="68"/>
+    <w:lsdException w:name="Medium Grid 3 Accent 3" w:uiPriority="69"/>
+    <w:lsdException w:name="Dark List Accent 3" w:uiPriority="70"/>
+    <w:lsdException w:name="Colorful Shading Accent 3" w:uiPriority="71"/>
+    <w:lsdException w:name="Colorful List Accent 3" w:uiPriority="72"/>
+    <w:lsdException w:name="Colorful Grid Accent 3" w:uiPriority="73"/>
+    <w:lsdException w:name="Light Shading Accent 4" w:uiPriority="60"/>
+    <w:lsdException w:name="Light List Accent 4" w:uiPriority="61"/>
+    <w:lsdException w:name="Light Grid Accent 4" w:uiPriority="62"/>
+    <w:lsdException w:name="Medium Shading 1 Accent 4" w:uiPriority="63"/>
+    <w:lsdException w:name="Medium Shading 2 Accent 4" w:uiPriority="64"/>
+    <w:lsdException w:name="Medium List 1 Accent 4" w:uiPriority="65"/>
+    <w:lsdException w:name="Medium List 2 Accent 4" w:uiPriority="66"/>
+    <w:lsdException w:name="Medium Grid 1 Accent 4" w:uiPriority="67"/>
+    <w:lsdException w:name="Medium Grid 2 Accent 4" w:uiPriority="68"/>
+    <w:lsdException w:name="Medium Grid 3 Accent 4" w:uiPriority="69"/>
+    <w:lsdException w:name="Dark List Accent 4" w:uiPriority="70"/>
+    <w:lsdException w:name="Colorful Shading Accent 4" w:uiPriority="71"/>
+    <w:lsdException w:name="Colorful List Accent 4" w:uiPriority="72"/>
+    <w:lsdException w:name="Colorful Grid Accent 4" w:uiPriority="73"/>
+    <w:lsdException w:name="Light Shading Accent 5" w:uiPriority="60"/>
+    <w:lsdException w:name="Light List Accent 5" w:uiPriority="61"/>
+    <w:lsdException w:name="Light Grid Accent 5" w:uiPriority="62"/>
+    <w:lsdException w:name="Medium Shading 1 Accent 5" w:uiPriority="63"/>
+    <w:lsdException w:name="Medium Shading 2 Accent 5" w:uiPriority="64"/>
+    <w:lsdException w:name="Medium List 1 Accent 5" w:uiPriority="65"/>
+    <w:lsdException w:name="Medium List 2 Accent 5" w:uiPriority="66"/>
+    <w:lsdException w:name="Medium Grid 1 Accent 5" w:uiPriority="67"/>
+    <w:lsdException w:name="Medium Grid 2 Accent 5" w:uiPriority="68"/>
+    <w:lsdException w:name="Medium Grid 3 Accent 5" w:uiPriority="69"/>
+    <w:lsdException w:name="Dark List Accent 5" w:uiPriority="70"/>
+    <w:lsdException w:name="Colorful Shading Accent 5" w:uiPriority="71"/>
+    <w:lsdException w:name="Colorful List Accent 5" w:uiPriority="72"/>
+    <w:lsdException w:name="Colorful Grid Accent 5" w:uiPriority="73"/>
+    <w:lsdException w:name="Light Shading Accent 6" w:uiPriority="60"/>
+    <w:lsdException w:name="Light List Accent 6" w:uiPriority="61"/>
+    <w:lsdException w:name="Light Grid Accent 6" w:uiPriority="62"/>
+    <w:lsdException w:name="Medium Shading 1 Accent 6" w:uiPriority="63"/>
+    <w:lsdException w:name="Medium Shading 2 Accent 6" w:uiPriority="64"/>
+    <w:lsdException w:name="Medium List 1 Accent 6" w:uiPriority="65"/>
+    <w:lsdException w:name="Medium List 2 Accent 6" w:uiPriority="66"/>
+    <w:lsdException w:name="Medium Grid 1 Accent 6" w:uiPriority="67"/>
+    <w:lsdException w:name="Medium Grid 2 Accent 6" w:uiPriority="68"/>
+    <w:lsdException w:name="Medium Grid 3 Accent 6" w:uiPriority="69"/>
+    <w:lsdException w:name="Dark List Accent 6" w:uiPriority="70"/>
+    <w:lsdException w:name="Colorful Shading Accent 6" w:uiPriority="71"/>
+    <w:lsdException w:name="Colorful List Accent 6" w:uiPriority="72"/>
+    <w:lsdException w:name="Colorful Grid Accent 6" w:uiPriority="73"/>
+    <w:lsdException w:name="Subtle Emphasis" w:uiPriority="19" w:qFormat="1"/>
+    <w:lsdException w:name="Intense Emphasis" w:uiPriority="21" w:qFormat="1"/>
+    <w:lsdException w:name="Subtle Reference" w:uiPriority="31" w:qFormat="1"/>
+    <w:lsdException w:name="Intense Reference" w:uiPriority="32" w:qFormat="1"/>
+    <w:lsdException w:name="Book Title" w:uiPriority="33" w:qFormat="1"/>
+    <w:lsdException w:name="Bibliography" w:semiHidden="1" w:uiPriority="37" w:unhideWhenUsed="1"/>
+    <w:lsdException w:name="TOC Heading" w:semiHidden="1" w:uiPriority="39" w:unhideWhenUsed="1" w:qFormat="1"/>
+    <w:lsdException w:name="Plain Table 1" w:uiPriority="41"/>
+    <w:lsdException w:name="Plain Table 2" w:uiPriority="42"/>
+    <w:lsdException w:name="Plain Table 3" w:uiPriority="43"/>
+    <w:lsdException w:name="Plain Table 4" w:uiPriority="44"/>
+    <w:lsdException w:name="Plain Table 5" w:uiPriority="45"/>
+    <w:lsdException w:name="Grid Table Light" w:uiPriority="40"/>
+    <w:lsdException w:name="Grid Table 1 Light" w:uiPriority="46"/>
+    <w:lsdException w:name="Grid Table 2" w:uiPriority="47"/>
+    <w:lsdException w:name="Grid Table 3" w:uiPriority="48"/>
+    <w:lsdException w:name="Grid Table 4" w:uiPriority="49"/>
+    <w:lsdException w:name="Grid Table 5 Dark" w:uiPriority="50"/>
+    <w:lsdException w:name="Grid Table 6 Colorful" w:uiPriority="51"/>
+    <w:lsdException w:name="Grid Table 7 Colorful" w:uiPriority="52"/>
+    <w:lsdException w:name="Grid Table 1 Light Accent 1" w:uiPriority="46"/>
+    <w:lsdException w:name="Grid Table 2 Accent 1" w:uiPriority="47"/>
+    <w:lsdException w:name="Grid Table 3 Accent 1" w:uiPriority="48"/>
+    <w:lsdException w:name="Grid Table 4 Accent 1" w:uiPriority="49"/>
+    <w:lsdException w:name="Grid Table 5 Dark Accent 1" w:uiPriority="50"/>
+    <w:lsdException w:name="Grid Table 6 Colorful Accent 1" w:uiPriority="51"/>
+    <w:lsdException w:name="Grid Table 7 Colorful Accent 1" w:uiPriority="52"/>
+    <w:lsdException w:name="Grid Table 1 Light Accent 2" w:uiPriority="46"/>
+    <w:lsdException w:name="Grid Table 2 Accent 2" w:uiPriority="47"/>
+    <w:lsdException w:name="Grid Table 3 Accent 2" w:uiPriority="48"/>
+    <w:lsdException w:name="Grid Table 4 Accent 2" w:uiPriority="49"/>
+    <w:lsdException w:name="Grid Table 5 Dark Accent 2" w:uiPriority="50"/>
+    <w:lsdException w:name="Grid Table 6 Colorful Accent 2" w:uiPriority="51"/>
+    <w:lsdException w:name="Grid Table 7 Colorful Accent 2" w:uiPriority="52"/>
+    <w:lsdException w:name="Grid Table 1 Light Accent 3" w:uiPriority="46"/>
+    <w:lsdException w:name="Grid Table 2 Accent 3" w:uiPriority="47"/>
+    <w:lsdException w:name="Grid Table 3 Accent 3" w:uiPriority="48"/>
+    <w:lsdException w:name="Grid Table 4 Accent 3" w:uiPriority="49"/>
+    <w:lsdException w:name="Grid Table 5 Dark Accent 3" w:uiPriority="50"/>
+    <w:lsdException w:name="Grid Table 6 Colorful Accent 3" w:uiPriority="51"/>
+    <w:lsdException w:name="Grid Table 7 Colorful Accent 3" w:uiPriority="52"/>
+    <w:lsdException w:name="Grid Table 1 Light Accent 4" w:uiPriority="46"/>
+    <w:lsdException w:name="Grid Table 2 Accent 4" w:uiPriority="47"/>
+    <w:lsdException w:name="Grid Table 3 Accent 4" w:uiPriority="48"/>
+    <w:lsdException w:name="Grid Table 4 Accent 4" w:uiPriority="49"/>
+    <w:lsdException w:name="Grid Table 5 Dark Accent 4" w:uiPriority="50"/>
+    <w:lsdException w:name="Grid Table 6 Colorful Accent 4" w:uiPriority="51"/>
+    <w:lsdException w:name="Grid Table 7 Colorful Accent 4" w:uiPriority="52"/>
+    <w:lsdException w:name="Grid Table 1 Light Accent 5" w:uiPriority="46"/>
+    <w:lsdException w:name="Grid Table 2 Accent 5" w:uiPriority="47"/>
+    <w:lsdException w:name="Grid Table 3 Accent 5" w:uiPriority="48"/>
+    <w:lsdException w:name="Grid Table 4 Accent 5" w:uiPriority="49"/>
+    <w:lsdException w:name="Grid Table 5 Dark Accent 5" w:uiPriority="50"/>
+    <w:lsdException w:name="Grid Table 6 Colorful Accent 5" w:uiPriority="51"/>
+    <w:lsdException w:name="Grid Table 7 Colorful Accent 5" w:uiPriority="52"/>
+    <w:lsdException w:name="Grid Table 1 Light Accent 6" w:uiPriority="46"/>
+    <w:lsdException w:name="Grid Table 2 Accent 6" w:uiPriority="47"/>
+    <w:lsdException w:name="Grid Table 3 Accent 6" w:uiPriority="48"/>
+    <w:lsdException w:name="Grid Table 4 Accent 6" w:uiPriority="49"/>
+    <w:lsdException w:name="Grid Table 5 Dark Accent 6" w:uiPriority="50"/>
+    <w:lsdException w:name="Grid Table 6 Colorful Accent 6" w:uiPriority="51"/>
+    <w:lsdException w:name="Grid Table 7 Colorful Accent 6" w:uiPriority="52"/>
+    <w:lsdException w:name="List Table 1 Light" w:uiPriority="46"/>
+    <w:lsdException w:name="List Table 2" w:uiPriority="47"/>
+    <w:lsdException w:name="List Table 3" w:uiPriority="48"/>
+    <w:lsdException w:name="List Table 4" w:uiPriority="49"/>
+    <w:lsdException w:name="List Table 5 Dark" w:uiPriority="50"/>
+    <w:lsdException w:name="List Table 6 Colorful" w:uiPriority="51"/>
+    <w:lsdException w:name="List Table 7 Colorful" w:uiPriority="52"/>
+    <w:lsdException w:name="List Table 1 Light Accent 1" w:uiPriority="46"/>
+    <w:lsdException w:name="List Table 2 Accent 1" w:uiPriority="47"/>
+    <w:lsdException w:name="List Table 3 Accent 1" w:uiPriority="48"/>
+    <w:lsdException w:name="List Table 4 Accent 1" w:uiPriority="49"/>
+    <w:lsdException w:name="List Table 5 Dark Accent 1" w:uiPriority="50"/>
+    <w:lsdException w:name="List Table 6 Colorful Accent 1" w:uiPriority="51"/>
+    <w:lsdException w:name="List Table 7 Colorful Accent 1" w:uiPriority="52"/>
+    <w:lsdException w:name="List Table 1 Light Accent 2" w:uiPriority="46"/>
+    <w:lsdException w:name="List Table 2 Accent 2" w:uiPriority="47"/>
+    <w:lsdException w:name="List Table 3 Accent 2" w:uiPriority="48"/>
+    <w:lsdException w:name="List Table 4 Accent 2" w:uiPriority="49"/>
+    <w:lsdException w:name="List Table 5 Dark Accent 2" w:uiPriority="50"/>
+    <w:lsdException w:name="List Table 6 Colorful Accent 2" w:uiPriority="51"/>
+    <w:lsdException w:name="List Table 7 Colorful Accent 2" w:uiPriority="52"/>
+    <w:lsdException w:name="List Table 1 Light Accent 3" w:uiPriority="46"/>
+    <w:lsdException w:name="List Table 2 Accent 3" w:uiPriority="47"/>
+    <w:lsdException w:name="List Table 3 Accent 3" w:uiPriority="48"/>
+    <w:lsdException w:name="List Table 4 Accent 3" w:uiPriority="49"/>
+    <w:lsdException w:name="List Table 5 Dark Accent 3" w:uiPriority="50"/>
+    <w:lsdException w:name="List Table 6 Colorful Accent 3" w:uiPriority="51"/>
+    <w:lsdException w:name="List Table 7 Colorful Accent 3" w:uiPriority="52"/>
+    <w:lsdException w:name="List Table 1 Light Accent 4" w:uiPriority="46"/>
+    <w:lsdException w:name="List Table 2 Accent 4" w:uiPriority="47"/>
+    <w:lsdException w:name="List Table 3 Accent 4" w:uiPriority="48"/>
+    <w:lsdException w:name="List Table 4 Accent 4" w:uiPriority="49"/>
+    <w:lsdException w:name="List Table 5 Dark Accent 4" w:uiPriority="50"/>
+    <w:lsdException w:name="List Table 6 Colorful Accent 4" w:uiPriority="51"/>
+    <w:lsdException w:name="List Table 7 Colorful Accent 4" w:uiPriority="52"/>
+    <w:lsdException w:name="List Table 1 Light Accent 5" w:uiPriority="46"/>
+    <w:lsdException w:name="List Table 2 Accent 5" w:uiPriority="47"/>
+    <w:lsdException w:name="List Table 3 Accent 5" w:uiPriority="48"/>
+    <w:lsdException w:name="List Table 4 Accent 5" w:uiPriority="49"/>
+    <w:lsdException w:name="List Table 5 Dark Accent 5" w:uiPriority="50"/>
+    <w:lsdException w:name="List Table 6 Colorful Accent 5" w:uiPriority="51"/>
+    <w:lsdException w:name="List Table 7 Colorful Accent 5" w:uiPriority="52"/>
+    <w:lsdException w:name="List Table 1 Light Accent 6" w:uiPriority="46"/>
+    <w:lsdException w:name="List Table 2 Accent 6" w:uiPriority="47"/>
+    <w:lsdException w:name="List Table 3 Accent 6" w:uiPriority="48"/>
+    <w:lsdException w:name="List Table 4 Accent 6" w:uiPriority="49"/>
+    <w:lsdException w:name="List Table 5 Dark Accent 6" w:uiPriority="50"/>
+    <w:lsdException w:name="List Table 6 Colorful Accent 6" w:uiPriority="51"/>
+    <w:lsdException w:name="List Table 7 Colorful Accent 6" w:uiPriority="52"/>
+    <w:lsdException w:name="Mention" w:semiHidden="1" w:unhideWhenUsed="1"/>
+    <w:lsdException w:name="Smart Hyperlink" w:semiHidden="1" w:unhideWhenUsed="1"/>
+    <w:lsdException w:name="Hashtag" w:semiHidden="1" w:unhideWhenUsed="1"/>
+    <w:lsdException w:name="Unresolved Mention" w:semiHidden="1" w:unhideWhenUsed="1"/>
+    <w:lsdException w:name="Smart Link" w:semiHidden="1" w:unhideWhenUsed="1"/>
+  </w:latentStyles>
+  <w:style w:type="paragraph" w:default="1" w:styleId="a">
+    <w:name w:val="Normal"/>
+    <w:qFormat/>
+  </w:style>
+  <w:style w:type="character" w:default="1" w:styleId="a0">
+    <w:name w:val="Default Paragraph Font"/>
+    <w:uiPriority w:val="1"/>
+    <w:semiHidden/>
+    <w:unhideWhenUsed/>
+  </w:style>
+  <w:style w:type="table" w:default="1" w:styleId="a1">
+    <w:name w:val="Normal Table"/>
+    <w:uiPriority w:val="99"/>
+    <w:semiHidden/>
+    <w:unhideWhenUsed/>
+    <w:tblPr>
+      <w:tblInd w:w="0" w:type="dxa"/>
+      <w:tblCellMar>
+        <w:top w:w="0" w:type="dxa"/>
+        <w:left w:w="108" w:type="dxa"/>
+        <w:bottom w:w="0" w:type="dxa"/>
+        <w:right w:w="108" w:type="dxa"/>
+      </w:tblCellMar>
+    </w:tblPr>
+  </w:style>
+  <w:style w:type="numbering" w:default="1" w:styleId="a2">
+    <w:name w:val="No List"/>
+    <w:uiPriority w:val="99"/>
+    <w:semiHidden/>
+    <w:unhideWhenUsed/>
+  </w:style>
+  <w:style w:type="character" w:styleId="a3">
+    <w:name w:val="Placeholder Text"/>
+    <w:basedOn w:val="a0"/>
+    <w:uiPriority w:val="99"/>
+    <w:semiHidden/>
+    <w:rsid w:val="003333B4"/>
+    <w:rPr>
+      <w:color w:val="808080"/>
+    </w:rPr>
+  </w:style>
+  <w:style w:type="paragraph" w:customStyle="1" w:styleId="CC472F11D66F4887804E1DC5B40A58AD">
+    <w:name w:val="CC472F11D66F4887804E1DC5B40A58AD"/>
+    <w:rsid w:val="003333B4"/>
+    <w:pPr>
+      <w:spacing w:after="0" w:line="240" w:lineRule="auto"/>
+      <w:jc w:val="center"/>
+    </w:pPr>
+    <w:rPr>
+      <w:rFonts w:ascii="Arial" w:eastAsia="Arial" w:hAnsi="Arial" w:cs="Times New Roman"/>
+      <w:i/>
+      <w:sz w:val="16"/>
+      <w:szCs w:val="20"/>
+    </w:rPr>
+  </w:style>
+</w:styles>
+</file>
+
+<file path=word/glossary/webSettings.xml><?xml version="1.0" encoding="utf-8"?>
+<w:webSettings xmlns:mc="http://schemas.openxmlformats.org/markup-compatibility/2006" xmlns:r="http://schemas.openxmlformats.org/officeDocument/2006/relationships" xmlns:w="http://schemas.openxmlformats.org/wordprocessingml/2006/main" xmlns:w14="http://schemas.microsoft.com/office/word/2010/wordml" xmlns:w15="http://schemas.microsoft.com/office/word/2012/wordml" xmlns:w16cex="http://schemas.microsoft.com/office/word/2018/wordml/cex" xmlns:w16cid="http://schemas.microsoft.com/office/word/2016/wordml/cid" xmlns:w16="http://schemas.microsoft.com/office/word/2018/wordml" xmlns:w16sdtdh="http://schemas.microsoft.com/office/word/2020/wordml/sdtdatahash" xmlns:w16se="http://schemas.microsoft.com/office/word/2015/wordml/symex" mc:Ignorable="w14 w15 w16se w16cid w16 w16cex w16sdtdh">
+  <w:optimizeForBrowser/>
+  <w:allowPNG/>
+</w:webSettings>
+</file>
+
 <file path=word/theme/theme1.xml><?xml version="1.0" encoding="utf-8"?>
 <a:theme xmlns:a="http://schemas.openxmlformats.org/drawingml/2006/main" name="Тема Office">
   <a:themeElements>
